--- a/Notes.docx
+++ b/Notes.docx
@@ -18,71 +18,512 @@
     </w:p>
     <w:p>
       <w:r>
-        <w:tab/>
-      </w:r>
-      <w:r>
-        <w:t>-&gt;LteAMC.cs, LteMCS.cs, MCS_Test und MCS_Data nicht</w:t>
-      </w:r>
-      <w:r>
-        <w:t xml:space="preserve"> nötig</w:t>
-      </w:r>
-    </w:p>
-    <w:p>
-      <w:pPr>
-        <w:rPr>
-          <w:lang w:val="en-GB"/>
-        </w:rPr>
-      </w:pPr>
-      <w:r>
-        <w:rPr>
-          <w:lang w:val="en-GB"/>
-        </w:rPr>
+        <w:t>-LQI Berechnung vom Empfänger</w:t>
+      </w:r>
+    </w:p>
+    <w:p>
+      <w:pPr>
+        <w:rPr>
+          <w:lang w:val="en-GB"/>
+        </w:rPr>
+      </w:pPr>
+      <w:r>
         <w:t>-</w:t>
       </w:r>
       <w:r>
-        <w:rPr>
-          <w:lang w:val="en-GB"/>
-        </w:rPr>
-        <w:t xml:space="preserve">max. transmission power S. 668 </w:t>
-      </w:r>
-      <w:r>
-        <w:rPr>
-          <w:lang w:val="en-GB"/>
-        </w:rPr>
-        <w:t>des</w:t>
-      </w:r>
-      <w:r>
-        <w:rPr>
-          <w:lang w:val="en-GB"/>
-        </w:rPr>
-        <w:t xml:space="preserve"> Standard</w:t>
-      </w:r>
-      <w:r>
-        <w:rPr>
-          <w:lang w:val="en-GB"/>
-        </w:rPr>
-        <w:t>s</w:t>
-      </w:r>
-    </w:p>
-    <w:p>
-      <w:r>
-        <w:t>-LQI Berechnung vom Empfänger</w:t>
-      </w:r>
-    </w:p>
-    <w:p>
-      <w:r>
+        <w:t>erstmal nur 2,4GHz, auch weil d</w:t>
+      </w:r>
+      <w:r>
+        <w:t>ie SONOFF Geräte nur 2,4GHz können</w:t>
+      </w:r>
+    </w:p>
+    <w:p>
+      <w:pPr>
+        <w:rPr>
+          <w:lang w:val="en-GB"/>
+        </w:rPr>
+      </w:pPr>
+    </w:p>
+    <w:p>
+      <w:pPr>
+        <w:rPr>
+          <w:lang w:val="en-GB"/>
+        </w:rPr>
+      </w:pPr>
+    </w:p>
+    <w:p>
+      <w:pPr>
+        <w:rPr>
+          <w:lang w:val="en-GB"/>
+        </w:rPr>
+      </w:pPr>
+      <w:r>
+        <w:rPr>
+          <w:lang w:val="en-GB"/>
+        </w:rPr>
+        <w:t>Implementation</w:t>
+      </w:r>
+      <w:r>
+        <w:rPr>
+          <w:lang w:val="en-GB"/>
+        </w:rPr>
+        <w:t xml:space="preserve"> progress</w:t>
+      </w:r>
+      <w:r>
+        <w:rPr>
+          <w:lang w:val="en-GB"/>
+        </w:rPr>
+        <w:t>:</w:t>
+      </w:r>
+    </w:p>
+    <w:p>
+      <w:pPr>
+        <w:rPr>
+          <w:lang w:val="en-GB"/>
+        </w:rPr>
+      </w:pPr>
+      <w:r>
+        <w:rPr>
+          <w:lang w:val="en-GB"/>
+        </w:rPr>
         <w:t>-</w:t>
       </w:r>
       <w:r>
-        <w:t>erstmal nur 2,4GHz, auch weil d</w:t>
-      </w:r>
-      <w:r>
-        <w:t>ie SONOFF Geräte nur 2,4GHz können</w:t>
-      </w:r>
-    </w:p>
-    <w:p>
-      <w:r>
+        <w:rPr>
+          <w:lang w:val="en-GB"/>
+        </w:rPr>
+        <w:t>BER/SNR Data</w:t>
+      </w:r>
+    </w:p>
+    <w:p>
+      <w:pPr>
+        <w:rPr>
+          <w:lang w:val="en-GB"/>
+        </w:rPr>
+      </w:pPr>
+      <w:r>
+        <w:rPr>
+          <w:lang w:val="en-GB"/>
+        </w:rPr>
         <w:t>-</w:t>
+      </w:r>
+    </w:p>
+    <w:p>
+      <w:pPr>
+        <w:rPr>
+          <w:lang w:val="en-GB"/>
+        </w:rPr>
+      </w:pPr>
+    </w:p>
+    <w:p>
+      <w:pPr>
+        <w:rPr>
+          <w:lang w:val="en-GB"/>
+        </w:rPr>
+      </w:pPr>
+    </w:p>
+    <w:p>
+      <w:pPr>
+        <w:rPr>
+          <w:lang w:val="en-GB"/>
+        </w:rPr>
+      </w:pPr>
+      <w:r>
+        <w:rPr>
+          <w:lang w:val="en-GB"/>
+        </w:rPr>
+        <w:t>To Do:</w:t>
+      </w:r>
+    </w:p>
+    <w:p>
+      <w:pPr>
+        <w:rPr>
+          <w:lang w:val="en-GB"/>
+        </w:rPr>
+      </w:pPr>
+      <w:r>
+        <w:rPr>
+          <w:lang w:val="en-GB"/>
+        </w:rPr>
+        <w:t>-PER/SINR Data</w:t>
+      </w:r>
+    </w:p>
+    <w:p>
+      <w:pPr>
+        <w:rPr>
+          <w:lang w:val="en-GB"/>
+        </w:rPr>
+      </w:pPr>
+      <w:r>
+        <w:rPr>
+          <w:lang w:val="en-GB"/>
+        </w:rPr>
+        <w:t>-moongen forward</w:t>
+      </w:r>
+      <w:r>
+        <w:rPr>
+          <w:lang w:val="en-GB"/>
+        </w:rPr>
+        <w:t xml:space="preserve">, </w:t>
+      </w:r>
+    </w:p>
+    <w:p>
+      <w:pPr>
+        <w:rPr>
+          <w:lang w:val="en-GB"/>
+        </w:rPr>
+      </w:pPr>
+      <w:r>
+        <w:rPr>
+          <w:lang w:val="en-GB"/>
+        </w:rPr>
+        <w:t>-moongen receive</w:t>
+      </w:r>
+      <w:r>
+        <w:rPr>
+          <w:lang w:val="en-GB"/>
+        </w:rPr>
+        <w:t xml:space="preserve"> (?)</w:t>
+      </w:r>
+    </w:p>
+    <w:p>
+      <w:pPr>
+        <w:rPr>
+          <w:lang w:val="en-GB"/>
+        </w:rPr>
+      </w:pPr>
+      <w:r>
+        <w:rPr>
+          <w:lang w:val="en-GB"/>
+        </w:rPr>
+        <w:t>-</w:t>
+      </w:r>
+      <w:r>
+        <w:rPr>
+          <w:lang w:val="en-GB"/>
+        </w:rPr>
+        <w:t xml:space="preserve">change </w:t>
+      </w:r>
+      <w:r>
+        <w:rPr>
+          <w:lang w:val="en-GB"/>
+        </w:rPr>
+        <w:t>IsError</w:t>
+      </w:r>
+      <w:r>
+        <w:rPr>
+          <w:lang w:val="en-GB"/>
+        </w:rPr>
+        <w:t>.cs to use right Data</w:t>
+      </w:r>
+    </w:p>
+    <w:p>
+      <w:pPr>
+        <w:rPr>
+          <w:lang w:val="en-GB"/>
+        </w:rPr>
+      </w:pPr>
+      <w:r>
+        <w:rPr>
+          <w:lang w:val="en-GB"/>
+        </w:rPr>
+        <w:t>-</w:t>
+      </w:r>
+      <w:r>
+        <w:rPr>
+          <w:lang w:val="en-GB"/>
+        </w:rPr>
+        <w:t xml:space="preserve"> </w:t>
+      </w:r>
+      <w:r>
+        <w:rPr>
+          <w:lang w:val="en-GB"/>
+        </w:rPr>
+        <w:t>change MCS in Unity</w:t>
+      </w:r>
+    </w:p>
+    <w:p>
+      <w:pPr>
+        <w:rPr>
+          <w:lang w:val="en-GB"/>
+        </w:rPr>
+      </w:pPr>
+      <w:r>
+        <w:rPr>
+          <w:lang w:val="en-GB"/>
+        </w:rPr>
+        <w:t>-change HARQ in Unity</w:t>
+      </w:r>
+    </w:p>
+    <w:p>
+      <w:pPr>
+        <w:rPr>
+          <w:lang w:val="en-GB"/>
+        </w:rPr>
+      </w:pPr>
+      <w:r>
+        <w:rPr>
+          <w:lang w:val="en-GB"/>
+        </w:rPr>
+        <w:t>-DataRecorder.cs</w:t>
+      </w:r>
+    </w:p>
+    <w:p>
+      <w:pPr>
+        <w:rPr>
+          <w:lang w:val="en-GB"/>
+        </w:rPr>
+      </w:pPr>
+      <w:r>
+        <w:rPr>
+          <w:lang w:val="en-GB"/>
+        </w:rPr>
+        <w:t>-</w:t>
+      </w:r>
+      <w:r>
+        <w:rPr>
+          <w:lang w:val="en-GB"/>
+        </w:rPr>
+        <w:t>create new “UE” -&gt; FFD (+maybe RFD)</w:t>
+      </w:r>
+    </w:p>
+    <w:p>
+      <w:pPr>
+        <w:rPr>
+          <w:lang w:val="en-GB"/>
+        </w:rPr>
+      </w:pPr>
+      <w:r>
+        <w:rPr>
+          <w:lang w:val="en-GB"/>
+        </w:rPr>
+        <w:t>-</w:t>
+      </w:r>
+      <w:r>
+        <w:rPr>
+          <w:lang w:val="en-GB"/>
+        </w:rPr>
+        <w:t>change filepaths</w:t>
+      </w:r>
+    </w:p>
+    <w:p>
+      <w:pPr>
+        <w:rPr>
+          <w:lang w:val="en-GB"/>
+        </w:rPr>
+      </w:pPr>
+    </w:p>
+    <w:p>
+      <w:pPr>
+        <w:rPr>
+          <w:lang w:val="en-GB"/>
+        </w:rPr>
+      </w:pPr>
+    </w:p>
+    <w:p>
+      <w:pPr>
+        <w:rPr>
+          <w:lang w:val="en-GB"/>
+        </w:rPr>
+      </w:pPr>
+      <w:r>
+        <w:rPr>
+          <w:lang w:val="en-GB"/>
+        </w:rPr>
+        <w:t>Questions:</w:t>
+      </w:r>
+    </w:p>
+    <w:p>
+      <w:pPr>
+        <w:rPr>
+          <w:lang w:val="en-GB"/>
+        </w:rPr>
+      </w:pPr>
+      <w:r>
+        <w:rPr>
+          <w:lang w:val="en-GB"/>
+        </w:rPr>
+        <w:t>-</w:t>
+      </w:r>
+      <w:r>
+        <w:rPr>
+          <w:lang w:val="en-GB"/>
+        </w:rPr>
+        <w:t>best way to test lua script?</w:t>
+      </w:r>
+    </w:p>
+    <w:p>
+      <w:pPr>
+        <w:rPr>
+          <w:lang w:val="en-GB"/>
+        </w:rPr>
+      </w:pPr>
+      <w:r>
+        <w:rPr>
+          <w:lang w:val="en-GB"/>
+        </w:rPr>
+        <w:t>-</w:t>
+      </w:r>
+      <w:r>
+        <w:rPr>
+          <w:lang w:val="en-GB"/>
+        </w:rPr>
+        <w:t>what do I have to change in the lua script?</w:t>
+      </w:r>
+    </w:p>
+    <w:p>
+      <w:pPr>
+        <w:rPr>
+          <w:lang w:val="en-GB"/>
+        </w:rPr>
+      </w:pPr>
+    </w:p>
+    <w:p>
+      <w:pPr>
+        <w:rPr>
+          <w:lang w:val="en-GB"/>
+        </w:rPr>
+      </w:pPr>
+    </w:p>
+    <w:p>
+      <w:pPr>
+        <w:rPr>
+          <w:lang w:val="en-GB"/>
+        </w:rPr>
+      </w:pPr>
+      <w:r>
+        <w:rPr>
+          <w:lang w:val="en-GB"/>
+        </w:rPr>
+        <w:t>Notes:</w:t>
+      </w:r>
+    </w:p>
+    <w:p>
+      <w:r>
+        <w:rPr>
+          <w:lang w:val="en-GB"/>
+        </w:rPr>
+        <w:t>-set rate of TXQueue with setRate</w:t>
+      </w:r>
+      <w:r>
+        <w:rPr>
+          <w:lang w:val="en-GB"/>
+        </w:rPr>
+        <w:t>() (device.lua)</w:t>
+      </w:r>
+    </w:p>
+    <w:p>
+      <w:pPr>
+        <w:rPr>
+          <w:lang w:val="en-GB"/>
+        </w:rPr>
+      </w:pPr>
+      <w:r>
+        <w:rPr>
+          <w:lang w:val="en-GB"/>
+        </w:rPr>
+        <w:t>-5.4.2 Data transfer model</w:t>
+      </w:r>
+    </w:p>
+    <w:p>
+      <w:r>
+        <w:rPr>
+          <w:lang w:val="en-GB"/>
+        </w:rPr>
+        <w:t>-</w:t>
+      </w:r>
+      <w:r>
+        <w:rPr>
+          <w:lang w:val="en-GB"/>
+        </w:rPr>
+        <w:t>5.4.3 Frame structure</w:t>
+      </w:r>
+    </w:p>
+    <w:p>
+      <w:pPr>
+        <w:rPr>
+          <w:lang w:val="en-GB"/>
+        </w:rPr>
+      </w:pPr>
+      <w:r>
+        <w:t>-max. transmission power S. 668 des Standards</w:t>
+      </w:r>
+    </w:p>
+    <w:p>
+      <w:r>
+        <w:rPr>
+          <w:lang w:val="en-GB"/>
+        </w:rPr>
+        <w:t>-</w:t>
+      </w:r>
+    </w:p>
+    <w:p/>
+    <w:p>
+      <w:pPr>
+        <w:rPr>
+          <w:lang w:val="en-GB"/>
+        </w:rPr>
+      </w:pPr>
+    </w:p>
+    <w:p>
+      <w:pPr>
+        <w:rPr>
+          <w:lang w:val="en-GB"/>
+        </w:rPr>
+      </w:pPr>
+    </w:p>
+    <w:p>
+      <w:pPr>
+        <w:rPr>
+          <w:lang w:val="en-GB"/>
+        </w:rPr>
+      </w:pPr>
+    </w:p>
+    <w:p>
+      <w:pPr>
+        <w:rPr>
+          <w:lang w:val="en-GB"/>
+        </w:rPr>
+      </w:pPr>
+    </w:p>
+    <w:p>
+      <w:pPr>
+        <w:rPr>
+          <w:lang w:val="en-GB"/>
+        </w:rPr>
+      </w:pPr>
+    </w:p>
+    <w:p>
+      <w:pPr>
+        <w:rPr>
+          <w:lang w:val="en-GB"/>
+        </w:rPr>
+      </w:pPr>
+    </w:p>
+    <w:p>
+      <w:pPr>
+        <w:rPr>
+          <w:lang w:val="en-GB"/>
+        </w:rPr>
+      </w:pPr>
+    </w:p>
+    <w:p>
+      <w:pPr>
+        <w:rPr>
+          <w:lang w:val="en-GB"/>
+        </w:rPr>
+      </w:pPr>
+    </w:p>
+    <w:p>
+      <w:pPr>
+        <w:rPr>
+          <w:lang w:val="en-GB"/>
+        </w:rPr>
+      </w:pPr>
+    </w:p>
+    <w:p>
+      <w:r>
+        <w:t>-Ergebnisse am Ende mit NS-3 und Omnet++ vergleichen</w:t>
       </w:r>
     </w:p>
     <w:p/>
@@ -96,10 +537,91 @@
     <w:p/>
     <w:p/>
     <w:p>
-      <w:r>
-        <w:t>-Ergebnisse am Ende mit NS-3 und Omnet++ vergleichen</w:t>
-      </w:r>
-    </w:p>
+      <w:pPr>
+        <w:rPr>
+          <w:b/>
+          <w:bCs/>
+          <w:sz w:val="24"/>
+          <w:szCs w:val="24"/>
+        </w:rPr>
+      </w:pPr>
+      <w:r>
+        <w:rPr>
+          <w:b/>
+          <w:bCs/>
+          <w:sz w:val="24"/>
+          <w:szCs w:val="24"/>
+        </w:rPr>
+        <w:lastRenderedPageBreak/>
+        <w:t>T</w:t>
+      </w:r>
+      <w:r>
+        <w:rPr>
+          <w:b/>
+          <w:bCs/>
+          <w:sz w:val="24"/>
+          <w:szCs w:val="24"/>
+        </w:rPr>
+        <w:t>ransmission 802.15.4:</w:t>
+      </w:r>
+    </w:p>
+    <w:p>
+      <w:r>
+        <w:drawing>
+          <wp:anchor distT="0" distB="0" distL="114300" distR="114300" simplePos="0" relativeHeight="251659264" behindDoc="0" locked="0" layoutInCell="1" allowOverlap="1" wp14:anchorId="4CD878E4" wp14:editId="43231818">
+            <wp:simplePos x="0" y="0"/>
+            <wp:positionH relativeFrom="margin">
+              <wp:align>left</wp:align>
+            </wp:positionH>
+            <wp:positionV relativeFrom="paragraph">
+              <wp:posOffset>186027</wp:posOffset>
+            </wp:positionV>
+            <wp:extent cx="3013075" cy="1931670"/>
+            <wp:effectExtent l="0" t="0" r="0" b="0"/>
+            <wp:wrapSquare wrapText="bothSides"/>
+            <wp:docPr id="1769348421" name="Grafik 1"/>
+            <wp:cNvGraphicFramePr>
+              <a:graphicFrameLocks xmlns:a="http://schemas.openxmlformats.org/drawingml/2006/main" noChangeAspect="1"/>
+            </wp:cNvGraphicFramePr>
+            <a:graphic xmlns:a="http://schemas.openxmlformats.org/drawingml/2006/main">
+              <a:graphicData uri="http://schemas.openxmlformats.org/drawingml/2006/picture">
+                <pic:pic xmlns:pic="http://schemas.openxmlformats.org/drawingml/2006/picture">
+                  <pic:nvPicPr>
+                    <pic:cNvPr id="1769348421" name=""/>
+                    <pic:cNvPicPr/>
+                  </pic:nvPicPr>
+                  <pic:blipFill>
+                    <a:blip r:embed="rId4"/>
+                    <a:stretch>
+                      <a:fillRect/>
+                    </a:stretch>
+                  </pic:blipFill>
+                  <pic:spPr>
+                    <a:xfrm>
+                      <a:off x="0" y="0"/>
+                      <a:ext cx="3013075" cy="1931670"/>
+                    </a:xfrm>
+                    <a:prstGeom prst="rect">
+                      <a:avLst/>
+                    </a:prstGeom>
+                  </pic:spPr>
+                </pic:pic>
+              </a:graphicData>
+            </a:graphic>
+            <wp14:sizeRelH relativeFrom="margin">
+              <wp14:pctWidth>0</wp14:pctWidth>
+            </wp14:sizeRelH>
+            <wp14:sizeRelV relativeFrom="margin">
+              <wp14:pctHeight>0</wp14:pctHeight>
+            </wp14:sizeRelV>
+          </wp:anchor>
+        </w:drawing>
+      </w:r>
+      <w:r>
+        <w:t>No Beacon</w:t>
+      </w:r>
+    </w:p>
+    <w:p/>
     <w:sectPr>
       <w:pgSz w:w="11906" w:h="16838"/>
       <w:pgMar w:top="567" w:right="567" w:bottom="567" w:left="567" w:header="708" w:footer="708" w:gutter="0"/>

--- a/Notes.docx
+++ b/Notes.docx
@@ -22,11 +22,6 @@
       </w:r>
     </w:p>
     <w:p>
-      <w:pPr>
-        <w:rPr>
-          <w:lang w:val="en-GB"/>
-        </w:rPr>
-      </w:pPr>
       <w:r>
         <w:t>-</w:t>
       </w:r>
@@ -37,20 +32,8 @@
         <w:t>ie SONOFF Geräte nur 2,4GHz können</w:t>
       </w:r>
     </w:p>
-    <w:p>
-      <w:pPr>
-        <w:rPr>
-          <w:lang w:val="en-GB"/>
-        </w:rPr>
-      </w:pPr>
-    </w:p>
-    <w:p>
-      <w:pPr>
-        <w:rPr>
-          <w:lang w:val="en-GB"/>
-        </w:rPr>
-      </w:pPr>
-    </w:p>
+    <w:p/>
+    <w:p/>
     <w:p>
       <w:pPr>
         <w:rPr>
@@ -158,7 +141,21 @@
         <w:rPr>
           <w:lang w:val="en-GB"/>
         </w:rPr>
-        <w:t>-moongen forward</w:t>
+        <w:t>-</w:t>
+      </w:r>
+      <w:proofErr w:type="spellStart"/>
+      <w:r>
+        <w:rPr>
+          <w:lang w:val="en-GB"/>
+        </w:rPr>
+        <w:t>moongen</w:t>
+      </w:r>
+      <w:proofErr w:type="spellEnd"/>
+      <w:r>
+        <w:rPr>
+          <w:lang w:val="en-GB"/>
+        </w:rPr>
+        <w:t xml:space="preserve"> forward</w:t>
       </w:r>
       <w:r>
         <w:rPr>
@@ -177,7 +174,21 @@
         <w:rPr>
           <w:lang w:val="en-GB"/>
         </w:rPr>
-        <w:t>-moongen receive</w:t>
+        <w:t>-</w:t>
+      </w:r>
+      <w:proofErr w:type="spellStart"/>
+      <w:r>
+        <w:rPr>
+          <w:lang w:val="en-GB"/>
+        </w:rPr>
+        <w:t>moongen</w:t>
+      </w:r>
+      <w:proofErr w:type="spellEnd"/>
+      <w:r>
+        <w:rPr>
+          <w:lang w:val="en-GB"/>
+        </w:rPr>
+        <w:t xml:space="preserve"> receive</w:t>
       </w:r>
       <w:r>
         <w:rPr>
@@ -204,6 +215,7 @@
         </w:rPr>
         <w:t xml:space="preserve">change </w:t>
       </w:r>
+      <w:proofErr w:type="spellStart"/>
       <w:r>
         <w:rPr>
           <w:lang w:val="en-GB"/>
@@ -214,7 +226,14 @@
         <w:rPr>
           <w:lang w:val="en-GB"/>
         </w:rPr>
-        <w:t>.cs to use right Data</w:t>
+        <w:t>.cs</w:t>
+      </w:r>
+      <w:proofErr w:type="spellEnd"/>
+      <w:r>
+        <w:rPr>
+          <w:lang w:val="en-GB"/>
+        </w:rPr>
+        <w:t xml:space="preserve"> to use right Data</w:t>
       </w:r>
     </w:p>
     <w:p>
@@ -265,21 +284,29 @@
         <w:rPr>
           <w:lang w:val="en-GB"/>
         </w:rPr>
-        <w:t>-DataRecorder.cs</w:t>
-      </w:r>
-    </w:p>
-    <w:p>
-      <w:pPr>
-        <w:rPr>
-          <w:lang w:val="en-GB"/>
-        </w:rPr>
-      </w:pPr>
-      <w:r>
-        <w:rPr>
-          <w:lang w:val="en-GB"/>
-        </w:rPr>
         <w:t>-</w:t>
       </w:r>
+      <w:proofErr w:type="spellStart"/>
+      <w:r>
+        <w:rPr>
+          <w:lang w:val="en-GB"/>
+        </w:rPr>
+        <w:t>DataRecorder.cs</w:t>
+      </w:r>
+      <w:proofErr w:type="spellEnd"/>
+    </w:p>
+    <w:p>
+      <w:pPr>
+        <w:rPr>
+          <w:lang w:val="en-GB"/>
+        </w:rPr>
+      </w:pPr>
+      <w:r>
+        <w:rPr>
+          <w:lang w:val="en-GB"/>
+        </w:rPr>
+        <w:t>-</w:t>
+      </w:r>
       <w:r>
         <w:rPr>
           <w:lang w:val="en-GB"/>
@@ -303,8 +330,16 @@
         <w:rPr>
           <w:lang w:val="en-GB"/>
         </w:rPr>
-        <w:t>change filepaths</w:t>
-      </w:r>
+        <w:t xml:space="preserve">change </w:t>
+      </w:r>
+      <w:proofErr w:type="spellStart"/>
+      <w:r>
+        <w:rPr>
+          <w:lang w:val="en-GB"/>
+        </w:rPr>
+        <w:t>filepaths</w:t>
+      </w:r>
+      <w:proofErr w:type="spellEnd"/>
     </w:p>
     <w:p>
       <w:pPr>
@@ -349,7 +384,21 @@
         <w:rPr>
           <w:lang w:val="en-GB"/>
         </w:rPr>
-        <w:t>best way to test lua script?</w:t>
+        <w:t xml:space="preserve">best way to test </w:t>
+      </w:r>
+      <w:proofErr w:type="spellStart"/>
+      <w:r>
+        <w:rPr>
+          <w:lang w:val="en-GB"/>
+        </w:rPr>
+        <w:t>lua</w:t>
+      </w:r>
+      <w:proofErr w:type="spellEnd"/>
+      <w:r>
+        <w:rPr>
+          <w:lang w:val="en-GB"/>
+        </w:rPr>
+        <w:t xml:space="preserve"> script?</w:t>
       </w:r>
     </w:p>
     <w:p>
@@ -368,7 +417,21 @@
         <w:rPr>
           <w:lang w:val="en-GB"/>
         </w:rPr>
-        <w:t>what do I have to change in the lua script?</w:t>
+        <w:t xml:space="preserve">what do I have to change in the </w:t>
+      </w:r>
+      <w:proofErr w:type="spellStart"/>
+      <w:r>
+        <w:rPr>
+          <w:lang w:val="en-GB"/>
+        </w:rPr>
+        <w:t>lua</w:t>
+      </w:r>
+      <w:proofErr w:type="spellEnd"/>
+      <w:r>
+        <w:rPr>
+          <w:lang w:val="en-GB"/>
+        </w:rPr>
+        <w:t xml:space="preserve"> script?</w:t>
       </w:r>
     </w:p>
     <w:p>
@@ -399,20 +462,6 @@
       </w:r>
     </w:p>
     <w:p>
-      <w:r>
-        <w:rPr>
-          <w:lang w:val="en-GB"/>
-        </w:rPr>
-        <w:t>-set rate of TXQueue with setRate</w:t>
-      </w:r>
-      <w:r>
-        <w:rPr>
-          <w:lang w:val="en-GB"/>
-        </w:rPr>
-        <w:t>() (device.lua)</w:t>
-      </w:r>
-    </w:p>
-    <w:p>
       <w:pPr>
         <w:rPr>
           <w:lang w:val="en-GB"/>
@@ -426,6 +475,11 @@
       </w:r>
     </w:p>
     <w:p>
+      <w:pPr>
+        <w:rPr>
+          <w:lang w:val="en-GB"/>
+        </w:rPr>
+      </w:pPr>
       <w:r>
         <w:rPr>
           <w:lang w:val="en-GB"/>
@@ -446,84 +500,160 @@
         </w:rPr>
       </w:pPr>
       <w:r>
+        <w:rPr>
+          <w:lang w:val="en-GB"/>
+        </w:rPr>
+        <w:t>-</w:t>
+      </w:r>
+      <w:r>
+        <w:rPr>
+          <w:lang w:val="en-GB"/>
+        </w:rPr>
+        <w:t>5.4.4.1 CSMA-CA mechanism</w:t>
+      </w:r>
+    </w:p>
+    <w:p>
+      <w:pPr>
+        <w:rPr>
+          <w:lang w:val="en-GB"/>
+        </w:rPr>
+      </w:pPr>
+      <w:r>
+        <w:rPr>
+          <w:lang w:val="en-GB"/>
+        </w:rPr>
+        <w:t>-</w:t>
+      </w:r>
+      <w:r>
+        <w:rPr>
+          <w:lang w:val="en-GB"/>
+        </w:rPr>
+        <w:t>7.2.1.8 FCS field</w:t>
+      </w:r>
+      <w:r>
+        <w:rPr>
+          <w:lang w:val="en-GB"/>
+        </w:rPr>
+        <w:t xml:space="preserve"> (error detection</w:t>
+      </w:r>
+      <w:r>
+        <w:rPr>
+          <w:lang w:val="en-GB"/>
+        </w:rPr>
+        <w:t xml:space="preserve"> only</w:t>
+      </w:r>
+      <w:r>
+        <w:rPr>
+          <w:lang w:val="en-GB"/>
+        </w:rPr>
+        <w:t>)</w:t>
+      </w:r>
+    </w:p>
+    <w:p>
+      <w:pPr>
+        <w:rPr>
+          <w:lang w:val="en-GB"/>
+        </w:rPr>
+      </w:pPr>
+      <w:r>
+        <w:rPr>
+          <w:lang w:val="en-GB"/>
+        </w:rPr>
+        <w:t>-</w:t>
+      </w:r>
+      <w:r>
+        <w:rPr>
+          <w:lang w:val="en-GB"/>
+        </w:rPr>
+        <w:t>7.5.6.4 Use of acknowledgments</w:t>
+      </w:r>
+    </w:p>
+    <w:p>
+      <w:pPr>
+        <w:rPr>
+          <w:lang w:val="en-GB"/>
+        </w:rPr>
+      </w:pPr>
+      <w:r>
+        <w:rPr>
+          <w:lang w:val="en-GB"/>
+        </w:rPr>
         <w:t>-max. transmission power S. 668 des Standards</w:t>
       </w:r>
     </w:p>
     <w:p>
-      <w:r>
-        <w:rPr>
-          <w:lang w:val="en-GB"/>
-        </w:rPr>
+      <w:pPr>
+        <w:rPr>
+          <w:lang w:val="en-GB"/>
+        </w:rPr>
+      </w:pPr>
+      <w:r>
+        <w:rPr>
+          <w:lang w:val="en-GB"/>
+        </w:rPr>
+        <w:t xml:space="preserve">-set rate of </w:t>
+      </w:r>
+      <w:proofErr w:type="spellStart"/>
+      <w:r>
+        <w:rPr>
+          <w:lang w:val="en-GB"/>
+        </w:rPr>
+        <w:t>TXQueue</w:t>
+      </w:r>
+      <w:proofErr w:type="spellEnd"/>
+      <w:r>
+        <w:rPr>
+          <w:lang w:val="en-GB"/>
+        </w:rPr>
+        <w:t xml:space="preserve"> with </w:t>
+      </w:r>
+      <w:proofErr w:type="spellStart"/>
+      <w:proofErr w:type="gramStart"/>
+      <w:r>
+        <w:rPr>
+          <w:lang w:val="en-GB"/>
+        </w:rPr>
+        <w:t>setRate</w:t>
+      </w:r>
+      <w:proofErr w:type="spellEnd"/>
+      <w:r>
+        <w:rPr>
+          <w:lang w:val="en-GB"/>
+        </w:rPr>
+        <w:t>(</w:t>
+      </w:r>
+      <w:proofErr w:type="gramEnd"/>
+      <w:r>
+        <w:rPr>
+          <w:lang w:val="en-GB"/>
+        </w:rPr>
+        <w:t>) (</w:t>
+      </w:r>
+      <w:proofErr w:type="spellStart"/>
+      <w:r>
+        <w:rPr>
+          <w:lang w:val="en-GB"/>
+        </w:rPr>
+        <w:t>device.lua</w:t>
+      </w:r>
+      <w:proofErr w:type="spellEnd"/>
+      <w:r>
+        <w:rPr>
+          <w:lang w:val="en-GB"/>
+        </w:rPr>
+        <w:t>)</w:t>
+      </w:r>
+    </w:p>
+    <w:p>
+      <w:pPr>
+        <w:rPr>
+          <w:lang w:val="en-GB"/>
+        </w:rPr>
+      </w:pPr>
+    </w:p>
+    <w:p>
+      <w:r>
         <w:t>-</w:t>
-      </w:r>
-    </w:p>
-    <w:p/>
-    <w:p>
-      <w:pPr>
-        <w:rPr>
-          <w:lang w:val="en-GB"/>
-        </w:rPr>
-      </w:pPr>
-    </w:p>
-    <w:p>
-      <w:pPr>
-        <w:rPr>
-          <w:lang w:val="en-GB"/>
-        </w:rPr>
-      </w:pPr>
-    </w:p>
-    <w:p>
-      <w:pPr>
-        <w:rPr>
-          <w:lang w:val="en-GB"/>
-        </w:rPr>
-      </w:pPr>
-    </w:p>
-    <w:p>
-      <w:pPr>
-        <w:rPr>
-          <w:lang w:val="en-GB"/>
-        </w:rPr>
-      </w:pPr>
-    </w:p>
-    <w:p>
-      <w:pPr>
-        <w:rPr>
-          <w:lang w:val="en-GB"/>
-        </w:rPr>
-      </w:pPr>
-    </w:p>
-    <w:p>
-      <w:pPr>
-        <w:rPr>
-          <w:lang w:val="en-GB"/>
-        </w:rPr>
-      </w:pPr>
-    </w:p>
-    <w:p>
-      <w:pPr>
-        <w:rPr>
-          <w:lang w:val="en-GB"/>
-        </w:rPr>
-      </w:pPr>
-    </w:p>
-    <w:p>
-      <w:pPr>
-        <w:rPr>
-          <w:lang w:val="en-GB"/>
-        </w:rPr>
-      </w:pPr>
-    </w:p>
-    <w:p>
-      <w:pPr>
-        <w:rPr>
-          <w:lang w:val="en-GB"/>
-        </w:rPr>
-      </w:pPr>
-    </w:p>
-    <w:p>
-      <w:r>
-        <w:t>-Ergebnisse am Ende mit NS-3 und Omnet++ vergleichen</w:t>
       </w:r>
     </w:p>
     <w:p/>
@@ -537,12 +667,36 @@
     <w:p/>
     <w:p/>
     <w:p>
+      <w:r>
+        <w:t xml:space="preserve">-Ergebnisse am Ende mit NS-3 und </w:t>
+      </w:r>
+      <w:proofErr w:type="spellStart"/>
+      <w:r>
+        <w:t>Omnet</w:t>
+      </w:r>
+      <w:proofErr w:type="spellEnd"/>
+      <w:r>
+        <w:t>++ vergleichen</w:t>
+      </w:r>
+    </w:p>
+    <w:p/>
+    <w:p/>
+    <w:p/>
+    <w:p/>
+    <w:p/>
+    <w:p/>
+    <w:p/>
+    <w:p/>
+    <w:p/>
+    <w:p/>
+    <w:p>
       <w:pPr>
         <w:rPr>
           <w:b/>
           <w:bCs/>
           <w:sz w:val="24"/>
           <w:szCs w:val="24"/>
+          <w:lang w:val="en-GB"/>
         </w:rPr>
       </w:pPr>
       <w:r>
@@ -551,8 +705,8 @@
           <w:bCs/>
           <w:sz w:val="24"/>
           <w:szCs w:val="24"/>
-        </w:rPr>
-        <w:lastRenderedPageBreak/>
+          <w:lang w:val="en-GB"/>
+        </w:rPr>
         <w:t>T</w:t>
       </w:r>
       <w:r>
@@ -561,12 +715,21 @@
           <w:bCs/>
           <w:sz w:val="24"/>
           <w:szCs w:val="24"/>
+          <w:lang w:val="en-GB"/>
         </w:rPr>
         <w:t>ransmission 802.15.4:</w:t>
       </w:r>
     </w:p>
     <w:p>
-      <w:r>
+      <w:pPr>
+        <w:rPr>
+          <w:lang w:val="en-GB"/>
+        </w:rPr>
+      </w:pPr>
+      <w:r>
+        <w:rPr>
+          <w:noProof/>
+        </w:rPr>
         <w:drawing>
           <wp:anchor distT="0" distB="0" distL="114300" distR="114300" simplePos="0" relativeHeight="251659264" behindDoc="0" locked="0" layoutInCell="1" allowOverlap="1" wp14:anchorId="4CD878E4" wp14:editId="43231818">
             <wp:simplePos x="0" y="0"/>
@@ -618,10 +781,124 @@
         </w:drawing>
       </w:r>
       <w:r>
+        <w:rPr>
+          <w:lang w:val="en-GB"/>
+        </w:rPr>
         <w:t>No Beacon</w:t>
       </w:r>
     </w:p>
-    <w:p/>
+    <w:p>
+      <w:pPr>
+        <w:rPr>
+          <w:lang w:val="en-GB"/>
+        </w:rPr>
+      </w:pPr>
+      <w:r>
+        <w:rPr>
+          <w:lang w:val="en-GB"/>
+        </w:rPr>
+        <w:t>1.wait for a</w:t>
+      </w:r>
+      <w:r>
+        <w:rPr>
+          <w:lang w:val="en-GB"/>
+        </w:rPr>
+        <w:t xml:space="preserve"> random time (random backoff)</w:t>
+      </w:r>
+    </w:p>
+    <w:p>
+      <w:pPr>
+        <w:rPr>
+          <w:lang w:val="en-GB"/>
+        </w:rPr>
+      </w:pPr>
+      <w:r>
+        <w:rPr>
+          <w:lang w:val="en-GB"/>
+        </w:rPr>
+        <w:t>2.</w:t>
+      </w:r>
+      <w:r>
+        <w:rPr>
+          <w:lang w:val="en-GB"/>
+        </w:rPr>
+        <w:t>if channel idle -&gt; transmit data</w:t>
+      </w:r>
+    </w:p>
+    <w:p>
+      <w:pPr>
+        <w:rPr>
+          <w:lang w:val="en-GB"/>
+        </w:rPr>
+      </w:pPr>
+      <w:r>
+        <w:rPr>
+          <w:lang w:val="en-GB"/>
+        </w:rPr>
+        <w:tab/>
+        <w:t xml:space="preserve">   If channel busy -&gt; wait again for a random time</w:t>
+      </w:r>
+    </w:p>
+    <w:p>
+      <w:pPr>
+        <w:rPr>
+          <w:lang w:val="en-GB"/>
+        </w:rPr>
+      </w:pPr>
+      <w:r>
+        <w:rPr>
+          <w:lang w:val="en-GB"/>
+        </w:rPr>
+        <w:t>(</w:t>
+      </w:r>
+      <w:proofErr w:type="gramStart"/>
+      <w:r>
+        <w:rPr>
+          <w:lang w:val="en-GB"/>
+        </w:rPr>
+        <w:t>3.waits</w:t>
+      </w:r>
+      <w:proofErr w:type="gramEnd"/>
+      <w:r>
+        <w:rPr>
+          <w:lang w:val="en-GB"/>
+        </w:rPr>
+        <w:t xml:space="preserve"> for acknowledgement and resents if there is none)</w:t>
+      </w:r>
+    </w:p>
+    <w:p>
+      <w:pPr>
+        <w:rPr>
+          <w:lang w:val="en-GB"/>
+        </w:rPr>
+      </w:pPr>
+    </w:p>
+    <w:p>
+      <w:pPr>
+        <w:rPr>
+          <w:lang w:val="en-GB"/>
+        </w:rPr>
+      </w:pPr>
+    </w:p>
+    <w:p>
+      <w:pPr>
+        <w:rPr>
+          <w:lang w:val="en-GB"/>
+        </w:rPr>
+      </w:pPr>
+      <w:r>
+        <w:rPr>
+          <w:lang w:val="en-GB"/>
+        </w:rPr>
+        <w:t xml:space="preserve">(optional) </w:t>
+      </w:r>
+      <w:r>
+        <w:rPr>
+          <w:lang w:val="en-GB"/>
+        </w:rPr>
+        <w:t>ACKs are send without using CSMA/CA</w:t>
+      </w:r>
+    </w:p>
     <w:sectPr>
       <w:pgSz w:w="11906" w:h="16838"/>
       <w:pgMar w:top="567" w:right="567" w:bottom="567" w:left="567" w:header="708" w:footer="708" w:gutter="0"/>

--- a/Notes.docx
+++ b/Notes.docx
@@ -18,7 +18,13 @@
     </w:p>
     <w:p>
       <w:r>
+        <w:t>(</w:t>
+      </w:r>
+      <w:r>
         <w:t>-LQI Berechnung vom Empfänger</w:t>
+      </w:r>
+      <w:r>
+        <w:t>)</w:t>
       </w:r>
     </w:p>
     <w:p>
@@ -347,6 +353,19 @@
           <w:lang w:val="en-GB"/>
         </w:rPr>
       </w:pPr>
+      <w:r>
+        <w:rPr>
+          <w:lang w:val="en-GB"/>
+        </w:rPr>
+        <w:t>-how many retries?</w:t>
+      </w:r>
+    </w:p>
+    <w:p>
+      <w:pPr>
+        <w:rPr>
+          <w:lang w:val="en-GB"/>
+        </w:rPr>
+      </w:pPr>
     </w:p>
     <w:p>
       <w:pPr>
@@ -380,168 +399,221 @@
         </w:rPr>
         <w:t>-</w:t>
       </w:r>
-      <w:r>
-        <w:rPr>
-          <w:lang w:val="en-GB"/>
-        </w:rPr>
-        <w:t xml:space="preserve">best way to test </w:t>
+    </w:p>
+    <w:p>
+      <w:pPr>
+        <w:rPr>
+          <w:lang w:val="en-GB"/>
+        </w:rPr>
+      </w:pPr>
+    </w:p>
+    <w:p>
+      <w:pPr>
+        <w:rPr>
+          <w:lang w:val="en-GB"/>
+        </w:rPr>
+      </w:pPr>
+    </w:p>
+    <w:p>
+      <w:pPr>
+        <w:rPr>
+          <w:lang w:val="en-GB"/>
+        </w:rPr>
+      </w:pPr>
+      <w:r>
+        <w:rPr>
+          <w:lang w:val="en-GB"/>
+        </w:rPr>
+        <w:t>Notes:</w:t>
+      </w:r>
+    </w:p>
+    <w:p>
+      <w:pPr>
+        <w:rPr>
+          <w:lang w:val="en-GB"/>
+        </w:rPr>
+      </w:pPr>
+      <w:r>
+        <w:rPr>
+          <w:lang w:val="en-GB"/>
+        </w:rPr>
+        <w:t>-5.4.2 Data transfer model</w:t>
+      </w:r>
+    </w:p>
+    <w:p>
+      <w:pPr>
+        <w:rPr>
+          <w:lang w:val="en-GB"/>
+        </w:rPr>
+      </w:pPr>
+      <w:r>
+        <w:rPr>
+          <w:lang w:val="en-GB"/>
+        </w:rPr>
+        <w:t>-</w:t>
+      </w:r>
+      <w:r>
+        <w:rPr>
+          <w:lang w:val="en-GB"/>
+        </w:rPr>
+        <w:t>5.4.3 Frame structure</w:t>
+      </w:r>
+    </w:p>
+    <w:p>
+      <w:pPr>
+        <w:rPr>
+          <w:lang w:val="en-GB"/>
+        </w:rPr>
+      </w:pPr>
+      <w:r>
+        <w:rPr>
+          <w:lang w:val="en-GB"/>
+        </w:rPr>
+        <w:t>-</w:t>
+      </w:r>
+      <w:r>
+        <w:rPr>
+          <w:lang w:val="en-GB"/>
+        </w:rPr>
+        <w:t>5.4.4.1 CSMA-CA mechanism</w:t>
+      </w:r>
+    </w:p>
+    <w:p>
+      <w:pPr>
+        <w:rPr>
+          <w:lang w:val="en-GB"/>
+        </w:rPr>
+      </w:pPr>
+      <w:r>
+        <w:rPr>
+          <w:lang w:val="en-GB"/>
+        </w:rPr>
+        <w:t>-</w:t>
+      </w:r>
+      <w:r>
+        <w:rPr>
+          <w:lang w:val="en-GB"/>
+        </w:rPr>
+        <w:t>7.2.1.8 FCS field</w:t>
+      </w:r>
+      <w:r>
+        <w:rPr>
+          <w:lang w:val="en-GB"/>
+        </w:rPr>
+        <w:t xml:space="preserve"> (error detection</w:t>
+      </w:r>
+      <w:r>
+        <w:rPr>
+          <w:lang w:val="en-GB"/>
+        </w:rPr>
+        <w:t xml:space="preserve"> only</w:t>
+      </w:r>
+      <w:r>
+        <w:rPr>
+          <w:lang w:val="en-GB"/>
+        </w:rPr>
+        <w:t>)</w:t>
+      </w:r>
+    </w:p>
+    <w:p>
+      <w:pPr>
+        <w:rPr>
+          <w:lang w:val="en-GB"/>
+        </w:rPr>
+      </w:pPr>
+      <w:r>
+        <w:rPr>
+          <w:lang w:val="en-GB"/>
+        </w:rPr>
+        <w:t>-</w:t>
+      </w:r>
+      <w:r>
+        <w:rPr>
+          <w:lang w:val="en-GB"/>
+        </w:rPr>
+        <w:t>7.5.6.4 Use of acknowledgments</w:t>
+      </w:r>
+    </w:p>
+    <w:p>
+      <w:pPr>
+        <w:rPr>
+          <w:lang w:val="en-GB"/>
+        </w:rPr>
+      </w:pPr>
+      <w:r>
+        <w:rPr>
+          <w:lang w:val="en-GB"/>
+        </w:rPr>
+        <w:t>-</w:t>
+      </w:r>
+      <w:r>
+        <w:rPr>
+          <w:lang w:val="en-GB"/>
+        </w:rPr>
+        <w:t>7.5.6.4.1 No acknowledgment</w:t>
+      </w:r>
+    </w:p>
+    <w:p>
+      <w:pPr>
+        <w:rPr>
+          <w:lang w:val="en-GB"/>
+        </w:rPr>
+      </w:pPr>
+      <w:r>
+        <w:rPr>
+          <w:lang w:val="en-GB"/>
+        </w:rPr>
+        <w:t>-max. transmission power S. 668 des Standards</w:t>
+      </w:r>
+    </w:p>
+    <w:p>
+      <w:pPr>
+        <w:rPr>
+          <w:lang w:val="en-GB"/>
+        </w:rPr>
+      </w:pPr>
+      <w:r>
+        <w:rPr>
+          <w:lang w:val="en-GB"/>
+        </w:rPr>
+        <w:t xml:space="preserve">-set rate of </w:t>
       </w:r>
       <w:proofErr w:type="spellStart"/>
       <w:r>
         <w:rPr>
           <w:lang w:val="en-GB"/>
         </w:rPr>
-        <w:t>lua</w:t>
+        <w:t>TXQueue</w:t>
       </w:r>
       <w:proofErr w:type="spellEnd"/>
       <w:r>
         <w:rPr>
           <w:lang w:val="en-GB"/>
         </w:rPr>
-        <w:t xml:space="preserve"> script?</w:t>
-      </w:r>
-    </w:p>
-    <w:p>
-      <w:pPr>
-        <w:rPr>
-          <w:lang w:val="en-GB"/>
-        </w:rPr>
-      </w:pPr>
-      <w:r>
-        <w:rPr>
-          <w:lang w:val="en-GB"/>
-        </w:rPr>
-        <w:t>-</w:t>
-      </w:r>
-      <w:r>
-        <w:rPr>
-          <w:lang w:val="en-GB"/>
-        </w:rPr>
-        <w:t xml:space="preserve">what do I have to change in the </w:t>
+        <w:t xml:space="preserve"> with </w:t>
       </w:r>
       <w:proofErr w:type="spellStart"/>
       <w:r>
         <w:rPr>
           <w:lang w:val="en-GB"/>
         </w:rPr>
-        <w:t>lua</w:t>
+        <w:t>setRate</w:t>
       </w:r>
       <w:proofErr w:type="spellEnd"/>
       <w:r>
         <w:rPr>
           <w:lang w:val="en-GB"/>
         </w:rPr>
-        <w:t xml:space="preserve"> script?</w:t>
-      </w:r>
-    </w:p>
-    <w:p>
-      <w:pPr>
-        <w:rPr>
-          <w:lang w:val="en-GB"/>
-        </w:rPr>
-      </w:pPr>
-    </w:p>
-    <w:p>
-      <w:pPr>
-        <w:rPr>
-          <w:lang w:val="en-GB"/>
-        </w:rPr>
-      </w:pPr>
-    </w:p>
-    <w:p>
-      <w:pPr>
-        <w:rPr>
-          <w:lang w:val="en-GB"/>
-        </w:rPr>
-      </w:pPr>
-      <w:r>
-        <w:rPr>
-          <w:lang w:val="en-GB"/>
-        </w:rPr>
-        <w:t>Notes:</w:t>
-      </w:r>
-    </w:p>
-    <w:p>
-      <w:pPr>
-        <w:rPr>
-          <w:lang w:val="en-GB"/>
-        </w:rPr>
-      </w:pPr>
-      <w:r>
-        <w:rPr>
-          <w:lang w:val="en-GB"/>
-        </w:rPr>
-        <w:t>-5.4.2 Data transfer model</w:t>
-      </w:r>
-    </w:p>
-    <w:p>
-      <w:pPr>
-        <w:rPr>
-          <w:lang w:val="en-GB"/>
-        </w:rPr>
-      </w:pPr>
-      <w:r>
-        <w:rPr>
-          <w:lang w:val="en-GB"/>
-        </w:rPr>
-        <w:t>-</w:t>
-      </w:r>
-      <w:r>
-        <w:rPr>
-          <w:lang w:val="en-GB"/>
-        </w:rPr>
-        <w:t>5.4.3 Frame structure</w:t>
-      </w:r>
-    </w:p>
-    <w:p>
-      <w:pPr>
-        <w:rPr>
-          <w:lang w:val="en-GB"/>
-        </w:rPr>
-      </w:pPr>
-      <w:r>
-        <w:rPr>
-          <w:lang w:val="en-GB"/>
-        </w:rPr>
-        <w:t>-</w:t>
-      </w:r>
-      <w:r>
-        <w:rPr>
-          <w:lang w:val="en-GB"/>
-        </w:rPr>
-        <w:t>5.4.4.1 CSMA-CA mechanism</w:t>
-      </w:r>
-    </w:p>
-    <w:p>
-      <w:pPr>
-        <w:rPr>
-          <w:lang w:val="en-GB"/>
-        </w:rPr>
-      </w:pPr>
-      <w:r>
-        <w:rPr>
-          <w:lang w:val="en-GB"/>
-        </w:rPr>
-        <w:t>-</w:t>
-      </w:r>
-      <w:r>
-        <w:rPr>
-          <w:lang w:val="en-GB"/>
-        </w:rPr>
-        <w:t>7.2.1.8 FCS field</w:t>
-      </w:r>
-      <w:r>
-        <w:rPr>
-          <w:lang w:val="en-GB"/>
-        </w:rPr>
-        <w:t xml:space="preserve"> (error detection</w:t>
-      </w:r>
-      <w:r>
-        <w:rPr>
-          <w:lang w:val="en-GB"/>
-        </w:rPr>
-        <w:t xml:space="preserve"> only</w:t>
-      </w:r>
+        <w:t>() (</w:t>
+      </w:r>
+      <w:proofErr w:type="spellStart"/>
+      <w:r>
+        <w:rPr>
+          <w:lang w:val="en-GB"/>
+        </w:rPr>
+        <w:t>device.lua</w:t>
+      </w:r>
+      <w:proofErr w:type="spellEnd"/>
       <w:r>
         <w:rPr>
           <w:lang w:val="en-GB"/>
@@ -559,97 +631,22 @@
         <w:rPr>
           <w:lang w:val="en-GB"/>
         </w:rPr>
-        <w:t>-</w:t>
-      </w:r>
-      <w:r>
-        <w:rPr>
-          <w:lang w:val="en-GB"/>
-        </w:rPr>
-        <w:t>7.5.6.4 Use of acknowledgments</w:t>
-      </w:r>
-    </w:p>
-    <w:p>
-      <w:pPr>
-        <w:rPr>
-          <w:lang w:val="en-GB"/>
-        </w:rPr>
-      </w:pPr>
-      <w:r>
-        <w:rPr>
-          <w:lang w:val="en-GB"/>
-        </w:rPr>
-        <w:t>-max. transmission power S. 668 des Standards</w:t>
-      </w:r>
-    </w:p>
-    <w:p>
-      <w:pPr>
-        <w:rPr>
-          <w:lang w:val="en-GB"/>
-        </w:rPr>
-      </w:pPr>
-      <w:r>
-        <w:rPr>
-          <w:lang w:val="en-GB"/>
-        </w:rPr>
-        <w:t xml:space="preserve">-set rate of </w:t>
+        <w:t xml:space="preserve">-start with easier </w:t>
       </w:r>
       <w:proofErr w:type="spellStart"/>
       <w:r>
         <w:rPr>
           <w:lang w:val="en-GB"/>
         </w:rPr>
-        <w:t>TXQueue</w:t>
+        <w:t>moongen</w:t>
       </w:r>
       <w:proofErr w:type="spellEnd"/>
       <w:r>
         <w:rPr>
           <w:lang w:val="en-GB"/>
         </w:rPr>
-        <w:t xml:space="preserve"> with </w:t>
-      </w:r>
-      <w:proofErr w:type="spellStart"/>
-      <w:proofErr w:type="gramStart"/>
-      <w:r>
-        <w:rPr>
-          <w:lang w:val="en-GB"/>
-        </w:rPr>
-        <w:t>setRate</w:t>
-      </w:r>
-      <w:proofErr w:type="spellEnd"/>
-      <w:r>
-        <w:rPr>
-          <w:lang w:val="en-GB"/>
-        </w:rPr>
-        <w:t>(</w:t>
-      </w:r>
-      <w:proofErr w:type="gramEnd"/>
-      <w:r>
-        <w:rPr>
-          <w:lang w:val="en-GB"/>
-        </w:rPr>
-        <w:t>) (</w:t>
-      </w:r>
-      <w:proofErr w:type="spellStart"/>
-      <w:r>
-        <w:rPr>
-          <w:lang w:val="en-GB"/>
-        </w:rPr>
-        <w:t>device.lua</w:t>
-      </w:r>
-      <w:proofErr w:type="spellEnd"/>
-      <w:r>
-        <w:rPr>
-          <w:lang w:val="en-GB"/>
-        </w:rPr>
-        <w:t>)</w:t>
-      </w:r>
-    </w:p>
-    <w:p>
-      <w:pPr>
-        <w:rPr>
-          <w:lang w:val="en-GB"/>
-        </w:rPr>
-      </w:pPr>
+        <w:t xml:space="preserve"> script</w:t>
+      </w:r>
     </w:p>
     <w:p>
       <w:r>
@@ -849,21 +846,7 @@
         <w:rPr>
           <w:lang w:val="en-GB"/>
         </w:rPr>
-        <w:t>(</w:t>
-      </w:r>
-      <w:proofErr w:type="gramStart"/>
-      <w:r>
-        <w:rPr>
-          <w:lang w:val="en-GB"/>
-        </w:rPr>
-        <w:t>3.waits</w:t>
-      </w:r>
-      <w:proofErr w:type="gramEnd"/>
-      <w:r>
-        <w:rPr>
-          <w:lang w:val="en-GB"/>
-        </w:rPr>
-        <w:t xml:space="preserve"> for acknowledgement and resents if there is none)</w:t>
+        <w:t>(3.waits for acknowledgement and resents if there is none)</w:t>
       </w:r>
     </w:p>
     <w:p>

--- a/Notes.docx
+++ b/Notes.docx
@@ -4,6 +4,13 @@
   <w:body>
     <w:p>
       <w:r>
+        <w:t>Moongen-2-hop</w:t>
+      </w:r>
+    </w:p>
+    <w:p/>
+    <w:p/>
+    <w:p>
+      <w:r>
         <w:t>-</w:t>
       </w:r>
       <w:r>
@@ -593,6 +600,7 @@
         <w:t xml:space="preserve"> with </w:t>
       </w:r>
       <w:proofErr w:type="spellStart"/>
+      <w:proofErr w:type="gramStart"/>
       <w:r>
         <w:rPr>
           <w:lang w:val="en-GB"/>
@@ -604,7 +612,14 @@
         <w:rPr>
           <w:lang w:val="en-GB"/>
         </w:rPr>
-        <w:t>() (</w:t>
+        <w:t>(</w:t>
+      </w:r>
+      <w:proofErr w:type="gramEnd"/>
+      <w:r>
+        <w:rPr>
+          <w:lang w:val="en-GB"/>
+        </w:rPr>
+        <w:t>) (</w:t>
       </w:r>
       <w:proofErr w:type="spellStart"/>
       <w:r>
@@ -846,7 +861,21 @@
         <w:rPr>
           <w:lang w:val="en-GB"/>
         </w:rPr>
-        <w:t>(3.waits for acknowledgement and resents if there is none)</w:t>
+        <w:t>(</w:t>
+      </w:r>
+      <w:proofErr w:type="gramStart"/>
+      <w:r>
+        <w:rPr>
+          <w:lang w:val="en-GB"/>
+        </w:rPr>
+        <w:t>3.waits</w:t>
+      </w:r>
+      <w:proofErr w:type="gramEnd"/>
+      <w:r>
+        <w:rPr>
+          <w:lang w:val="en-GB"/>
+        </w:rPr>
+        <w:t xml:space="preserve"> for acknowledgement and resents if there is none)</w:t>
       </w:r>
     </w:p>
     <w:p>

--- a/Notes.docx
+++ b/Notes.docx
@@ -18,17 +18,6 @@
     </w:p>
     <w:p>
       <w:r>
-        <w:t>(</w:t>
-      </w:r>
-      <w:r>
-        <w:t>-LQI Berechnung vom Empfänger</w:t>
-      </w:r>
-      <w:r>
-        <w:t>)</w:t>
-      </w:r>
-    </w:p>
-    <w:p>
-      <w:r>
         <w:t>-</w:t>
       </w:r>
       <w:r>
@@ -87,6 +76,20 @@
     <w:p>
       <w:pPr>
         <w:rPr>
+          <w:rFonts w:ascii="Calibri" w:hAnsi="Calibri" w:cs="Calibri"/>
+          <w:lang w:val="en-GB"/>
+        </w:rPr>
+      </w:pPr>
+      <w:r>
+        <w:rPr>
+          <w:lang w:val="en-GB"/>
+        </w:rPr>
+        <w:t>-change IsError.cs to use right Data</w:t>
+      </w:r>
+    </w:p>
+    <w:p>
+      <w:pPr>
+        <w:rPr>
           <w:lang w:val="en-GB"/>
         </w:rPr>
       </w:pPr>
@@ -147,27 +150,84 @@
         <w:rPr>
           <w:lang w:val="en-GB"/>
         </w:rPr>
+        <w:t>-moongen forward</w:t>
+      </w:r>
+    </w:p>
+    <w:p>
+      <w:pPr>
+        <w:rPr>
+          <w:rFonts w:ascii="Calibri" w:hAnsi="Calibri" w:cs="Calibri"/>
+          <w:lang w:val="en-GB"/>
+        </w:rPr>
+      </w:pPr>
+      <w:r>
+        <w:rPr>
+          <w:lang w:val="en-GB"/>
+        </w:rPr>
+        <w:t>-moongen receive</w:t>
+      </w:r>
+    </w:p>
+    <w:p>
+      <w:pPr>
+        <w:rPr>
+          <w:lang w:val="en-GB"/>
+        </w:rPr>
+      </w:pPr>
+      <w:r>
+        <w:rPr>
+          <w:lang w:val="en-GB"/>
+        </w:rPr>
         <w:t>-</w:t>
       </w:r>
-      <w:proofErr w:type="spellStart"/>
-      <w:r>
-        <w:rPr>
-          <w:lang w:val="en-GB"/>
-        </w:rPr>
-        <w:t>moongen</w:t>
-      </w:r>
-      <w:proofErr w:type="spellEnd"/>
-      <w:r>
-        <w:rPr>
-          <w:lang w:val="en-GB"/>
-        </w:rPr>
-        <w:t xml:space="preserve"> forward</w:t>
-      </w:r>
-      <w:r>
-        <w:rPr>
-          <w:lang w:val="en-GB"/>
-        </w:rPr>
-        <w:t xml:space="preserve">, </w:t>
+      <w:r>
+        <w:rPr>
+          <w:lang w:val="en-GB"/>
+        </w:rPr>
+        <w:t xml:space="preserve"> </w:t>
+      </w:r>
+      <w:r>
+        <w:rPr>
+          <w:lang w:val="en-GB"/>
+        </w:rPr>
+        <w:t>change MCS in Unity</w:t>
+      </w:r>
+    </w:p>
+    <w:p>
+      <w:pPr>
+        <w:rPr>
+          <w:lang w:val="en-GB"/>
+        </w:rPr>
+      </w:pPr>
+      <w:r>
+        <w:rPr>
+          <w:lang w:val="en-GB"/>
+        </w:rPr>
+        <w:t>-change HARQ in Unity</w:t>
+      </w:r>
+    </w:p>
+    <w:p>
+      <w:pPr>
+        <w:rPr>
+          <w:lang w:val="en-GB"/>
+        </w:rPr>
+      </w:pPr>
+      <w:r>
+        <w:rPr>
+          <w:lang w:val="en-GB"/>
+        </w:rPr>
+        <w:t>-DataRecorder.cs</w:t>
+      </w:r>
+      <w:r>
+        <w:rPr>
+          <w:lang w:val="en-GB"/>
+        </w:rPr>
+        <w:t xml:space="preserve"> //BER+SNR, thr</w:t>
+      </w:r>
+      <w:r>
+        <w:rPr>
+          <w:lang w:val="en-GB"/>
+        </w:rPr>
+        <w:t>oughput?</w:t>
       </w:r>
     </w:p>
     <w:p>
@@ -182,25 +242,17 @@
         </w:rPr>
         <w:t>-</w:t>
       </w:r>
-      <w:proofErr w:type="spellStart"/>
-      <w:r>
-        <w:rPr>
-          <w:lang w:val="en-GB"/>
-        </w:rPr>
-        <w:t>moongen</w:t>
-      </w:r>
-      <w:proofErr w:type="spellEnd"/>
-      <w:r>
-        <w:rPr>
-          <w:lang w:val="en-GB"/>
-        </w:rPr>
-        <w:t xml:space="preserve"> receive</w:t>
-      </w:r>
-      <w:r>
-        <w:rPr>
-          <w:lang w:val="en-GB"/>
-        </w:rPr>
-        <w:t xml:space="preserve"> (?)</w:t>
+      <w:r>
+        <w:rPr>
+          <w:lang w:val="en-GB"/>
+        </w:rPr>
+        <w:t>create new “UE” -&gt; FFD (+maybe RFD)</w:t>
+      </w:r>
+      <w:r>
+        <w:rPr>
+          <w:lang w:val="en-GB"/>
+        </w:rPr>
+        <w:t>?</w:t>
       </w:r>
     </w:p>
     <w:p>
@@ -219,27 +271,66 @@
         <w:rPr>
           <w:lang w:val="en-GB"/>
         </w:rPr>
-        <w:t xml:space="preserve">change </w:t>
-      </w:r>
-      <w:proofErr w:type="spellStart"/>
-      <w:r>
-        <w:rPr>
-          <w:lang w:val="en-GB"/>
-        </w:rPr>
-        <w:t>IsError</w:t>
-      </w:r>
-      <w:r>
-        <w:rPr>
-          <w:lang w:val="en-GB"/>
-        </w:rPr>
-        <w:t>.cs</w:t>
-      </w:r>
-      <w:proofErr w:type="spellEnd"/>
-      <w:r>
-        <w:rPr>
-          <w:lang w:val="en-GB"/>
-        </w:rPr>
-        <w:t xml:space="preserve"> to use right Data</w:t>
+        <w:t>change filepaths</w:t>
+      </w:r>
+    </w:p>
+    <w:p>
+      <w:pPr>
+        <w:rPr>
+          <w:lang w:val="en-GB"/>
+        </w:rPr>
+      </w:pPr>
+      <w:r>
+        <w:rPr>
+          <w:lang w:val="en-GB"/>
+        </w:rPr>
+        <w:t>-TxPower.cs</w:t>
+      </w:r>
+    </w:p>
+    <w:p>
+      <w:pPr>
+        <w:rPr>
+          <w:lang w:val="en-GB"/>
+        </w:rPr>
+      </w:pPr>
+      <w:r>
+        <w:rPr>
+          <w:lang w:val="en-GB"/>
+        </w:rPr>
+        <w:t>-UeParameters.cs</w:t>
+      </w:r>
+    </w:p>
+    <w:p>
+      <w:pPr>
+        <w:rPr>
+          <w:lang w:val="en-GB"/>
+        </w:rPr>
+      </w:pPr>
+      <w:r>
+        <w:rPr>
+          <w:lang w:val="en-GB"/>
+        </w:rPr>
+        <w:t>-KnifeEdgeObstacle.cs</w:t>
+      </w:r>
+    </w:p>
+    <w:p>
+      <w:pPr>
+        <w:rPr>
+          <w:lang w:val="en-GB"/>
+        </w:rPr>
+      </w:pPr>
+    </w:p>
+    <w:p>
+      <w:pPr>
+        <w:rPr>
+          <w:lang w:val="en-GB"/>
+        </w:rPr>
+      </w:pPr>
+      <w:r>
+        <w:rPr>
+          <w:lang w:val="en-GB"/>
+        </w:rPr>
+        <w:t>Questions:</w:t>
       </w:r>
     </w:p>
     <w:p>
@@ -254,30 +345,45 @@
         </w:rPr>
         <w:t>-</w:t>
       </w:r>
-      <w:r>
-        <w:rPr>
-          <w:lang w:val="en-GB"/>
-        </w:rPr>
-        <w:t xml:space="preserve"> </w:t>
-      </w:r>
-      <w:r>
-        <w:rPr>
-          <w:lang w:val="en-GB"/>
-        </w:rPr>
-        <w:t>change MCS in Unity</w:t>
-      </w:r>
-    </w:p>
-    <w:p>
-      <w:pPr>
-        <w:rPr>
-          <w:lang w:val="en-GB"/>
-        </w:rPr>
-      </w:pPr>
-      <w:r>
-        <w:rPr>
-          <w:lang w:val="en-GB"/>
-        </w:rPr>
-        <w:t>-change HARQ in Unity</w:t>
+    </w:p>
+    <w:p>
+      <w:pPr>
+        <w:rPr>
+          <w:lang w:val="en-GB"/>
+        </w:rPr>
+      </w:pPr>
+    </w:p>
+    <w:p>
+      <w:pPr>
+        <w:rPr>
+          <w:lang w:val="en-GB"/>
+        </w:rPr>
+      </w:pPr>
+    </w:p>
+    <w:p>
+      <w:pPr>
+        <w:rPr>
+          <w:lang w:val="en-GB"/>
+        </w:rPr>
+      </w:pPr>
+      <w:r>
+        <w:rPr>
+          <w:lang w:val="en-GB"/>
+        </w:rPr>
+        <w:t>Notes:</w:t>
+      </w:r>
+    </w:p>
+    <w:p>
+      <w:pPr>
+        <w:rPr>
+          <w:lang w:val="en-GB"/>
+        </w:rPr>
+      </w:pPr>
+      <w:r>
+        <w:rPr>
+          <w:lang w:val="en-GB"/>
+        </w:rPr>
+        <w:t>-5.4.2 Data transfer model</w:t>
       </w:r>
     </w:p>
     <w:p>
@@ -292,14 +398,12 @@
         </w:rPr>
         <w:t>-</w:t>
       </w:r>
-      <w:proofErr w:type="spellStart"/>
-      <w:r>
-        <w:rPr>
-          <w:lang w:val="en-GB"/>
-        </w:rPr>
-        <w:t>DataRecorder.cs</w:t>
-      </w:r>
-      <w:proofErr w:type="spellEnd"/>
+      <w:r>
+        <w:rPr>
+          <w:lang w:val="en-GB"/>
+        </w:rPr>
+        <w:t>5.4.3 Frame structure</w:t>
+      </w:r>
     </w:p>
     <w:p>
       <w:pPr>
@@ -317,7 +421,7 @@
         <w:rPr>
           <w:lang w:val="en-GB"/>
         </w:rPr>
-        <w:t>create new “UE” -&gt; FFD (+maybe RFD)</w:t>
+        <w:t>5.4.4.1 CSMA-CA mechanism</w:t>
       </w:r>
     </w:p>
     <w:p>
@@ -336,55 +440,25 @@
         <w:rPr>
           <w:lang w:val="en-GB"/>
         </w:rPr>
-        <w:t xml:space="preserve">change </w:t>
-      </w:r>
-      <w:proofErr w:type="spellStart"/>
-      <w:r>
-        <w:rPr>
-          <w:lang w:val="en-GB"/>
-        </w:rPr>
-        <w:t>filepaths</w:t>
-      </w:r>
-      <w:proofErr w:type="spellEnd"/>
-    </w:p>
-    <w:p>
-      <w:pPr>
-        <w:rPr>
-          <w:lang w:val="en-GB"/>
-        </w:rPr>
-      </w:pPr>
-      <w:r>
-        <w:rPr>
-          <w:lang w:val="en-GB"/>
-        </w:rPr>
-        <w:t>-how many retries?</w:t>
-      </w:r>
-    </w:p>
-    <w:p>
-      <w:pPr>
-        <w:rPr>
-          <w:lang w:val="en-GB"/>
-        </w:rPr>
-      </w:pPr>
-    </w:p>
-    <w:p>
-      <w:pPr>
-        <w:rPr>
-          <w:lang w:val="en-GB"/>
-        </w:rPr>
-      </w:pPr>
-    </w:p>
-    <w:p>
-      <w:pPr>
-        <w:rPr>
-          <w:lang w:val="en-GB"/>
-        </w:rPr>
-      </w:pPr>
-      <w:r>
-        <w:rPr>
-          <w:lang w:val="en-GB"/>
-        </w:rPr>
-        <w:t>Questions:</w:t>
+        <w:t>7.2.1.8 FCS field</w:t>
+      </w:r>
+      <w:r>
+        <w:rPr>
+          <w:lang w:val="en-GB"/>
+        </w:rPr>
+        <w:t xml:space="preserve"> (error detection</w:t>
+      </w:r>
+      <w:r>
+        <w:rPr>
+          <w:lang w:val="en-GB"/>
+        </w:rPr>
+        <w:t xml:space="preserve"> only</w:t>
+      </w:r>
+      <w:r>
+        <w:rPr>
+          <w:lang w:val="en-GB"/>
+        </w:rPr>
+        <w:t>)</w:t>
       </w:r>
     </w:p>
     <w:p>
@@ -399,45 +473,11 @@
         </w:rPr>
         <w:t>-</w:t>
       </w:r>
-    </w:p>
-    <w:p>
-      <w:pPr>
-        <w:rPr>
-          <w:lang w:val="en-GB"/>
-        </w:rPr>
-      </w:pPr>
-    </w:p>
-    <w:p>
-      <w:pPr>
-        <w:rPr>
-          <w:lang w:val="en-GB"/>
-        </w:rPr>
-      </w:pPr>
-    </w:p>
-    <w:p>
-      <w:pPr>
-        <w:rPr>
-          <w:lang w:val="en-GB"/>
-        </w:rPr>
-      </w:pPr>
-      <w:r>
-        <w:rPr>
-          <w:lang w:val="en-GB"/>
-        </w:rPr>
-        <w:t>Notes:</w:t>
-      </w:r>
-    </w:p>
-    <w:p>
-      <w:pPr>
-        <w:rPr>
-          <w:lang w:val="en-GB"/>
-        </w:rPr>
-      </w:pPr>
-      <w:r>
-        <w:rPr>
-          <w:lang w:val="en-GB"/>
-        </w:rPr>
-        <w:t>-5.4.2 Data transfer model</w:t>
+      <w:r>
+        <w:rPr>
+          <w:lang w:val="en-GB"/>
+        </w:rPr>
+        <w:t>7.5.6.4 Use of acknowledgments</w:t>
       </w:r>
     </w:p>
     <w:p>
@@ -456,7 +496,7 @@
         <w:rPr>
           <w:lang w:val="en-GB"/>
         </w:rPr>
-        <w:t>5.4.3 Frame structure</w:t>
+        <w:t>7.5.6.4.1 No acknowledgment</w:t>
       </w:r>
     </w:p>
     <w:p>
@@ -475,7 +515,46 @@
         <w:rPr>
           <w:lang w:val="en-GB"/>
         </w:rPr>
-        <w:t>5.4.4.1 CSMA-CA mechanism</w:t>
+        <w:t>Table 70—MAC sublayer constants</w:t>
+      </w:r>
+    </w:p>
+    <w:p>
+      <w:pPr>
+        <w:rPr>
+          <w:lang w:val="en-GB"/>
+        </w:rPr>
+      </w:pPr>
+      <w:r>
+        <w:rPr>
+          <w:lang w:val="en-GB"/>
+        </w:rPr>
+        <w:t>-max. transmission power S. 668 des Standards</w:t>
+      </w:r>
+    </w:p>
+    <w:p>
+      <w:pPr>
+        <w:rPr>
+          <w:lang w:val="en-GB"/>
+        </w:rPr>
+      </w:pPr>
+      <w:r>
+        <w:rPr>
+          <w:lang w:val="en-GB"/>
+        </w:rPr>
+        <w:t>-set rate of TXQueue with setRate() (device.lua)</w:t>
+      </w:r>
+    </w:p>
+    <w:p>
+      <w:pPr>
+        <w:rPr>
+          <w:lang w:val="en-GB"/>
+        </w:rPr>
+      </w:pPr>
+      <w:r>
+        <w:rPr>
+          <w:lang w:val="en-GB"/>
+        </w:rPr>
+        <w:t>-start with easier moongen script</w:t>
       </w:r>
     </w:p>
     <w:p>
@@ -490,190 +569,80 @@
         </w:rPr>
         <w:t>-</w:t>
       </w:r>
-      <w:r>
-        <w:rPr>
-          <w:lang w:val="en-GB"/>
-        </w:rPr>
-        <w:t>7.2.1.8 FCS field</w:t>
-      </w:r>
-      <w:r>
-        <w:rPr>
-          <w:lang w:val="en-GB"/>
-        </w:rPr>
-        <w:t xml:space="preserve"> (error detection</w:t>
-      </w:r>
-      <w:r>
-        <w:rPr>
-          <w:lang w:val="en-GB"/>
-        </w:rPr>
-        <w:t xml:space="preserve"> only</w:t>
-      </w:r>
-      <w:r>
-        <w:rPr>
-          <w:lang w:val="en-GB"/>
-        </w:rPr>
-        <w:t>)</w:t>
-      </w:r>
-    </w:p>
-    <w:p>
-      <w:pPr>
-        <w:rPr>
-          <w:lang w:val="en-GB"/>
-        </w:rPr>
-      </w:pPr>
-      <w:r>
-        <w:rPr>
-          <w:lang w:val="en-GB"/>
-        </w:rPr>
-        <w:t>-</w:t>
-      </w:r>
-      <w:r>
-        <w:rPr>
-          <w:lang w:val="en-GB"/>
-        </w:rPr>
-        <w:t>7.5.6.4 Use of acknowledgments</w:t>
-      </w:r>
-    </w:p>
-    <w:p>
-      <w:pPr>
-        <w:rPr>
-          <w:lang w:val="en-GB"/>
-        </w:rPr>
-      </w:pPr>
-      <w:r>
-        <w:rPr>
-          <w:lang w:val="en-GB"/>
-        </w:rPr>
-        <w:t>-</w:t>
-      </w:r>
-      <w:r>
-        <w:rPr>
-          <w:lang w:val="en-GB"/>
-        </w:rPr>
-        <w:t>7.5.6.4.1 No acknowledgment</w:t>
-      </w:r>
-    </w:p>
-    <w:p>
-      <w:pPr>
-        <w:rPr>
-          <w:lang w:val="en-GB"/>
-        </w:rPr>
-      </w:pPr>
-      <w:r>
-        <w:rPr>
-          <w:lang w:val="en-GB"/>
-        </w:rPr>
-        <w:t>-max. transmission power S. 668 des Standards</w:t>
-      </w:r>
-    </w:p>
-    <w:p>
-      <w:pPr>
-        <w:rPr>
-          <w:lang w:val="en-GB"/>
-        </w:rPr>
-      </w:pPr>
-      <w:r>
-        <w:rPr>
-          <w:lang w:val="en-GB"/>
-        </w:rPr>
-        <w:t xml:space="preserve">-set rate of </w:t>
-      </w:r>
-      <w:proofErr w:type="spellStart"/>
-      <w:r>
-        <w:rPr>
-          <w:lang w:val="en-GB"/>
-        </w:rPr>
-        <w:t>TXQueue</w:t>
-      </w:r>
-      <w:proofErr w:type="spellEnd"/>
-      <w:r>
-        <w:rPr>
-          <w:lang w:val="en-GB"/>
-        </w:rPr>
-        <w:t xml:space="preserve"> with </w:t>
-      </w:r>
-      <w:proofErr w:type="spellStart"/>
-      <w:r>
-        <w:rPr>
-          <w:lang w:val="en-GB"/>
-        </w:rPr>
-        <w:t>setRate</w:t>
-      </w:r>
-      <w:proofErr w:type="spellEnd"/>
-      <w:r>
-        <w:rPr>
-          <w:lang w:val="en-GB"/>
-        </w:rPr>
-        <w:t>() (</w:t>
-      </w:r>
-      <w:proofErr w:type="spellStart"/>
-      <w:r>
-        <w:rPr>
-          <w:lang w:val="en-GB"/>
-        </w:rPr>
-        <w:t>device.lua</w:t>
-      </w:r>
-      <w:proofErr w:type="spellEnd"/>
-      <w:r>
-        <w:rPr>
-          <w:lang w:val="en-GB"/>
-        </w:rPr>
-        <w:t>)</w:t>
-      </w:r>
-    </w:p>
-    <w:p>
-      <w:pPr>
-        <w:rPr>
-          <w:lang w:val="en-GB"/>
-        </w:rPr>
-      </w:pPr>
-      <w:r>
-        <w:rPr>
-          <w:lang w:val="en-GB"/>
-        </w:rPr>
-        <w:t xml:space="preserve">-start with easier </w:t>
-      </w:r>
-      <w:proofErr w:type="spellStart"/>
-      <w:r>
-        <w:rPr>
-          <w:lang w:val="en-GB"/>
-        </w:rPr>
-        <w:t>moongen</w:t>
-      </w:r>
-      <w:proofErr w:type="spellEnd"/>
-      <w:r>
-        <w:rPr>
-          <w:lang w:val="en-GB"/>
-        </w:rPr>
-        <w:t xml:space="preserve"> script</w:t>
-      </w:r>
-    </w:p>
-    <w:p>
-      <w:r>
-        <w:t>-</w:t>
-      </w:r>
-    </w:p>
-    <w:p/>
-    <w:p/>
-    <w:p/>
-    <w:p/>
-    <w:p/>
-    <w:p/>
-    <w:p/>
-    <w:p/>
-    <w:p/>
-    <w:p/>
-    <w:p>
-      <w:r>
-        <w:t xml:space="preserve">-Ergebnisse am Ende mit NS-3 und </w:t>
-      </w:r>
-      <w:proofErr w:type="spellStart"/>
-      <w:r>
-        <w:t>Omnet</w:t>
-      </w:r>
-      <w:proofErr w:type="spellEnd"/>
-      <w:r>
-        <w:t>++ vergleichen</w:t>
+    </w:p>
+    <w:p>
+      <w:pPr>
+        <w:rPr>
+          <w:lang w:val="en-GB"/>
+        </w:rPr>
+      </w:pPr>
+    </w:p>
+    <w:p>
+      <w:pPr>
+        <w:rPr>
+          <w:lang w:val="en-GB"/>
+        </w:rPr>
+      </w:pPr>
+    </w:p>
+    <w:p>
+      <w:pPr>
+        <w:rPr>
+          <w:lang w:val="en-GB"/>
+        </w:rPr>
+      </w:pPr>
+    </w:p>
+    <w:p>
+      <w:pPr>
+        <w:rPr>
+          <w:lang w:val="en-GB"/>
+        </w:rPr>
+      </w:pPr>
+    </w:p>
+    <w:p>
+      <w:pPr>
+        <w:rPr>
+          <w:lang w:val="en-GB"/>
+        </w:rPr>
+      </w:pPr>
+    </w:p>
+    <w:p>
+      <w:pPr>
+        <w:rPr>
+          <w:lang w:val="en-GB"/>
+        </w:rPr>
+      </w:pPr>
+    </w:p>
+    <w:p>
+      <w:pPr>
+        <w:rPr>
+          <w:lang w:val="en-GB"/>
+        </w:rPr>
+      </w:pPr>
+    </w:p>
+    <w:p>
+      <w:pPr>
+        <w:rPr>
+          <w:lang w:val="en-GB"/>
+        </w:rPr>
+      </w:pPr>
+    </w:p>
+    <w:p>
+      <w:pPr>
+        <w:rPr>
+          <w:lang w:val="en-GB"/>
+        </w:rPr>
+      </w:pPr>
+    </w:p>
+    <w:p>
+      <w:pPr>
+        <w:rPr>
+          <w:lang w:val="en-GB"/>
+        </w:rPr>
+      </w:pPr>
+    </w:p>
+    <w:p>
+      <w:r>
+        <w:t>-Ergebnisse am Ende mit NS-3 und Omnet++ vergleichen</w:t>
       </w:r>
     </w:p>
     <w:p/>
@@ -751,7 +720,7 @@
                     <pic:cNvPicPr/>
                   </pic:nvPicPr>
                   <pic:blipFill>
-                    <a:blip r:embed="rId4"/>
+                    <a:blip r:embed="rId5"/>
                     <a:stretch>
                       <a:fillRect/>
                     </a:stretch>
@@ -2103,4 +2072,16 @@
     </a:ext>
   </a:extLst>
 </a:theme>
+</file>
+
+<file path=customXml/item1.xml><?xml version="1.0" encoding="utf-8"?>
+<b:Sources xmlns:b="http://schemas.openxmlformats.org/officeDocument/2006/bibliography" xmlns="http://schemas.openxmlformats.org/officeDocument/2006/bibliography" SelectedStyle="\APASixthEditionOfficeOnline.xsl" StyleName="APA" Version="6"/>
+</file>
+
+<file path=customXml/itemProps1.xml><?xml version="1.0" encoding="utf-8"?>
+<ds:datastoreItem xmlns:ds="http://schemas.openxmlformats.org/officeDocument/2006/customXml" ds:itemID="{9917165A-54C5-47C7-ABB4-A214C69AC3FA}">
+  <ds:schemaRefs>
+    <ds:schemaRef ds:uri="http://schemas.openxmlformats.org/officeDocument/2006/bibliography"/>
+  </ds:schemaRefs>
+</ds:datastoreItem>
 </file>
--- a/Notes.docx
+++ b/Notes.docx
@@ -97,6 +97,50 @@
         <w:rPr>
           <w:lang w:val="en-GB"/>
         </w:rPr>
+        <w:t>- change MCS in Unity</w:t>
+      </w:r>
+      <w:r>
+        <w:rPr>
+          <w:lang w:val="en-GB"/>
+        </w:rPr>
+        <w:t xml:space="preserve"> (deleted, not needed)</w:t>
+      </w:r>
+    </w:p>
+    <w:p>
+      <w:pPr>
+        <w:rPr>
+          <w:lang w:val="en-GB"/>
+        </w:rPr>
+      </w:pPr>
+      <w:r>
+        <w:rPr>
+          <w:lang w:val="en-GB"/>
+        </w:rPr>
+        <w:t>-change HARQ in Unity</w:t>
+      </w:r>
+      <w:r>
+        <w:rPr>
+          <w:lang w:val="en-GB"/>
+        </w:rPr>
+        <w:t xml:space="preserve"> </w:t>
+      </w:r>
+      <w:r>
+        <w:rPr>
+          <w:lang w:val="en-GB"/>
+        </w:rPr>
+        <w:t>(deleted, not needed)</w:t>
+      </w:r>
+    </w:p>
+    <w:p>
+      <w:pPr>
+        <w:rPr>
+          <w:lang w:val="en-GB"/>
+        </w:rPr>
+      </w:pPr>
+      <w:r>
+        <w:rPr>
+          <w:lang w:val="en-GB"/>
+        </w:rPr>
         <w:t>-</w:t>
       </w:r>
     </w:p>
@@ -137,26 +181,12 @@
         <w:rPr>
           <w:lang w:val="en-GB"/>
         </w:rPr>
-        <w:t>-PER/SINR Data</w:t>
-      </w:r>
-    </w:p>
-    <w:p>
-      <w:pPr>
-        <w:rPr>
-          <w:lang w:val="en-GB"/>
-        </w:rPr>
-      </w:pPr>
-      <w:r>
-        <w:rPr>
-          <w:lang w:val="en-GB"/>
-        </w:rPr>
         <w:t>-moongen forward</w:t>
       </w:r>
     </w:p>
     <w:p>
       <w:pPr>
         <w:rPr>
-          <w:rFonts w:ascii="Calibri" w:hAnsi="Calibri" w:cs="Calibri"/>
           <w:lang w:val="en-GB"/>
         </w:rPr>
       </w:pPr>
@@ -177,57 +207,44 @@
         <w:rPr>
           <w:lang w:val="en-GB"/>
         </w:rPr>
+        <w:t>-DataRecorder.cs</w:t>
+      </w:r>
+      <w:r>
+        <w:rPr>
+          <w:lang w:val="en-GB"/>
+        </w:rPr>
+        <w:t xml:space="preserve"> //BER+SNR</w:t>
+      </w:r>
+      <w:r>
+        <w:rPr>
+          <w:lang w:val="en-GB"/>
+        </w:rPr>
+        <w:t>?</w:t>
+      </w:r>
+    </w:p>
+    <w:p>
+      <w:pPr>
+        <w:rPr>
+          <w:lang w:val="en-GB"/>
+        </w:rPr>
+      </w:pPr>
+      <w:r>
+        <w:rPr>
+          <w:lang w:val="en-GB"/>
+        </w:rPr>
         <w:t>-</w:t>
       </w:r>
       <w:r>
         <w:rPr>
           <w:lang w:val="en-GB"/>
         </w:rPr>
-        <w:t xml:space="preserve"> </w:t>
-      </w:r>
-      <w:r>
-        <w:rPr>
-          <w:lang w:val="en-GB"/>
-        </w:rPr>
-        <w:t>change MCS in Unity</w:t>
-      </w:r>
-    </w:p>
-    <w:p>
-      <w:pPr>
-        <w:rPr>
-          <w:lang w:val="en-GB"/>
-        </w:rPr>
-      </w:pPr>
-      <w:r>
-        <w:rPr>
-          <w:lang w:val="en-GB"/>
-        </w:rPr>
-        <w:t>-change HARQ in Unity</w:t>
-      </w:r>
-    </w:p>
-    <w:p>
-      <w:pPr>
-        <w:rPr>
-          <w:lang w:val="en-GB"/>
-        </w:rPr>
-      </w:pPr>
-      <w:r>
-        <w:rPr>
-          <w:lang w:val="en-GB"/>
-        </w:rPr>
-        <w:t>-DataRecorder.cs</w:t>
-      </w:r>
-      <w:r>
-        <w:rPr>
-          <w:lang w:val="en-GB"/>
-        </w:rPr>
-        <w:t xml:space="preserve"> //BER+SNR, thr</w:t>
-      </w:r>
-      <w:r>
-        <w:rPr>
-          <w:lang w:val="en-GB"/>
-        </w:rPr>
-        <w:t>oughput?</w:t>
+        <w:t>create new “UE” -&gt; FFD (+maybe RFD)</w:t>
+      </w:r>
+      <w:r>
+        <w:rPr>
+          <w:lang w:val="en-GB"/>
+        </w:rPr>
+        <w:t>?</w:t>
       </w:r>
     </w:p>
     <w:p>
@@ -246,31 +263,6 @@
         <w:rPr>
           <w:lang w:val="en-GB"/>
         </w:rPr>
-        <w:t>create new “UE” -&gt; FFD (+maybe RFD)</w:t>
-      </w:r>
-      <w:r>
-        <w:rPr>
-          <w:lang w:val="en-GB"/>
-        </w:rPr>
-        <w:t>?</w:t>
-      </w:r>
-    </w:p>
-    <w:p>
-      <w:pPr>
-        <w:rPr>
-          <w:lang w:val="en-GB"/>
-        </w:rPr>
-      </w:pPr>
-      <w:r>
-        <w:rPr>
-          <w:lang w:val="en-GB"/>
-        </w:rPr>
-        <w:t>-</w:t>
-      </w:r>
-      <w:r>
-        <w:rPr>
-          <w:lang w:val="en-GB"/>
-        </w:rPr>
         <w:t>change filepaths</w:t>
       </w:r>
     </w:p>
@@ -299,19 +291,58 @@
         </w:rPr>
         <w:t>-UeParameters.cs</w:t>
       </w:r>
-    </w:p>
-    <w:p>
-      <w:pPr>
-        <w:rPr>
-          <w:lang w:val="en-GB"/>
-        </w:rPr>
-      </w:pPr>
-      <w:r>
-        <w:rPr>
-          <w:lang w:val="en-GB"/>
-        </w:rPr>
-        <w:t>-KnifeEdgeObstacle.cs</w:t>
-      </w:r>
+      <w:r>
+        <w:rPr>
+          <w:lang w:val="en-GB"/>
+        </w:rPr>
+        <w:t xml:space="preserve"> (device properties)</w:t>
+      </w:r>
+    </w:p>
+    <w:p>
+      <w:pPr>
+        <w:rPr>
+          <w:lang w:val="en-GB"/>
+        </w:rPr>
+      </w:pPr>
+      <w:r>
+        <w:rPr>
+          <w:lang w:val="en-GB"/>
+        </w:rPr>
+        <w:t>-Throughput in moongen</w:t>
+      </w:r>
+    </w:p>
+    <w:p>
+      <w:pPr>
+        <w:rPr>
+          <w:lang w:val="en-GB"/>
+        </w:rPr>
+      </w:pPr>
+      <w:r>
+        <w:rPr>
+          <w:lang w:val="en-GB"/>
+        </w:rPr>
+        <w:t>Advanced:</w:t>
+      </w:r>
+    </w:p>
+    <w:p>
+      <w:pPr>
+        <w:rPr>
+          <w:lang w:val="en-GB"/>
+        </w:rPr>
+      </w:pPr>
+      <w:r>
+        <w:rPr>
+          <w:lang w:val="en-GB"/>
+        </w:rPr>
+        <w:t>-Beacon mode</w:t>
+      </w:r>
+    </w:p>
+    <w:p>
+      <w:pPr>
+        <w:rPr>
+          <w:lang w:val="en-GB"/>
+        </w:rPr>
+      </w:pPr>
     </w:p>
     <w:p>
       <w:pPr>

--- a/Notes.docx
+++ b/Notes.docx
@@ -57,6 +57,7 @@
     <w:p>
       <w:pPr>
         <w:rPr>
+          <w:rFonts w:ascii="Calibri" w:hAnsi="Calibri" w:cs="Calibri"/>
           <w:lang w:val="en-GB"/>
         </w:rPr>
       </w:pPr>
@@ -76,59 +77,27 @@
     <w:p>
       <w:pPr>
         <w:rPr>
-          <w:rFonts w:ascii="Calibri" w:hAnsi="Calibri" w:cs="Calibri"/>
-          <w:lang w:val="en-GB"/>
-        </w:rPr>
-      </w:pPr>
-      <w:r>
-        <w:rPr>
-          <w:lang w:val="en-GB"/>
-        </w:rPr>
-        <w:t>-change IsError.cs to use right Data</w:t>
-      </w:r>
-    </w:p>
-    <w:p>
-      <w:pPr>
-        <w:rPr>
-          <w:lang w:val="en-GB"/>
-        </w:rPr>
-      </w:pPr>
-      <w:r>
-        <w:rPr>
-          <w:lang w:val="en-GB"/>
-        </w:rPr>
-        <w:t>- change MCS in Unity</w:t>
-      </w:r>
-      <w:r>
-        <w:rPr>
-          <w:lang w:val="en-GB"/>
-        </w:rPr>
-        <w:t xml:space="preserve"> (deleted, not needed)</w:t>
-      </w:r>
-    </w:p>
-    <w:p>
-      <w:pPr>
-        <w:rPr>
-          <w:lang w:val="en-GB"/>
-        </w:rPr>
-      </w:pPr>
-      <w:r>
-        <w:rPr>
-          <w:lang w:val="en-GB"/>
-        </w:rPr>
-        <w:t>-change HARQ in Unity</w:t>
-      </w:r>
-      <w:r>
-        <w:rPr>
-          <w:lang w:val="en-GB"/>
-        </w:rPr>
-        <w:t xml:space="preserve"> </w:t>
-      </w:r>
-      <w:r>
-        <w:rPr>
-          <w:lang w:val="en-GB"/>
-        </w:rPr>
-        <w:t>(deleted, not needed)</w:t>
+          <w:lang w:val="en-GB"/>
+        </w:rPr>
+      </w:pPr>
+      <w:r>
+        <w:rPr>
+          <w:lang w:val="en-GB"/>
+        </w:rPr>
+        <w:t>- change MCS in Unity (deleted, not needed)</w:t>
+      </w:r>
+    </w:p>
+    <w:p>
+      <w:pPr>
+        <w:rPr>
+          <w:lang w:val="en-GB"/>
+        </w:rPr>
+      </w:pPr>
+      <w:r>
+        <w:rPr>
+          <w:lang w:val="en-GB"/>
+        </w:rPr>
+        <w:t>-change HARQ in Unity (deleted, not needed)</w:t>
       </w:r>
     </w:p>
     <w:p>
@@ -181,34 +150,70 @@
         <w:rPr>
           <w:lang w:val="en-GB"/>
         </w:rPr>
-        <w:t>-moongen forward</w:t>
-      </w:r>
-    </w:p>
-    <w:p>
-      <w:pPr>
-        <w:rPr>
-          <w:lang w:val="en-GB"/>
-        </w:rPr>
-      </w:pPr>
-      <w:r>
-        <w:rPr>
-          <w:lang w:val="en-GB"/>
-        </w:rPr>
-        <w:t>-moongen receive</w:t>
-      </w:r>
-    </w:p>
-    <w:p>
-      <w:pPr>
-        <w:rPr>
-          <w:lang w:val="en-GB"/>
-        </w:rPr>
-      </w:pPr>
-      <w:r>
-        <w:rPr>
-          <w:lang w:val="en-GB"/>
-        </w:rPr>
-        <w:t>-DataRecorder.cs</w:t>
-      </w:r>
+        <w:t>-</w:t>
+      </w:r>
+      <w:proofErr w:type="spellStart"/>
+      <w:r>
+        <w:rPr>
+          <w:lang w:val="en-GB"/>
+        </w:rPr>
+        <w:t>moongen</w:t>
+      </w:r>
+      <w:proofErr w:type="spellEnd"/>
+      <w:r>
+        <w:rPr>
+          <w:lang w:val="en-GB"/>
+        </w:rPr>
+        <w:t xml:space="preserve"> forward</w:t>
+      </w:r>
+    </w:p>
+    <w:p>
+      <w:pPr>
+        <w:rPr>
+          <w:lang w:val="en-GB"/>
+        </w:rPr>
+      </w:pPr>
+      <w:r>
+        <w:rPr>
+          <w:lang w:val="en-GB"/>
+        </w:rPr>
+        <w:t>-</w:t>
+      </w:r>
+      <w:proofErr w:type="spellStart"/>
+      <w:r>
+        <w:rPr>
+          <w:lang w:val="en-GB"/>
+        </w:rPr>
+        <w:t>moongen</w:t>
+      </w:r>
+      <w:proofErr w:type="spellEnd"/>
+      <w:r>
+        <w:rPr>
+          <w:lang w:val="en-GB"/>
+        </w:rPr>
+        <w:t xml:space="preserve"> receive</w:t>
+      </w:r>
+    </w:p>
+    <w:p>
+      <w:pPr>
+        <w:rPr>
+          <w:lang w:val="en-GB"/>
+        </w:rPr>
+      </w:pPr>
+      <w:r>
+        <w:rPr>
+          <w:lang w:val="en-GB"/>
+        </w:rPr>
+        <w:t>-</w:t>
+      </w:r>
+      <w:proofErr w:type="spellStart"/>
+      <w:r>
+        <w:rPr>
+          <w:lang w:val="en-GB"/>
+        </w:rPr>
+        <w:t>DataRecorder.cs</w:t>
+      </w:r>
+      <w:proofErr w:type="spellEnd"/>
       <w:r>
         <w:rPr>
           <w:lang w:val="en-GB"/>
@@ -263,34 +268,58 @@
         <w:rPr>
           <w:lang w:val="en-GB"/>
         </w:rPr>
-        <w:t>change filepaths</w:t>
-      </w:r>
-    </w:p>
-    <w:p>
-      <w:pPr>
-        <w:rPr>
-          <w:lang w:val="en-GB"/>
-        </w:rPr>
-      </w:pPr>
-      <w:r>
-        <w:rPr>
-          <w:lang w:val="en-GB"/>
-        </w:rPr>
-        <w:t>-TxPower.cs</w:t>
-      </w:r>
-    </w:p>
-    <w:p>
-      <w:pPr>
-        <w:rPr>
-          <w:lang w:val="en-GB"/>
-        </w:rPr>
-      </w:pPr>
-      <w:r>
-        <w:rPr>
-          <w:lang w:val="en-GB"/>
-        </w:rPr>
-        <w:t>-UeParameters.cs</w:t>
-      </w:r>
+        <w:t xml:space="preserve">change </w:t>
+      </w:r>
+      <w:proofErr w:type="spellStart"/>
+      <w:r>
+        <w:rPr>
+          <w:lang w:val="en-GB"/>
+        </w:rPr>
+        <w:t>filepaths</w:t>
+      </w:r>
+      <w:proofErr w:type="spellEnd"/>
+    </w:p>
+    <w:p>
+      <w:pPr>
+        <w:rPr>
+          <w:lang w:val="en-GB"/>
+        </w:rPr>
+      </w:pPr>
+      <w:r>
+        <w:rPr>
+          <w:lang w:val="en-GB"/>
+        </w:rPr>
+        <w:t>-</w:t>
+      </w:r>
+      <w:proofErr w:type="spellStart"/>
+      <w:r>
+        <w:rPr>
+          <w:lang w:val="en-GB"/>
+        </w:rPr>
+        <w:t>TxPower.cs</w:t>
+      </w:r>
+      <w:proofErr w:type="spellEnd"/>
+    </w:p>
+    <w:p>
+      <w:pPr>
+        <w:rPr>
+          <w:lang w:val="en-GB"/>
+        </w:rPr>
+      </w:pPr>
+      <w:r>
+        <w:rPr>
+          <w:lang w:val="en-GB"/>
+        </w:rPr>
+        <w:t>-</w:t>
+      </w:r>
+      <w:proofErr w:type="spellStart"/>
+      <w:r>
+        <w:rPr>
+          <w:lang w:val="en-GB"/>
+        </w:rPr>
+        <w:t>UeParameters.cs</w:t>
+      </w:r>
+      <w:proofErr w:type="spellEnd"/>
       <w:r>
         <w:rPr>
           <w:lang w:val="en-GB"/>
@@ -308,8 +337,149 @@
         <w:rPr>
           <w:lang w:val="en-GB"/>
         </w:rPr>
-        <w:t>-Throughput in moongen</w:t>
-      </w:r>
+        <w:t xml:space="preserve">-Throughput in </w:t>
+      </w:r>
+      <w:proofErr w:type="spellStart"/>
+      <w:r>
+        <w:rPr>
+          <w:lang w:val="en-GB"/>
+        </w:rPr>
+        <w:t>moongen</w:t>
+      </w:r>
+      <w:proofErr w:type="spellEnd"/>
+      <w:r>
+        <w:rPr>
+          <w:lang w:val="en-GB"/>
+        </w:rPr>
+        <w:t>?</w:t>
+      </w:r>
+    </w:p>
+    <w:p>
+      <w:pPr>
+        <w:rPr>
+          <w:lang w:val="en-GB"/>
+        </w:rPr>
+      </w:pPr>
+      <w:r>
+        <w:rPr>
+          <w:lang w:val="en-GB"/>
+        </w:rPr>
+        <w:t xml:space="preserve">-get BER Value to </w:t>
+      </w:r>
+      <w:proofErr w:type="spellStart"/>
+      <w:r>
+        <w:rPr>
+          <w:lang w:val="en-GB"/>
+        </w:rPr>
+        <w:t>moongen</w:t>
+      </w:r>
+      <w:proofErr w:type="spellEnd"/>
+    </w:p>
+    <w:p>
+      <w:pPr>
+        <w:rPr>
+          <w:lang w:val="en-GB"/>
+        </w:rPr>
+      </w:pPr>
+      <w:r>
+        <w:rPr>
+          <w:lang w:val="en-GB"/>
+        </w:rPr>
+        <w:t>-delete further</w:t>
+      </w:r>
+    </w:p>
+    <w:p>
+      <w:pPr>
+        <w:rPr>
+          <w:lang w:val="en-GB"/>
+        </w:rPr>
+      </w:pPr>
+      <w:r>
+        <w:rPr>
+          <w:lang w:val="en-GB"/>
+        </w:rPr>
+        <w:t xml:space="preserve">-show BER and Throughput in </w:t>
+      </w:r>
+      <w:proofErr w:type="spellStart"/>
+      <w:r>
+        <w:rPr>
+          <w:lang w:val="en-GB"/>
+        </w:rPr>
+        <w:t>Data</w:t>
+      </w:r>
+      <w:r>
+        <w:rPr>
+          <w:lang w:val="en-GB"/>
+        </w:rPr>
+        <w:t>Display.cs</w:t>
+      </w:r>
+      <w:proofErr w:type="spellEnd"/>
+    </w:p>
+    <w:p>
+      <w:pPr>
+        <w:rPr>
+          <w:lang w:val="en-GB"/>
+        </w:rPr>
+      </w:pPr>
+      <w:r>
+        <w:rPr>
+          <w:lang w:val="en-GB"/>
+        </w:rPr>
+        <w:t>-</w:t>
+      </w:r>
+      <w:r>
+        <w:rPr>
+          <w:lang w:val="en-GB"/>
+        </w:rPr>
+        <w:t xml:space="preserve">get Connection to </w:t>
+      </w:r>
+      <w:proofErr w:type="spellStart"/>
+      <w:r>
+        <w:rPr>
+          <w:lang w:val="en-GB"/>
+        </w:rPr>
+        <w:t>emulab</w:t>
+      </w:r>
+      <w:proofErr w:type="spellEnd"/>
+      <w:r>
+        <w:rPr>
+          <w:lang w:val="en-GB"/>
+        </w:rPr>
+        <w:t xml:space="preserve"> to work</w:t>
+      </w:r>
+    </w:p>
+    <w:p>
+      <w:pPr>
+        <w:rPr>
+          <w:lang w:val="en-GB"/>
+        </w:rPr>
+      </w:pPr>
+      <w:r>
+        <w:rPr>
+          <w:lang w:val="en-GB"/>
+        </w:rPr>
+        <w:t>-create scene for test</w:t>
+      </w:r>
+    </w:p>
+    <w:p>
+      <w:pPr>
+        <w:rPr>
+          <w:lang w:val="en-GB"/>
+        </w:rPr>
+      </w:pPr>
+      <w:r>
+        <w:rPr>
+          <w:lang w:val="en-GB"/>
+        </w:rPr>
+        <w:t>-look at BER while moving UE/FFD</w:t>
+      </w:r>
+    </w:p>
+    <w:p>
+      <w:pPr>
+        <w:rPr>
+          <w:lang w:val="en-GB"/>
+        </w:rPr>
+      </w:pPr>
     </w:p>
     <w:p>
       <w:pPr>
@@ -572,20 +742,84 @@
         <w:rPr>
           <w:lang w:val="en-GB"/>
         </w:rPr>
-        <w:t>-set rate of TXQueue with setRate() (device.lua)</w:t>
-      </w:r>
-    </w:p>
-    <w:p>
-      <w:pPr>
-        <w:rPr>
-          <w:lang w:val="en-GB"/>
-        </w:rPr>
-      </w:pPr>
-      <w:r>
-        <w:rPr>
-          <w:lang w:val="en-GB"/>
-        </w:rPr>
-        <w:t>-start with easier moongen script</w:t>
+        <w:t xml:space="preserve">-set rate of </w:t>
+      </w:r>
+      <w:proofErr w:type="spellStart"/>
+      <w:r>
+        <w:rPr>
+          <w:lang w:val="en-GB"/>
+        </w:rPr>
+        <w:t>TXQueue</w:t>
+      </w:r>
+      <w:proofErr w:type="spellEnd"/>
+      <w:r>
+        <w:rPr>
+          <w:lang w:val="en-GB"/>
+        </w:rPr>
+        <w:t xml:space="preserve"> with </w:t>
+      </w:r>
+      <w:proofErr w:type="spellStart"/>
+      <w:proofErr w:type="gramStart"/>
+      <w:r>
+        <w:rPr>
+          <w:lang w:val="en-GB"/>
+        </w:rPr>
+        <w:t>setRate</w:t>
+      </w:r>
+      <w:proofErr w:type="spellEnd"/>
+      <w:r>
+        <w:rPr>
+          <w:lang w:val="en-GB"/>
+        </w:rPr>
+        <w:t>(</w:t>
+      </w:r>
+      <w:proofErr w:type="gramEnd"/>
+      <w:r>
+        <w:rPr>
+          <w:lang w:val="en-GB"/>
+        </w:rPr>
+        <w:t>) (</w:t>
+      </w:r>
+      <w:proofErr w:type="spellStart"/>
+      <w:r>
+        <w:rPr>
+          <w:lang w:val="en-GB"/>
+        </w:rPr>
+        <w:t>device.lua</w:t>
+      </w:r>
+      <w:proofErr w:type="spellEnd"/>
+      <w:r>
+        <w:rPr>
+          <w:lang w:val="en-GB"/>
+        </w:rPr>
+        <w:t>)</w:t>
+      </w:r>
+    </w:p>
+    <w:p>
+      <w:pPr>
+        <w:rPr>
+          <w:lang w:val="en-GB"/>
+        </w:rPr>
+      </w:pPr>
+      <w:r>
+        <w:rPr>
+          <w:lang w:val="en-GB"/>
+        </w:rPr>
+        <w:t xml:space="preserve">-start with easier </w:t>
+      </w:r>
+      <w:proofErr w:type="spellStart"/>
+      <w:r>
+        <w:rPr>
+          <w:lang w:val="en-GB"/>
+        </w:rPr>
+        <w:t>moongen</w:t>
+      </w:r>
+      <w:proofErr w:type="spellEnd"/>
+      <w:r>
+        <w:rPr>
+          <w:lang w:val="en-GB"/>
+        </w:rPr>
+        <w:t xml:space="preserve"> script</w:t>
       </w:r>
     </w:p>
     <w:p>
@@ -673,13 +907,17 @@
     </w:p>
     <w:p>
       <w:r>
-        <w:t>-Ergebnisse am Ende mit NS-3 und Omnet++ vergleichen</w:t>
-      </w:r>
-    </w:p>
-    <w:p/>
-    <w:p/>
-    <w:p/>
-    <w:p/>
+        <w:t xml:space="preserve">-Ergebnisse am Ende mit NS-3 und </w:t>
+      </w:r>
+      <w:proofErr w:type="spellStart"/>
+      <w:r>
+        <w:t>Omnet</w:t>
+      </w:r>
+      <w:proofErr w:type="spellEnd"/>
+      <w:r>
+        <w:t>++ vergleichen</w:t>
+      </w:r>
+    </w:p>
     <w:p/>
     <w:p/>
     <w:p/>
@@ -846,7 +1084,21 @@
         <w:rPr>
           <w:lang w:val="en-GB"/>
         </w:rPr>
-        <w:t>(3.waits for acknowledgement and resents if there is none)</w:t>
+        <w:t>(</w:t>
+      </w:r>
+      <w:proofErr w:type="gramStart"/>
+      <w:r>
+        <w:rPr>
+          <w:lang w:val="en-GB"/>
+        </w:rPr>
+        <w:t>3.waits</w:t>
+      </w:r>
+      <w:proofErr w:type="gramEnd"/>
+      <w:r>
+        <w:rPr>
+          <w:lang w:val="en-GB"/>
+        </w:rPr>
+        <w:t xml:space="preserve"> for acknowledgement and resents if there is none)</w:t>
       </w:r>
     </w:p>
     <w:p>

--- a/Notes.docx
+++ b/Notes.docx
@@ -150,21 +150,70 @@
         <w:rPr>
           <w:lang w:val="en-GB"/>
         </w:rPr>
+        <w:t>-moongen forward</w:t>
+      </w:r>
+    </w:p>
+    <w:p>
+      <w:pPr>
+        <w:rPr>
+          <w:lang w:val="en-GB"/>
+        </w:rPr>
+      </w:pPr>
+      <w:r>
+        <w:rPr>
+          <w:lang w:val="en-GB"/>
+        </w:rPr>
+        <w:t>-moongen receive</w:t>
+      </w:r>
+    </w:p>
+    <w:p>
+      <w:pPr>
+        <w:rPr>
+          <w:lang w:val="en-GB"/>
+        </w:rPr>
+      </w:pPr>
+      <w:r>
+        <w:rPr>
+          <w:lang w:val="en-GB"/>
+        </w:rPr>
+        <w:t>-DataRecorder.cs</w:t>
+      </w:r>
+      <w:r>
+        <w:rPr>
+          <w:lang w:val="en-GB"/>
+        </w:rPr>
+        <w:t xml:space="preserve"> //BER+SNR</w:t>
+      </w:r>
+      <w:r>
+        <w:rPr>
+          <w:lang w:val="en-GB"/>
+        </w:rPr>
+        <w:t>?</w:t>
+      </w:r>
+    </w:p>
+    <w:p>
+      <w:pPr>
+        <w:rPr>
+          <w:lang w:val="en-GB"/>
+        </w:rPr>
+      </w:pPr>
+      <w:r>
+        <w:rPr>
+          <w:lang w:val="en-GB"/>
+        </w:rPr>
         <w:t>-</w:t>
       </w:r>
-      <w:proofErr w:type="spellStart"/>
-      <w:r>
-        <w:rPr>
-          <w:lang w:val="en-GB"/>
-        </w:rPr>
-        <w:t>moongen</w:t>
-      </w:r>
-      <w:proofErr w:type="spellEnd"/>
-      <w:r>
-        <w:rPr>
-          <w:lang w:val="en-GB"/>
-        </w:rPr>
-        <w:t xml:space="preserve"> forward</w:t>
+      <w:r>
+        <w:rPr>
+          <w:lang w:val="en-GB"/>
+        </w:rPr>
+        <w:t>create new “UE” -&gt; FFD (+maybe RFD)</w:t>
+      </w:r>
+      <w:r>
+        <w:rPr>
+          <w:lang w:val="en-GB"/>
+        </w:rPr>
+        <w:t>?</w:t>
       </w:r>
     </w:p>
     <w:p>
@@ -179,19 +228,24 @@
         </w:rPr>
         <w:t>-</w:t>
       </w:r>
-      <w:proofErr w:type="spellStart"/>
-      <w:r>
-        <w:rPr>
-          <w:lang w:val="en-GB"/>
-        </w:rPr>
-        <w:t>moongen</w:t>
-      </w:r>
-      <w:proofErr w:type="spellEnd"/>
-      <w:r>
-        <w:rPr>
-          <w:lang w:val="en-GB"/>
-        </w:rPr>
-        <w:t xml:space="preserve"> receive</w:t>
+      <w:r>
+        <w:rPr>
+          <w:lang w:val="en-GB"/>
+        </w:rPr>
+        <w:t>change filepaths</w:t>
+      </w:r>
+    </w:p>
+    <w:p>
+      <w:pPr>
+        <w:rPr>
+          <w:lang w:val="en-GB"/>
+        </w:rPr>
+      </w:pPr>
+      <w:r>
+        <w:rPr>
+          <w:lang w:val="en-GB"/>
+        </w:rPr>
+        <w:t>-TxPower.cs</w:t>
       </w:r>
     </w:p>
     <w:p>
@@ -206,19 +260,49 @@
         </w:rPr>
         <w:t>-</w:t>
       </w:r>
-      <w:proofErr w:type="spellStart"/>
-      <w:r>
-        <w:rPr>
-          <w:lang w:val="en-GB"/>
-        </w:rPr>
-        <w:t>DataRecorder.cs</w:t>
-      </w:r>
-      <w:proofErr w:type="spellEnd"/>
-      <w:r>
-        <w:rPr>
-          <w:lang w:val="en-GB"/>
-        </w:rPr>
-        <w:t xml:space="preserve"> //BER+SNR</w:t>
+      <w:r>
+        <w:rPr>
+          <w:lang w:val="en-GB"/>
+        </w:rPr>
+        <w:t>E</w:t>
+      </w:r>
+      <w:r>
+        <w:rPr>
+          <w:lang w:val="en-GB"/>
+        </w:rPr>
+        <w:t>nbInfo.cs</w:t>
+      </w:r>
+    </w:p>
+    <w:p>
+      <w:pPr>
+        <w:rPr>
+          <w:lang w:val="en-GB"/>
+        </w:rPr>
+      </w:pPr>
+      <w:r>
+        <w:rPr>
+          <w:lang w:val="en-GB"/>
+        </w:rPr>
+        <w:t>-UeParameters.cs</w:t>
+      </w:r>
+      <w:r>
+        <w:rPr>
+          <w:lang w:val="en-GB"/>
+        </w:rPr>
+        <w:t xml:space="preserve"> (device properties)</w:t>
+      </w:r>
+    </w:p>
+    <w:p>
+      <w:pPr>
+        <w:rPr>
+          <w:lang w:val="en-GB"/>
+        </w:rPr>
+      </w:pPr>
+      <w:r>
+        <w:rPr>
+          <w:lang w:val="en-GB"/>
+        </w:rPr>
+        <w:t>-Throughput in moongen</w:t>
       </w:r>
       <w:r>
         <w:rPr>
@@ -237,19 +321,157 @@
         <w:rPr>
           <w:lang w:val="en-GB"/>
         </w:rPr>
+        <w:t>-get BER Value to moongen</w:t>
+      </w:r>
+    </w:p>
+    <w:p>
+      <w:pPr>
+        <w:rPr>
+          <w:lang w:val="en-GB"/>
+        </w:rPr>
+      </w:pPr>
+      <w:r>
+        <w:rPr>
+          <w:lang w:val="en-GB"/>
+        </w:rPr>
+        <w:t>-delete further</w:t>
+      </w:r>
+    </w:p>
+    <w:p>
+      <w:pPr>
+        <w:rPr>
+          <w:lang w:val="en-GB"/>
+        </w:rPr>
+      </w:pPr>
+      <w:r>
+        <w:rPr>
+          <w:lang w:val="en-GB"/>
+        </w:rPr>
+        <w:t>-show BER and Throughput in Data</w:t>
+      </w:r>
+      <w:r>
+        <w:rPr>
+          <w:lang w:val="en-GB"/>
+        </w:rPr>
+        <w:t>Display.cs</w:t>
+      </w:r>
+    </w:p>
+    <w:p>
+      <w:pPr>
+        <w:rPr>
+          <w:lang w:val="en-GB"/>
+        </w:rPr>
+      </w:pPr>
+      <w:r>
+        <w:rPr>
+          <w:lang w:val="en-GB"/>
+        </w:rPr>
         <w:t>-</w:t>
       </w:r>
       <w:r>
         <w:rPr>
           <w:lang w:val="en-GB"/>
         </w:rPr>
-        <w:t>create new “UE” -&gt; FFD (+maybe RFD)</w:t>
-      </w:r>
-      <w:r>
-        <w:rPr>
-          <w:lang w:val="en-GB"/>
-        </w:rPr>
-        <w:t>?</w:t>
+        <w:t>get Connection to emulab to work</w:t>
+      </w:r>
+    </w:p>
+    <w:p>
+      <w:pPr>
+        <w:rPr>
+          <w:lang w:val="en-GB"/>
+        </w:rPr>
+      </w:pPr>
+      <w:r>
+        <w:rPr>
+          <w:lang w:val="en-GB"/>
+        </w:rPr>
+        <w:t>-create scene for test</w:t>
+      </w:r>
+    </w:p>
+    <w:p>
+      <w:pPr>
+        <w:rPr>
+          <w:lang w:val="en-GB"/>
+        </w:rPr>
+      </w:pPr>
+      <w:r>
+        <w:rPr>
+          <w:lang w:val="en-GB"/>
+        </w:rPr>
+        <w:t>-look at BER while moving UE/FFD</w:t>
+      </w:r>
+    </w:p>
+    <w:p>
+      <w:pPr>
+        <w:rPr>
+          <w:lang w:val="en-GB"/>
+        </w:rPr>
+      </w:pPr>
+      <w:r>
+        <w:rPr>
+          <w:lang w:val="en-GB"/>
+        </w:rPr>
+        <w:t>-Coordinator.cs</w:t>
+      </w:r>
+    </w:p>
+    <w:p>
+      <w:pPr>
+        <w:rPr>
+          <w:lang w:val="en-GB"/>
+        </w:rPr>
+      </w:pPr>
+    </w:p>
+    <w:p>
+      <w:pPr>
+        <w:rPr>
+          <w:lang w:val="en-GB"/>
+        </w:rPr>
+      </w:pPr>
+      <w:r>
+        <w:rPr>
+          <w:lang w:val="en-GB"/>
+        </w:rPr>
+        <w:t>Advanced:</w:t>
+      </w:r>
+    </w:p>
+    <w:p>
+      <w:pPr>
+        <w:rPr>
+          <w:lang w:val="en-GB"/>
+        </w:rPr>
+      </w:pPr>
+      <w:r>
+        <w:rPr>
+          <w:lang w:val="en-GB"/>
+        </w:rPr>
+        <w:t>-Beacon mode</w:t>
+      </w:r>
+    </w:p>
+    <w:p>
+      <w:pPr>
+        <w:rPr>
+          <w:lang w:val="en-GB"/>
+        </w:rPr>
+      </w:pPr>
+    </w:p>
+    <w:p>
+      <w:pPr>
+        <w:rPr>
+          <w:lang w:val="en-GB"/>
+        </w:rPr>
+      </w:pPr>
+    </w:p>
+    <w:p>
+      <w:pPr>
+        <w:rPr>
+          <w:lang w:val="en-GB"/>
+        </w:rPr>
+      </w:pPr>
+      <w:r>
+        <w:rPr>
+          <w:lang w:val="en-GB"/>
+        </w:rPr>
+        <w:t>Questions:</w:t>
       </w:r>
     </w:p>
     <w:p>
@@ -268,16 +490,68 @@
         <w:rPr>
           <w:lang w:val="en-GB"/>
         </w:rPr>
-        <w:t xml:space="preserve">change </w:t>
-      </w:r>
-      <w:proofErr w:type="spellStart"/>
-      <w:r>
-        <w:rPr>
-          <w:lang w:val="en-GB"/>
-        </w:rPr>
-        <w:t>filepaths</w:t>
-      </w:r>
-      <w:proofErr w:type="spellEnd"/>
+        <w:t>Wofür stehen U</w:t>
+      </w:r>
+      <w:r>
+        <w:rPr>
+          <w:lang w:val="en-GB"/>
+        </w:rPr>
+        <w:t>l</w:t>
+      </w:r>
+      <w:r>
+        <w:rPr>
+          <w:lang w:val="en-GB"/>
+        </w:rPr>
+        <w:t xml:space="preserve"> und D</w:t>
+      </w:r>
+      <w:r>
+        <w:rPr>
+          <w:lang w:val="en-GB"/>
+        </w:rPr>
+        <w:t>l</w:t>
+      </w:r>
+      <w:r>
+        <w:rPr>
+          <w:lang w:val="en-GB"/>
+        </w:rPr>
+        <w:t xml:space="preserve"> bei z.B. UeManager U</w:t>
+      </w:r>
+      <w:r>
+        <w:rPr>
+          <w:lang w:val="en-GB"/>
+        </w:rPr>
+        <w:t>l</w:t>
+      </w:r>
+      <w:r>
+        <w:rPr>
+          <w:lang w:val="en-GB"/>
+        </w:rPr>
+        <w:t>Info/D</w:t>
+      </w:r>
+      <w:r>
+        <w:rPr>
+          <w:lang w:val="en-GB"/>
+        </w:rPr>
+        <w:t>l</w:t>
+      </w:r>
+      <w:r>
+        <w:rPr>
+          <w:lang w:val="en-GB"/>
+        </w:rPr>
+        <w:t>Info</w:t>
+      </w:r>
+      <w:r>
+        <w:rPr>
+          <w:lang w:val="en-GB"/>
+        </w:rPr>
+        <w:t>? (an Liu)</w:t>
+      </w:r>
+      <w:r>
+        <w:rPr>
+          <w:lang w:val="en-GB"/>
+        </w:rPr>
+        <w:t xml:space="preserve"> Welchem Zweck dienen sie?</w:t>
+      </w:r>
     </w:p>
     <w:p>
       <w:pPr>
@@ -291,14 +565,46 @@
         </w:rPr>
         <w:t>-</w:t>
       </w:r>
-      <w:proofErr w:type="spellStart"/>
-      <w:r>
-        <w:rPr>
-          <w:lang w:val="en-GB"/>
-        </w:rPr>
-        <w:t>TxPower.cs</w:t>
-      </w:r>
-      <w:proofErr w:type="spellEnd"/>
+    </w:p>
+    <w:p>
+      <w:pPr>
+        <w:rPr>
+          <w:lang w:val="en-GB"/>
+        </w:rPr>
+      </w:pPr>
+    </w:p>
+    <w:p>
+      <w:pPr>
+        <w:rPr>
+          <w:lang w:val="en-GB"/>
+        </w:rPr>
+      </w:pPr>
+    </w:p>
+    <w:p>
+      <w:pPr>
+        <w:rPr>
+          <w:lang w:val="en-GB"/>
+        </w:rPr>
+      </w:pPr>
+      <w:r>
+        <w:rPr>
+          <w:lang w:val="en-GB"/>
+        </w:rPr>
+        <w:t>Notes:</w:t>
+      </w:r>
+    </w:p>
+    <w:p>
+      <w:pPr>
+        <w:rPr>
+          <w:lang w:val="en-GB"/>
+        </w:rPr>
+      </w:pPr>
+      <w:r>
+        <w:rPr>
+          <w:lang w:val="en-GB"/>
+        </w:rPr>
+        <w:t>-5.4.2 Data transfer model</w:t>
+      </w:r>
     </w:p>
     <w:p>
       <w:pPr>
@@ -312,108 +618,12 @@
         </w:rPr>
         <w:t>-</w:t>
       </w:r>
-      <w:proofErr w:type="spellStart"/>
-      <w:r>
-        <w:rPr>
-          <w:lang w:val="en-GB"/>
-        </w:rPr>
-        <w:t>UeParameters.cs</w:t>
-      </w:r>
-      <w:proofErr w:type="spellEnd"/>
-      <w:r>
-        <w:rPr>
-          <w:lang w:val="en-GB"/>
-        </w:rPr>
-        <w:t xml:space="preserve"> (device properties)</w:t>
-      </w:r>
-    </w:p>
-    <w:p>
-      <w:pPr>
-        <w:rPr>
-          <w:lang w:val="en-GB"/>
-        </w:rPr>
-      </w:pPr>
-      <w:r>
-        <w:rPr>
-          <w:lang w:val="en-GB"/>
-        </w:rPr>
-        <w:t xml:space="preserve">-Throughput in </w:t>
-      </w:r>
-      <w:proofErr w:type="spellStart"/>
-      <w:r>
-        <w:rPr>
-          <w:lang w:val="en-GB"/>
-        </w:rPr>
-        <w:t>moongen</w:t>
-      </w:r>
-      <w:proofErr w:type="spellEnd"/>
-      <w:r>
-        <w:rPr>
-          <w:lang w:val="en-GB"/>
-        </w:rPr>
-        <w:t>?</w:t>
-      </w:r>
-    </w:p>
-    <w:p>
-      <w:pPr>
-        <w:rPr>
-          <w:lang w:val="en-GB"/>
-        </w:rPr>
-      </w:pPr>
-      <w:r>
-        <w:rPr>
-          <w:lang w:val="en-GB"/>
-        </w:rPr>
-        <w:t xml:space="preserve">-get BER Value to </w:t>
-      </w:r>
-      <w:proofErr w:type="spellStart"/>
-      <w:r>
-        <w:rPr>
-          <w:lang w:val="en-GB"/>
-        </w:rPr>
-        <w:t>moongen</w:t>
-      </w:r>
-      <w:proofErr w:type="spellEnd"/>
-    </w:p>
-    <w:p>
-      <w:pPr>
-        <w:rPr>
-          <w:lang w:val="en-GB"/>
-        </w:rPr>
-      </w:pPr>
-      <w:r>
-        <w:rPr>
-          <w:lang w:val="en-GB"/>
-        </w:rPr>
-        <w:t>-delete further</w:t>
-      </w:r>
-    </w:p>
-    <w:p>
-      <w:pPr>
-        <w:rPr>
-          <w:lang w:val="en-GB"/>
-        </w:rPr>
-      </w:pPr>
-      <w:r>
-        <w:rPr>
-          <w:lang w:val="en-GB"/>
-        </w:rPr>
-        <w:t xml:space="preserve">-show BER and Throughput in </w:t>
-      </w:r>
-      <w:proofErr w:type="spellStart"/>
-      <w:r>
-        <w:rPr>
-          <w:lang w:val="en-GB"/>
-        </w:rPr>
-        <w:t>Data</w:t>
-      </w:r>
-      <w:r>
-        <w:rPr>
-          <w:lang w:val="en-GB"/>
-        </w:rPr>
-        <w:t>Display.cs</w:t>
-      </w:r>
-      <w:proofErr w:type="spellEnd"/>
+      <w:r>
+        <w:rPr>
+          <w:lang w:val="en-GB"/>
+        </w:rPr>
+        <w:t>5.4.3 Frame structure</w:t>
+      </w:r>
     </w:p>
     <w:p>
       <w:pPr>
@@ -431,107 +641,7 @@
         <w:rPr>
           <w:lang w:val="en-GB"/>
         </w:rPr>
-        <w:t xml:space="preserve">get Connection to </w:t>
-      </w:r>
-      <w:proofErr w:type="spellStart"/>
-      <w:r>
-        <w:rPr>
-          <w:lang w:val="en-GB"/>
-        </w:rPr>
-        <w:t>emulab</w:t>
-      </w:r>
-      <w:proofErr w:type="spellEnd"/>
-      <w:r>
-        <w:rPr>
-          <w:lang w:val="en-GB"/>
-        </w:rPr>
-        <w:t xml:space="preserve"> to work</w:t>
-      </w:r>
-    </w:p>
-    <w:p>
-      <w:pPr>
-        <w:rPr>
-          <w:lang w:val="en-GB"/>
-        </w:rPr>
-      </w:pPr>
-      <w:r>
-        <w:rPr>
-          <w:lang w:val="en-GB"/>
-        </w:rPr>
-        <w:t>-create scene for test</w:t>
-      </w:r>
-    </w:p>
-    <w:p>
-      <w:pPr>
-        <w:rPr>
-          <w:lang w:val="en-GB"/>
-        </w:rPr>
-      </w:pPr>
-      <w:r>
-        <w:rPr>
-          <w:lang w:val="en-GB"/>
-        </w:rPr>
-        <w:t>-look at BER while moving UE/FFD</w:t>
-      </w:r>
-    </w:p>
-    <w:p>
-      <w:pPr>
-        <w:rPr>
-          <w:lang w:val="en-GB"/>
-        </w:rPr>
-      </w:pPr>
-    </w:p>
-    <w:p>
-      <w:pPr>
-        <w:rPr>
-          <w:lang w:val="en-GB"/>
-        </w:rPr>
-      </w:pPr>
-      <w:r>
-        <w:rPr>
-          <w:lang w:val="en-GB"/>
-        </w:rPr>
-        <w:t>Advanced:</w:t>
-      </w:r>
-    </w:p>
-    <w:p>
-      <w:pPr>
-        <w:rPr>
-          <w:lang w:val="en-GB"/>
-        </w:rPr>
-      </w:pPr>
-      <w:r>
-        <w:rPr>
-          <w:lang w:val="en-GB"/>
-        </w:rPr>
-        <w:t>-Beacon mode</w:t>
-      </w:r>
-    </w:p>
-    <w:p>
-      <w:pPr>
-        <w:rPr>
-          <w:lang w:val="en-GB"/>
-        </w:rPr>
-      </w:pPr>
-    </w:p>
-    <w:p>
-      <w:pPr>
-        <w:rPr>
-          <w:lang w:val="en-GB"/>
-        </w:rPr>
-      </w:pPr>
-    </w:p>
-    <w:p>
-      <w:pPr>
-        <w:rPr>
-          <w:lang w:val="en-GB"/>
-        </w:rPr>
-      </w:pPr>
-      <w:r>
-        <w:rPr>
-          <w:lang w:val="en-GB"/>
-        </w:rPr>
-        <w:t>Questions:</w:t>
+        <w:t>5.4.4.1 CSMA-CA mechanism</w:t>
       </w:r>
     </w:p>
     <w:p>
@@ -546,45 +656,29 @@
         </w:rPr>
         <w:t>-</w:t>
       </w:r>
-    </w:p>
-    <w:p>
-      <w:pPr>
-        <w:rPr>
-          <w:lang w:val="en-GB"/>
-        </w:rPr>
-      </w:pPr>
-    </w:p>
-    <w:p>
-      <w:pPr>
-        <w:rPr>
-          <w:lang w:val="en-GB"/>
-        </w:rPr>
-      </w:pPr>
-    </w:p>
-    <w:p>
-      <w:pPr>
-        <w:rPr>
-          <w:lang w:val="en-GB"/>
-        </w:rPr>
-      </w:pPr>
-      <w:r>
-        <w:rPr>
-          <w:lang w:val="en-GB"/>
-        </w:rPr>
-        <w:t>Notes:</w:t>
-      </w:r>
-    </w:p>
-    <w:p>
-      <w:pPr>
-        <w:rPr>
-          <w:lang w:val="en-GB"/>
-        </w:rPr>
-      </w:pPr>
-      <w:r>
-        <w:rPr>
-          <w:lang w:val="en-GB"/>
-        </w:rPr>
-        <w:t>-5.4.2 Data transfer model</w:t>
+      <w:r>
+        <w:rPr>
+          <w:lang w:val="en-GB"/>
+        </w:rPr>
+        <w:t>7.2.1.8 FCS field</w:t>
+      </w:r>
+      <w:r>
+        <w:rPr>
+          <w:lang w:val="en-GB"/>
+        </w:rPr>
+        <w:t xml:space="preserve"> (error detection</w:t>
+      </w:r>
+      <w:r>
+        <w:rPr>
+          <w:lang w:val="en-GB"/>
+        </w:rPr>
+        <w:t xml:space="preserve"> only</w:t>
+      </w:r>
+      <w:r>
+        <w:rPr>
+          <w:lang w:val="en-GB"/>
+        </w:rPr>
+        <w:t>)</w:t>
       </w:r>
     </w:p>
     <w:p>
@@ -603,7 +697,7 @@
         <w:rPr>
           <w:lang w:val="en-GB"/>
         </w:rPr>
-        <w:t>5.4.3 Frame structure</w:t>
+        <w:t>7.5.6.4 Use of acknowledgments</w:t>
       </w:r>
     </w:p>
     <w:p>
@@ -622,7 +716,7 @@
         <w:rPr>
           <w:lang w:val="en-GB"/>
         </w:rPr>
-        <w:t>5.4.4.1 CSMA-CA mechanism</w:t>
+        <w:t>7.5.6.4.1 No acknowledgment</w:t>
       </w:r>
     </w:p>
     <w:p>
@@ -641,25 +735,46 @@
         <w:rPr>
           <w:lang w:val="en-GB"/>
         </w:rPr>
-        <w:t>7.2.1.8 FCS field</w:t>
-      </w:r>
-      <w:r>
-        <w:rPr>
-          <w:lang w:val="en-GB"/>
-        </w:rPr>
-        <w:t xml:space="preserve"> (error detection</w:t>
-      </w:r>
-      <w:r>
-        <w:rPr>
-          <w:lang w:val="en-GB"/>
-        </w:rPr>
-        <w:t xml:space="preserve"> only</w:t>
-      </w:r>
-      <w:r>
-        <w:rPr>
-          <w:lang w:val="en-GB"/>
-        </w:rPr>
-        <w:t>)</w:t>
+        <w:t>Table 70—MAC sublayer constants</w:t>
+      </w:r>
+    </w:p>
+    <w:p>
+      <w:pPr>
+        <w:rPr>
+          <w:lang w:val="en-GB"/>
+        </w:rPr>
+      </w:pPr>
+      <w:r>
+        <w:rPr>
+          <w:lang w:val="en-GB"/>
+        </w:rPr>
+        <w:t>-max. transmission power S. 668 des Standards</w:t>
+      </w:r>
+    </w:p>
+    <w:p>
+      <w:pPr>
+        <w:rPr>
+          <w:lang w:val="en-GB"/>
+        </w:rPr>
+      </w:pPr>
+      <w:r>
+        <w:rPr>
+          <w:lang w:val="en-GB"/>
+        </w:rPr>
+        <w:t>-set rate of TXQueue with setRate() (device.lua)</w:t>
+      </w:r>
+    </w:p>
+    <w:p>
+      <w:pPr>
+        <w:rPr>
+          <w:lang w:val="en-GB"/>
+        </w:rPr>
+      </w:pPr>
+      <w:r>
+        <w:rPr>
+          <w:lang w:val="en-GB"/>
+        </w:rPr>
+        <w:t>-start with easier moongen script</w:t>
       </w:r>
     </w:p>
     <w:p>
@@ -674,248 +789,80 @@
         </w:rPr>
         <w:t>-</w:t>
       </w:r>
-      <w:r>
-        <w:rPr>
-          <w:lang w:val="en-GB"/>
-        </w:rPr>
-        <w:t>7.5.6.4 Use of acknowledgments</w:t>
-      </w:r>
-    </w:p>
-    <w:p>
-      <w:pPr>
-        <w:rPr>
-          <w:lang w:val="en-GB"/>
-        </w:rPr>
-      </w:pPr>
-      <w:r>
-        <w:rPr>
-          <w:lang w:val="en-GB"/>
-        </w:rPr>
-        <w:t>-</w:t>
-      </w:r>
-      <w:r>
-        <w:rPr>
-          <w:lang w:val="en-GB"/>
-        </w:rPr>
-        <w:t>7.5.6.4.1 No acknowledgment</w:t>
-      </w:r>
-    </w:p>
-    <w:p>
-      <w:pPr>
-        <w:rPr>
-          <w:lang w:val="en-GB"/>
-        </w:rPr>
-      </w:pPr>
-      <w:r>
-        <w:rPr>
-          <w:lang w:val="en-GB"/>
-        </w:rPr>
-        <w:t>-</w:t>
-      </w:r>
-      <w:r>
-        <w:rPr>
-          <w:lang w:val="en-GB"/>
-        </w:rPr>
-        <w:t>Table 70—MAC sublayer constants</w:t>
-      </w:r>
-    </w:p>
-    <w:p>
-      <w:pPr>
-        <w:rPr>
-          <w:lang w:val="en-GB"/>
-        </w:rPr>
-      </w:pPr>
-      <w:r>
-        <w:rPr>
-          <w:lang w:val="en-GB"/>
-        </w:rPr>
-        <w:t>-max. transmission power S. 668 des Standards</w:t>
-      </w:r>
-    </w:p>
-    <w:p>
-      <w:pPr>
-        <w:rPr>
-          <w:lang w:val="en-GB"/>
-        </w:rPr>
-      </w:pPr>
-      <w:r>
-        <w:rPr>
-          <w:lang w:val="en-GB"/>
-        </w:rPr>
-        <w:t xml:space="preserve">-set rate of </w:t>
-      </w:r>
-      <w:proofErr w:type="spellStart"/>
-      <w:r>
-        <w:rPr>
-          <w:lang w:val="en-GB"/>
-        </w:rPr>
-        <w:t>TXQueue</w:t>
-      </w:r>
-      <w:proofErr w:type="spellEnd"/>
-      <w:r>
-        <w:rPr>
-          <w:lang w:val="en-GB"/>
-        </w:rPr>
-        <w:t xml:space="preserve"> with </w:t>
-      </w:r>
-      <w:proofErr w:type="spellStart"/>
-      <w:proofErr w:type="gramStart"/>
-      <w:r>
-        <w:rPr>
-          <w:lang w:val="en-GB"/>
-        </w:rPr>
-        <w:t>setRate</w:t>
-      </w:r>
-      <w:proofErr w:type="spellEnd"/>
-      <w:r>
-        <w:rPr>
-          <w:lang w:val="en-GB"/>
-        </w:rPr>
-        <w:t>(</w:t>
-      </w:r>
-      <w:proofErr w:type="gramEnd"/>
-      <w:r>
-        <w:rPr>
-          <w:lang w:val="en-GB"/>
-        </w:rPr>
-        <w:t>) (</w:t>
-      </w:r>
-      <w:proofErr w:type="spellStart"/>
-      <w:r>
-        <w:rPr>
-          <w:lang w:val="en-GB"/>
-        </w:rPr>
-        <w:t>device.lua</w:t>
-      </w:r>
-      <w:proofErr w:type="spellEnd"/>
-      <w:r>
-        <w:rPr>
-          <w:lang w:val="en-GB"/>
-        </w:rPr>
-        <w:t>)</w:t>
-      </w:r>
-    </w:p>
-    <w:p>
-      <w:pPr>
-        <w:rPr>
-          <w:lang w:val="en-GB"/>
-        </w:rPr>
-      </w:pPr>
-      <w:r>
-        <w:rPr>
-          <w:lang w:val="en-GB"/>
-        </w:rPr>
-        <w:t xml:space="preserve">-start with easier </w:t>
-      </w:r>
-      <w:proofErr w:type="spellStart"/>
-      <w:r>
-        <w:rPr>
-          <w:lang w:val="en-GB"/>
-        </w:rPr>
-        <w:t>moongen</w:t>
-      </w:r>
-      <w:proofErr w:type="spellEnd"/>
-      <w:r>
-        <w:rPr>
-          <w:lang w:val="en-GB"/>
-        </w:rPr>
-        <w:t xml:space="preserve"> script</w:t>
-      </w:r>
-    </w:p>
-    <w:p>
-      <w:pPr>
-        <w:rPr>
-          <w:lang w:val="en-GB"/>
-        </w:rPr>
-      </w:pPr>
-      <w:r>
-        <w:rPr>
-          <w:lang w:val="en-GB"/>
-        </w:rPr>
-        <w:t>-</w:t>
-      </w:r>
-    </w:p>
-    <w:p>
-      <w:pPr>
-        <w:rPr>
-          <w:lang w:val="en-GB"/>
-        </w:rPr>
-      </w:pPr>
-    </w:p>
-    <w:p>
-      <w:pPr>
-        <w:rPr>
-          <w:lang w:val="en-GB"/>
-        </w:rPr>
-      </w:pPr>
-    </w:p>
-    <w:p>
-      <w:pPr>
-        <w:rPr>
-          <w:lang w:val="en-GB"/>
-        </w:rPr>
-      </w:pPr>
-    </w:p>
-    <w:p>
-      <w:pPr>
-        <w:rPr>
-          <w:lang w:val="en-GB"/>
-        </w:rPr>
-      </w:pPr>
-    </w:p>
-    <w:p>
-      <w:pPr>
-        <w:rPr>
-          <w:lang w:val="en-GB"/>
-        </w:rPr>
-      </w:pPr>
-    </w:p>
-    <w:p>
-      <w:pPr>
-        <w:rPr>
-          <w:lang w:val="en-GB"/>
-        </w:rPr>
-      </w:pPr>
-    </w:p>
-    <w:p>
-      <w:pPr>
-        <w:rPr>
-          <w:lang w:val="en-GB"/>
-        </w:rPr>
-      </w:pPr>
-    </w:p>
-    <w:p>
-      <w:pPr>
-        <w:rPr>
-          <w:lang w:val="en-GB"/>
-        </w:rPr>
-      </w:pPr>
-    </w:p>
-    <w:p>
-      <w:pPr>
-        <w:rPr>
-          <w:lang w:val="en-GB"/>
-        </w:rPr>
-      </w:pPr>
-    </w:p>
-    <w:p>
-      <w:pPr>
-        <w:rPr>
-          <w:lang w:val="en-GB"/>
-        </w:rPr>
-      </w:pPr>
-    </w:p>
-    <w:p>
-      <w:r>
-        <w:t xml:space="preserve">-Ergebnisse am Ende mit NS-3 und </w:t>
-      </w:r>
-      <w:proofErr w:type="spellStart"/>
-      <w:r>
-        <w:t>Omnet</w:t>
-      </w:r>
-      <w:proofErr w:type="spellEnd"/>
-      <w:r>
-        <w:t>++ vergleichen</w:t>
+    </w:p>
+    <w:p>
+      <w:pPr>
+        <w:rPr>
+          <w:lang w:val="en-GB"/>
+        </w:rPr>
+      </w:pPr>
+    </w:p>
+    <w:p>
+      <w:pPr>
+        <w:rPr>
+          <w:lang w:val="en-GB"/>
+        </w:rPr>
+      </w:pPr>
+    </w:p>
+    <w:p>
+      <w:pPr>
+        <w:rPr>
+          <w:lang w:val="en-GB"/>
+        </w:rPr>
+      </w:pPr>
+    </w:p>
+    <w:p>
+      <w:pPr>
+        <w:rPr>
+          <w:lang w:val="en-GB"/>
+        </w:rPr>
+      </w:pPr>
+    </w:p>
+    <w:p>
+      <w:pPr>
+        <w:rPr>
+          <w:lang w:val="en-GB"/>
+        </w:rPr>
+      </w:pPr>
+    </w:p>
+    <w:p>
+      <w:pPr>
+        <w:rPr>
+          <w:lang w:val="en-GB"/>
+        </w:rPr>
+      </w:pPr>
+    </w:p>
+    <w:p>
+      <w:pPr>
+        <w:rPr>
+          <w:lang w:val="en-GB"/>
+        </w:rPr>
+      </w:pPr>
+    </w:p>
+    <w:p>
+      <w:pPr>
+        <w:rPr>
+          <w:lang w:val="en-GB"/>
+        </w:rPr>
+      </w:pPr>
+    </w:p>
+    <w:p>
+      <w:pPr>
+        <w:rPr>
+          <w:lang w:val="en-GB"/>
+        </w:rPr>
+      </w:pPr>
+    </w:p>
+    <w:p>
+      <w:pPr>
+        <w:rPr>
+          <w:lang w:val="en-GB"/>
+        </w:rPr>
+      </w:pPr>
+    </w:p>
+    <w:p>
+      <w:r>
+        <w:t>-Ergebnisse am Ende mit NS-3 und Omnet++ vergleichen</w:t>
       </w:r>
     </w:p>
     <w:p/>
@@ -1084,21 +1031,7 @@
         <w:rPr>
           <w:lang w:val="en-GB"/>
         </w:rPr>
-        <w:t>(</w:t>
-      </w:r>
-      <w:proofErr w:type="gramStart"/>
-      <w:r>
-        <w:rPr>
-          <w:lang w:val="en-GB"/>
-        </w:rPr>
-        <w:t>3.waits</w:t>
-      </w:r>
-      <w:proofErr w:type="gramEnd"/>
-      <w:r>
-        <w:rPr>
-          <w:lang w:val="en-GB"/>
-        </w:rPr>
-        <w:t xml:space="preserve"> for acknowledgement and resents if there is none)</w:t>
+        <w:t>(3.waits for acknowledgement and resents if there is none)</w:t>
       </w:r>
     </w:p>
     <w:p>

--- a/Notes.docx
+++ b/Notes.docx
@@ -150,34 +150,70 @@
         <w:rPr>
           <w:lang w:val="en-GB"/>
         </w:rPr>
-        <w:t>-moongen forward</w:t>
-      </w:r>
-    </w:p>
-    <w:p>
-      <w:pPr>
-        <w:rPr>
-          <w:lang w:val="en-GB"/>
-        </w:rPr>
-      </w:pPr>
-      <w:r>
-        <w:rPr>
-          <w:lang w:val="en-GB"/>
-        </w:rPr>
-        <w:t>-moongen receive</w:t>
-      </w:r>
-    </w:p>
-    <w:p>
-      <w:pPr>
-        <w:rPr>
-          <w:lang w:val="en-GB"/>
-        </w:rPr>
-      </w:pPr>
-      <w:r>
-        <w:rPr>
-          <w:lang w:val="en-GB"/>
-        </w:rPr>
-        <w:t>-DataRecorder.cs</w:t>
-      </w:r>
+        <w:t>-</w:t>
+      </w:r>
+      <w:proofErr w:type="spellStart"/>
+      <w:r>
+        <w:rPr>
+          <w:lang w:val="en-GB"/>
+        </w:rPr>
+        <w:t>moongen</w:t>
+      </w:r>
+      <w:proofErr w:type="spellEnd"/>
+      <w:r>
+        <w:rPr>
+          <w:lang w:val="en-GB"/>
+        </w:rPr>
+        <w:t xml:space="preserve"> forward</w:t>
+      </w:r>
+    </w:p>
+    <w:p>
+      <w:pPr>
+        <w:rPr>
+          <w:lang w:val="en-GB"/>
+        </w:rPr>
+      </w:pPr>
+      <w:r>
+        <w:rPr>
+          <w:lang w:val="en-GB"/>
+        </w:rPr>
+        <w:t>-</w:t>
+      </w:r>
+      <w:proofErr w:type="spellStart"/>
+      <w:r>
+        <w:rPr>
+          <w:lang w:val="en-GB"/>
+        </w:rPr>
+        <w:t>moongen</w:t>
+      </w:r>
+      <w:proofErr w:type="spellEnd"/>
+      <w:r>
+        <w:rPr>
+          <w:lang w:val="en-GB"/>
+        </w:rPr>
+        <w:t xml:space="preserve"> receive</w:t>
+      </w:r>
+    </w:p>
+    <w:p>
+      <w:pPr>
+        <w:rPr>
+          <w:lang w:val="en-GB"/>
+        </w:rPr>
+      </w:pPr>
+      <w:r>
+        <w:rPr>
+          <w:lang w:val="en-GB"/>
+        </w:rPr>
+        <w:t>-</w:t>
+      </w:r>
+      <w:proofErr w:type="spellStart"/>
+      <w:r>
+        <w:rPr>
+          <w:lang w:val="en-GB"/>
+        </w:rPr>
+        <w:t>DataRecorder.cs</w:t>
+      </w:r>
+      <w:proofErr w:type="spellEnd"/>
       <w:r>
         <w:rPr>
           <w:lang w:val="en-GB"/>
@@ -232,21 +268,16 @@
         <w:rPr>
           <w:lang w:val="en-GB"/>
         </w:rPr>
-        <w:t>change filepaths</w:t>
-      </w:r>
-    </w:p>
-    <w:p>
-      <w:pPr>
-        <w:rPr>
-          <w:lang w:val="en-GB"/>
-        </w:rPr>
-      </w:pPr>
-      <w:r>
-        <w:rPr>
-          <w:lang w:val="en-GB"/>
-        </w:rPr>
-        <w:t>-TxPower.cs</w:t>
-      </w:r>
+        <w:t xml:space="preserve">change </w:t>
+      </w:r>
+      <w:proofErr w:type="spellStart"/>
+      <w:r>
+        <w:rPr>
+          <w:lang w:val="en-GB"/>
+        </w:rPr>
+        <w:t>filepaths</w:t>
+      </w:r>
+      <w:proofErr w:type="spellEnd"/>
     </w:p>
     <w:p>
       <w:pPr>
@@ -260,31 +291,35 @@
         </w:rPr>
         <w:t>-</w:t>
       </w:r>
-      <w:r>
-        <w:rPr>
-          <w:lang w:val="en-GB"/>
-        </w:rPr>
-        <w:t>E</w:t>
-      </w:r>
-      <w:r>
-        <w:rPr>
-          <w:lang w:val="en-GB"/>
-        </w:rPr>
-        <w:t>nbInfo.cs</w:t>
-      </w:r>
-    </w:p>
-    <w:p>
-      <w:pPr>
-        <w:rPr>
-          <w:lang w:val="en-GB"/>
-        </w:rPr>
-      </w:pPr>
-      <w:r>
-        <w:rPr>
-          <w:lang w:val="en-GB"/>
-        </w:rPr>
-        <w:t>-UeParameters.cs</w:t>
-      </w:r>
+      <w:proofErr w:type="spellStart"/>
+      <w:r>
+        <w:rPr>
+          <w:lang w:val="en-GB"/>
+        </w:rPr>
+        <w:t>TxPower.cs</w:t>
+      </w:r>
+      <w:proofErr w:type="spellEnd"/>
+    </w:p>
+    <w:p>
+      <w:pPr>
+        <w:rPr>
+          <w:lang w:val="en-GB"/>
+        </w:rPr>
+      </w:pPr>
+      <w:r>
+        <w:rPr>
+          <w:lang w:val="en-GB"/>
+        </w:rPr>
+        <w:t>-</w:t>
+      </w:r>
+      <w:proofErr w:type="spellStart"/>
+      <w:r>
+        <w:rPr>
+          <w:lang w:val="en-GB"/>
+        </w:rPr>
+        <w:t>UeParameters.cs</w:t>
+      </w:r>
+      <w:proofErr w:type="spellEnd"/>
       <w:r>
         <w:rPr>
           <w:lang w:val="en-GB"/>
@@ -302,8 +337,16 @@
         <w:rPr>
           <w:lang w:val="en-GB"/>
         </w:rPr>
-        <w:t>-Throughput in moongen</w:t>
-      </w:r>
+        <w:t xml:space="preserve">-Throughput in </w:t>
+      </w:r>
+      <w:proofErr w:type="spellStart"/>
+      <w:r>
+        <w:rPr>
+          <w:lang w:val="en-GB"/>
+        </w:rPr>
+        <w:t>moongen</w:t>
+      </w:r>
+      <w:proofErr w:type="spellEnd"/>
       <w:r>
         <w:rPr>
           <w:lang w:val="en-GB"/>
@@ -321,8 +364,16 @@
         <w:rPr>
           <w:lang w:val="en-GB"/>
         </w:rPr>
-        <w:t>-get BER Value to moongen</w:t>
-      </w:r>
+        <w:t xml:space="preserve">-get BER Value to </w:t>
+      </w:r>
+      <w:proofErr w:type="spellStart"/>
+      <w:r>
+        <w:rPr>
+          <w:lang w:val="en-GB"/>
+        </w:rPr>
+        <w:t>moongen</w:t>
+      </w:r>
+      <w:proofErr w:type="spellEnd"/>
     </w:p>
     <w:p>
       <w:pPr>
@@ -347,7 +398,14 @@
         <w:rPr>
           <w:lang w:val="en-GB"/>
         </w:rPr>
-        <w:t>-show BER and Throughput in Data</w:t>
+        <w:t xml:space="preserve">-show BER and Throughput in </w:t>
+      </w:r>
+      <w:proofErr w:type="spellStart"/>
+      <w:r>
+        <w:rPr>
+          <w:lang w:val="en-GB"/>
+        </w:rPr>
+        <w:t>Data</w:t>
       </w:r>
       <w:r>
         <w:rPr>
@@ -355,6 +413,7 @@
         </w:rPr>
         <w:t>Display.cs</w:t>
       </w:r>
+      <w:proofErr w:type="spellEnd"/>
     </w:p>
     <w:p>
       <w:pPr>
@@ -372,7 +431,21 @@
         <w:rPr>
           <w:lang w:val="en-GB"/>
         </w:rPr>
-        <w:t>get Connection to emulab to work</w:t>
+        <w:t xml:space="preserve">get Connection to </w:t>
+      </w:r>
+      <w:proofErr w:type="spellStart"/>
+      <w:r>
+        <w:rPr>
+          <w:lang w:val="en-GB"/>
+        </w:rPr>
+        <w:t>emulab</w:t>
+      </w:r>
+      <w:proofErr w:type="spellEnd"/>
+      <w:r>
+        <w:rPr>
+          <w:lang w:val="en-GB"/>
+        </w:rPr>
+        <w:t xml:space="preserve"> to work</w:t>
       </w:r>
     </w:p>
     <w:p>
@@ -407,19 +480,6 @@
           <w:lang w:val="en-GB"/>
         </w:rPr>
       </w:pPr>
-      <w:r>
-        <w:rPr>
-          <w:lang w:val="en-GB"/>
-        </w:rPr>
-        <w:t>-Coordinator.cs</w:t>
-      </w:r>
-    </w:p>
-    <w:p>
-      <w:pPr>
-        <w:rPr>
-          <w:lang w:val="en-GB"/>
-        </w:rPr>
-      </w:pPr>
     </w:p>
     <w:p>
       <w:pPr>
@@ -486,71 +546,45 @@
         </w:rPr>
         <w:t>-</w:t>
       </w:r>
-      <w:r>
-        <w:rPr>
-          <w:lang w:val="en-GB"/>
-        </w:rPr>
-        <w:t>Wofür stehen U</w:t>
-      </w:r>
-      <w:r>
-        <w:rPr>
-          <w:lang w:val="en-GB"/>
-        </w:rPr>
-        <w:t>l</w:t>
-      </w:r>
-      <w:r>
-        <w:rPr>
-          <w:lang w:val="en-GB"/>
-        </w:rPr>
-        <w:t xml:space="preserve"> und D</w:t>
-      </w:r>
-      <w:r>
-        <w:rPr>
-          <w:lang w:val="en-GB"/>
-        </w:rPr>
-        <w:t>l</w:t>
-      </w:r>
-      <w:r>
-        <w:rPr>
-          <w:lang w:val="en-GB"/>
-        </w:rPr>
-        <w:t xml:space="preserve"> bei z.B. UeManager U</w:t>
-      </w:r>
-      <w:r>
-        <w:rPr>
-          <w:lang w:val="en-GB"/>
-        </w:rPr>
-        <w:t>l</w:t>
-      </w:r>
-      <w:r>
-        <w:rPr>
-          <w:lang w:val="en-GB"/>
-        </w:rPr>
-        <w:t>Info/D</w:t>
-      </w:r>
-      <w:r>
-        <w:rPr>
-          <w:lang w:val="en-GB"/>
-        </w:rPr>
-        <w:t>l</w:t>
-      </w:r>
-      <w:r>
-        <w:rPr>
-          <w:lang w:val="en-GB"/>
-        </w:rPr>
-        <w:t>Info</w:t>
-      </w:r>
-      <w:r>
-        <w:rPr>
-          <w:lang w:val="en-GB"/>
-        </w:rPr>
-        <w:t>? (an Liu)</w:t>
-      </w:r>
-      <w:r>
-        <w:rPr>
-          <w:lang w:val="en-GB"/>
-        </w:rPr>
-        <w:t xml:space="preserve"> Welchem Zweck dienen sie?</w:t>
+    </w:p>
+    <w:p>
+      <w:pPr>
+        <w:rPr>
+          <w:lang w:val="en-GB"/>
+        </w:rPr>
+      </w:pPr>
+    </w:p>
+    <w:p>
+      <w:pPr>
+        <w:rPr>
+          <w:lang w:val="en-GB"/>
+        </w:rPr>
+      </w:pPr>
+    </w:p>
+    <w:p>
+      <w:pPr>
+        <w:rPr>
+          <w:lang w:val="en-GB"/>
+        </w:rPr>
+      </w:pPr>
+      <w:r>
+        <w:rPr>
+          <w:lang w:val="en-GB"/>
+        </w:rPr>
+        <w:t>Notes:</w:t>
+      </w:r>
+    </w:p>
+    <w:p>
+      <w:pPr>
+        <w:rPr>
+          <w:lang w:val="en-GB"/>
+        </w:rPr>
+      </w:pPr>
+      <w:r>
+        <w:rPr>
+          <w:lang w:val="en-GB"/>
+        </w:rPr>
+        <w:t>-5.4.2 Data transfer model</w:t>
       </w:r>
     </w:p>
     <w:p>
@@ -565,45 +599,11 @@
         </w:rPr>
         <w:t>-</w:t>
       </w:r>
-    </w:p>
-    <w:p>
-      <w:pPr>
-        <w:rPr>
-          <w:lang w:val="en-GB"/>
-        </w:rPr>
-      </w:pPr>
-    </w:p>
-    <w:p>
-      <w:pPr>
-        <w:rPr>
-          <w:lang w:val="en-GB"/>
-        </w:rPr>
-      </w:pPr>
-    </w:p>
-    <w:p>
-      <w:pPr>
-        <w:rPr>
-          <w:lang w:val="en-GB"/>
-        </w:rPr>
-      </w:pPr>
-      <w:r>
-        <w:rPr>
-          <w:lang w:val="en-GB"/>
-        </w:rPr>
-        <w:t>Notes:</w:t>
-      </w:r>
-    </w:p>
-    <w:p>
-      <w:pPr>
-        <w:rPr>
-          <w:lang w:val="en-GB"/>
-        </w:rPr>
-      </w:pPr>
-      <w:r>
-        <w:rPr>
-          <w:lang w:val="en-GB"/>
-        </w:rPr>
-        <w:t>-5.4.2 Data transfer model</w:t>
+      <w:r>
+        <w:rPr>
+          <w:lang w:val="en-GB"/>
+        </w:rPr>
+        <w:t>5.4.3 Frame structure</w:t>
       </w:r>
     </w:p>
     <w:p>
@@ -622,7 +622,7 @@
         <w:rPr>
           <w:lang w:val="en-GB"/>
         </w:rPr>
-        <w:t>5.4.3 Frame structure</w:t>
+        <w:t>5.4.4.1 CSMA-CA mechanism</w:t>
       </w:r>
     </w:p>
     <w:p>
@@ -641,7 +641,25 @@
         <w:rPr>
           <w:lang w:val="en-GB"/>
         </w:rPr>
-        <w:t>5.4.4.1 CSMA-CA mechanism</w:t>
+        <w:t>7.2.1.8 FCS field</w:t>
+      </w:r>
+      <w:r>
+        <w:rPr>
+          <w:lang w:val="en-GB"/>
+        </w:rPr>
+        <w:t xml:space="preserve"> (error detection</w:t>
+      </w:r>
+      <w:r>
+        <w:rPr>
+          <w:lang w:val="en-GB"/>
+        </w:rPr>
+        <w:t xml:space="preserve"> only</w:t>
+      </w:r>
+      <w:r>
+        <w:rPr>
+          <w:lang w:val="en-GB"/>
+        </w:rPr>
+        <w:t>)</w:t>
       </w:r>
     </w:p>
     <w:p>
@@ -660,20 +678,116 @@
         <w:rPr>
           <w:lang w:val="en-GB"/>
         </w:rPr>
-        <w:t>7.2.1.8 FCS field</w:t>
-      </w:r>
-      <w:r>
-        <w:rPr>
-          <w:lang w:val="en-GB"/>
-        </w:rPr>
-        <w:t xml:space="preserve"> (error detection</w:t>
-      </w:r>
-      <w:r>
-        <w:rPr>
-          <w:lang w:val="en-GB"/>
-        </w:rPr>
-        <w:t xml:space="preserve"> only</w:t>
-      </w:r>
+        <w:t>7.5.6.4 Use of acknowledgments</w:t>
+      </w:r>
+    </w:p>
+    <w:p>
+      <w:pPr>
+        <w:rPr>
+          <w:lang w:val="en-GB"/>
+        </w:rPr>
+      </w:pPr>
+      <w:r>
+        <w:rPr>
+          <w:lang w:val="en-GB"/>
+        </w:rPr>
+        <w:t>-</w:t>
+      </w:r>
+      <w:r>
+        <w:rPr>
+          <w:lang w:val="en-GB"/>
+        </w:rPr>
+        <w:t>7.5.6.4.1 No acknowledgment</w:t>
+      </w:r>
+    </w:p>
+    <w:p>
+      <w:pPr>
+        <w:rPr>
+          <w:lang w:val="en-GB"/>
+        </w:rPr>
+      </w:pPr>
+      <w:r>
+        <w:rPr>
+          <w:lang w:val="en-GB"/>
+        </w:rPr>
+        <w:t>-</w:t>
+      </w:r>
+      <w:r>
+        <w:rPr>
+          <w:lang w:val="en-GB"/>
+        </w:rPr>
+        <w:t>Table 70—MAC sublayer constants</w:t>
+      </w:r>
+    </w:p>
+    <w:p>
+      <w:pPr>
+        <w:rPr>
+          <w:lang w:val="en-GB"/>
+        </w:rPr>
+      </w:pPr>
+      <w:r>
+        <w:rPr>
+          <w:lang w:val="en-GB"/>
+        </w:rPr>
+        <w:t>-max. transmission power S. 668 des Standards</w:t>
+      </w:r>
+    </w:p>
+    <w:p>
+      <w:pPr>
+        <w:rPr>
+          <w:lang w:val="en-GB"/>
+        </w:rPr>
+      </w:pPr>
+      <w:r>
+        <w:rPr>
+          <w:lang w:val="en-GB"/>
+        </w:rPr>
+        <w:t xml:space="preserve">-set rate of </w:t>
+      </w:r>
+      <w:proofErr w:type="spellStart"/>
+      <w:r>
+        <w:rPr>
+          <w:lang w:val="en-GB"/>
+        </w:rPr>
+        <w:t>TXQueue</w:t>
+      </w:r>
+      <w:proofErr w:type="spellEnd"/>
+      <w:r>
+        <w:rPr>
+          <w:lang w:val="en-GB"/>
+        </w:rPr>
+        <w:t xml:space="preserve"> with </w:t>
+      </w:r>
+      <w:proofErr w:type="spellStart"/>
+      <w:proofErr w:type="gramStart"/>
+      <w:r>
+        <w:rPr>
+          <w:lang w:val="en-GB"/>
+        </w:rPr>
+        <w:t>setRate</w:t>
+      </w:r>
+      <w:proofErr w:type="spellEnd"/>
+      <w:r>
+        <w:rPr>
+          <w:lang w:val="en-GB"/>
+        </w:rPr>
+        <w:t>(</w:t>
+      </w:r>
+      <w:proofErr w:type="gramEnd"/>
+      <w:r>
+        <w:rPr>
+          <w:lang w:val="en-GB"/>
+        </w:rPr>
+        <w:t>) (</w:t>
+      </w:r>
+      <w:proofErr w:type="spellStart"/>
+      <w:r>
+        <w:rPr>
+          <w:lang w:val="en-GB"/>
+        </w:rPr>
+        <w:t>device.lua</w:t>
+      </w:r>
+      <w:proofErr w:type="spellEnd"/>
       <w:r>
         <w:rPr>
           <w:lang w:val="en-GB"/>
@@ -691,178 +805,117 @@
         <w:rPr>
           <w:lang w:val="en-GB"/>
         </w:rPr>
+        <w:t xml:space="preserve">-start with easier </w:t>
+      </w:r>
+      <w:proofErr w:type="spellStart"/>
+      <w:r>
+        <w:rPr>
+          <w:lang w:val="en-GB"/>
+        </w:rPr>
+        <w:t>moongen</w:t>
+      </w:r>
+      <w:proofErr w:type="spellEnd"/>
+      <w:r>
+        <w:rPr>
+          <w:lang w:val="en-GB"/>
+        </w:rPr>
+        <w:t xml:space="preserve"> script</w:t>
+      </w:r>
+    </w:p>
+    <w:p>
+      <w:pPr>
+        <w:rPr>
+          <w:lang w:val="en-GB"/>
+        </w:rPr>
+      </w:pPr>
+      <w:r>
+        <w:rPr>
+          <w:lang w:val="en-GB"/>
+        </w:rPr>
         <w:t>-</w:t>
       </w:r>
-      <w:r>
-        <w:rPr>
-          <w:lang w:val="en-GB"/>
-        </w:rPr>
-        <w:t>7.5.6.4 Use of acknowledgments</w:t>
-      </w:r>
-    </w:p>
-    <w:p>
-      <w:pPr>
-        <w:rPr>
-          <w:lang w:val="en-GB"/>
-        </w:rPr>
-      </w:pPr>
-      <w:r>
-        <w:rPr>
-          <w:lang w:val="en-GB"/>
-        </w:rPr>
-        <w:t>-</w:t>
-      </w:r>
-      <w:r>
-        <w:rPr>
-          <w:lang w:val="en-GB"/>
-        </w:rPr>
-        <w:t>7.5.6.4.1 No acknowledgment</w:t>
-      </w:r>
-    </w:p>
-    <w:p>
-      <w:pPr>
-        <w:rPr>
-          <w:lang w:val="en-GB"/>
-        </w:rPr>
-      </w:pPr>
-      <w:r>
-        <w:rPr>
-          <w:lang w:val="en-GB"/>
-        </w:rPr>
-        <w:t>-</w:t>
-      </w:r>
-      <w:r>
-        <w:rPr>
-          <w:lang w:val="en-GB"/>
-        </w:rPr>
-        <w:t>Table 70—MAC sublayer constants</w:t>
-      </w:r>
-    </w:p>
-    <w:p>
-      <w:pPr>
-        <w:rPr>
-          <w:lang w:val="en-GB"/>
-        </w:rPr>
-      </w:pPr>
-      <w:r>
-        <w:rPr>
-          <w:lang w:val="en-GB"/>
-        </w:rPr>
-        <w:t>-max. transmission power S. 668 des Standards</w:t>
-      </w:r>
-    </w:p>
-    <w:p>
-      <w:pPr>
-        <w:rPr>
-          <w:lang w:val="en-GB"/>
-        </w:rPr>
-      </w:pPr>
-      <w:r>
-        <w:rPr>
-          <w:lang w:val="en-GB"/>
-        </w:rPr>
-        <w:t>-set rate of TXQueue with setRate() (device.lua)</w:t>
-      </w:r>
-    </w:p>
-    <w:p>
-      <w:pPr>
-        <w:rPr>
-          <w:lang w:val="en-GB"/>
-        </w:rPr>
-      </w:pPr>
-      <w:r>
-        <w:rPr>
-          <w:lang w:val="en-GB"/>
-        </w:rPr>
-        <w:t>-start with easier moongen script</w:t>
-      </w:r>
-    </w:p>
-    <w:p>
-      <w:pPr>
-        <w:rPr>
-          <w:lang w:val="en-GB"/>
-        </w:rPr>
-      </w:pPr>
-      <w:r>
-        <w:rPr>
-          <w:lang w:val="en-GB"/>
-        </w:rPr>
-        <w:t>-</w:t>
-      </w:r>
-    </w:p>
-    <w:p>
-      <w:pPr>
-        <w:rPr>
-          <w:lang w:val="en-GB"/>
-        </w:rPr>
-      </w:pPr>
-    </w:p>
-    <w:p>
-      <w:pPr>
-        <w:rPr>
-          <w:lang w:val="en-GB"/>
-        </w:rPr>
-      </w:pPr>
-    </w:p>
-    <w:p>
-      <w:pPr>
-        <w:rPr>
-          <w:lang w:val="en-GB"/>
-        </w:rPr>
-      </w:pPr>
-    </w:p>
-    <w:p>
-      <w:pPr>
-        <w:rPr>
-          <w:lang w:val="en-GB"/>
-        </w:rPr>
-      </w:pPr>
-    </w:p>
-    <w:p>
-      <w:pPr>
-        <w:rPr>
-          <w:lang w:val="en-GB"/>
-        </w:rPr>
-      </w:pPr>
-    </w:p>
-    <w:p>
-      <w:pPr>
-        <w:rPr>
-          <w:lang w:val="en-GB"/>
-        </w:rPr>
-      </w:pPr>
-    </w:p>
-    <w:p>
-      <w:pPr>
-        <w:rPr>
-          <w:lang w:val="en-GB"/>
-        </w:rPr>
-      </w:pPr>
-    </w:p>
-    <w:p>
-      <w:pPr>
-        <w:rPr>
-          <w:lang w:val="en-GB"/>
-        </w:rPr>
-      </w:pPr>
-    </w:p>
-    <w:p>
-      <w:pPr>
-        <w:rPr>
-          <w:lang w:val="en-GB"/>
-        </w:rPr>
-      </w:pPr>
-    </w:p>
-    <w:p>
-      <w:pPr>
-        <w:rPr>
-          <w:lang w:val="en-GB"/>
-        </w:rPr>
-      </w:pPr>
-    </w:p>
-    <w:p>
-      <w:r>
-        <w:t>-Ergebnisse am Ende mit NS-3 und Omnet++ vergleichen</w:t>
+    </w:p>
+    <w:p>
+      <w:pPr>
+        <w:rPr>
+          <w:lang w:val="en-GB"/>
+        </w:rPr>
+      </w:pPr>
+    </w:p>
+    <w:p>
+      <w:pPr>
+        <w:rPr>
+          <w:lang w:val="en-GB"/>
+        </w:rPr>
+      </w:pPr>
+    </w:p>
+    <w:p>
+      <w:pPr>
+        <w:rPr>
+          <w:lang w:val="en-GB"/>
+        </w:rPr>
+      </w:pPr>
+    </w:p>
+    <w:p>
+      <w:pPr>
+        <w:rPr>
+          <w:lang w:val="en-GB"/>
+        </w:rPr>
+      </w:pPr>
+    </w:p>
+    <w:p>
+      <w:pPr>
+        <w:rPr>
+          <w:lang w:val="en-GB"/>
+        </w:rPr>
+      </w:pPr>
+    </w:p>
+    <w:p>
+      <w:pPr>
+        <w:rPr>
+          <w:lang w:val="en-GB"/>
+        </w:rPr>
+      </w:pPr>
+    </w:p>
+    <w:p>
+      <w:pPr>
+        <w:rPr>
+          <w:lang w:val="en-GB"/>
+        </w:rPr>
+      </w:pPr>
+    </w:p>
+    <w:p>
+      <w:pPr>
+        <w:rPr>
+          <w:lang w:val="en-GB"/>
+        </w:rPr>
+      </w:pPr>
+    </w:p>
+    <w:p>
+      <w:pPr>
+        <w:rPr>
+          <w:lang w:val="en-GB"/>
+        </w:rPr>
+      </w:pPr>
+    </w:p>
+    <w:p>
+      <w:pPr>
+        <w:rPr>
+          <w:lang w:val="en-GB"/>
+        </w:rPr>
+      </w:pPr>
+    </w:p>
+    <w:p>
+      <w:r>
+        <w:t xml:space="preserve">-Ergebnisse am Ende mit NS-3 und </w:t>
+      </w:r>
+      <w:proofErr w:type="spellStart"/>
+      <w:r>
+        <w:t>Omnet</w:t>
+      </w:r>
+      <w:proofErr w:type="spellEnd"/>
+      <w:r>
+        <w:t>++ vergleichen</w:t>
       </w:r>
     </w:p>
     <w:p/>
@@ -1031,7 +1084,21 @@
         <w:rPr>
           <w:lang w:val="en-GB"/>
         </w:rPr>
-        <w:t>(3.waits for acknowledgement and resents if there is none)</w:t>
+        <w:t>(</w:t>
+      </w:r>
+      <w:proofErr w:type="gramStart"/>
+      <w:r>
+        <w:rPr>
+          <w:lang w:val="en-GB"/>
+        </w:rPr>
+        <w:t>3.waits</w:t>
+      </w:r>
+      <w:proofErr w:type="gramEnd"/>
+      <w:r>
+        <w:rPr>
+          <w:lang w:val="en-GB"/>
+        </w:rPr>
+        <w:t xml:space="preserve"> for acknowledgement and resents if there is none)</w:t>
       </w:r>
     </w:p>
     <w:p>

--- a/Notes.docx
+++ b/Notes.docx
@@ -150,21 +150,70 @@
         <w:rPr>
           <w:lang w:val="en-GB"/>
         </w:rPr>
+        <w:t>-moongen forward</w:t>
+      </w:r>
+    </w:p>
+    <w:p>
+      <w:pPr>
+        <w:rPr>
+          <w:lang w:val="en-GB"/>
+        </w:rPr>
+      </w:pPr>
+      <w:r>
+        <w:rPr>
+          <w:lang w:val="en-GB"/>
+        </w:rPr>
+        <w:t>-moongen receive</w:t>
+      </w:r>
+    </w:p>
+    <w:p>
+      <w:pPr>
+        <w:rPr>
+          <w:lang w:val="en-GB"/>
+        </w:rPr>
+      </w:pPr>
+      <w:r>
+        <w:rPr>
+          <w:lang w:val="en-GB"/>
+        </w:rPr>
+        <w:t>-DataRecorder.cs</w:t>
+      </w:r>
+      <w:r>
+        <w:rPr>
+          <w:lang w:val="en-GB"/>
+        </w:rPr>
+        <w:t xml:space="preserve"> //BER+SNR</w:t>
+      </w:r>
+      <w:r>
+        <w:rPr>
+          <w:lang w:val="en-GB"/>
+        </w:rPr>
+        <w:t>?</w:t>
+      </w:r>
+    </w:p>
+    <w:p>
+      <w:pPr>
+        <w:rPr>
+          <w:lang w:val="en-GB"/>
+        </w:rPr>
+      </w:pPr>
+      <w:r>
+        <w:rPr>
+          <w:lang w:val="en-GB"/>
+        </w:rPr>
         <w:t>-</w:t>
       </w:r>
-      <w:proofErr w:type="spellStart"/>
-      <w:r>
-        <w:rPr>
-          <w:lang w:val="en-GB"/>
-        </w:rPr>
-        <w:t>moongen</w:t>
-      </w:r>
-      <w:proofErr w:type="spellEnd"/>
-      <w:r>
-        <w:rPr>
-          <w:lang w:val="en-GB"/>
-        </w:rPr>
-        <w:t xml:space="preserve"> forward</w:t>
+      <w:r>
+        <w:rPr>
+          <w:lang w:val="en-GB"/>
+        </w:rPr>
+        <w:t>create new “UE” -&gt; FFD (+maybe RFD)</w:t>
+      </w:r>
+      <w:r>
+        <w:rPr>
+          <w:lang w:val="en-GB"/>
+        </w:rPr>
+        <w:t>?</w:t>
       </w:r>
     </w:p>
     <w:p>
@@ -179,19 +228,146 @@
         </w:rPr>
         <w:t>-</w:t>
       </w:r>
-      <w:proofErr w:type="spellStart"/>
-      <w:r>
-        <w:rPr>
-          <w:lang w:val="en-GB"/>
-        </w:rPr>
-        <w:t>moongen</w:t>
-      </w:r>
-      <w:proofErr w:type="spellEnd"/>
-      <w:r>
-        <w:rPr>
-          <w:lang w:val="en-GB"/>
-        </w:rPr>
-        <w:t xml:space="preserve"> receive</w:t>
+      <w:r>
+        <w:rPr>
+          <w:lang w:val="en-GB"/>
+        </w:rPr>
+        <w:t>change filepaths</w:t>
+      </w:r>
+    </w:p>
+    <w:p>
+      <w:pPr>
+        <w:rPr>
+          <w:lang w:val="en-GB"/>
+        </w:rPr>
+      </w:pPr>
+      <w:r>
+        <w:rPr>
+          <w:lang w:val="en-GB"/>
+        </w:rPr>
+        <w:t>-SCPFile.cs</w:t>
+      </w:r>
+    </w:p>
+    <w:p>
+      <w:pPr>
+        <w:rPr>
+          <w:lang w:val="en-GB"/>
+        </w:rPr>
+      </w:pPr>
+      <w:r>
+        <w:rPr>
+          <w:lang w:val="en-GB"/>
+        </w:rPr>
+        <w:t>-PSCPReceiveFile.cs</w:t>
+      </w:r>
+    </w:p>
+    <w:p>
+      <w:pPr>
+        <w:rPr>
+          <w:lang w:val="en-GB"/>
+        </w:rPr>
+      </w:pPr>
+      <w:r>
+        <w:rPr>
+          <w:lang w:val="en-GB"/>
+        </w:rPr>
+        <w:t>-PSCPSendFile.cs, Filepaths etc</w:t>
+      </w:r>
+    </w:p>
+    <w:p>
+      <w:pPr>
+        <w:rPr>
+          <w:lang w:val="en-GB"/>
+        </w:rPr>
+      </w:pPr>
+      <w:r>
+        <w:rPr>
+          <w:lang w:val="en-GB"/>
+        </w:rPr>
+        <w:t>-TxPower.cs</w:t>
+      </w:r>
+    </w:p>
+    <w:p>
+      <w:pPr>
+        <w:rPr>
+          <w:lang w:val="en-GB"/>
+        </w:rPr>
+      </w:pPr>
+      <w:r>
+        <w:rPr>
+          <w:lang w:val="en-GB"/>
+        </w:rPr>
+        <w:t>-UeParameters.cs</w:t>
+      </w:r>
+      <w:r>
+        <w:rPr>
+          <w:lang w:val="en-GB"/>
+        </w:rPr>
+        <w:t xml:space="preserve"> (device properties)</w:t>
+      </w:r>
+    </w:p>
+    <w:p>
+      <w:pPr>
+        <w:rPr>
+          <w:lang w:val="en-GB"/>
+        </w:rPr>
+      </w:pPr>
+      <w:r>
+        <w:rPr>
+          <w:lang w:val="en-GB"/>
+        </w:rPr>
+        <w:t>-Throughput in moongen</w:t>
+      </w:r>
+      <w:r>
+        <w:rPr>
+          <w:lang w:val="en-GB"/>
+        </w:rPr>
+        <w:t>?</w:t>
+      </w:r>
+    </w:p>
+    <w:p>
+      <w:pPr>
+        <w:rPr>
+          <w:lang w:val="en-GB"/>
+        </w:rPr>
+      </w:pPr>
+      <w:r>
+        <w:rPr>
+          <w:lang w:val="en-GB"/>
+        </w:rPr>
+        <w:t>-get BER Value to moongen</w:t>
+      </w:r>
+    </w:p>
+    <w:p>
+      <w:pPr>
+        <w:rPr>
+          <w:lang w:val="en-GB"/>
+        </w:rPr>
+      </w:pPr>
+      <w:r>
+        <w:rPr>
+          <w:lang w:val="en-GB"/>
+        </w:rPr>
+        <w:t>-delete further</w:t>
+      </w:r>
+    </w:p>
+    <w:p>
+      <w:pPr>
+        <w:rPr>
+          <w:lang w:val="en-GB"/>
+        </w:rPr>
+      </w:pPr>
+      <w:r>
+        <w:rPr>
+          <w:lang w:val="en-GB"/>
+        </w:rPr>
+        <w:t>-show BER and Throughput in Data</w:t>
+      </w:r>
+      <w:r>
+        <w:rPr>
+          <w:lang w:val="en-GB"/>
+        </w:rPr>
+        <w:t>Display.cs</w:t>
       </w:r>
     </w:p>
     <w:p>
@@ -206,50 +382,142 @@
         </w:rPr>
         <w:t>-</w:t>
       </w:r>
-      <w:proofErr w:type="spellStart"/>
-      <w:r>
-        <w:rPr>
-          <w:lang w:val="en-GB"/>
-        </w:rPr>
-        <w:t>DataRecorder.cs</w:t>
-      </w:r>
-      <w:proofErr w:type="spellEnd"/>
-      <w:r>
-        <w:rPr>
-          <w:lang w:val="en-GB"/>
-        </w:rPr>
-        <w:t xml:space="preserve"> //BER+SNR</w:t>
-      </w:r>
-      <w:r>
-        <w:rPr>
-          <w:lang w:val="en-GB"/>
-        </w:rPr>
-        <w:t>?</w:t>
-      </w:r>
-    </w:p>
-    <w:p>
-      <w:pPr>
-        <w:rPr>
-          <w:lang w:val="en-GB"/>
-        </w:rPr>
-      </w:pPr>
-      <w:r>
-        <w:rPr>
-          <w:lang w:val="en-GB"/>
-        </w:rPr>
+      <w:r>
+        <w:rPr>
+          <w:lang w:val="en-GB"/>
+        </w:rPr>
+        <w:t>get Connection to emulab to work</w:t>
+      </w:r>
+    </w:p>
+    <w:p>
+      <w:pPr>
+        <w:rPr>
+          <w:lang w:val="en-GB"/>
+        </w:rPr>
+      </w:pPr>
+      <w:r>
+        <w:rPr>
+          <w:lang w:val="en-GB"/>
+        </w:rPr>
+        <w:t>-create scene for test</w:t>
+      </w:r>
+    </w:p>
+    <w:p>
+      <w:pPr>
+        <w:rPr>
+          <w:lang w:val="en-GB"/>
+        </w:rPr>
+      </w:pPr>
+      <w:r>
+        <w:rPr>
+          <w:lang w:val="en-GB"/>
+        </w:rPr>
+        <w:t>-look at BER while moving UE/FFD</w:t>
+      </w:r>
+    </w:p>
+    <w:p>
+      <w:pPr>
+        <w:rPr>
+          <w:lang w:val="en-GB"/>
+        </w:rPr>
+      </w:pPr>
+    </w:p>
+    <w:p>
+      <w:pPr>
+        <w:rPr>
+          <w:lang w:val="en-GB"/>
+        </w:rPr>
+      </w:pPr>
+      <w:r>
+        <w:rPr>
+          <w:lang w:val="en-GB"/>
+        </w:rPr>
+        <w:t>Advanced:</w:t>
+      </w:r>
+    </w:p>
+    <w:p>
+      <w:pPr>
+        <w:rPr>
+          <w:lang w:val="en-GB"/>
+        </w:rPr>
+      </w:pPr>
+      <w:r>
+        <w:rPr>
+          <w:lang w:val="en-GB"/>
+        </w:rPr>
+        <w:t>-Beacon mode</w:t>
+      </w:r>
+    </w:p>
+    <w:p>
+      <w:pPr>
+        <w:rPr>
+          <w:lang w:val="en-GB"/>
+        </w:rPr>
+      </w:pPr>
+    </w:p>
+    <w:p>
+      <w:pPr>
+        <w:rPr>
+          <w:lang w:val="en-GB"/>
+        </w:rPr>
+      </w:pPr>
+    </w:p>
+    <w:p>
+      <w:pPr>
+        <w:rPr>
+          <w:lang w:val="en-GB"/>
+        </w:rPr>
+      </w:pPr>
+      <w:r>
+        <w:rPr>
+          <w:lang w:val="en-GB"/>
+        </w:rPr>
+        <w:t>Questions:</w:t>
+      </w:r>
+    </w:p>
+    <w:p>
+      <w:r>
         <w:t>-</w:t>
       </w:r>
       <w:r>
-        <w:rPr>
-          <w:lang w:val="en-GB"/>
-        </w:rPr>
-        <w:t>create new “UE” -&gt; FFD (+maybe RFD)</w:t>
-      </w:r>
-      <w:r>
-        <w:rPr>
-          <w:lang w:val="en-GB"/>
-        </w:rPr>
-        <w:t>?</w:t>
+        <w:t xml:space="preserve">was muss ich </w:t>
+      </w:r>
+      <w:r>
+        <w:t>wo</w:t>
+      </w:r>
+      <w:r>
+        <w:t xml:space="preserve"> i</w:t>
+      </w:r>
+      <w:r>
+        <w:t>nstallieren damit es läuft? (PCAP, socket.lua, …)</w:t>
+      </w:r>
+    </w:p>
+    <w:p/>
+    <w:p/>
+    <w:p>
+      <w:pPr>
+        <w:rPr>
+          <w:lang w:val="en-GB"/>
+        </w:rPr>
+      </w:pPr>
+      <w:r>
+        <w:rPr>
+          <w:lang w:val="en-GB"/>
+        </w:rPr>
+        <w:t>Notes:</w:t>
+      </w:r>
+    </w:p>
+    <w:p>
+      <w:pPr>
+        <w:rPr>
+          <w:lang w:val="en-GB"/>
+        </w:rPr>
+      </w:pPr>
+      <w:r>
+        <w:rPr>
+          <w:lang w:val="en-GB"/>
+        </w:rPr>
+        <w:t>-5.4.2 Data transfer model</w:t>
       </w:r>
     </w:p>
     <w:p>
@@ -268,16 +536,8 @@
         <w:rPr>
           <w:lang w:val="en-GB"/>
         </w:rPr>
-        <w:t xml:space="preserve">change </w:t>
-      </w:r>
-      <w:proofErr w:type="spellStart"/>
-      <w:r>
-        <w:rPr>
-          <w:lang w:val="en-GB"/>
-        </w:rPr>
-        <w:t>filepaths</w:t>
-      </w:r>
-      <w:proofErr w:type="spellEnd"/>
+        <w:t>5.4.3 Frame structure</w:t>
+      </w:r>
     </w:p>
     <w:p>
       <w:pPr>
@@ -291,14 +551,12 @@
         </w:rPr>
         <w:t>-</w:t>
       </w:r>
-      <w:proofErr w:type="spellStart"/>
-      <w:r>
-        <w:rPr>
-          <w:lang w:val="en-GB"/>
-        </w:rPr>
-        <w:t>TxPower.cs</w:t>
-      </w:r>
-      <w:proofErr w:type="spellEnd"/>
+      <w:r>
+        <w:rPr>
+          <w:lang w:val="en-GB"/>
+        </w:rPr>
+        <w:t>5.4.4.1 CSMA-CA mechanism</w:t>
+      </w:r>
     </w:p>
     <w:p>
       <w:pPr>
@@ -312,108 +570,30 @@
         </w:rPr>
         <w:t>-</w:t>
       </w:r>
-      <w:proofErr w:type="spellStart"/>
-      <w:r>
-        <w:rPr>
-          <w:lang w:val="en-GB"/>
-        </w:rPr>
-        <w:t>UeParameters.cs</w:t>
-      </w:r>
-      <w:proofErr w:type="spellEnd"/>
-      <w:r>
-        <w:rPr>
-          <w:lang w:val="en-GB"/>
-        </w:rPr>
-        <w:t xml:space="preserve"> (device properties)</w:t>
-      </w:r>
-    </w:p>
-    <w:p>
-      <w:pPr>
-        <w:rPr>
-          <w:lang w:val="en-GB"/>
-        </w:rPr>
-      </w:pPr>
-      <w:r>
-        <w:rPr>
-          <w:lang w:val="en-GB"/>
-        </w:rPr>
-        <w:t xml:space="preserve">-Throughput in </w:t>
-      </w:r>
-      <w:proofErr w:type="spellStart"/>
-      <w:r>
-        <w:rPr>
-          <w:lang w:val="en-GB"/>
-        </w:rPr>
-        <w:t>moongen</w:t>
-      </w:r>
-      <w:proofErr w:type="spellEnd"/>
-      <w:r>
-        <w:rPr>
-          <w:lang w:val="en-GB"/>
-        </w:rPr>
-        <w:t>?</w:t>
-      </w:r>
-    </w:p>
-    <w:p>
-      <w:pPr>
-        <w:rPr>
-          <w:lang w:val="en-GB"/>
-        </w:rPr>
-      </w:pPr>
-      <w:r>
-        <w:rPr>
-          <w:lang w:val="en-GB"/>
-        </w:rPr>
-        <w:t xml:space="preserve">-get BER Value to </w:t>
-      </w:r>
-      <w:proofErr w:type="spellStart"/>
-      <w:r>
-        <w:rPr>
-          <w:lang w:val="en-GB"/>
-        </w:rPr>
-        <w:t>moongen</w:t>
-      </w:r>
-      <w:proofErr w:type="spellEnd"/>
-    </w:p>
-    <w:p>
-      <w:pPr>
-        <w:rPr>
-          <w:lang w:val="en-GB"/>
-        </w:rPr>
-      </w:pPr>
-      <w:r>
-        <w:rPr>
-          <w:lang w:val="en-GB"/>
-        </w:rPr>
-        <w:t>-delete further</w:t>
-      </w:r>
-    </w:p>
-    <w:p>
-      <w:pPr>
-        <w:rPr>
-          <w:lang w:val="en-GB"/>
-        </w:rPr>
-      </w:pPr>
-      <w:r>
-        <w:rPr>
-          <w:lang w:val="en-GB"/>
-        </w:rPr>
-        <w:t xml:space="preserve">-show BER and Throughput in </w:t>
-      </w:r>
-      <w:proofErr w:type="spellStart"/>
-      <w:r>
-        <w:rPr>
-          <w:lang w:val="en-GB"/>
-        </w:rPr>
-        <w:t>Data</w:t>
-      </w:r>
-      <w:r>
-        <w:rPr>
-          <w:lang w:val="en-GB"/>
-        </w:rPr>
-        <w:t>Display.cs</w:t>
-      </w:r>
-      <w:proofErr w:type="spellEnd"/>
+      <w:r>
+        <w:rPr>
+          <w:lang w:val="en-GB"/>
+        </w:rPr>
+        <w:t>7.2.1.8 FCS field</w:t>
+      </w:r>
+      <w:r>
+        <w:rPr>
+          <w:lang w:val="en-GB"/>
+        </w:rPr>
+        <w:t xml:space="preserve"> (error detection</w:t>
+      </w:r>
+      <w:r>
+        <w:rPr>
+          <w:lang w:val="en-GB"/>
+        </w:rPr>
+        <w:t xml:space="preserve"> only</w:t>
+      </w:r>
+      <w:r>
+        <w:rPr>
+          <w:lang w:val="en-GB"/>
+        </w:rPr>
+        <w:t>)</w:t>
+      </w:r>
     </w:p>
     <w:p>
       <w:pPr>
@@ -431,107 +611,7 @@
         <w:rPr>
           <w:lang w:val="en-GB"/>
         </w:rPr>
-        <w:t xml:space="preserve">get Connection to </w:t>
-      </w:r>
-      <w:proofErr w:type="spellStart"/>
-      <w:r>
-        <w:rPr>
-          <w:lang w:val="en-GB"/>
-        </w:rPr>
-        <w:t>emulab</w:t>
-      </w:r>
-      <w:proofErr w:type="spellEnd"/>
-      <w:r>
-        <w:rPr>
-          <w:lang w:val="en-GB"/>
-        </w:rPr>
-        <w:t xml:space="preserve"> to work</w:t>
-      </w:r>
-    </w:p>
-    <w:p>
-      <w:pPr>
-        <w:rPr>
-          <w:lang w:val="en-GB"/>
-        </w:rPr>
-      </w:pPr>
-      <w:r>
-        <w:rPr>
-          <w:lang w:val="en-GB"/>
-        </w:rPr>
-        <w:t>-create scene for test</w:t>
-      </w:r>
-    </w:p>
-    <w:p>
-      <w:pPr>
-        <w:rPr>
-          <w:lang w:val="en-GB"/>
-        </w:rPr>
-      </w:pPr>
-      <w:r>
-        <w:rPr>
-          <w:lang w:val="en-GB"/>
-        </w:rPr>
-        <w:t>-look at BER while moving UE/FFD</w:t>
-      </w:r>
-    </w:p>
-    <w:p>
-      <w:pPr>
-        <w:rPr>
-          <w:lang w:val="en-GB"/>
-        </w:rPr>
-      </w:pPr>
-    </w:p>
-    <w:p>
-      <w:pPr>
-        <w:rPr>
-          <w:lang w:val="en-GB"/>
-        </w:rPr>
-      </w:pPr>
-      <w:r>
-        <w:rPr>
-          <w:lang w:val="en-GB"/>
-        </w:rPr>
-        <w:t>Advanced:</w:t>
-      </w:r>
-    </w:p>
-    <w:p>
-      <w:pPr>
-        <w:rPr>
-          <w:lang w:val="en-GB"/>
-        </w:rPr>
-      </w:pPr>
-      <w:r>
-        <w:rPr>
-          <w:lang w:val="en-GB"/>
-        </w:rPr>
-        <w:t>-Beacon mode</w:t>
-      </w:r>
-    </w:p>
-    <w:p>
-      <w:pPr>
-        <w:rPr>
-          <w:lang w:val="en-GB"/>
-        </w:rPr>
-      </w:pPr>
-    </w:p>
-    <w:p>
-      <w:pPr>
-        <w:rPr>
-          <w:lang w:val="en-GB"/>
-        </w:rPr>
-      </w:pPr>
-    </w:p>
-    <w:p>
-      <w:pPr>
-        <w:rPr>
-          <w:lang w:val="en-GB"/>
-        </w:rPr>
-      </w:pPr>
-      <w:r>
-        <w:rPr>
-          <w:lang w:val="en-GB"/>
-        </w:rPr>
-        <w:t>Questions:</w:t>
+        <w:t>7.5.6.4 Use of acknowledgments</w:t>
       </w:r>
     </w:p>
     <w:p>
@@ -546,45 +626,11 @@
         </w:rPr>
         <w:t>-</w:t>
       </w:r>
-    </w:p>
-    <w:p>
-      <w:pPr>
-        <w:rPr>
-          <w:lang w:val="en-GB"/>
-        </w:rPr>
-      </w:pPr>
-    </w:p>
-    <w:p>
-      <w:pPr>
-        <w:rPr>
-          <w:lang w:val="en-GB"/>
-        </w:rPr>
-      </w:pPr>
-    </w:p>
-    <w:p>
-      <w:pPr>
-        <w:rPr>
-          <w:lang w:val="en-GB"/>
-        </w:rPr>
-      </w:pPr>
-      <w:r>
-        <w:rPr>
-          <w:lang w:val="en-GB"/>
-        </w:rPr>
-        <w:t>Notes:</w:t>
-      </w:r>
-    </w:p>
-    <w:p>
-      <w:pPr>
-        <w:rPr>
-          <w:lang w:val="en-GB"/>
-        </w:rPr>
-      </w:pPr>
-      <w:r>
-        <w:rPr>
-          <w:lang w:val="en-GB"/>
-        </w:rPr>
-        <w:t>-5.4.2 Data transfer model</w:t>
+      <w:r>
+        <w:rPr>
+          <w:lang w:val="en-GB"/>
+        </w:rPr>
+        <w:t>7.5.6.4.1 No acknowledgment</w:t>
       </w:r>
     </w:p>
     <w:p>
@@ -603,7 +649,46 @@
         <w:rPr>
           <w:lang w:val="en-GB"/>
         </w:rPr>
-        <w:t>5.4.3 Frame structure</w:t>
+        <w:t>Table 70—MAC sublayer constants</w:t>
+      </w:r>
+    </w:p>
+    <w:p>
+      <w:pPr>
+        <w:rPr>
+          <w:lang w:val="en-GB"/>
+        </w:rPr>
+      </w:pPr>
+      <w:r>
+        <w:rPr>
+          <w:lang w:val="en-GB"/>
+        </w:rPr>
+        <w:t>-max. transmission power S. 668 des Standards</w:t>
+      </w:r>
+    </w:p>
+    <w:p>
+      <w:pPr>
+        <w:rPr>
+          <w:lang w:val="en-GB"/>
+        </w:rPr>
+      </w:pPr>
+      <w:r>
+        <w:rPr>
+          <w:lang w:val="en-GB"/>
+        </w:rPr>
+        <w:t>-set rate of TXQueue with setRate() (device.lua)</w:t>
+      </w:r>
+    </w:p>
+    <w:p>
+      <w:pPr>
+        <w:rPr>
+          <w:lang w:val="en-GB"/>
+        </w:rPr>
+      </w:pPr>
+      <w:r>
+        <w:rPr>
+          <w:lang w:val="en-GB"/>
+        </w:rPr>
+        <w:t>-start with easier moongen script</w:t>
       </w:r>
     </w:p>
     <w:p>
@@ -618,304 +703,80 @@
         </w:rPr>
         <w:t>-</w:t>
       </w:r>
-      <w:r>
-        <w:rPr>
-          <w:lang w:val="en-GB"/>
-        </w:rPr>
-        <w:t>5.4.4.1 CSMA-CA mechanism</w:t>
-      </w:r>
-    </w:p>
-    <w:p>
-      <w:pPr>
-        <w:rPr>
-          <w:lang w:val="en-GB"/>
-        </w:rPr>
-      </w:pPr>
-      <w:r>
-        <w:rPr>
-          <w:lang w:val="en-GB"/>
-        </w:rPr>
-        <w:t>-</w:t>
-      </w:r>
-      <w:r>
-        <w:rPr>
-          <w:lang w:val="en-GB"/>
-        </w:rPr>
-        <w:t>7.2.1.8 FCS field</w:t>
-      </w:r>
-      <w:r>
-        <w:rPr>
-          <w:lang w:val="en-GB"/>
-        </w:rPr>
-        <w:t xml:space="preserve"> (error detection</w:t>
-      </w:r>
-      <w:r>
-        <w:rPr>
-          <w:lang w:val="en-GB"/>
-        </w:rPr>
-        <w:t xml:space="preserve"> only</w:t>
-      </w:r>
-      <w:r>
-        <w:rPr>
-          <w:lang w:val="en-GB"/>
-        </w:rPr>
-        <w:t>)</w:t>
-      </w:r>
-    </w:p>
-    <w:p>
-      <w:pPr>
-        <w:rPr>
-          <w:lang w:val="en-GB"/>
-        </w:rPr>
-      </w:pPr>
-      <w:r>
-        <w:rPr>
-          <w:lang w:val="en-GB"/>
-        </w:rPr>
-        <w:t>-</w:t>
-      </w:r>
-      <w:r>
-        <w:rPr>
-          <w:lang w:val="en-GB"/>
-        </w:rPr>
-        <w:t>7.5.6.4 Use of acknowledgments</w:t>
-      </w:r>
-    </w:p>
-    <w:p>
-      <w:pPr>
-        <w:rPr>
-          <w:lang w:val="en-GB"/>
-        </w:rPr>
-      </w:pPr>
-      <w:r>
-        <w:rPr>
-          <w:lang w:val="en-GB"/>
-        </w:rPr>
-        <w:t>-</w:t>
-      </w:r>
-      <w:r>
-        <w:rPr>
-          <w:lang w:val="en-GB"/>
-        </w:rPr>
-        <w:t>7.5.6.4.1 No acknowledgment</w:t>
-      </w:r>
-    </w:p>
-    <w:p>
-      <w:pPr>
-        <w:rPr>
-          <w:lang w:val="en-GB"/>
-        </w:rPr>
-      </w:pPr>
-      <w:r>
-        <w:rPr>
-          <w:lang w:val="en-GB"/>
-        </w:rPr>
-        <w:t>-</w:t>
-      </w:r>
-      <w:r>
-        <w:rPr>
-          <w:lang w:val="en-GB"/>
-        </w:rPr>
-        <w:t>Table 70—MAC sublayer constants</w:t>
-      </w:r>
-    </w:p>
-    <w:p>
-      <w:pPr>
-        <w:rPr>
-          <w:lang w:val="en-GB"/>
-        </w:rPr>
-      </w:pPr>
-      <w:r>
-        <w:rPr>
-          <w:lang w:val="en-GB"/>
-        </w:rPr>
-        <w:t>-max. transmission power S. 668 des Standards</w:t>
-      </w:r>
-    </w:p>
-    <w:p>
-      <w:pPr>
-        <w:rPr>
-          <w:lang w:val="en-GB"/>
-        </w:rPr>
-      </w:pPr>
-      <w:r>
-        <w:rPr>
-          <w:lang w:val="en-GB"/>
-        </w:rPr>
-        <w:t xml:space="preserve">-set rate of </w:t>
-      </w:r>
-      <w:proofErr w:type="spellStart"/>
-      <w:r>
-        <w:rPr>
-          <w:lang w:val="en-GB"/>
-        </w:rPr>
-        <w:t>TXQueue</w:t>
-      </w:r>
-      <w:proofErr w:type="spellEnd"/>
-      <w:r>
-        <w:rPr>
-          <w:lang w:val="en-GB"/>
-        </w:rPr>
-        <w:t xml:space="preserve"> with </w:t>
-      </w:r>
-      <w:proofErr w:type="spellStart"/>
-      <w:proofErr w:type="gramStart"/>
-      <w:r>
-        <w:rPr>
-          <w:lang w:val="en-GB"/>
-        </w:rPr>
-        <w:t>setRate</w:t>
-      </w:r>
-      <w:proofErr w:type="spellEnd"/>
-      <w:r>
-        <w:rPr>
-          <w:lang w:val="en-GB"/>
-        </w:rPr>
-        <w:t>(</w:t>
-      </w:r>
-      <w:proofErr w:type="gramEnd"/>
-      <w:r>
-        <w:rPr>
-          <w:lang w:val="en-GB"/>
-        </w:rPr>
-        <w:t>) (</w:t>
-      </w:r>
-      <w:proofErr w:type="spellStart"/>
-      <w:r>
-        <w:rPr>
-          <w:lang w:val="en-GB"/>
-        </w:rPr>
-        <w:t>device.lua</w:t>
-      </w:r>
-      <w:proofErr w:type="spellEnd"/>
-      <w:r>
-        <w:rPr>
-          <w:lang w:val="en-GB"/>
-        </w:rPr>
-        <w:t>)</w:t>
-      </w:r>
-    </w:p>
-    <w:p>
-      <w:pPr>
-        <w:rPr>
-          <w:lang w:val="en-GB"/>
-        </w:rPr>
-      </w:pPr>
-      <w:r>
-        <w:rPr>
-          <w:lang w:val="en-GB"/>
-        </w:rPr>
-        <w:t xml:space="preserve">-start with easier </w:t>
-      </w:r>
-      <w:proofErr w:type="spellStart"/>
-      <w:r>
-        <w:rPr>
-          <w:lang w:val="en-GB"/>
-        </w:rPr>
-        <w:t>moongen</w:t>
-      </w:r>
-      <w:proofErr w:type="spellEnd"/>
-      <w:r>
-        <w:rPr>
-          <w:lang w:val="en-GB"/>
-        </w:rPr>
-        <w:t xml:space="preserve"> script</w:t>
-      </w:r>
-    </w:p>
-    <w:p>
-      <w:pPr>
-        <w:rPr>
-          <w:lang w:val="en-GB"/>
-        </w:rPr>
-      </w:pPr>
-      <w:r>
-        <w:rPr>
-          <w:lang w:val="en-GB"/>
-        </w:rPr>
-        <w:t>-</w:t>
-      </w:r>
-    </w:p>
-    <w:p>
-      <w:pPr>
-        <w:rPr>
-          <w:lang w:val="en-GB"/>
-        </w:rPr>
-      </w:pPr>
-    </w:p>
-    <w:p>
-      <w:pPr>
-        <w:rPr>
-          <w:lang w:val="en-GB"/>
-        </w:rPr>
-      </w:pPr>
-    </w:p>
-    <w:p>
-      <w:pPr>
-        <w:rPr>
-          <w:lang w:val="en-GB"/>
-        </w:rPr>
-      </w:pPr>
-    </w:p>
-    <w:p>
-      <w:pPr>
-        <w:rPr>
-          <w:lang w:val="en-GB"/>
-        </w:rPr>
-      </w:pPr>
-    </w:p>
-    <w:p>
-      <w:pPr>
-        <w:rPr>
-          <w:lang w:val="en-GB"/>
-        </w:rPr>
-      </w:pPr>
-    </w:p>
-    <w:p>
-      <w:pPr>
-        <w:rPr>
-          <w:lang w:val="en-GB"/>
-        </w:rPr>
-      </w:pPr>
-    </w:p>
-    <w:p>
-      <w:pPr>
-        <w:rPr>
-          <w:lang w:val="en-GB"/>
-        </w:rPr>
-      </w:pPr>
-    </w:p>
-    <w:p>
-      <w:pPr>
-        <w:rPr>
-          <w:lang w:val="en-GB"/>
-        </w:rPr>
-      </w:pPr>
-    </w:p>
-    <w:p>
-      <w:pPr>
-        <w:rPr>
-          <w:lang w:val="en-GB"/>
-        </w:rPr>
-      </w:pPr>
-    </w:p>
-    <w:p>
-      <w:pPr>
-        <w:rPr>
-          <w:lang w:val="en-GB"/>
-        </w:rPr>
-      </w:pPr>
-    </w:p>
-    <w:p>
-      <w:r>
-        <w:t xml:space="preserve">-Ergebnisse am Ende mit NS-3 und </w:t>
-      </w:r>
-      <w:proofErr w:type="spellStart"/>
-      <w:r>
-        <w:t>Omnet</w:t>
-      </w:r>
-      <w:proofErr w:type="spellEnd"/>
-      <w:r>
-        <w:t>++ vergleichen</w:t>
+    </w:p>
+    <w:p>
+      <w:pPr>
+        <w:rPr>
+          <w:lang w:val="en-GB"/>
+        </w:rPr>
+      </w:pPr>
+    </w:p>
+    <w:p>
+      <w:pPr>
+        <w:rPr>
+          <w:lang w:val="en-GB"/>
+        </w:rPr>
+      </w:pPr>
+    </w:p>
+    <w:p>
+      <w:pPr>
+        <w:rPr>
+          <w:lang w:val="en-GB"/>
+        </w:rPr>
+      </w:pPr>
+    </w:p>
+    <w:p>
+      <w:pPr>
+        <w:rPr>
+          <w:lang w:val="en-GB"/>
+        </w:rPr>
+      </w:pPr>
+    </w:p>
+    <w:p>
+      <w:pPr>
+        <w:rPr>
+          <w:lang w:val="en-GB"/>
+        </w:rPr>
+      </w:pPr>
+    </w:p>
+    <w:p>
+      <w:pPr>
+        <w:rPr>
+          <w:lang w:val="en-GB"/>
+        </w:rPr>
+      </w:pPr>
+    </w:p>
+    <w:p>
+      <w:pPr>
+        <w:rPr>
+          <w:lang w:val="en-GB"/>
+        </w:rPr>
+      </w:pPr>
+    </w:p>
+    <w:p>
+      <w:pPr>
+        <w:rPr>
+          <w:lang w:val="en-GB"/>
+        </w:rPr>
+      </w:pPr>
+    </w:p>
+    <w:p>
+      <w:pPr>
+        <w:rPr>
+          <w:lang w:val="en-GB"/>
+        </w:rPr>
+      </w:pPr>
+    </w:p>
+    <w:p>
+      <w:pPr>
+        <w:rPr>
+          <w:lang w:val="en-GB"/>
+        </w:rPr>
+      </w:pPr>
+    </w:p>
+    <w:p>
+      <w:r>
+        <w:t>-Ergebnisse am Ende mit NS-3 und Omnet++ vergleichen</w:t>
       </w:r>
     </w:p>
     <w:p/>
@@ -1084,21 +945,7 @@
         <w:rPr>
           <w:lang w:val="en-GB"/>
         </w:rPr>
-        <w:t>(</w:t>
-      </w:r>
-      <w:proofErr w:type="gramStart"/>
-      <w:r>
-        <w:rPr>
-          <w:lang w:val="en-GB"/>
-        </w:rPr>
-        <w:t>3.waits</w:t>
-      </w:r>
-      <w:proofErr w:type="gramEnd"/>
-      <w:r>
-        <w:rPr>
-          <w:lang w:val="en-GB"/>
-        </w:rPr>
-        <w:t xml:space="preserve"> for acknowledgement and resents if there is none)</w:t>
+        <w:t>(3.waits for acknowledgement and resents if there is none)</w:t>
       </w:r>
     </w:p>
     <w:p>

--- a/Notes.docx
+++ b/Notes.docx
@@ -318,12 +318,6 @@
         </w:rPr>
         <w:t>-Throughput in moongen</w:t>
       </w:r>
-      <w:r>
-        <w:rPr>
-          <w:lang w:val="en-GB"/>
-        </w:rPr>
-        <w:t>?</w:t>
-      </w:r>
     </w:p>
     <w:p>
       <w:pPr>
@@ -348,19 +342,6 @@
         <w:rPr>
           <w:lang w:val="en-GB"/>
         </w:rPr>
-        <w:t>-delete further</w:t>
-      </w:r>
-    </w:p>
-    <w:p>
-      <w:pPr>
-        <w:rPr>
-          <w:lang w:val="en-GB"/>
-        </w:rPr>
-      </w:pPr>
-      <w:r>
-        <w:rPr>
-          <w:lang w:val="en-GB"/>
-        </w:rPr>
         <w:t>-show BER and Throughput in Data</w:t>
       </w:r>
       <w:r>
@@ -423,77 +404,69 @@
       </w:pPr>
     </w:p>
     <w:p>
-      <w:pPr>
-        <w:rPr>
-          <w:lang w:val="en-GB"/>
-        </w:rPr>
-      </w:pPr>
-      <w:r>
-        <w:rPr>
-          <w:lang w:val="en-GB"/>
-        </w:rPr>
+      <w:r>
         <w:t>Advanced:</w:t>
       </w:r>
     </w:p>
     <w:p>
-      <w:pPr>
-        <w:rPr>
-          <w:lang w:val="en-GB"/>
-        </w:rPr>
-      </w:pPr>
-      <w:r>
-        <w:rPr>
-          <w:lang w:val="en-GB"/>
-        </w:rPr>
+      <w:r>
         <w:t>-Beacon mode</w:t>
       </w:r>
     </w:p>
     <w:p>
-      <w:pPr>
-        <w:rPr>
-          <w:lang w:val="en-GB"/>
-        </w:rPr>
-      </w:pPr>
-    </w:p>
-    <w:p>
-      <w:pPr>
-        <w:rPr>
-          <w:lang w:val="en-GB"/>
-        </w:rPr>
-      </w:pPr>
-    </w:p>
-    <w:p>
-      <w:pPr>
-        <w:rPr>
-          <w:lang w:val="en-GB"/>
-        </w:rPr>
-      </w:pPr>
-      <w:r>
-        <w:rPr>
-          <w:lang w:val="en-GB"/>
-        </w:rPr>
-        <w:t>Questions:</w:t>
-      </w:r>
-    </w:p>
-    <w:p>
-      <w:r>
-        <w:t>-</w:t>
-      </w:r>
-      <w:r>
-        <w:t xml:space="preserve">was muss ich </w:t>
-      </w:r>
-      <w:r>
-        <w:t>wo</w:t>
-      </w:r>
-      <w:r>
-        <w:t xml:space="preserve"> i</w:t>
-      </w:r>
-      <w:r>
-        <w:t>nstallieren damit es läuft? (PCAP, socket.lua, …)</w:t>
+      <w:r>
+        <w:t>-Peer-to-peer</w:t>
       </w:r>
     </w:p>
     <w:p/>
     <w:p/>
+    <w:p>
+      <w:r>
+        <w:t>Questions:</w:t>
+      </w:r>
+    </w:p>
+    <w:p>
+      <w:pPr>
+        <w:rPr>
+          <w:lang w:val="en-GB"/>
+        </w:rPr>
+      </w:pPr>
+      <w:r>
+        <w:t>-</w:t>
+      </w:r>
+      <w:r>
+        <w:t xml:space="preserve">was muss ich </w:t>
+      </w:r>
+      <w:r>
+        <w:t>wo</w:t>
+      </w:r>
+      <w:r>
+        <w:t xml:space="preserve"> i</w:t>
+      </w:r>
+      <w:r>
+        <w:t xml:space="preserve">nstallieren damit es läuft? </w:t>
+      </w:r>
+      <w:r>
+        <w:rPr>
+          <w:lang w:val="en-GB"/>
+        </w:rPr>
+        <w:t>(PCAP, socket.lua, …)</w:t>
+      </w:r>
+    </w:p>
+    <w:p>
+      <w:pPr>
+        <w:rPr>
+          <w:lang w:val="en-GB"/>
+        </w:rPr>
+      </w:pPr>
+    </w:p>
+    <w:p>
+      <w:pPr>
+        <w:rPr>
+          <w:lang w:val="en-GB"/>
+        </w:rPr>
+      </w:pPr>
+    </w:p>
     <w:p>
       <w:pPr>
         <w:rPr>

--- a/Notes.docx
+++ b/Notes.docx
@@ -112,6 +112,12 @@
         </w:rPr>
         <w:t>-</w:t>
       </w:r>
+      <w:r>
+        <w:rPr>
+          <w:lang w:val="en-GB"/>
+        </w:rPr>
+        <w:t>BER/SNR on Console</w:t>
+      </w:r>
     </w:p>
     <w:p>
       <w:pPr>
@@ -176,13 +182,13 @@
         <w:rPr>
           <w:lang w:val="en-GB"/>
         </w:rPr>
-        <w:t>-DataRecorder.cs</w:t>
-      </w:r>
-      <w:r>
-        <w:rPr>
-          <w:lang w:val="en-GB"/>
-        </w:rPr>
-        <w:t xml:space="preserve"> //BER+SNR</w:t>
+        <w:t>-</w:t>
+      </w:r>
+      <w:r>
+        <w:rPr>
+          <w:lang w:val="en-GB"/>
+        </w:rPr>
+        <w:t>create new “UE” -&gt; FFD (+maybe RFD)</w:t>
       </w:r>
       <w:r>
         <w:rPr>
@@ -207,13 +213,123 @@
         <w:rPr>
           <w:lang w:val="en-GB"/>
         </w:rPr>
-        <w:t>create new “UE” -&gt; FFD (+maybe RFD)</w:t>
-      </w:r>
-      <w:r>
-        <w:rPr>
-          <w:lang w:val="en-GB"/>
-        </w:rPr>
-        <w:t>?</w:t>
+        <w:t>change filepaths</w:t>
+      </w:r>
+    </w:p>
+    <w:p>
+      <w:pPr>
+        <w:rPr>
+          <w:lang w:val="en-GB"/>
+        </w:rPr>
+      </w:pPr>
+      <w:r>
+        <w:rPr>
+          <w:lang w:val="en-GB"/>
+        </w:rPr>
+        <w:t>-SCPFile.cs</w:t>
+      </w:r>
+    </w:p>
+    <w:p>
+      <w:pPr>
+        <w:rPr>
+          <w:lang w:val="en-GB"/>
+        </w:rPr>
+      </w:pPr>
+      <w:r>
+        <w:rPr>
+          <w:lang w:val="en-GB"/>
+        </w:rPr>
+        <w:t>-PSCPReceiveFile.cs</w:t>
+      </w:r>
+    </w:p>
+    <w:p>
+      <w:pPr>
+        <w:rPr>
+          <w:lang w:val="en-GB"/>
+        </w:rPr>
+      </w:pPr>
+      <w:r>
+        <w:rPr>
+          <w:lang w:val="en-GB"/>
+        </w:rPr>
+        <w:t>-PSCPSendFile.cs, Filepaths etc</w:t>
+      </w:r>
+    </w:p>
+    <w:p>
+      <w:pPr>
+        <w:rPr>
+          <w:lang w:val="en-GB"/>
+        </w:rPr>
+      </w:pPr>
+      <w:r>
+        <w:rPr>
+          <w:lang w:val="en-GB"/>
+        </w:rPr>
+        <w:t>-TxPower.cs</w:t>
+      </w:r>
+    </w:p>
+    <w:p>
+      <w:pPr>
+        <w:rPr>
+          <w:lang w:val="en-GB"/>
+        </w:rPr>
+      </w:pPr>
+      <w:r>
+        <w:rPr>
+          <w:lang w:val="en-GB"/>
+        </w:rPr>
+        <w:t>-UeParameters.cs</w:t>
+      </w:r>
+      <w:r>
+        <w:rPr>
+          <w:lang w:val="en-GB"/>
+        </w:rPr>
+        <w:t xml:space="preserve"> (device properties)</w:t>
+      </w:r>
+    </w:p>
+    <w:p>
+      <w:pPr>
+        <w:rPr>
+          <w:lang w:val="en-GB"/>
+        </w:rPr>
+      </w:pPr>
+      <w:r>
+        <w:rPr>
+          <w:lang w:val="en-GB"/>
+        </w:rPr>
+        <w:t>-Throughput in moongen</w:t>
+      </w:r>
+    </w:p>
+    <w:p>
+      <w:pPr>
+        <w:rPr>
+          <w:lang w:val="en-GB"/>
+        </w:rPr>
+      </w:pPr>
+      <w:r>
+        <w:rPr>
+          <w:lang w:val="en-GB"/>
+        </w:rPr>
+        <w:t>-get BER Value to moongen</w:t>
+      </w:r>
+    </w:p>
+    <w:p>
+      <w:pPr>
+        <w:rPr>
+          <w:lang w:val="en-GB"/>
+        </w:rPr>
+      </w:pPr>
+      <w:r>
+        <w:rPr>
+          <w:lang w:val="en-GB"/>
+        </w:rPr>
+        <w:t>-show BER and Throughput in Data</w:t>
+      </w:r>
+      <w:r>
+        <w:rPr>
+          <w:lang w:val="en-GB"/>
+        </w:rPr>
+        <w:t>Display.cs</w:t>
       </w:r>
     </w:p>
     <w:p>
@@ -232,209 +348,110 @@
         <w:rPr>
           <w:lang w:val="en-GB"/>
         </w:rPr>
-        <w:t>change filepaths</w:t>
-      </w:r>
-    </w:p>
-    <w:p>
-      <w:pPr>
-        <w:rPr>
-          <w:lang w:val="en-GB"/>
-        </w:rPr>
-      </w:pPr>
-      <w:r>
-        <w:rPr>
-          <w:lang w:val="en-GB"/>
-        </w:rPr>
-        <w:t>-SCPFile.cs</w:t>
-      </w:r>
-    </w:p>
-    <w:p>
-      <w:pPr>
-        <w:rPr>
-          <w:lang w:val="en-GB"/>
-        </w:rPr>
-      </w:pPr>
-      <w:r>
-        <w:rPr>
-          <w:lang w:val="en-GB"/>
-        </w:rPr>
-        <w:t>-PSCPReceiveFile.cs</w:t>
-      </w:r>
-    </w:p>
-    <w:p>
-      <w:pPr>
-        <w:rPr>
-          <w:lang w:val="en-GB"/>
-        </w:rPr>
-      </w:pPr>
-      <w:r>
-        <w:rPr>
-          <w:lang w:val="en-GB"/>
-        </w:rPr>
-        <w:t>-PSCPSendFile.cs, Filepaths etc</w:t>
-      </w:r>
-    </w:p>
-    <w:p>
-      <w:pPr>
-        <w:rPr>
-          <w:lang w:val="en-GB"/>
-        </w:rPr>
-      </w:pPr>
-      <w:r>
-        <w:rPr>
-          <w:lang w:val="en-GB"/>
-        </w:rPr>
-        <w:t>-TxPower.cs</w:t>
-      </w:r>
-    </w:p>
-    <w:p>
-      <w:pPr>
-        <w:rPr>
-          <w:lang w:val="en-GB"/>
-        </w:rPr>
-      </w:pPr>
-      <w:r>
-        <w:rPr>
-          <w:lang w:val="en-GB"/>
-        </w:rPr>
-        <w:t>-UeParameters.cs</w:t>
-      </w:r>
-      <w:r>
-        <w:rPr>
-          <w:lang w:val="en-GB"/>
-        </w:rPr>
-        <w:t xml:space="preserve"> (device properties)</w:t>
-      </w:r>
-    </w:p>
-    <w:p>
-      <w:pPr>
-        <w:rPr>
-          <w:lang w:val="en-GB"/>
-        </w:rPr>
-      </w:pPr>
-      <w:r>
-        <w:rPr>
-          <w:lang w:val="en-GB"/>
-        </w:rPr>
-        <w:t>-Throughput in moongen</w:t>
-      </w:r>
-    </w:p>
-    <w:p>
-      <w:pPr>
-        <w:rPr>
-          <w:lang w:val="en-GB"/>
-        </w:rPr>
-      </w:pPr>
-      <w:r>
-        <w:rPr>
-          <w:lang w:val="en-GB"/>
-        </w:rPr>
-        <w:t>-get BER Value to moongen</w:t>
-      </w:r>
-    </w:p>
-    <w:p>
-      <w:pPr>
-        <w:rPr>
-          <w:lang w:val="en-GB"/>
-        </w:rPr>
-      </w:pPr>
-      <w:r>
-        <w:rPr>
-          <w:lang w:val="en-GB"/>
-        </w:rPr>
-        <w:t>-show BER and Throughput in Data</w:t>
-      </w:r>
-      <w:r>
-        <w:rPr>
-          <w:lang w:val="en-GB"/>
-        </w:rPr>
-        <w:t>Display.cs</w:t>
-      </w:r>
-    </w:p>
-    <w:p>
-      <w:pPr>
-        <w:rPr>
-          <w:lang w:val="en-GB"/>
-        </w:rPr>
-      </w:pPr>
-      <w:r>
-        <w:rPr>
-          <w:lang w:val="en-GB"/>
-        </w:rPr>
+        <w:t>get Connection to emulab to work</w:t>
+      </w:r>
+    </w:p>
+    <w:p>
+      <w:pPr>
+        <w:rPr>
+          <w:lang w:val="en-GB"/>
+        </w:rPr>
+      </w:pPr>
+      <w:r>
+        <w:rPr>
+          <w:lang w:val="en-GB"/>
+        </w:rPr>
+        <w:t>-create scene for test</w:t>
+      </w:r>
+    </w:p>
+    <w:p>
+      <w:pPr>
+        <w:rPr>
+          <w:lang w:val="en-GB"/>
+        </w:rPr>
+      </w:pPr>
+      <w:r>
+        <w:rPr>
+          <w:lang w:val="en-GB"/>
+        </w:rPr>
+        <w:t>-look at BER while moving UE/FFD</w:t>
+      </w:r>
+    </w:p>
+    <w:p>
+      <w:pPr>
+        <w:rPr>
+          <w:lang w:val="en-GB"/>
+        </w:rPr>
+      </w:pPr>
+    </w:p>
+    <w:p>
+      <w:pPr>
+        <w:rPr>
+          <w:lang w:val="en-GB"/>
+        </w:rPr>
+      </w:pPr>
+      <w:r>
+        <w:rPr>
+          <w:lang w:val="en-GB"/>
+        </w:rPr>
+        <w:t>Advanced:</w:t>
+      </w:r>
+    </w:p>
+    <w:p>
+      <w:pPr>
+        <w:rPr>
+          <w:lang w:val="en-GB"/>
+        </w:rPr>
+      </w:pPr>
+      <w:r>
+        <w:rPr>
+          <w:lang w:val="en-GB"/>
+        </w:rPr>
+        <w:t>-Beacon mode</w:t>
+      </w:r>
+    </w:p>
+    <w:p>
+      <w:pPr>
+        <w:rPr>
+          <w:lang w:val="en-GB"/>
+        </w:rPr>
+      </w:pPr>
+      <w:r>
+        <w:rPr>
+          <w:lang w:val="en-GB"/>
+        </w:rPr>
+        <w:t>-Peer-to-peer</w:t>
+      </w:r>
+    </w:p>
+    <w:p>
+      <w:pPr>
+        <w:rPr>
+          <w:lang w:val="en-GB"/>
+        </w:rPr>
+      </w:pPr>
+    </w:p>
+    <w:p>
+      <w:pPr>
+        <w:rPr>
+          <w:lang w:val="en-GB"/>
+        </w:rPr>
+      </w:pPr>
+    </w:p>
+    <w:p>
+      <w:r>
+        <w:t>Questions:</w:t>
+      </w:r>
+    </w:p>
+    <w:p>
+      <w:pPr>
+        <w:rPr>
+          <w:lang w:val="en-GB"/>
+        </w:rPr>
+      </w:pPr>
+      <w:r>
         <w:t>-</w:t>
       </w:r>
       <w:r>
-        <w:rPr>
-          <w:lang w:val="en-GB"/>
-        </w:rPr>
-        <w:t>get Connection to emulab to work</w:t>
-      </w:r>
-    </w:p>
-    <w:p>
-      <w:pPr>
-        <w:rPr>
-          <w:lang w:val="en-GB"/>
-        </w:rPr>
-      </w:pPr>
-      <w:r>
-        <w:rPr>
-          <w:lang w:val="en-GB"/>
-        </w:rPr>
-        <w:t>-create scene for test</w:t>
-      </w:r>
-    </w:p>
-    <w:p>
-      <w:pPr>
-        <w:rPr>
-          <w:lang w:val="en-GB"/>
-        </w:rPr>
-      </w:pPr>
-      <w:r>
-        <w:rPr>
-          <w:lang w:val="en-GB"/>
-        </w:rPr>
-        <w:t>-look at BER while moving UE/FFD</w:t>
-      </w:r>
-    </w:p>
-    <w:p>
-      <w:pPr>
-        <w:rPr>
-          <w:lang w:val="en-GB"/>
-        </w:rPr>
-      </w:pPr>
-    </w:p>
-    <w:p>
-      <w:r>
-        <w:t>Advanced:</w:t>
-      </w:r>
-    </w:p>
-    <w:p>
-      <w:r>
-        <w:t>-Beacon mode</w:t>
-      </w:r>
-    </w:p>
-    <w:p>
-      <w:r>
-        <w:t>-Peer-to-peer</w:t>
-      </w:r>
-    </w:p>
-    <w:p/>
-    <w:p/>
-    <w:p>
-      <w:r>
-        <w:t>Questions:</w:t>
-      </w:r>
-    </w:p>
-    <w:p>
-      <w:pPr>
-        <w:rPr>
-          <w:lang w:val="en-GB"/>
-        </w:rPr>
-      </w:pPr>
-      <w:r>
-        <w:t>-</w:t>
-      </w:r>
-      <w:r>
         <w:t xml:space="preserve">was muss ich </w:t>
       </w:r>
       <w:r>
@@ -450,7 +467,7 @@
         <w:rPr>
           <w:lang w:val="en-GB"/>
         </w:rPr>
-        <w:t>(PCAP, socket.lua, …)</w:t>
+        <w:t>(PCAP, …)</w:t>
       </w:r>
     </w:p>
     <w:p>

--- a/Notes.docx
+++ b/Notes.docx
@@ -323,191 +323,127 @@
         <w:rPr>
           <w:lang w:val="en-GB"/>
         </w:rPr>
-        <w:t>-show BER and Throughput in Data</w:t>
-      </w:r>
-      <w:r>
-        <w:rPr>
-          <w:lang w:val="en-GB"/>
-        </w:rPr>
-        <w:t>Display.cs</w:t>
-      </w:r>
-    </w:p>
-    <w:p>
-      <w:pPr>
-        <w:rPr>
-          <w:lang w:val="en-GB"/>
-        </w:rPr>
-      </w:pPr>
-      <w:r>
-        <w:rPr>
-          <w:lang w:val="en-GB"/>
-        </w:rPr>
+        <w:t>-Latency of CSMA/CA</w:t>
+      </w:r>
+    </w:p>
+    <w:p>
+      <w:pPr>
+        <w:rPr>
+          <w:lang w:val="en-GB"/>
+        </w:rPr>
+      </w:pPr>
+    </w:p>
+    <w:p>
+      <w:pPr>
+        <w:rPr>
+          <w:lang w:val="en-GB"/>
+        </w:rPr>
+      </w:pPr>
+      <w:r>
+        <w:rPr>
+          <w:lang w:val="en-GB"/>
+        </w:rPr>
+        <w:t>Advanced:</w:t>
+      </w:r>
+    </w:p>
+    <w:p>
+      <w:pPr>
+        <w:rPr>
+          <w:lang w:val="en-GB"/>
+        </w:rPr>
+      </w:pPr>
+      <w:r>
+        <w:rPr>
+          <w:lang w:val="en-GB"/>
+        </w:rPr>
+        <w:t>-Beacon mode</w:t>
+      </w:r>
+    </w:p>
+    <w:p>
+      <w:pPr>
+        <w:rPr>
+          <w:lang w:val="en-GB"/>
+        </w:rPr>
+      </w:pPr>
+      <w:r>
+        <w:rPr>
+          <w:lang w:val="en-GB"/>
+        </w:rPr>
+        <w:t>-Peer-to-peer</w:t>
+      </w:r>
+    </w:p>
+    <w:p>
+      <w:pPr>
+        <w:rPr>
+          <w:lang w:val="en-GB"/>
+        </w:rPr>
+      </w:pPr>
+    </w:p>
+    <w:p>
+      <w:r>
+        <w:t>Questions:</w:t>
+      </w:r>
+    </w:p>
+    <w:p>
+      <w:pPr>
+        <w:rPr>
+          <w:lang w:val="en-GB"/>
+        </w:rPr>
+      </w:pPr>
+      <w:r>
         <w:t>-</w:t>
       </w:r>
-      <w:r>
-        <w:rPr>
-          <w:lang w:val="en-GB"/>
-        </w:rPr>
-        <w:t>get Connection to emulab to work</w:t>
-      </w:r>
-    </w:p>
-    <w:p>
-      <w:pPr>
-        <w:rPr>
-          <w:lang w:val="en-GB"/>
-        </w:rPr>
-      </w:pPr>
-      <w:r>
-        <w:rPr>
-          <w:lang w:val="en-GB"/>
-        </w:rPr>
-        <w:t>-create scene for test</w:t>
-      </w:r>
-    </w:p>
-    <w:p>
-      <w:pPr>
-        <w:rPr>
-          <w:lang w:val="en-GB"/>
-        </w:rPr>
-      </w:pPr>
-      <w:r>
-        <w:rPr>
-          <w:lang w:val="en-GB"/>
-        </w:rPr>
-        <w:t>-look at BER while moving UE/FFD</w:t>
-      </w:r>
-    </w:p>
-    <w:p>
-      <w:pPr>
-        <w:rPr>
-          <w:lang w:val="en-GB"/>
-        </w:rPr>
-      </w:pPr>
-    </w:p>
-    <w:p>
-      <w:pPr>
-        <w:rPr>
-          <w:lang w:val="en-GB"/>
-        </w:rPr>
-      </w:pPr>
-      <w:r>
-        <w:rPr>
-          <w:lang w:val="en-GB"/>
-        </w:rPr>
-        <w:t>Advanced:</w:t>
-      </w:r>
-    </w:p>
-    <w:p>
-      <w:pPr>
-        <w:rPr>
-          <w:lang w:val="en-GB"/>
-        </w:rPr>
-      </w:pPr>
-      <w:r>
-        <w:rPr>
-          <w:lang w:val="en-GB"/>
-        </w:rPr>
-        <w:t>-Beacon mode</w:t>
-      </w:r>
-    </w:p>
-    <w:p>
-      <w:pPr>
-        <w:rPr>
-          <w:lang w:val="en-GB"/>
-        </w:rPr>
-      </w:pPr>
-      <w:r>
-        <w:rPr>
-          <w:lang w:val="en-GB"/>
-        </w:rPr>
-        <w:t>-Peer-to-peer</w:t>
-      </w:r>
-    </w:p>
-    <w:p>
-      <w:pPr>
-        <w:rPr>
-          <w:lang w:val="en-GB"/>
-        </w:rPr>
-      </w:pPr>
-    </w:p>
-    <w:p>
-      <w:pPr>
-        <w:rPr>
-          <w:lang w:val="en-GB"/>
-        </w:rPr>
-      </w:pPr>
-    </w:p>
-    <w:p>
-      <w:r>
-        <w:t>Questions:</w:t>
-      </w:r>
-    </w:p>
-    <w:p>
-      <w:pPr>
-        <w:rPr>
-          <w:lang w:val="en-GB"/>
-        </w:rPr>
-      </w:pPr>
-      <w:r>
+    </w:p>
+    <w:p>
+      <w:pPr>
+        <w:rPr>
+          <w:lang w:val="en-GB"/>
+        </w:rPr>
+      </w:pPr>
+    </w:p>
+    <w:p>
+      <w:pPr>
+        <w:rPr>
+          <w:lang w:val="en-GB"/>
+        </w:rPr>
+      </w:pPr>
+      <w:r>
+        <w:rPr>
+          <w:lang w:val="en-GB"/>
+        </w:rPr>
+        <w:t>Notes:</w:t>
+      </w:r>
+    </w:p>
+    <w:p>
+      <w:pPr>
+        <w:rPr>
+          <w:lang w:val="en-GB"/>
+        </w:rPr>
+      </w:pPr>
+      <w:r>
+        <w:rPr>
+          <w:lang w:val="en-GB"/>
+        </w:rPr>
+        <w:t>-5.4.2 Data transfer model</w:t>
+      </w:r>
+    </w:p>
+    <w:p>
+      <w:pPr>
+        <w:rPr>
+          <w:lang w:val="en-GB"/>
+        </w:rPr>
+      </w:pPr>
+      <w:r>
+        <w:rPr>
+          <w:lang w:val="en-GB"/>
+        </w:rPr>
         <w:t>-</w:t>
       </w:r>
       <w:r>
-        <w:t xml:space="preserve">was muss ich </w:t>
-      </w:r>
-      <w:r>
-        <w:t>wo</w:t>
-      </w:r>
-      <w:r>
-        <w:t xml:space="preserve"> i</w:t>
-      </w:r>
-      <w:r>
-        <w:t xml:space="preserve">nstallieren damit es läuft? </w:t>
-      </w:r>
-      <w:r>
-        <w:rPr>
-          <w:lang w:val="en-GB"/>
-        </w:rPr>
-        <w:t>(PCAP, …)</w:t>
-      </w:r>
-    </w:p>
-    <w:p>
-      <w:pPr>
-        <w:rPr>
-          <w:lang w:val="en-GB"/>
-        </w:rPr>
-      </w:pPr>
-    </w:p>
-    <w:p>
-      <w:pPr>
-        <w:rPr>
-          <w:lang w:val="en-GB"/>
-        </w:rPr>
-      </w:pPr>
-    </w:p>
-    <w:p>
-      <w:pPr>
-        <w:rPr>
-          <w:lang w:val="en-GB"/>
-        </w:rPr>
-      </w:pPr>
-      <w:r>
-        <w:rPr>
-          <w:lang w:val="en-GB"/>
-        </w:rPr>
-        <w:t>Notes:</w:t>
-      </w:r>
-    </w:p>
-    <w:p>
-      <w:pPr>
-        <w:rPr>
-          <w:lang w:val="en-GB"/>
-        </w:rPr>
-      </w:pPr>
-      <w:r>
-        <w:rPr>
-          <w:lang w:val="en-GB"/>
-        </w:rPr>
-        <w:t>-5.4.2 Data transfer model</w:t>
+        <w:rPr>
+          <w:lang w:val="en-GB"/>
+        </w:rPr>
+        <w:t>5.4.3 Frame structure</w:t>
       </w:r>
     </w:p>
     <w:p>
@@ -526,7 +462,7 @@
         <w:rPr>
           <w:lang w:val="en-GB"/>
         </w:rPr>
-        <w:t>5.4.3 Frame structure</w:t>
+        <w:t>5.4.4.1 CSMA-CA mechanism</w:t>
       </w:r>
     </w:p>
     <w:p>
@@ -545,7 +481,25 @@
         <w:rPr>
           <w:lang w:val="en-GB"/>
         </w:rPr>
-        <w:t>5.4.4.1 CSMA-CA mechanism</w:t>
+        <w:t>7.2.1.8 FCS field</w:t>
+      </w:r>
+      <w:r>
+        <w:rPr>
+          <w:lang w:val="en-GB"/>
+        </w:rPr>
+        <w:t xml:space="preserve"> (error detection</w:t>
+      </w:r>
+      <w:r>
+        <w:rPr>
+          <w:lang w:val="en-GB"/>
+        </w:rPr>
+        <w:t xml:space="preserve"> only</w:t>
+      </w:r>
+      <w:r>
+        <w:rPr>
+          <w:lang w:val="en-GB"/>
+        </w:rPr>
+        <w:t>)</w:t>
       </w:r>
     </w:p>
     <w:p>
@@ -564,25 +518,7 @@
         <w:rPr>
           <w:lang w:val="en-GB"/>
         </w:rPr>
-        <w:t>7.2.1.8 FCS field</w:t>
-      </w:r>
-      <w:r>
-        <w:rPr>
-          <w:lang w:val="en-GB"/>
-        </w:rPr>
-        <w:t xml:space="preserve"> (error detection</w:t>
-      </w:r>
-      <w:r>
-        <w:rPr>
-          <w:lang w:val="en-GB"/>
-        </w:rPr>
-        <w:t xml:space="preserve"> only</w:t>
-      </w:r>
-      <w:r>
-        <w:rPr>
-          <w:lang w:val="en-GB"/>
-        </w:rPr>
-        <w:t>)</w:t>
+        <w:t>7.5.6.4 Use of acknowledgments</w:t>
       </w:r>
     </w:p>
     <w:p>
@@ -601,7 +537,7 @@
         <w:rPr>
           <w:lang w:val="en-GB"/>
         </w:rPr>
-        <w:t>7.5.6.4 Use of acknowledgments</w:t>
+        <w:t>7.5.6.4.1 No acknowledgment</w:t>
       </w:r>
     </w:p>
     <w:p>
@@ -620,7 +556,46 @@
         <w:rPr>
           <w:lang w:val="en-GB"/>
         </w:rPr>
-        <w:t>7.5.6.4.1 No acknowledgment</w:t>
+        <w:t>Table 70—MAC sublayer constants</w:t>
+      </w:r>
+    </w:p>
+    <w:p>
+      <w:pPr>
+        <w:rPr>
+          <w:lang w:val="en-GB"/>
+        </w:rPr>
+      </w:pPr>
+      <w:r>
+        <w:rPr>
+          <w:lang w:val="en-GB"/>
+        </w:rPr>
+        <w:t>-max. transmission power S. 668 des Standards</w:t>
+      </w:r>
+    </w:p>
+    <w:p>
+      <w:pPr>
+        <w:rPr>
+          <w:lang w:val="en-GB"/>
+        </w:rPr>
+      </w:pPr>
+      <w:r>
+        <w:rPr>
+          <w:lang w:val="en-GB"/>
+        </w:rPr>
+        <w:t>-set rate of TXQueue with setRate() (device.lua)</w:t>
+      </w:r>
+    </w:p>
+    <w:p>
+      <w:pPr>
+        <w:rPr>
+          <w:lang w:val="en-GB"/>
+        </w:rPr>
+      </w:pPr>
+      <w:r>
+        <w:rPr>
+          <w:lang w:val="en-GB"/>
+        </w:rPr>
+        <w:t>-start with easier moongen script</w:t>
       </w:r>
     </w:p>
     <w:p>
@@ -635,137 +610,80 @@
         </w:rPr>
         <w:t>-</w:t>
       </w:r>
-      <w:r>
-        <w:rPr>
-          <w:lang w:val="en-GB"/>
-        </w:rPr>
-        <w:t>Table 70—MAC sublayer constants</w:t>
-      </w:r>
-    </w:p>
-    <w:p>
-      <w:pPr>
-        <w:rPr>
-          <w:lang w:val="en-GB"/>
-        </w:rPr>
-      </w:pPr>
-      <w:r>
-        <w:rPr>
-          <w:lang w:val="en-GB"/>
-        </w:rPr>
-        <w:t>-max. transmission power S. 668 des Standards</w:t>
-      </w:r>
-    </w:p>
-    <w:p>
-      <w:pPr>
-        <w:rPr>
-          <w:lang w:val="en-GB"/>
-        </w:rPr>
-      </w:pPr>
-      <w:r>
-        <w:rPr>
-          <w:lang w:val="en-GB"/>
-        </w:rPr>
-        <w:t>-set rate of TXQueue with setRate() (device.lua)</w:t>
-      </w:r>
-    </w:p>
-    <w:p>
-      <w:pPr>
-        <w:rPr>
-          <w:lang w:val="en-GB"/>
-        </w:rPr>
-      </w:pPr>
-      <w:r>
-        <w:rPr>
-          <w:lang w:val="en-GB"/>
-        </w:rPr>
-        <w:t>-start with easier moongen script</w:t>
-      </w:r>
-    </w:p>
-    <w:p>
-      <w:pPr>
-        <w:rPr>
-          <w:lang w:val="en-GB"/>
-        </w:rPr>
-      </w:pPr>
-      <w:r>
-        <w:rPr>
-          <w:lang w:val="en-GB"/>
-        </w:rPr>
-        <w:t>-</w:t>
-      </w:r>
-    </w:p>
-    <w:p>
-      <w:pPr>
-        <w:rPr>
-          <w:lang w:val="en-GB"/>
-        </w:rPr>
-      </w:pPr>
-    </w:p>
-    <w:p>
-      <w:pPr>
-        <w:rPr>
-          <w:lang w:val="en-GB"/>
-        </w:rPr>
-      </w:pPr>
-    </w:p>
-    <w:p>
-      <w:pPr>
-        <w:rPr>
-          <w:lang w:val="en-GB"/>
-        </w:rPr>
-      </w:pPr>
-    </w:p>
-    <w:p>
-      <w:pPr>
-        <w:rPr>
-          <w:lang w:val="en-GB"/>
-        </w:rPr>
-      </w:pPr>
-    </w:p>
-    <w:p>
-      <w:pPr>
-        <w:rPr>
-          <w:lang w:val="en-GB"/>
-        </w:rPr>
-      </w:pPr>
-    </w:p>
-    <w:p>
-      <w:pPr>
-        <w:rPr>
-          <w:lang w:val="en-GB"/>
-        </w:rPr>
-      </w:pPr>
-    </w:p>
-    <w:p>
-      <w:pPr>
-        <w:rPr>
-          <w:lang w:val="en-GB"/>
-        </w:rPr>
-      </w:pPr>
-    </w:p>
-    <w:p>
-      <w:pPr>
-        <w:rPr>
-          <w:lang w:val="en-GB"/>
-        </w:rPr>
-      </w:pPr>
-    </w:p>
-    <w:p>
-      <w:pPr>
-        <w:rPr>
-          <w:lang w:val="en-GB"/>
-        </w:rPr>
-      </w:pPr>
-    </w:p>
-    <w:p>
-      <w:pPr>
-        <w:rPr>
-          <w:lang w:val="en-GB"/>
-        </w:rPr>
-      </w:pPr>
-    </w:p>
-    <w:p>
-      <w:r>
+    </w:p>
+    <w:p>
+      <w:pPr>
+        <w:rPr>
+          <w:lang w:val="en-GB"/>
+        </w:rPr>
+      </w:pPr>
+    </w:p>
+    <w:p>
+      <w:pPr>
+        <w:rPr>
+          <w:lang w:val="en-GB"/>
+        </w:rPr>
+      </w:pPr>
+    </w:p>
+    <w:p>
+      <w:pPr>
+        <w:rPr>
+          <w:lang w:val="en-GB"/>
+        </w:rPr>
+      </w:pPr>
+    </w:p>
+    <w:p>
+      <w:pPr>
+        <w:rPr>
+          <w:lang w:val="en-GB"/>
+        </w:rPr>
+      </w:pPr>
+    </w:p>
+    <w:p>
+      <w:pPr>
+        <w:rPr>
+          <w:lang w:val="en-GB"/>
+        </w:rPr>
+      </w:pPr>
+    </w:p>
+    <w:p>
+      <w:pPr>
+        <w:rPr>
+          <w:lang w:val="en-GB"/>
+        </w:rPr>
+      </w:pPr>
+    </w:p>
+    <w:p>
+      <w:pPr>
+        <w:rPr>
+          <w:lang w:val="en-GB"/>
+        </w:rPr>
+      </w:pPr>
+    </w:p>
+    <w:p>
+      <w:pPr>
+        <w:rPr>
+          <w:lang w:val="en-GB"/>
+        </w:rPr>
+      </w:pPr>
+    </w:p>
+    <w:p>
+      <w:pPr>
+        <w:rPr>
+          <w:lang w:val="en-GB"/>
+        </w:rPr>
+      </w:pPr>
+    </w:p>
+    <w:p>
+      <w:pPr>
+        <w:rPr>
+          <w:lang w:val="en-GB"/>
+        </w:rPr>
+      </w:pPr>
+    </w:p>
+    <w:p>
+      <w:r>
+        <w:lastRenderedPageBreak/>
         <w:t>-Ergebnisse am Ende mit NS-3 und Omnet++ vergleichen</w:t>
       </w:r>
     </w:p>

--- a/Notes.docx
+++ b/Notes.docx
@@ -125,6 +125,62 @@
           <w:lang w:val="en-GB"/>
         </w:rPr>
       </w:pPr>
+      <w:r>
+        <w:rPr>
+          <w:lang w:val="en-GB"/>
+        </w:rPr>
+        <w:t xml:space="preserve">-change </w:t>
+      </w:r>
+      <w:proofErr w:type="spellStart"/>
+      <w:r>
+        <w:rPr>
+          <w:lang w:val="en-GB"/>
+        </w:rPr>
+        <w:t>filepaths</w:t>
+      </w:r>
+      <w:proofErr w:type="spellEnd"/>
+    </w:p>
+    <w:p>
+      <w:pPr>
+        <w:rPr>
+          <w:lang w:val="en-GB"/>
+        </w:rPr>
+      </w:pPr>
+      <w:r>
+        <w:rPr>
+          <w:lang w:val="en-GB"/>
+        </w:rPr>
+        <w:t xml:space="preserve">-get BER Value to </w:t>
+      </w:r>
+      <w:proofErr w:type="spellStart"/>
+      <w:r>
+        <w:rPr>
+          <w:lang w:val="en-GB"/>
+        </w:rPr>
+        <w:t>moongen</w:t>
+      </w:r>
+      <w:proofErr w:type="spellEnd"/>
+    </w:p>
+    <w:p>
+      <w:pPr>
+        <w:rPr>
+          <w:lang w:val="en-GB"/>
+        </w:rPr>
+      </w:pPr>
+    </w:p>
+    <w:p>
+      <w:pPr>
+        <w:rPr>
+          <w:lang w:val="en-GB"/>
+        </w:rPr>
+      </w:pPr>
+    </w:p>
+    <w:p>
+      <w:pPr>
+        <w:rPr>
+          <w:lang w:val="en-GB"/>
+        </w:rPr>
+      </w:pPr>
     </w:p>
     <w:p>
       <w:pPr>
@@ -156,46 +212,16 @@
         <w:rPr>
           <w:lang w:val="en-GB"/>
         </w:rPr>
-        <w:t>-moongen forward</w:t>
-      </w:r>
-    </w:p>
-    <w:p>
-      <w:pPr>
-        <w:rPr>
-          <w:lang w:val="en-GB"/>
-        </w:rPr>
-      </w:pPr>
-      <w:r>
-        <w:rPr>
-          <w:lang w:val="en-GB"/>
-        </w:rPr>
-        <w:t>-moongen receive</w:t>
-      </w:r>
-    </w:p>
-    <w:p>
-      <w:pPr>
-        <w:rPr>
-          <w:lang w:val="en-GB"/>
-        </w:rPr>
-      </w:pPr>
-      <w:r>
-        <w:rPr>
-          <w:lang w:val="en-GB"/>
-        </w:rPr>
         <w:t>-</w:t>
       </w:r>
-      <w:r>
-        <w:rPr>
-          <w:lang w:val="en-GB"/>
-        </w:rPr>
-        <w:t>create new “UE” -&gt; FFD (+maybe RFD)</w:t>
-      </w:r>
-      <w:r>
-        <w:rPr>
-          <w:lang w:val="en-GB"/>
-        </w:rPr>
-        <w:t>?</w:t>
-      </w:r>
+      <w:proofErr w:type="spellStart"/>
+      <w:r>
+        <w:rPr>
+          <w:lang w:val="en-GB"/>
+        </w:rPr>
+        <w:t>SCPFile.cs</w:t>
+      </w:r>
+      <w:proofErr w:type="spellEnd"/>
     </w:p>
     <w:p>
       <w:pPr>
@@ -209,77 +235,97 @@
         </w:rPr>
         <w:t>-</w:t>
       </w:r>
-      <w:r>
-        <w:rPr>
-          <w:lang w:val="en-GB"/>
-        </w:rPr>
-        <w:t>change filepaths</w:t>
-      </w:r>
-    </w:p>
-    <w:p>
-      <w:pPr>
-        <w:rPr>
-          <w:lang w:val="en-GB"/>
-        </w:rPr>
-      </w:pPr>
-      <w:r>
-        <w:rPr>
-          <w:lang w:val="en-GB"/>
-        </w:rPr>
-        <w:t>-SCPFile.cs</w:t>
-      </w:r>
-    </w:p>
-    <w:p>
-      <w:pPr>
-        <w:rPr>
-          <w:lang w:val="en-GB"/>
-        </w:rPr>
-      </w:pPr>
-      <w:r>
-        <w:rPr>
-          <w:lang w:val="en-GB"/>
-        </w:rPr>
-        <w:t>-PSCPReceiveFile.cs</w:t>
-      </w:r>
-    </w:p>
-    <w:p>
-      <w:pPr>
-        <w:rPr>
-          <w:lang w:val="en-GB"/>
-        </w:rPr>
-      </w:pPr>
-      <w:r>
-        <w:rPr>
-          <w:lang w:val="en-GB"/>
-        </w:rPr>
-        <w:t>-PSCPSendFile.cs, Filepaths etc</w:t>
-      </w:r>
-    </w:p>
-    <w:p>
-      <w:pPr>
-        <w:rPr>
-          <w:lang w:val="en-GB"/>
-        </w:rPr>
-      </w:pPr>
-      <w:r>
-        <w:rPr>
-          <w:lang w:val="en-GB"/>
-        </w:rPr>
-        <w:t>-TxPower.cs</w:t>
-      </w:r>
-    </w:p>
-    <w:p>
-      <w:pPr>
-        <w:rPr>
-          <w:lang w:val="en-GB"/>
-        </w:rPr>
-      </w:pPr>
-      <w:r>
-        <w:rPr>
-          <w:lang w:val="en-GB"/>
-        </w:rPr>
-        <w:t>-UeParameters.cs</w:t>
-      </w:r>
+      <w:proofErr w:type="spellStart"/>
+      <w:r>
+        <w:rPr>
+          <w:lang w:val="en-GB"/>
+        </w:rPr>
+        <w:t>PSCPReceiveFile.cs</w:t>
+      </w:r>
+      <w:proofErr w:type="spellEnd"/>
+    </w:p>
+    <w:p>
+      <w:pPr>
+        <w:rPr>
+          <w:lang w:val="en-GB"/>
+        </w:rPr>
+      </w:pPr>
+      <w:r>
+        <w:rPr>
+          <w:lang w:val="en-GB"/>
+        </w:rPr>
+        <w:t>-</w:t>
+      </w:r>
+      <w:proofErr w:type="spellStart"/>
+      <w:r>
+        <w:rPr>
+          <w:lang w:val="en-GB"/>
+        </w:rPr>
+        <w:t>PSCPSendFile.cs</w:t>
+      </w:r>
+      <w:proofErr w:type="spellEnd"/>
+      <w:r>
+        <w:rPr>
+          <w:lang w:val="en-GB"/>
+        </w:rPr>
+        <w:t xml:space="preserve">, </w:t>
+      </w:r>
+      <w:proofErr w:type="spellStart"/>
+      <w:r>
+        <w:rPr>
+          <w:lang w:val="en-GB"/>
+        </w:rPr>
+        <w:t>Filepaths</w:t>
+      </w:r>
+      <w:proofErr w:type="spellEnd"/>
+      <w:r>
+        <w:rPr>
+          <w:lang w:val="en-GB"/>
+        </w:rPr>
+        <w:t xml:space="preserve"> etc</w:t>
+      </w:r>
+    </w:p>
+    <w:p>
+      <w:pPr>
+        <w:rPr>
+          <w:lang w:val="en-GB"/>
+        </w:rPr>
+      </w:pPr>
+      <w:r>
+        <w:rPr>
+          <w:lang w:val="en-GB"/>
+        </w:rPr>
+        <w:t>-</w:t>
+      </w:r>
+      <w:proofErr w:type="spellStart"/>
+      <w:r>
+        <w:rPr>
+          <w:lang w:val="en-GB"/>
+        </w:rPr>
+        <w:t>TxPower.cs</w:t>
+      </w:r>
+      <w:proofErr w:type="spellEnd"/>
+    </w:p>
+    <w:p>
+      <w:pPr>
+        <w:rPr>
+          <w:lang w:val="en-GB"/>
+        </w:rPr>
+      </w:pPr>
+      <w:r>
+        <w:rPr>
+          <w:lang w:val="en-GB"/>
+        </w:rPr>
+        <w:t>-</w:t>
+      </w:r>
+      <w:proofErr w:type="spellStart"/>
+      <w:r>
+        <w:rPr>
+          <w:lang w:val="en-GB"/>
+        </w:rPr>
+        <w:t>UeParameters.cs</w:t>
+      </w:r>
+      <w:proofErr w:type="spellEnd"/>
       <w:r>
         <w:rPr>
           <w:lang w:val="en-GB"/>
@@ -297,21 +343,16 @@
         <w:rPr>
           <w:lang w:val="en-GB"/>
         </w:rPr>
-        <w:t>-Throughput in moongen</w:t>
-      </w:r>
-    </w:p>
-    <w:p>
-      <w:pPr>
-        <w:rPr>
-          <w:lang w:val="en-GB"/>
-        </w:rPr>
-      </w:pPr>
-      <w:r>
-        <w:rPr>
-          <w:lang w:val="en-GB"/>
-        </w:rPr>
-        <w:t>-get BER Value to moongen</w:t>
-      </w:r>
+        <w:t xml:space="preserve">-Throughput in </w:t>
+      </w:r>
+      <w:proofErr w:type="spellStart"/>
+      <w:r>
+        <w:rPr>
+          <w:lang w:val="en-GB"/>
+        </w:rPr>
+        <w:t>moongen</w:t>
+      </w:r>
+      <w:proofErr w:type="spellEnd"/>
     </w:p>
     <w:p>
       <w:pPr>
@@ -332,6 +373,46 @@
           <w:lang w:val="en-GB"/>
         </w:rPr>
       </w:pPr>
+      <w:r>
+        <w:rPr>
+          <w:lang w:val="en-GB"/>
+        </w:rPr>
+        <w:t xml:space="preserve">-change </w:t>
+      </w:r>
+      <w:proofErr w:type="spellStart"/>
+      <w:r>
+        <w:rPr>
+          <w:lang w:val="en-GB"/>
+        </w:rPr>
+        <w:t>ber</w:t>
+      </w:r>
+      <w:proofErr w:type="spellEnd"/>
+      <w:r>
+        <w:rPr>
+          <w:lang w:val="en-GB"/>
+        </w:rPr>
+        <w:t xml:space="preserve"> to per (1-ber)^N, N = Amount of bits</w:t>
+      </w:r>
+    </w:p>
+    <w:p>
+      <w:pPr>
+        <w:rPr>
+          <w:lang w:val="en-GB"/>
+        </w:rPr>
+      </w:pPr>
+      <w:r>
+        <w:rPr>
+          <w:lang w:val="en-GB"/>
+        </w:rPr>
+        <w:t>-create model of floor</w:t>
+      </w:r>
+    </w:p>
+    <w:p>
+      <w:pPr>
+        <w:rPr>
+          <w:lang w:val="en-GB"/>
+        </w:rPr>
+      </w:pPr>
     </w:p>
     <w:p>
       <w:pPr>
@@ -582,20 +663,49 @@
         <w:rPr>
           <w:lang w:val="en-GB"/>
         </w:rPr>
-        <w:t>-set rate of TXQueue with setRate() (device.lua)</w:t>
-      </w:r>
-    </w:p>
-    <w:p>
-      <w:pPr>
-        <w:rPr>
-          <w:lang w:val="en-GB"/>
-        </w:rPr>
-      </w:pPr>
-      <w:r>
-        <w:rPr>
-          <w:lang w:val="en-GB"/>
-        </w:rPr>
-        <w:t>-start with easier moongen script</w:t>
+        <w:t xml:space="preserve">-set rate of </w:t>
+      </w:r>
+      <w:proofErr w:type="spellStart"/>
+      <w:r>
+        <w:rPr>
+          <w:lang w:val="en-GB"/>
+        </w:rPr>
+        <w:t>TXQueue</w:t>
+      </w:r>
+      <w:proofErr w:type="spellEnd"/>
+      <w:r>
+        <w:rPr>
+          <w:lang w:val="en-GB"/>
+        </w:rPr>
+        <w:t xml:space="preserve"> with </w:t>
+      </w:r>
+      <w:proofErr w:type="spellStart"/>
+      <w:r>
+        <w:rPr>
+          <w:lang w:val="en-GB"/>
+        </w:rPr>
+        <w:t>setRate</w:t>
+      </w:r>
+      <w:proofErr w:type="spellEnd"/>
+      <w:r>
+        <w:rPr>
+          <w:lang w:val="en-GB"/>
+        </w:rPr>
+        <w:t>() (</w:t>
+      </w:r>
+      <w:proofErr w:type="spellStart"/>
+      <w:r>
+        <w:rPr>
+          <w:lang w:val="en-GB"/>
+        </w:rPr>
+        <w:t>device.lua</w:t>
+      </w:r>
+      <w:proofErr w:type="spellEnd"/>
+      <w:r>
+        <w:rPr>
+          <w:lang w:val="en-GB"/>
+        </w:rPr>
+        <w:t>)</w:t>
       </w:r>
     </w:p>
     <w:p>
@@ -684,7 +794,15 @@
     <w:p>
       <w:r>
         <w:lastRenderedPageBreak/>
-        <w:t>-Ergebnisse am Ende mit NS-3 und Omnet++ vergleichen</w:t>
+        <w:t xml:space="preserve">-Ergebnisse am Ende mit NS-3 und </w:t>
+      </w:r>
+      <w:proofErr w:type="spellStart"/>
+      <w:r>
+        <w:t>Omnet</w:t>
+      </w:r>
+      <w:proofErr w:type="spellEnd"/>
+      <w:r>
+        <w:t>++ vergleichen</w:t>
       </w:r>
     </w:p>
     <w:p/>

--- a/Notes.docx
+++ b/Notes.docx
@@ -167,6 +167,54 @@
           <w:lang w:val="en-GB"/>
         </w:rPr>
       </w:pPr>
+      <w:r>
+        <w:rPr>
+          <w:lang w:val="en-GB"/>
+        </w:rPr>
+        <w:t xml:space="preserve">-change </w:t>
+      </w:r>
+      <w:proofErr w:type="spellStart"/>
+      <w:r>
+        <w:rPr>
+          <w:lang w:val="en-GB"/>
+        </w:rPr>
+        <w:t>ber</w:t>
+      </w:r>
+      <w:proofErr w:type="spellEnd"/>
+      <w:r>
+        <w:rPr>
+          <w:lang w:val="en-GB"/>
+        </w:rPr>
+        <w:t xml:space="preserve"> to per (1-</w:t>
+      </w:r>
+      <w:proofErr w:type="gramStart"/>
+      <w:r>
+        <w:rPr>
+          <w:lang w:val="en-GB"/>
+        </w:rPr>
+        <w:t>ber)^</w:t>
+      </w:r>
+      <w:proofErr w:type="gramEnd"/>
+      <w:r>
+        <w:rPr>
+          <w:lang w:val="en-GB"/>
+        </w:rPr>
+        <w:t>N, N = Amount of bits</w:t>
+      </w:r>
+    </w:p>
+    <w:p>
+      <w:pPr>
+        <w:rPr>
+          <w:lang w:val="en-GB"/>
+        </w:rPr>
+      </w:pPr>
+    </w:p>
+    <w:p>
+      <w:pPr>
+        <w:rPr>
+          <w:lang w:val="en-GB"/>
+        </w:rPr>
+      </w:pPr>
     </w:p>
     <w:p>
       <w:pPr>
@@ -219,7 +267,7 @@
         <w:rPr>
           <w:lang w:val="en-GB"/>
         </w:rPr>
-        <w:t>SCPFile.cs</w:t>
+        <w:t>TxPower.cs</w:t>
       </w:r>
       <w:proofErr w:type="spellEnd"/>
     </w:p>
@@ -240,9 +288,128 @@
         <w:rPr>
           <w:lang w:val="en-GB"/>
         </w:rPr>
-        <w:t>PSCPReceiveFile.cs</w:t>
+        <w:t>UeParameters.cs</w:t>
       </w:r>
       <w:proofErr w:type="spellEnd"/>
+      <w:r>
+        <w:rPr>
+          <w:lang w:val="en-GB"/>
+        </w:rPr>
+        <w:t xml:space="preserve"> (device properties)</w:t>
+      </w:r>
+    </w:p>
+    <w:p>
+      <w:pPr>
+        <w:rPr>
+          <w:lang w:val="en-GB"/>
+        </w:rPr>
+      </w:pPr>
+      <w:r>
+        <w:rPr>
+          <w:lang w:val="en-GB"/>
+        </w:rPr>
+        <w:t xml:space="preserve">-Throughput in </w:t>
+      </w:r>
+      <w:proofErr w:type="spellStart"/>
+      <w:r>
+        <w:rPr>
+          <w:lang w:val="en-GB"/>
+        </w:rPr>
+        <w:t>moongen</w:t>
+      </w:r>
+      <w:proofErr w:type="spellEnd"/>
+    </w:p>
+    <w:p>
+      <w:pPr>
+        <w:rPr>
+          <w:lang w:val="en-GB"/>
+        </w:rPr>
+      </w:pPr>
+      <w:r>
+        <w:rPr>
+          <w:lang w:val="en-GB"/>
+        </w:rPr>
+        <w:t>-Latency of CSMA/CA</w:t>
+      </w:r>
+    </w:p>
+    <w:p>
+      <w:pPr>
+        <w:rPr>
+          <w:lang w:val="en-GB"/>
+        </w:rPr>
+      </w:pPr>
+      <w:r>
+        <w:rPr>
+          <w:lang w:val="en-GB"/>
+        </w:rPr>
+        <w:t>-create model of floor</w:t>
+      </w:r>
+    </w:p>
+    <w:p>
+      <w:pPr>
+        <w:rPr>
+          <w:lang w:val="en-GB"/>
+        </w:rPr>
+      </w:pPr>
+    </w:p>
+    <w:p>
+      <w:pPr>
+        <w:rPr>
+          <w:lang w:val="en-GB"/>
+        </w:rPr>
+      </w:pPr>
+      <w:r>
+        <w:rPr>
+          <w:lang w:val="en-GB"/>
+        </w:rPr>
+        <w:t>Advanced:</w:t>
+      </w:r>
+    </w:p>
+    <w:p>
+      <w:pPr>
+        <w:rPr>
+          <w:lang w:val="en-GB"/>
+        </w:rPr>
+      </w:pPr>
+      <w:r>
+        <w:rPr>
+          <w:lang w:val="en-GB"/>
+        </w:rPr>
+        <w:t>-Beacon mode</w:t>
+      </w:r>
+    </w:p>
+    <w:p>
+      <w:pPr>
+        <w:rPr>
+          <w:lang w:val="en-GB"/>
+        </w:rPr>
+      </w:pPr>
+      <w:r>
+        <w:rPr>
+          <w:lang w:val="en-GB"/>
+        </w:rPr>
+        <w:t>-Peer-to-peer</w:t>
+      </w:r>
+    </w:p>
+    <w:p>
+      <w:pPr>
+        <w:rPr>
+          <w:lang w:val="en-GB"/>
+        </w:rPr>
+      </w:pPr>
+    </w:p>
+    <w:p>
+      <w:pPr>
+        <w:rPr>
+          <w:lang w:val="en-GB"/>
+        </w:rPr>
+      </w:pPr>
+      <w:r>
+        <w:rPr>
+          <w:lang w:val="en-GB"/>
+        </w:rPr>
+        <w:t>Questions:</w:t>
+      </w:r>
     </w:p>
     <w:p>
       <w:pPr>
@@ -261,548 +428,337 @@
         <w:rPr>
           <w:lang w:val="en-GB"/>
         </w:rPr>
-        <w:t>PSCPSendFile.cs</w:t>
+        <w:t>O</w:t>
+      </w:r>
+      <w:r>
+        <w:rPr>
+          <w:lang w:val="en-GB"/>
+        </w:rPr>
+        <w:t>mnet</w:t>
       </w:r>
       <w:proofErr w:type="spellEnd"/>
       <w:r>
         <w:rPr>
           <w:lang w:val="en-GB"/>
         </w:rPr>
-        <w:t xml:space="preserve">, </w:t>
+        <w:t>++ not used at all?</w:t>
+      </w:r>
+    </w:p>
+    <w:p>
+      <w:pPr>
+        <w:rPr>
+          <w:lang w:val="en-GB"/>
+        </w:rPr>
+      </w:pPr>
+    </w:p>
+    <w:p>
+      <w:pPr>
+        <w:rPr>
+          <w:lang w:val="en-GB"/>
+        </w:rPr>
+      </w:pPr>
+      <w:r>
+        <w:rPr>
+          <w:lang w:val="en-GB"/>
+        </w:rPr>
+        <w:t>To Do (</w:t>
       </w:r>
       <w:proofErr w:type="spellStart"/>
       <w:r>
         <w:rPr>
           <w:lang w:val="en-GB"/>
         </w:rPr>
-        <w:t>Filepaths</w:t>
+        <w:t>schreiben</w:t>
       </w:r>
       <w:proofErr w:type="spellEnd"/>
       <w:r>
         <w:rPr>
           <w:lang w:val="en-GB"/>
         </w:rPr>
-        <w:t xml:space="preserve"> etc</w:t>
-      </w:r>
-    </w:p>
-    <w:p>
-      <w:pPr>
-        <w:rPr>
-          <w:lang w:val="en-GB"/>
-        </w:rPr>
-      </w:pPr>
-      <w:r>
-        <w:rPr>
-          <w:lang w:val="en-GB"/>
-        </w:rPr>
+        <w:t>):</w:t>
+      </w:r>
+    </w:p>
+    <w:p>
+      <w:r>
         <w:t>-</w:t>
       </w:r>
+      <w:r>
+        <w:t>Andere 802.15.4 Simulationen aufzählen und b</w:t>
+      </w:r>
+      <w:r>
+        <w:t>ewerten</w:t>
+      </w:r>
+    </w:p>
+    <w:p>
+      <w:r>
+        <w:t>-</w:t>
+      </w:r>
+    </w:p>
+    <w:p/>
+    <w:p/>
+    <w:p>
+      <w:pPr>
+        <w:rPr>
+          <w:lang w:val="en-GB"/>
+        </w:rPr>
+      </w:pPr>
+      <w:r>
+        <w:rPr>
+          <w:lang w:val="en-GB"/>
+        </w:rPr>
+        <w:t>Notes:</w:t>
+      </w:r>
+    </w:p>
+    <w:p>
+      <w:pPr>
+        <w:rPr>
+          <w:lang w:val="en-GB"/>
+        </w:rPr>
+      </w:pPr>
+      <w:r>
+        <w:rPr>
+          <w:lang w:val="en-GB"/>
+        </w:rPr>
+        <w:t>-5.4.2 Data transfer model</w:t>
+      </w:r>
+    </w:p>
+    <w:p>
+      <w:pPr>
+        <w:rPr>
+          <w:lang w:val="en-GB"/>
+        </w:rPr>
+      </w:pPr>
+      <w:r>
+        <w:rPr>
+          <w:lang w:val="en-GB"/>
+        </w:rPr>
+        <w:t>-</w:t>
+      </w:r>
+      <w:r>
+        <w:rPr>
+          <w:lang w:val="en-GB"/>
+        </w:rPr>
+        <w:t>5.4.3 Frame structure</w:t>
+      </w:r>
+    </w:p>
+    <w:p>
+      <w:pPr>
+        <w:rPr>
+          <w:lang w:val="en-GB"/>
+        </w:rPr>
+      </w:pPr>
+      <w:r>
+        <w:rPr>
+          <w:lang w:val="en-GB"/>
+        </w:rPr>
+        <w:t>-</w:t>
+      </w:r>
+      <w:r>
+        <w:rPr>
+          <w:lang w:val="en-GB"/>
+        </w:rPr>
+        <w:t>5.4.4.1 CSMA-CA mechanism</w:t>
+      </w:r>
+    </w:p>
+    <w:p>
+      <w:pPr>
+        <w:rPr>
+          <w:lang w:val="en-GB"/>
+        </w:rPr>
+      </w:pPr>
+      <w:r>
+        <w:rPr>
+          <w:lang w:val="en-GB"/>
+        </w:rPr>
+        <w:t>-</w:t>
+      </w:r>
+      <w:r>
+        <w:rPr>
+          <w:lang w:val="en-GB"/>
+        </w:rPr>
+        <w:t>7.2.1.8 FCS field</w:t>
+      </w:r>
+      <w:r>
+        <w:rPr>
+          <w:lang w:val="en-GB"/>
+        </w:rPr>
+        <w:t xml:space="preserve"> (error detection</w:t>
+      </w:r>
+      <w:r>
+        <w:rPr>
+          <w:lang w:val="en-GB"/>
+        </w:rPr>
+        <w:t xml:space="preserve"> only</w:t>
+      </w:r>
+      <w:r>
+        <w:rPr>
+          <w:lang w:val="en-GB"/>
+        </w:rPr>
+        <w:t>)</w:t>
+      </w:r>
+    </w:p>
+    <w:p>
+      <w:pPr>
+        <w:rPr>
+          <w:lang w:val="en-GB"/>
+        </w:rPr>
+      </w:pPr>
+      <w:r>
+        <w:rPr>
+          <w:lang w:val="en-GB"/>
+        </w:rPr>
+        <w:t>-</w:t>
+      </w:r>
+      <w:r>
+        <w:rPr>
+          <w:lang w:val="en-GB"/>
+        </w:rPr>
+        <w:t>7.5.6.4 Use of acknowledgments</w:t>
+      </w:r>
+    </w:p>
+    <w:p>
+      <w:pPr>
+        <w:rPr>
+          <w:lang w:val="en-GB"/>
+        </w:rPr>
+      </w:pPr>
+      <w:r>
+        <w:rPr>
+          <w:lang w:val="en-GB"/>
+        </w:rPr>
+        <w:t>-</w:t>
+      </w:r>
+      <w:r>
+        <w:rPr>
+          <w:lang w:val="en-GB"/>
+        </w:rPr>
+        <w:t>7.5.6.4.1 No acknowledgment</w:t>
+      </w:r>
+    </w:p>
+    <w:p>
+      <w:pPr>
+        <w:rPr>
+          <w:lang w:val="en-GB"/>
+        </w:rPr>
+      </w:pPr>
+      <w:r>
+        <w:rPr>
+          <w:lang w:val="en-GB"/>
+        </w:rPr>
+        <w:t>-</w:t>
+      </w:r>
+      <w:r>
+        <w:rPr>
+          <w:lang w:val="en-GB"/>
+        </w:rPr>
+        <w:t>Table 70—MAC sublayer constants</w:t>
+      </w:r>
+    </w:p>
+    <w:p>
+      <w:pPr>
+        <w:rPr>
+          <w:lang w:val="en-GB"/>
+        </w:rPr>
+      </w:pPr>
+      <w:r>
+        <w:rPr>
+          <w:lang w:val="en-GB"/>
+        </w:rPr>
+        <w:t>-max. transmission power S. 668 des Standards</w:t>
+      </w:r>
+    </w:p>
+    <w:p>
+      <w:pPr>
+        <w:rPr>
+          <w:lang w:val="en-GB"/>
+        </w:rPr>
+      </w:pPr>
+      <w:r>
+        <w:rPr>
+          <w:lang w:val="en-GB"/>
+        </w:rPr>
+        <w:t xml:space="preserve">-set rate of </w:t>
+      </w:r>
       <w:proofErr w:type="spellStart"/>
       <w:r>
         <w:rPr>
           <w:lang w:val="en-GB"/>
         </w:rPr>
-        <w:t>TxPower.cs</w:t>
+        <w:t>TXQueue</w:t>
       </w:r>
       <w:proofErr w:type="spellEnd"/>
-    </w:p>
-    <w:p>
-      <w:pPr>
-        <w:rPr>
-          <w:lang w:val="en-GB"/>
-        </w:rPr>
-      </w:pPr>
-      <w:r>
-        <w:rPr>
-          <w:lang w:val="en-GB"/>
-        </w:rPr>
+      <w:r>
+        <w:rPr>
+          <w:lang w:val="en-GB"/>
+        </w:rPr>
+        <w:t xml:space="preserve"> with </w:t>
+      </w:r>
+      <w:proofErr w:type="spellStart"/>
+      <w:proofErr w:type="gramStart"/>
+      <w:r>
+        <w:rPr>
+          <w:lang w:val="en-GB"/>
+        </w:rPr>
+        <w:t>setRate</w:t>
+      </w:r>
+      <w:proofErr w:type="spellEnd"/>
+      <w:r>
+        <w:rPr>
+          <w:lang w:val="en-GB"/>
+        </w:rPr>
+        <w:t>(</w:t>
+      </w:r>
+      <w:proofErr w:type="gramEnd"/>
+      <w:r>
+        <w:rPr>
+          <w:lang w:val="en-GB"/>
+        </w:rPr>
+        <w:t>) (</w:t>
+      </w:r>
+      <w:proofErr w:type="spellStart"/>
+      <w:r>
+        <w:rPr>
+          <w:lang w:val="en-GB"/>
+        </w:rPr>
+        <w:t>device.lua</w:t>
+      </w:r>
+      <w:proofErr w:type="spellEnd"/>
+      <w:r>
+        <w:rPr>
+          <w:lang w:val="en-GB"/>
+        </w:rPr>
+        <w:t>)</w:t>
+      </w:r>
+    </w:p>
+    <w:p>
+      <w:r>
         <w:t>-</w:t>
       </w:r>
+    </w:p>
+    <w:p/>
+    <w:p/>
+    <w:p/>
+    <w:p/>
+    <w:p/>
+    <w:p/>
+    <w:p/>
+    <w:p/>
+    <w:p/>
+    <w:p/>
+    <w:p>
+      <w:r>
+        <w:t xml:space="preserve">-Ergebnisse am Ende mit NS-3 und </w:t>
+      </w:r>
       <w:proofErr w:type="spellStart"/>
       <w:r>
-        <w:rPr>
-          <w:lang w:val="en-GB"/>
-        </w:rPr>
-        <w:t>UeParameters.cs</w:t>
+        <w:t>Omnet</w:t>
       </w:r>
       <w:proofErr w:type="spellEnd"/>
       <w:r>
-        <w:rPr>
-          <w:lang w:val="en-GB"/>
-        </w:rPr>
-        <w:t xml:space="preserve"> (device properties)</w:t>
-      </w:r>
-    </w:p>
-    <w:p>
-      <w:pPr>
-        <w:rPr>
-          <w:lang w:val="en-GB"/>
-        </w:rPr>
-      </w:pPr>
-      <w:r>
-        <w:rPr>
-          <w:lang w:val="en-GB"/>
-        </w:rPr>
-        <w:t xml:space="preserve">-Throughput in </w:t>
-      </w:r>
-      <w:proofErr w:type="spellStart"/>
-      <w:r>
-        <w:rPr>
-          <w:lang w:val="en-GB"/>
-        </w:rPr>
-        <w:t>moongen</w:t>
-      </w:r>
-      <w:proofErr w:type="spellEnd"/>
-    </w:p>
-    <w:p>
-      <w:pPr>
-        <w:rPr>
-          <w:lang w:val="en-GB"/>
-        </w:rPr>
-      </w:pPr>
-      <w:r>
-        <w:rPr>
-          <w:lang w:val="en-GB"/>
-        </w:rPr>
-        <w:t>-Latency of CSMA/CA</w:t>
-      </w:r>
-    </w:p>
-    <w:p>
-      <w:pPr>
-        <w:rPr>
-          <w:lang w:val="en-GB"/>
-        </w:rPr>
-      </w:pPr>
-      <w:r>
-        <w:rPr>
-          <w:lang w:val="en-GB"/>
-        </w:rPr>
-        <w:t xml:space="preserve">-change </w:t>
-      </w:r>
-      <w:proofErr w:type="spellStart"/>
-      <w:r>
-        <w:rPr>
-          <w:lang w:val="en-GB"/>
-        </w:rPr>
-        <w:t>ber</w:t>
-      </w:r>
-      <w:proofErr w:type="spellEnd"/>
-      <w:r>
-        <w:rPr>
-          <w:lang w:val="en-GB"/>
-        </w:rPr>
-        <w:t xml:space="preserve"> to per (1-ber)^N, N = Amount of bits</w:t>
-      </w:r>
-    </w:p>
-    <w:p>
-      <w:pPr>
-        <w:rPr>
-          <w:lang w:val="en-GB"/>
-        </w:rPr>
-      </w:pPr>
-      <w:r>
-        <w:rPr>
-          <w:lang w:val="en-GB"/>
-        </w:rPr>
-        <w:t>-create model of floor</w:t>
-      </w:r>
-    </w:p>
-    <w:p>
-      <w:pPr>
-        <w:rPr>
-          <w:lang w:val="en-GB"/>
-        </w:rPr>
-      </w:pPr>
-    </w:p>
-    <w:p>
-      <w:pPr>
-        <w:rPr>
-          <w:lang w:val="en-GB"/>
-        </w:rPr>
-      </w:pPr>
-      <w:r>
-        <w:rPr>
-          <w:lang w:val="en-GB"/>
-        </w:rPr>
-        <w:t>Advanced:</w:t>
-      </w:r>
-    </w:p>
-    <w:p>
-      <w:pPr>
-        <w:rPr>
-          <w:lang w:val="en-GB"/>
-        </w:rPr>
-      </w:pPr>
-      <w:r>
-        <w:rPr>
-          <w:lang w:val="en-GB"/>
-        </w:rPr>
-        <w:t>-Beacon mode</w:t>
-      </w:r>
-    </w:p>
-    <w:p>
-      <w:pPr>
-        <w:rPr>
-          <w:lang w:val="en-GB"/>
-        </w:rPr>
-      </w:pPr>
-      <w:r>
-        <w:rPr>
-          <w:lang w:val="en-GB"/>
-        </w:rPr>
-        <w:t>-Peer-to-peer</w:t>
-      </w:r>
-    </w:p>
-    <w:p>
-      <w:pPr>
-        <w:rPr>
-          <w:lang w:val="en-GB"/>
-        </w:rPr>
-      </w:pPr>
-    </w:p>
-    <w:p>
-      <w:r>
-        <w:t>Questions:</w:t>
-      </w:r>
-    </w:p>
-    <w:p>
-      <w:pPr>
-        <w:rPr>
-          <w:lang w:val="en-GB"/>
-        </w:rPr>
-      </w:pPr>
-      <w:r>
-        <w:t>-</w:t>
-      </w:r>
-    </w:p>
-    <w:p>
-      <w:pPr>
-        <w:rPr>
-          <w:lang w:val="en-GB"/>
-        </w:rPr>
-      </w:pPr>
-    </w:p>
-    <w:p>
-      <w:pPr>
-        <w:rPr>
-          <w:lang w:val="en-GB"/>
-        </w:rPr>
-      </w:pPr>
-      <w:r>
-        <w:rPr>
-          <w:lang w:val="en-GB"/>
-        </w:rPr>
-        <w:t>Notes:</w:t>
-      </w:r>
-    </w:p>
-    <w:p>
-      <w:pPr>
-        <w:rPr>
-          <w:lang w:val="en-GB"/>
-        </w:rPr>
-      </w:pPr>
-      <w:r>
-        <w:rPr>
-          <w:lang w:val="en-GB"/>
-        </w:rPr>
-        <w:t>-5.4.2 Data transfer model</w:t>
-      </w:r>
-    </w:p>
-    <w:p>
-      <w:pPr>
-        <w:rPr>
-          <w:lang w:val="en-GB"/>
-        </w:rPr>
-      </w:pPr>
-      <w:r>
-        <w:rPr>
-          <w:lang w:val="en-GB"/>
-        </w:rPr>
-        <w:t>-</w:t>
-      </w:r>
-      <w:r>
-        <w:rPr>
-          <w:lang w:val="en-GB"/>
-        </w:rPr>
-        <w:t>5.4.3 Frame structure</w:t>
-      </w:r>
-    </w:p>
-    <w:p>
-      <w:pPr>
-        <w:rPr>
-          <w:lang w:val="en-GB"/>
-        </w:rPr>
-      </w:pPr>
-      <w:r>
-        <w:rPr>
-          <w:lang w:val="en-GB"/>
-        </w:rPr>
-        <w:t>-</w:t>
-      </w:r>
-      <w:r>
-        <w:rPr>
-          <w:lang w:val="en-GB"/>
-        </w:rPr>
-        <w:t>5.4.4.1 CSMA-CA mechanism</w:t>
-      </w:r>
-    </w:p>
-    <w:p>
-      <w:pPr>
-        <w:rPr>
-          <w:lang w:val="en-GB"/>
-        </w:rPr>
-      </w:pPr>
-      <w:r>
-        <w:rPr>
-          <w:lang w:val="en-GB"/>
-        </w:rPr>
-        <w:t>-</w:t>
-      </w:r>
-      <w:r>
-        <w:rPr>
-          <w:lang w:val="en-GB"/>
-        </w:rPr>
-        <w:t>7.2.1.8 FCS field</w:t>
-      </w:r>
-      <w:r>
-        <w:rPr>
-          <w:lang w:val="en-GB"/>
-        </w:rPr>
-        <w:t xml:space="preserve"> (error detection</w:t>
-      </w:r>
-      <w:r>
-        <w:rPr>
-          <w:lang w:val="en-GB"/>
-        </w:rPr>
-        <w:t xml:space="preserve"> only</w:t>
-      </w:r>
-      <w:r>
-        <w:rPr>
-          <w:lang w:val="en-GB"/>
-        </w:rPr>
-        <w:t>)</w:t>
-      </w:r>
-    </w:p>
-    <w:p>
-      <w:pPr>
-        <w:rPr>
-          <w:lang w:val="en-GB"/>
-        </w:rPr>
-      </w:pPr>
-      <w:r>
-        <w:rPr>
-          <w:lang w:val="en-GB"/>
-        </w:rPr>
-        <w:t>-</w:t>
-      </w:r>
-      <w:r>
-        <w:rPr>
-          <w:lang w:val="en-GB"/>
-        </w:rPr>
-        <w:t>7.5.6.4 Use of acknowledgments</w:t>
-      </w:r>
-    </w:p>
-    <w:p>
-      <w:pPr>
-        <w:rPr>
-          <w:lang w:val="en-GB"/>
-        </w:rPr>
-      </w:pPr>
-      <w:r>
-        <w:rPr>
-          <w:lang w:val="en-GB"/>
-        </w:rPr>
-        <w:t>-</w:t>
-      </w:r>
-      <w:r>
-        <w:rPr>
-          <w:lang w:val="en-GB"/>
-        </w:rPr>
-        <w:t>7.5.6.4.1 No acknowledgment</w:t>
-      </w:r>
-    </w:p>
-    <w:p>
-      <w:pPr>
-        <w:rPr>
-          <w:lang w:val="en-GB"/>
-        </w:rPr>
-      </w:pPr>
-      <w:r>
-        <w:rPr>
-          <w:lang w:val="en-GB"/>
-        </w:rPr>
-        <w:t>-</w:t>
-      </w:r>
-      <w:r>
-        <w:rPr>
-          <w:lang w:val="en-GB"/>
-        </w:rPr>
-        <w:t>Table 70—MAC sublayer constants</w:t>
-      </w:r>
-    </w:p>
-    <w:p>
-      <w:pPr>
-        <w:rPr>
-          <w:lang w:val="en-GB"/>
-        </w:rPr>
-      </w:pPr>
-      <w:r>
-        <w:rPr>
-          <w:lang w:val="en-GB"/>
-        </w:rPr>
-        <w:t>-max. transmission power S. 668 des Standards</w:t>
-      </w:r>
-    </w:p>
-    <w:p>
-      <w:pPr>
-        <w:rPr>
-          <w:lang w:val="en-GB"/>
-        </w:rPr>
-      </w:pPr>
-      <w:r>
-        <w:rPr>
-          <w:lang w:val="en-GB"/>
-        </w:rPr>
-        <w:t xml:space="preserve">-set rate of </w:t>
-      </w:r>
-      <w:proofErr w:type="spellStart"/>
-      <w:r>
-        <w:rPr>
-          <w:lang w:val="en-GB"/>
-        </w:rPr>
-        <w:t>TXQueue</w:t>
-      </w:r>
-      <w:proofErr w:type="spellEnd"/>
-      <w:r>
-        <w:rPr>
-          <w:lang w:val="en-GB"/>
-        </w:rPr>
-        <w:t xml:space="preserve"> with </w:t>
-      </w:r>
-      <w:proofErr w:type="spellStart"/>
-      <w:r>
-        <w:rPr>
-          <w:lang w:val="en-GB"/>
-        </w:rPr>
-        <w:t>setRate</w:t>
-      </w:r>
-      <w:proofErr w:type="spellEnd"/>
-      <w:r>
-        <w:rPr>
-          <w:lang w:val="en-GB"/>
-        </w:rPr>
-        <w:t>() (</w:t>
-      </w:r>
-      <w:proofErr w:type="spellStart"/>
-      <w:r>
-        <w:rPr>
-          <w:lang w:val="en-GB"/>
-        </w:rPr>
-        <w:t>device.lua</w:t>
-      </w:r>
-      <w:proofErr w:type="spellEnd"/>
-      <w:r>
-        <w:rPr>
-          <w:lang w:val="en-GB"/>
-        </w:rPr>
-        <w:t>)</w:t>
-      </w:r>
-    </w:p>
-    <w:p>
-      <w:pPr>
-        <w:rPr>
-          <w:lang w:val="en-GB"/>
-        </w:rPr>
-      </w:pPr>
-      <w:r>
-        <w:rPr>
-          <w:lang w:val="en-GB"/>
-        </w:rPr>
-        <w:t>-</w:t>
-      </w:r>
-    </w:p>
-    <w:p>
-      <w:pPr>
-        <w:rPr>
-          <w:lang w:val="en-GB"/>
-        </w:rPr>
-      </w:pPr>
-    </w:p>
-    <w:p>
-      <w:pPr>
-        <w:rPr>
-          <w:lang w:val="en-GB"/>
-        </w:rPr>
-      </w:pPr>
-    </w:p>
-    <w:p>
-      <w:pPr>
-        <w:rPr>
-          <w:lang w:val="en-GB"/>
-        </w:rPr>
-      </w:pPr>
-    </w:p>
-    <w:p>
-      <w:pPr>
-        <w:rPr>
-          <w:lang w:val="en-GB"/>
-        </w:rPr>
-      </w:pPr>
-    </w:p>
-    <w:p>
-      <w:pPr>
-        <w:rPr>
-          <w:lang w:val="en-GB"/>
-        </w:rPr>
-      </w:pPr>
-    </w:p>
-    <w:p>
-      <w:pPr>
-        <w:rPr>
-          <w:lang w:val="en-GB"/>
-        </w:rPr>
-      </w:pPr>
-    </w:p>
-    <w:p>
-      <w:pPr>
-        <w:rPr>
-          <w:lang w:val="en-GB"/>
-        </w:rPr>
-      </w:pPr>
-    </w:p>
-    <w:p>
-      <w:pPr>
-        <w:rPr>
-          <w:lang w:val="en-GB"/>
-        </w:rPr>
-      </w:pPr>
-    </w:p>
-    <w:p>
-      <w:pPr>
-        <w:rPr>
-          <w:lang w:val="en-GB"/>
-        </w:rPr>
-      </w:pPr>
-    </w:p>
-    <w:p>
-      <w:pPr>
-        <w:rPr>
-          <w:lang w:val="en-GB"/>
-        </w:rPr>
-      </w:pPr>
-    </w:p>
-    <w:p>
-      <w:r>
-        <w:lastRenderedPageBreak/>
-        <w:t xml:space="preserve">-Ergebnisse am Ende mit NS-3 und </w:t>
-      </w:r>
-      <w:proofErr w:type="spellStart"/>
-      <w:r>
-        <w:t>Omnet</w:t>
-      </w:r>
-      <w:proofErr w:type="spellEnd"/>
-      <w:r>
         <w:t>++ vergleichen</w:t>
+      </w:r>
+      <w:r>
+        <w:t>?</w:t>
       </w:r>
     </w:p>
     <w:p/>
@@ -971,7 +927,21 @@
         <w:rPr>
           <w:lang w:val="en-GB"/>
         </w:rPr>
-        <w:t>(3.waits for acknowledgement and resents if there is none)</w:t>
+        <w:t>(</w:t>
+      </w:r>
+      <w:proofErr w:type="gramStart"/>
+      <w:r>
+        <w:rPr>
+          <w:lang w:val="en-GB"/>
+        </w:rPr>
+        <w:t>3.waits</w:t>
+      </w:r>
+      <w:proofErr w:type="gramEnd"/>
+      <w:r>
+        <w:rPr>
+          <w:lang w:val="en-GB"/>
+        </w:rPr>
+        <w:t xml:space="preserve"> for acknowledgement and resents if there is none)</w:t>
       </w:r>
     </w:p>
     <w:p>

--- a/Notes.docx
+++ b/Notes.docx
@@ -129,99 +129,21 @@
         <w:rPr>
           <w:lang w:val="en-GB"/>
         </w:rPr>
-        <w:t xml:space="preserve">-change </w:t>
-      </w:r>
-      <w:proofErr w:type="spellStart"/>
-      <w:r>
-        <w:rPr>
-          <w:lang w:val="en-GB"/>
-        </w:rPr>
-        <w:t>filepaths</w:t>
-      </w:r>
-      <w:proofErr w:type="spellEnd"/>
-    </w:p>
-    <w:p>
-      <w:pPr>
-        <w:rPr>
-          <w:lang w:val="en-GB"/>
-        </w:rPr>
-      </w:pPr>
-      <w:r>
-        <w:rPr>
-          <w:lang w:val="en-GB"/>
-        </w:rPr>
-        <w:t xml:space="preserve">-get BER Value to </w:t>
-      </w:r>
-      <w:proofErr w:type="spellStart"/>
-      <w:r>
-        <w:rPr>
-          <w:lang w:val="en-GB"/>
-        </w:rPr>
-        <w:t>moongen</w:t>
-      </w:r>
-      <w:proofErr w:type="spellEnd"/>
-    </w:p>
-    <w:p>
-      <w:pPr>
-        <w:rPr>
-          <w:lang w:val="en-GB"/>
-        </w:rPr>
-      </w:pPr>
-      <w:r>
-        <w:rPr>
-          <w:lang w:val="en-GB"/>
-        </w:rPr>
-        <w:t xml:space="preserve">-change </w:t>
-      </w:r>
-      <w:proofErr w:type="spellStart"/>
-      <w:r>
-        <w:rPr>
-          <w:lang w:val="en-GB"/>
-        </w:rPr>
-        <w:t>ber</w:t>
-      </w:r>
-      <w:proofErr w:type="spellEnd"/>
-      <w:r>
-        <w:rPr>
-          <w:lang w:val="en-GB"/>
-        </w:rPr>
-        <w:t xml:space="preserve"> to per (1-</w:t>
-      </w:r>
-      <w:proofErr w:type="gramStart"/>
-      <w:r>
-        <w:rPr>
-          <w:lang w:val="en-GB"/>
-        </w:rPr>
-        <w:t>ber)^</w:t>
-      </w:r>
-      <w:proofErr w:type="gramEnd"/>
-      <w:r>
-        <w:rPr>
-          <w:lang w:val="en-GB"/>
-        </w:rPr>
-        <w:t>N, N = Amount of bits</w:t>
-      </w:r>
-    </w:p>
-    <w:p>
-      <w:pPr>
-        <w:rPr>
-          <w:lang w:val="en-GB"/>
-        </w:rPr>
-      </w:pPr>
-    </w:p>
-    <w:p>
-      <w:pPr>
-        <w:rPr>
-          <w:lang w:val="en-GB"/>
-        </w:rPr>
-      </w:pPr>
-    </w:p>
-    <w:p>
-      <w:pPr>
-        <w:rPr>
-          <w:lang w:val="en-GB"/>
-        </w:rPr>
-      </w:pPr>
+        <w:t>-change filepaths</w:t>
+      </w:r>
+    </w:p>
+    <w:p>
+      <w:pPr>
+        <w:rPr>
+          <w:lang w:val="en-GB"/>
+        </w:rPr>
+      </w:pPr>
+      <w:r>
+        <w:rPr>
+          <w:lang w:val="en-GB"/>
+        </w:rPr>
+        <w:t>-get BER Value to moongen</w:t>
+      </w:r>
     </w:p>
     <w:p>
       <w:pPr>
@@ -260,16 +182,177 @@
         <w:rPr>
           <w:lang w:val="en-GB"/>
         </w:rPr>
+        <w:t>-tests with devices, install homeassistant</w:t>
+      </w:r>
+    </w:p>
+    <w:p>
+      <w:pPr>
+        <w:rPr>
+          <w:lang w:val="en-GB"/>
+        </w:rPr>
+      </w:pPr>
+      <w:r>
+        <w:rPr>
+          <w:lang w:val="en-GB"/>
+        </w:rPr>
+        <w:t>-per is calculated wrongly, change!!!</w:t>
+      </w:r>
+    </w:p>
+    <w:p>
+      <w:pPr>
+        <w:rPr>
+          <w:lang w:val="en-GB"/>
+        </w:rPr>
+      </w:pPr>
+      <w:r>
+        <w:rPr>
+          <w:lang w:val="en-GB"/>
+        </w:rPr>
+        <w:t>-create model of floor</w:t>
+      </w:r>
+      <w:r>
+        <w:rPr>
+          <w:lang w:val="en-GB"/>
+        </w:rPr>
+        <w:t xml:space="preserve"> (use 1UeRoom as reference)</w:t>
+      </w:r>
+    </w:p>
+    <w:p>
+      <w:pPr>
+        <w:rPr>
+          <w:lang w:val="en-GB"/>
+        </w:rPr>
+      </w:pPr>
+      <w:r>
+        <w:rPr>
+          <w:lang w:val="en-GB"/>
+        </w:rPr>
+        <w:t>-TxPower.cs</w:t>
+      </w:r>
+    </w:p>
+    <w:p>
+      <w:pPr>
+        <w:rPr>
+          <w:lang w:val="en-GB"/>
+        </w:rPr>
+      </w:pPr>
+      <w:r>
+        <w:rPr>
+          <w:lang w:val="en-GB"/>
+        </w:rPr>
+        <w:t>-UeParameters.cs</w:t>
+      </w:r>
+      <w:r>
+        <w:rPr>
+          <w:lang w:val="en-GB"/>
+        </w:rPr>
+        <w:t xml:space="preserve"> (device properties)</w:t>
+      </w:r>
+    </w:p>
+    <w:p>
+      <w:pPr>
+        <w:rPr>
+          <w:lang w:val="en-GB"/>
+        </w:rPr>
+      </w:pPr>
+      <w:r>
+        <w:rPr>
+          <w:lang w:val="en-GB"/>
+        </w:rPr>
+        <w:t>-Throughput in moongen</w:t>
+      </w:r>
+    </w:p>
+    <w:p>
+      <w:pPr>
+        <w:rPr>
+          <w:lang w:val="en-GB"/>
+        </w:rPr>
+      </w:pPr>
+      <w:r>
+        <w:rPr>
+          <w:lang w:val="en-GB"/>
+        </w:rPr>
+        <w:t>-Latency of CSMA/CA</w:t>
+      </w:r>
+    </w:p>
+    <w:p>
+      <w:pPr>
+        <w:rPr>
+          <w:lang w:val="en-GB"/>
+        </w:rPr>
+      </w:pPr>
+      <w:r>
+        <w:rPr>
+          <w:lang w:val="en-GB"/>
+        </w:rPr>
         <w:t>-</w:t>
       </w:r>
-      <w:proofErr w:type="spellStart"/>
-      <w:r>
-        <w:rPr>
-          <w:lang w:val="en-GB"/>
-        </w:rPr>
-        <w:t>TxPower.cs</w:t>
-      </w:r>
-      <w:proofErr w:type="spellEnd"/>
+    </w:p>
+    <w:p>
+      <w:pPr>
+        <w:rPr>
+          <w:lang w:val="en-GB"/>
+        </w:rPr>
+      </w:pPr>
+    </w:p>
+    <w:p>
+      <w:pPr>
+        <w:rPr>
+          <w:lang w:val="en-GB"/>
+        </w:rPr>
+      </w:pPr>
+      <w:r>
+        <w:rPr>
+          <w:lang w:val="en-GB"/>
+        </w:rPr>
+        <w:t>Advanced:</w:t>
+      </w:r>
+    </w:p>
+    <w:p>
+      <w:pPr>
+        <w:rPr>
+          <w:lang w:val="en-GB"/>
+        </w:rPr>
+      </w:pPr>
+      <w:r>
+        <w:rPr>
+          <w:lang w:val="en-GB"/>
+        </w:rPr>
+        <w:t>-Beacon mode</w:t>
+      </w:r>
+    </w:p>
+    <w:p>
+      <w:pPr>
+        <w:rPr>
+          <w:lang w:val="en-GB"/>
+        </w:rPr>
+      </w:pPr>
+      <w:r>
+        <w:rPr>
+          <w:lang w:val="en-GB"/>
+        </w:rPr>
+        <w:t>-Peer-to-peer</w:t>
+      </w:r>
+    </w:p>
+    <w:p>
+      <w:pPr>
+        <w:rPr>
+          <w:lang w:val="en-GB"/>
+        </w:rPr>
+      </w:pPr>
+    </w:p>
+    <w:p>
+      <w:pPr>
+        <w:rPr>
+          <w:lang w:val="en-GB"/>
+        </w:rPr>
+      </w:pPr>
+      <w:r>
+        <w:rPr>
+          <w:lang w:val="en-GB"/>
+        </w:rPr>
+        <w:t>Questions:</w:t>
+      </w:r>
     </w:p>
     <w:p>
       <w:pPr>
@@ -283,147 +366,6 @@
         </w:rPr>
         <w:t>-</w:t>
       </w:r>
-      <w:proofErr w:type="spellStart"/>
-      <w:r>
-        <w:rPr>
-          <w:lang w:val="en-GB"/>
-        </w:rPr>
-        <w:t>UeParameters.cs</w:t>
-      </w:r>
-      <w:proofErr w:type="spellEnd"/>
-      <w:r>
-        <w:rPr>
-          <w:lang w:val="en-GB"/>
-        </w:rPr>
-        <w:t xml:space="preserve"> (device properties)</w:t>
-      </w:r>
-    </w:p>
-    <w:p>
-      <w:pPr>
-        <w:rPr>
-          <w:lang w:val="en-GB"/>
-        </w:rPr>
-      </w:pPr>
-      <w:r>
-        <w:rPr>
-          <w:lang w:val="en-GB"/>
-        </w:rPr>
-        <w:t xml:space="preserve">-Throughput in </w:t>
-      </w:r>
-      <w:proofErr w:type="spellStart"/>
-      <w:r>
-        <w:rPr>
-          <w:lang w:val="en-GB"/>
-        </w:rPr>
-        <w:t>moongen</w:t>
-      </w:r>
-      <w:proofErr w:type="spellEnd"/>
-    </w:p>
-    <w:p>
-      <w:pPr>
-        <w:rPr>
-          <w:lang w:val="en-GB"/>
-        </w:rPr>
-      </w:pPr>
-      <w:r>
-        <w:rPr>
-          <w:lang w:val="en-GB"/>
-        </w:rPr>
-        <w:t>-Latency of CSMA/CA</w:t>
-      </w:r>
-    </w:p>
-    <w:p>
-      <w:pPr>
-        <w:rPr>
-          <w:lang w:val="en-GB"/>
-        </w:rPr>
-      </w:pPr>
-      <w:r>
-        <w:rPr>
-          <w:lang w:val="en-GB"/>
-        </w:rPr>
-        <w:t>-create model of floor</w:t>
-      </w:r>
-    </w:p>
-    <w:p>
-      <w:pPr>
-        <w:rPr>
-          <w:lang w:val="en-GB"/>
-        </w:rPr>
-      </w:pPr>
-    </w:p>
-    <w:p>
-      <w:pPr>
-        <w:rPr>
-          <w:lang w:val="en-GB"/>
-        </w:rPr>
-      </w:pPr>
-      <w:r>
-        <w:rPr>
-          <w:lang w:val="en-GB"/>
-        </w:rPr>
-        <w:t>Advanced:</w:t>
-      </w:r>
-    </w:p>
-    <w:p>
-      <w:pPr>
-        <w:rPr>
-          <w:lang w:val="en-GB"/>
-        </w:rPr>
-      </w:pPr>
-      <w:r>
-        <w:rPr>
-          <w:lang w:val="en-GB"/>
-        </w:rPr>
-        <w:t>-Beacon mode</w:t>
-      </w:r>
-    </w:p>
-    <w:p>
-      <w:pPr>
-        <w:rPr>
-          <w:lang w:val="en-GB"/>
-        </w:rPr>
-      </w:pPr>
-      <w:r>
-        <w:rPr>
-          <w:lang w:val="en-GB"/>
-        </w:rPr>
-        <w:t>-Peer-to-peer</w:t>
-      </w:r>
-    </w:p>
-    <w:p>
-      <w:pPr>
-        <w:rPr>
-          <w:lang w:val="en-GB"/>
-        </w:rPr>
-      </w:pPr>
-    </w:p>
-    <w:p>
-      <w:pPr>
-        <w:rPr>
-          <w:lang w:val="en-GB"/>
-        </w:rPr>
-      </w:pPr>
-      <w:r>
-        <w:rPr>
-          <w:lang w:val="en-GB"/>
-        </w:rPr>
-        <w:t>Questions:</w:t>
-      </w:r>
-    </w:p>
-    <w:p>
-      <w:pPr>
-        <w:rPr>
-          <w:lang w:val="en-GB"/>
-        </w:rPr>
-      </w:pPr>
-      <w:r>
-        <w:rPr>
-          <w:lang w:val="en-GB"/>
-        </w:rPr>
-        <w:t>-</w:t>
-      </w:r>
-      <w:proofErr w:type="spellStart"/>
       <w:r>
         <w:rPr>
           <w:lang w:val="en-GB"/>
@@ -434,48 +376,27 @@
         <w:rPr>
           <w:lang w:val="en-GB"/>
         </w:rPr>
-        <w:t>mnet</w:t>
-      </w:r>
-      <w:proofErr w:type="spellEnd"/>
-      <w:r>
-        <w:rPr>
-          <w:lang w:val="en-GB"/>
-        </w:rPr>
-        <w:t>++ not used at all?</w:t>
-      </w:r>
-    </w:p>
-    <w:p>
-      <w:pPr>
-        <w:rPr>
-          <w:lang w:val="en-GB"/>
-        </w:rPr>
-      </w:pPr>
-    </w:p>
-    <w:p>
-      <w:pPr>
-        <w:rPr>
-          <w:lang w:val="en-GB"/>
-        </w:rPr>
-      </w:pPr>
-      <w:r>
-        <w:rPr>
-          <w:lang w:val="en-GB"/>
-        </w:rPr>
-        <w:t>To Do (</w:t>
-      </w:r>
-      <w:proofErr w:type="spellStart"/>
-      <w:r>
-        <w:rPr>
-          <w:lang w:val="en-GB"/>
-        </w:rPr>
-        <w:t>schreiben</w:t>
-      </w:r>
-      <w:proofErr w:type="spellEnd"/>
-      <w:r>
-        <w:rPr>
-          <w:lang w:val="en-GB"/>
-        </w:rPr>
-        <w:t>):</w:t>
+        <w:t>mnet++ not used at all?</w:t>
+      </w:r>
+    </w:p>
+    <w:p>
+      <w:pPr>
+        <w:rPr>
+          <w:lang w:val="en-GB"/>
+        </w:rPr>
+      </w:pPr>
+    </w:p>
+    <w:p>
+      <w:pPr>
+        <w:rPr>
+          <w:lang w:val="en-GB"/>
+        </w:rPr>
+      </w:pPr>
+      <w:r>
+        <w:rPr>
+          <w:lang w:val="en-GB"/>
+        </w:rPr>
+        <w:t>To Do (schreiben):</w:t>
       </w:r>
     </w:p>
     <w:p>
@@ -677,57 +598,7 @@
         <w:rPr>
           <w:lang w:val="en-GB"/>
         </w:rPr>
-        <w:t xml:space="preserve">-set rate of </w:t>
-      </w:r>
-      <w:proofErr w:type="spellStart"/>
-      <w:r>
-        <w:rPr>
-          <w:lang w:val="en-GB"/>
-        </w:rPr>
-        <w:t>TXQueue</w:t>
-      </w:r>
-      <w:proofErr w:type="spellEnd"/>
-      <w:r>
-        <w:rPr>
-          <w:lang w:val="en-GB"/>
-        </w:rPr>
-        <w:t xml:space="preserve"> with </w:t>
-      </w:r>
-      <w:proofErr w:type="spellStart"/>
-      <w:proofErr w:type="gramStart"/>
-      <w:r>
-        <w:rPr>
-          <w:lang w:val="en-GB"/>
-        </w:rPr>
-        <w:t>setRate</w:t>
-      </w:r>
-      <w:proofErr w:type="spellEnd"/>
-      <w:r>
-        <w:rPr>
-          <w:lang w:val="en-GB"/>
-        </w:rPr>
-        <w:t>(</w:t>
-      </w:r>
-      <w:proofErr w:type="gramEnd"/>
-      <w:r>
-        <w:rPr>
-          <w:lang w:val="en-GB"/>
-        </w:rPr>
-        <w:t>) (</w:t>
-      </w:r>
-      <w:proofErr w:type="spellStart"/>
-      <w:r>
-        <w:rPr>
-          <w:lang w:val="en-GB"/>
-        </w:rPr>
-        <w:t>device.lua</w:t>
-      </w:r>
-      <w:proofErr w:type="spellEnd"/>
-      <w:r>
-        <w:rPr>
-          <w:lang w:val="en-GB"/>
-        </w:rPr>
-        <w:t>)</w:t>
+        <w:t>-set rate of TXQueue with setRate() (device.lua)</w:t>
       </w:r>
     </w:p>
     <w:p>
@@ -747,15 +618,7 @@
     <w:p/>
     <w:p>
       <w:r>
-        <w:t xml:space="preserve">-Ergebnisse am Ende mit NS-3 und </w:t>
-      </w:r>
-      <w:proofErr w:type="spellStart"/>
-      <w:r>
-        <w:t>Omnet</w:t>
-      </w:r>
-      <w:proofErr w:type="spellEnd"/>
-      <w:r>
-        <w:t>++ vergleichen</w:t>
+        <w:t>-Ergebnisse am Ende mit NS-3 und Omnet++ vergleichen</w:t>
       </w:r>
       <w:r>
         <w:t>?</w:t>
@@ -927,21 +790,7 @@
         <w:rPr>
           <w:lang w:val="en-GB"/>
         </w:rPr>
-        <w:t>(</w:t>
-      </w:r>
-      <w:proofErr w:type="gramStart"/>
-      <w:r>
-        <w:rPr>
-          <w:lang w:val="en-GB"/>
-        </w:rPr>
-        <w:t>3.waits</w:t>
-      </w:r>
-      <w:proofErr w:type="gramEnd"/>
-      <w:r>
-        <w:rPr>
-          <w:lang w:val="en-GB"/>
-        </w:rPr>
-        <w:t xml:space="preserve"> for acknowledgement and resents if there is none)</w:t>
+        <w:t>(3.waits for acknowledgement and resents if there is none)</w:t>
       </w:r>
     </w:p>
     <w:p>

--- a/Notes.docx
+++ b/Notes.docx
@@ -151,6 +151,66 @@
           <w:lang w:val="en-GB"/>
         </w:rPr>
       </w:pPr>
+      <w:r>
+        <w:rPr>
+          <w:lang w:val="en-GB"/>
+        </w:rPr>
+        <w:t>-tests with devices, install homeassistant</w:t>
+      </w:r>
+    </w:p>
+    <w:p>
+      <w:pPr>
+        <w:rPr>
+          <w:lang w:val="en-GB"/>
+        </w:rPr>
+      </w:pPr>
+      <w:r>
+        <w:rPr>
+          <w:lang w:val="en-GB"/>
+        </w:rPr>
+        <w:t>-per is calculated wrongly, change!!!</w:t>
+      </w:r>
+    </w:p>
+    <w:p>
+      <w:pPr>
+        <w:rPr>
+          <w:lang w:val="en-GB"/>
+        </w:rPr>
+      </w:pPr>
+      <w:r>
+        <w:rPr>
+          <w:lang w:val="en-GB"/>
+        </w:rPr>
+        <w:t>-create model of floor (use 1UeRoom as reference)</w:t>
+      </w:r>
+    </w:p>
+    <w:p>
+      <w:pPr>
+        <w:rPr>
+          <w:lang w:val="en-GB"/>
+        </w:rPr>
+      </w:pPr>
+    </w:p>
+    <w:p>
+      <w:pPr>
+        <w:rPr>
+          <w:lang w:val="en-GB"/>
+        </w:rPr>
+      </w:pPr>
+    </w:p>
+    <w:p>
+      <w:pPr>
+        <w:rPr>
+          <w:lang w:val="en-GB"/>
+        </w:rPr>
+      </w:pPr>
+    </w:p>
+    <w:p>
+      <w:pPr>
+        <w:rPr>
+          <w:lang w:val="en-GB"/>
+        </w:rPr>
+      </w:pPr>
     </w:p>
     <w:p>
       <w:pPr>
@@ -182,39 +242,7 @@
         <w:rPr>
           <w:lang w:val="en-GB"/>
         </w:rPr>
-        <w:t>-tests with devices, install homeassistant</w:t>
-      </w:r>
-    </w:p>
-    <w:p>
-      <w:pPr>
-        <w:rPr>
-          <w:lang w:val="en-GB"/>
-        </w:rPr>
-      </w:pPr>
-      <w:r>
-        <w:rPr>
-          <w:lang w:val="en-GB"/>
-        </w:rPr>
-        <w:t>-per is calculated wrongly, change!!!</w:t>
-      </w:r>
-    </w:p>
-    <w:p>
-      <w:pPr>
-        <w:rPr>
-          <w:lang w:val="en-GB"/>
-        </w:rPr>
-      </w:pPr>
-      <w:r>
-        <w:rPr>
-          <w:lang w:val="en-GB"/>
-        </w:rPr>
-        <w:t>-create model of floor</w:t>
-      </w:r>
-      <w:r>
-        <w:rPr>
-          <w:lang w:val="en-GB"/>
-        </w:rPr>
-        <w:t xml:space="preserve"> (use 1UeRoom as reference)</w:t>
+        <w:t>-ask Liu to take a look</w:t>
       </w:r>
     </w:p>
     <w:p>

--- a/Notes.docx
+++ b/Notes.docx
@@ -243,6 +243,19 @@
           <w:lang w:val="en-GB"/>
         </w:rPr>
         <w:t>-ask Liu to take a look</w:t>
+      </w:r>
+    </w:p>
+    <w:p>
+      <w:pPr>
+        <w:rPr>
+          <w:lang w:val="en-GB"/>
+        </w:rPr>
+      </w:pPr>
+      <w:r>
+        <w:rPr>
+          <w:lang w:val="en-GB"/>
+        </w:rPr>
+        <w:t>-noise value</w:t>
       </w:r>
     </w:p>
     <w:p>

--- a/Notes.docx
+++ b/Notes.docx
@@ -129,34 +129,58 @@
         <w:rPr>
           <w:lang w:val="en-GB"/>
         </w:rPr>
-        <w:t>-change filepaths</w:t>
-      </w:r>
-    </w:p>
-    <w:p>
-      <w:pPr>
-        <w:rPr>
-          <w:lang w:val="en-GB"/>
-        </w:rPr>
-      </w:pPr>
-      <w:r>
-        <w:rPr>
-          <w:lang w:val="en-GB"/>
-        </w:rPr>
-        <w:t>-get BER Value to moongen</w:t>
-      </w:r>
-    </w:p>
-    <w:p>
-      <w:pPr>
-        <w:rPr>
-          <w:lang w:val="en-GB"/>
-        </w:rPr>
-      </w:pPr>
-      <w:r>
-        <w:rPr>
-          <w:lang w:val="en-GB"/>
-        </w:rPr>
-        <w:t>-tests with devices, install homeassistant</w:t>
-      </w:r>
+        <w:t xml:space="preserve">-change </w:t>
+      </w:r>
+      <w:proofErr w:type="spellStart"/>
+      <w:r>
+        <w:rPr>
+          <w:lang w:val="en-GB"/>
+        </w:rPr>
+        <w:t>filepaths</w:t>
+      </w:r>
+      <w:proofErr w:type="spellEnd"/>
+    </w:p>
+    <w:p>
+      <w:pPr>
+        <w:rPr>
+          <w:lang w:val="en-GB"/>
+        </w:rPr>
+      </w:pPr>
+      <w:r>
+        <w:rPr>
+          <w:lang w:val="en-GB"/>
+        </w:rPr>
+        <w:t xml:space="preserve">-get BER Value to </w:t>
+      </w:r>
+      <w:proofErr w:type="spellStart"/>
+      <w:r>
+        <w:rPr>
+          <w:lang w:val="en-GB"/>
+        </w:rPr>
+        <w:t>moongen</w:t>
+      </w:r>
+      <w:proofErr w:type="spellEnd"/>
+    </w:p>
+    <w:p>
+      <w:pPr>
+        <w:rPr>
+          <w:lang w:val="en-GB"/>
+        </w:rPr>
+      </w:pPr>
+      <w:r>
+        <w:rPr>
+          <w:lang w:val="en-GB"/>
+        </w:rPr>
+        <w:t xml:space="preserve">-tests with devices, install </w:t>
+      </w:r>
+      <w:proofErr w:type="spellStart"/>
+      <w:r>
+        <w:rPr>
+          <w:lang w:val="en-GB"/>
+        </w:rPr>
+        <w:t>homeassistant</w:t>
+      </w:r>
+      <w:proofErr w:type="spellEnd"/>
     </w:p>
     <w:p>
       <w:pPr>
@@ -268,66 +292,165 @@
         <w:rPr>
           <w:lang w:val="en-GB"/>
         </w:rPr>
-        <w:t>-TxPower.cs</w:t>
-      </w:r>
-    </w:p>
-    <w:p>
-      <w:pPr>
-        <w:rPr>
-          <w:lang w:val="en-GB"/>
-        </w:rPr>
-      </w:pPr>
-      <w:r>
-        <w:rPr>
-          <w:lang w:val="en-GB"/>
-        </w:rPr>
-        <w:t>-UeParameters.cs</w:t>
-      </w:r>
-      <w:r>
-        <w:rPr>
-          <w:lang w:val="en-GB"/>
-        </w:rPr>
-        <w:t xml:space="preserve"> (device properties)</w:t>
-      </w:r>
-    </w:p>
-    <w:p>
-      <w:pPr>
-        <w:rPr>
-          <w:lang w:val="en-GB"/>
-        </w:rPr>
-      </w:pPr>
-      <w:r>
-        <w:rPr>
-          <w:lang w:val="en-GB"/>
-        </w:rPr>
-        <w:t>-Throughput in moongen</w:t>
-      </w:r>
-    </w:p>
-    <w:p>
-      <w:pPr>
-        <w:rPr>
-          <w:lang w:val="en-GB"/>
-        </w:rPr>
-      </w:pPr>
-      <w:r>
-        <w:rPr>
-          <w:lang w:val="en-GB"/>
-        </w:rPr>
-        <w:t>-Latency of CSMA/CA</w:t>
-      </w:r>
-    </w:p>
-    <w:p>
-      <w:pPr>
-        <w:rPr>
-          <w:lang w:val="en-GB"/>
-        </w:rPr>
-      </w:pPr>
-      <w:r>
-        <w:rPr>
-          <w:lang w:val="en-GB"/>
-        </w:rPr>
         <w:t>-</w:t>
       </w:r>
+      <w:proofErr w:type="spellStart"/>
+      <w:r>
+        <w:rPr>
+          <w:lang w:val="en-GB"/>
+        </w:rPr>
+        <w:t>sinr</w:t>
+      </w:r>
+      <w:proofErr w:type="spellEnd"/>
+      <w:r>
+        <w:rPr>
+          <w:lang w:val="en-GB"/>
+        </w:rPr>
+        <w:t xml:space="preserve"> equation? Found Signal/(Interferences + Noise) but is Signal - Interferences - Noise</w:t>
+      </w:r>
+    </w:p>
+    <w:p>
+      <w:pPr>
+        <w:rPr>
+          <w:lang w:val="en-GB"/>
+        </w:rPr>
+      </w:pPr>
+      <w:r>
+        <w:rPr>
+          <w:lang w:val="en-GB"/>
+        </w:rPr>
+        <w:t>-</w:t>
+      </w:r>
+      <w:proofErr w:type="spellStart"/>
+      <w:r>
+        <w:rPr>
+          <w:lang w:val="en-GB"/>
+        </w:rPr>
+        <w:t>TxPower.cs</w:t>
+      </w:r>
+      <w:proofErr w:type="spellEnd"/>
+      <w:r>
+        <w:rPr>
+          <w:lang w:val="en-GB"/>
+        </w:rPr>
+        <w:t xml:space="preserve"> ?</w:t>
+      </w:r>
+    </w:p>
+    <w:p>
+      <w:pPr>
+        <w:rPr>
+          <w:lang w:val="en-GB"/>
+        </w:rPr>
+      </w:pPr>
+      <w:r>
+        <w:rPr>
+          <w:lang w:val="en-GB"/>
+        </w:rPr>
+        <w:t>-</w:t>
+      </w:r>
+      <w:proofErr w:type="spellStart"/>
+      <w:r>
+        <w:rPr>
+          <w:lang w:val="en-GB"/>
+        </w:rPr>
+        <w:t>UeParameters.cs</w:t>
+      </w:r>
+      <w:proofErr w:type="spellEnd"/>
+      <w:r>
+        <w:rPr>
+          <w:lang w:val="en-GB"/>
+        </w:rPr>
+        <w:t xml:space="preserve"> (</w:t>
+      </w:r>
+      <w:r>
+        <w:rPr>
+          <w:lang w:val="en-GB"/>
+        </w:rPr>
+        <w:t xml:space="preserve">get </w:t>
+      </w:r>
+      <w:r>
+        <w:rPr>
+          <w:lang w:val="en-GB"/>
+        </w:rPr>
+        <w:t>device properties</w:t>
+      </w:r>
+      <w:r>
+        <w:rPr>
+          <w:lang w:val="en-GB"/>
+        </w:rPr>
+        <w:t xml:space="preserve"> right</w:t>
+      </w:r>
+      <w:r>
+        <w:rPr>
+          <w:lang w:val="en-GB"/>
+        </w:rPr>
+        <w:t>)</w:t>
+      </w:r>
+    </w:p>
+    <w:p>
+      <w:pPr>
+        <w:rPr>
+          <w:lang w:val="en-GB"/>
+        </w:rPr>
+      </w:pPr>
+      <w:r>
+        <w:rPr>
+          <w:lang w:val="en-GB"/>
+        </w:rPr>
+        <w:t xml:space="preserve">-Throughput in </w:t>
+      </w:r>
+      <w:proofErr w:type="spellStart"/>
+      <w:r>
+        <w:rPr>
+          <w:lang w:val="en-GB"/>
+        </w:rPr>
+        <w:t>moongen</w:t>
+      </w:r>
+      <w:proofErr w:type="spellEnd"/>
+    </w:p>
+    <w:p>
+      <w:pPr>
+        <w:rPr>
+          <w:lang w:val="en-GB"/>
+        </w:rPr>
+      </w:pPr>
+      <w:r>
+        <w:rPr>
+          <w:lang w:val="en-GB"/>
+        </w:rPr>
+        <w:t xml:space="preserve">-Latency </w:t>
+      </w:r>
+      <w:r>
+        <w:rPr>
+          <w:lang w:val="en-GB"/>
+        </w:rPr>
+        <w:t>(</w:t>
+      </w:r>
+      <w:r>
+        <w:rPr>
+          <w:lang w:val="en-GB"/>
+        </w:rPr>
+        <w:t>of CSMA/CA</w:t>
+      </w:r>
+      <w:r>
+        <w:rPr>
+          <w:lang w:val="en-GB"/>
+        </w:rPr>
+        <w:t>, …)</w:t>
+      </w:r>
+    </w:p>
+    <w:p>
+      <w:pPr>
+        <w:rPr>
+          <w:lang w:val="en-GB"/>
+        </w:rPr>
+      </w:pPr>
+      <w:r>
+        <w:rPr>
+          <w:lang w:val="en-GB"/>
+        </w:rPr>
+        <w:t>-</w:t>
+      </w:r>
     </w:p>
     <w:p>
       <w:pPr>
@@ -407,6 +530,7 @@
         </w:rPr>
         <w:t>-</w:t>
       </w:r>
+      <w:proofErr w:type="spellStart"/>
       <w:r>
         <w:rPr>
           <w:lang w:val="en-GB"/>
@@ -417,27 +541,31 @@
         <w:rPr>
           <w:lang w:val="en-GB"/>
         </w:rPr>
-        <w:t>mnet++ not used at all?</w:t>
-      </w:r>
-    </w:p>
-    <w:p>
-      <w:pPr>
-        <w:rPr>
-          <w:lang w:val="en-GB"/>
-        </w:rPr>
-      </w:pPr>
-    </w:p>
-    <w:p>
-      <w:pPr>
-        <w:rPr>
-          <w:lang w:val="en-GB"/>
-        </w:rPr>
-      </w:pPr>
-      <w:r>
-        <w:rPr>
-          <w:lang w:val="en-GB"/>
-        </w:rPr>
-        <w:t>To Do (schreiben):</w:t>
+        <w:t>mnet</w:t>
+      </w:r>
+      <w:proofErr w:type="spellEnd"/>
+      <w:r>
+        <w:rPr>
+          <w:lang w:val="en-GB"/>
+        </w:rPr>
+        <w:t>++ not used at all?</w:t>
+      </w:r>
+    </w:p>
+    <w:p>
+      <w:pPr>
+        <w:rPr>
+          <w:lang w:val="en-GB"/>
+        </w:rPr>
+      </w:pPr>
+    </w:p>
+    <w:p>
+      <w:proofErr w:type="spellStart"/>
+      <w:r>
+        <w:t>To</w:t>
+      </w:r>
+      <w:proofErr w:type="spellEnd"/>
+      <w:r>
+        <w:t xml:space="preserve"> Do (schreiben):</w:t>
       </w:r>
     </w:p>
     <w:p>
@@ -452,12 +580,32 @@
       </w:r>
     </w:p>
     <w:p>
-      <w:r>
+      <w:pPr>
+        <w:rPr>
+          <w:lang w:val="en-GB"/>
+        </w:rPr>
+      </w:pPr>
+      <w:r>
+        <w:rPr>
+          <w:lang w:val="en-GB"/>
+        </w:rPr>
         <w:t>-</w:t>
       </w:r>
     </w:p>
-    <w:p/>
-    <w:p/>
+    <w:p>
+      <w:pPr>
+        <w:rPr>
+          <w:lang w:val="en-GB"/>
+        </w:rPr>
+      </w:pPr>
+    </w:p>
+    <w:p>
+      <w:pPr>
+        <w:rPr>
+          <w:lang w:val="en-GB"/>
+        </w:rPr>
+      </w:pPr>
+    </w:p>
     <w:p>
       <w:pPr>
         <w:rPr>
@@ -639,7 +787,49 @@
         <w:rPr>
           <w:lang w:val="en-GB"/>
         </w:rPr>
-        <w:t>-set rate of TXQueue with setRate() (device.lua)</w:t>
+        <w:t xml:space="preserve">-set rate of </w:t>
+      </w:r>
+      <w:proofErr w:type="spellStart"/>
+      <w:r>
+        <w:rPr>
+          <w:lang w:val="en-GB"/>
+        </w:rPr>
+        <w:t>TXQueue</w:t>
+      </w:r>
+      <w:proofErr w:type="spellEnd"/>
+      <w:r>
+        <w:rPr>
+          <w:lang w:val="en-GB"/>
+        </w:rPr>
+        <w:t xml:space="preserve"> with </w:t>
+      </w:r>
+      <w:proofErr w:type="spellStart"/>
+      <w:r>
+        <w:rPr>
+          <w:lang w:val="en-GB"/>
+        </w:rPr>
+        <w:t>setRate</w:t>
+      </w:r>
+      <w:proofErr w:type="spellEnd"/>
+      <w:r>
+        <w:rPr>
+          <w:lang w:val="en-GB"/>
+        </w:rPr>
+        <w:t>() (</w:t>
+      </w:r>
+      <w:proofErr w:type="spellStart"/>
+      <w:r>
+        <w:rPr>
+          <w:lang w:val="en-GB"/>
+        </w:rPr>
+        <w:t>device.lua</w:t>
+      </w:r>
+      <w:proofErr w:type="spellEnd"/>
+      <w:r>
+        <w:rPr>
+          <w:lang w:val="en-GB"/>
+        </w:rPr>
+        <w:t>)</w:t>
       </w:r>
     </w:p>
     <w:p>
@@ -659,7 +849,15 @@
     <w:p/>
     <w:p>
       <w:r>
-        <w:t>-Ergebnisse am Ende mit NS-3 und Omnet++ vergleichen</w:t>
+        <w:t xml:space="preserve">-Ergebnisse am Ende mit NS-3 und </w:t>
+      </w:r>
+      <w:proofErr w:type="spellStart"/>
+      <w:r>
+        <w:t>Omnet</w:t>
+      </w:r>
+      <w:proofErr w:type="spellEnd"/>
+      <w:r>
+        <w:t>++ vergleichen</w:t>
       </w:r>
       <w:r>
         <w:t>?</w:t>

--- a/Notes.docx
+++ b/Notes.docx
@@ -129,58 +129,34 @@
         <w:rPr>
           <w:lang w:val="en-GB"/>
         </w:rPr>
-        <w:t xml:space="preserve">-change </w:t>
-      </w:r>
-      <w:proofErr w:type="spellStart"/>
-      <w:r>
-        <w:rPr>
-          <w:lang w:val="en-GB"/>
-        </w:rPr>
-        <w:t>filepaths</w:t>
-      </w:r>
-      <w:proofErr w:type="spellEnd"/>
-    </w:p>
-    <w:p>
-      <w:pPr>
-        <w:rPr>
-          <w:lang w:val="en-GB"/>
-        </w:rPr>
-      </w:pPr>
-      <w:r>
-        <w:rPr>
-          <w:lang w:val="en-GB"/>
-        </w:rPr>
-        <w:t xml:space="preserve">-get BER Value to </w:t>
-      </w:r>
-      <w:proofErr w:type="spellStart"/>
-      <w:r>
-        <w:rPr>
-          <w:lang w:val="en-GB"/>
-        </w:rPr>
-        <w:t>moongen</w:t>
-      </w:r>
-      <w:proofErr w:type="spellEnd"/>
-    </w:p>
-    <w:p>
-      <w:pPr>
-        <w:rPr>
-          <w:lang w:val="en-GB"/>
-        </w:rPr>
-      </w:pPr>
-      <w:r>
-        <w:rPr>
-          <w:lang w:val="en-GB"/>
-        </w:rPr>
-        <w:t xml:space="preserve">-tests with devices, install </w:t>
-      </w:r>
-      <w:proofErr w:type="spellStart"/>
-      <w:r>
-        <w:rPr>
-          <w:lang w:val="en-GB"/>
-        </w:rPr>
-        <w:t>homeassistant</w:t>
-      </w:r>
-      <w:proofErr w:type="spellEnd"/>
+        <w:t>-change filepaths</w:t>
+      </w:r>
+    </w:p>
+    <w:p>
+      <w:pPr>
+        <w:rPr>
+          <w:lang w:val="en-GB"/>
+        </w:rPr>
+      </w:pPr>
+      <w:r>
+        <w:rPr>
+          <w:lang w:val="en-GB"/>
+        </w:rPr>
+        <w:t>-get BER Value to moongen</w:t>
+      </w:r>
+    </w:p>
+    <w:p>
+      <w:pPr>
+        <w:rPr>
+          <w:lang w:val="en-GB"/>
+        </w:rPr>
+      </w:pPr>
+      <w:r>
+        <w:rPr>
+          <w:lang w:val="en-GB"/>
+        </w:rPr>
+        <w:t>-tests with devices, install homeassistant</w:t>
+      </w:r>
     </w:p>
     <w:p>
       <w:pPr>
@@ -214,6 +190,26 @@
           <w:lang w:val="en-GB"/>
         </w:rPr>
       </w:pPr>
+      <w:r>
+        <w:rPr>
+          <w:lang w:val="en-GB"/>
+        </w:rPr>
+        <w:t>-Latency (of CSMA/CA, …)</w:t>
+      </w:r>
+    </w:p>
+    <w:p>
+      <w:pPr>
+        <w:rPr>
+          <w:lang w:val="en-GB"/>
+        </w:rPr>
+      </w:pPr>
+    </w:p>
+    <w:p>
+      <w:pPr>
+        <w:rPr>
+          <w:lang w:val="en-GB"/>
+        </w:rPr>
+      </w:pPr>
     </w:p>
     <w:p>
       <w:pPr>
@@ -266,20 +262,7 @@
         <w:rPr>
           <w:lang w:val="en-GB"/>
         </w:rPr>
-        <w:t>-ask Liu to take a look</w:t>
-      </w:r>
-    </w:p>
-    <w:p>
-      <w:pPr>
-        <w:rPr>
-          <w:lang w:val="en-GB"/>
-        </w:rPr>
-      </w:pPr>
-      <w:r>
-        <w:rPr>
-          <w:lang w:val="en-GB"/>
-        </w:rPr>
-        <w:t>-noise value</w:t>
+        <w:t>-add iperf to tools in paper</w:t>
       </w:r>
     </w:p>
     <w:p>
@@ -294,19 +277,103 @@
         </w:rPr>
         <w:t>-</w:t>
       </w:r>
-      <w:proofErr w:type="spellStart"/>
-      <w:r>
-        <w:rPr>
-          <w:lang w:val="en-GB"/>
-        </w:rPr>
-        <w:t>sinr</w:t>
-      </w:r>
-      <w:proofErr w:type="spellEnd"/>
-      <w:r>
-        <w:rPr>
-          <w:lang w:val="en-GB"/>
-        </w:rPr>
-        <w:t xml:space="preserve"> equation? Found Signal/(Interferences + Noise) but is Signal - Interferences - Noise</w:t>
+      <w:r>
+        <w:rPr>
+          <w:lang w:val="en-GB"/>
+        </w:rPr>
+        <w:t>implement latency of csma/ca, remove harq latency</w:t>
+      </w:r>
+      <w:r>
+        <w:rPr>
+          <w:lang w:val="en-GB"/>
+        </w:rPr>
+        <w:t xml:space="preserve"> (done?)</w:t>
+      </w:r>
+    </w:p>
+    <w:p>
+      <w:pPr>
+        <w:rPr>
+          <w:lang w:val="en-GB"/>
+        </w:rPr>
+      </w:pPr>
+      <w:r>
+        <w:rPr>
+          <w:lang w:val="en-GB"/>
+        </w:rPr>
+        <w:t>-Iperf server doesn’t receive packets</w:t>
+      </w:r>
+    </w:p>
+    <w:p>
+      <w:pPr>
+        <w:rPr>
+          <w:lang w:val="en-GB"/>
+        </w:rPr>
+      </w:pPr>
+    </w:p>
+    <w:p>
+      <w:pPr>
+        <w:rPr>
+          <w:lang w:val="en-GB"/>
+        </w:rPr>
+      </w:pPr>
+    </w:p>
+    <w:p>
+      <w:pPr>
+        <w:rPr>
+          <w:lang w:val="en-GB"/>
+        </w:rPr>
+      </w:pPr>
+      <w:r>
+        <w:rPr>
+          <w:lang w:val="en-GB"/>
+        </w:rPr>
+        <w:t>Advanced:</w:t>
+      </w:r>
+    </w:p>
+    <w:p>
+      <w:pPr>
+        <w:rPr>
+          <w:lang w:val="en-GB"/>
+        </w:rPr>
+      </w:pPr>
+      <w:r>
+        <w:rPr>
+          <w:lang w:val="en-GB"/>
+        </w:rPr>
+        <w:t>-Beacon mode</w:t>
+      </w:r>
+    </w:p>
+    <w:p>
+      <w:pPr>
+        <w:rPr>
+          <w:lang w:val="en-GB"/>
+        </w:rPr>
+      </w:pPr>
+      <w:r>
+        <w:rPr>
+          <w:lang w:val="en-GB"/>
+        </w:rPr>
+        <w:t>-Peer-to-peer</w:t>
+      </w:r>
+    </w:p>
+    <w:p>
+      <w:pPr>
+        <w:rPr>
+          <w:lang w:val="en-GB"/>
+        </w:rPr>
+      </w:pPr>
+    </w:p>
+    <w:p>
+      <w:pPr>
+        <w:rPr>
+          <w:lang w:val="en-GB"/>
+        </w:rPr>
+      </w:pPr>
+      <w:r>
+        <w:rPr>
+          <w:lang w:val="en-GB"/>
+        </w:rPr>
+        <w:t>Questions:</w:t>
       </w:r>
     </w:p>
     <w:p>
@@ -321,64 +388,162 @@
         </w:rPr>
         <w:t>-</w:t>
       </w:r>
-      <w:proofErr w:type="spellStart"/>
-      <w:r>
-        <w:rPr>
-          <w:lang w:val="en-GB"/>
-        </w:rPr>
-        <w:t>TxPower.cs</w:t>
-      </w:r>
-      <w:proofErr w:type="spellEnd"/>
-      <w:r>
-        <w:rPr>
-          <w:lang w:val="en-GB"/>
-        </w:rPr>
-        <w:t xml:space="preserve"> ?</w:t>
-      </w:r>
-    </w:p>
-    <w:p>
-      <w:pPr>
-        <w:rPr>
-          <w:lang w:val="en-GB"/>
-        </w:rPr>
-      </w:pPr>
-      <w:r>
-        <w:rPr>
-          <w:lang w:val="en-GB"/>
-        </w:rPr>
+      <w:r>
+        <w:rPr>
+          <w:lang w:val="en-GB"/>
+        </w:rPr>
+        <w:t>O</w:t>
+      </w:r>
+      <w:r>
+        <w:rPr>
+          <w:lang w:val="en-GB"/>
+        </w:rPr>
+        <w:t>mnet++ not used at all?</w:t>
+      </w:r>
+    </w:p>
+    <w:p>
+      <w:pPr>
+        <w:rPr>
+          <w:lang w:val="en-GB"/>
+        </w:rPr>
+      </w:pPr>
+    </w:p>
+    <w:p>
+      <w:r>
+        <w:t>To Do (schreiben):</w:t>
+      </w:r>
+    </w:p>
+    <w:p>
+      <w:r>
         <w:t>-</w:t>
       </w:r>
-      <w:proofErr w:type="spellStart"/>
-      <w:r>
-        <w:rPr>
-          <w:lang w:val="en-GB"/>
-        </w:rPr>
-        <w:t>UeParameters.cs</w:t>
-      </w:r>
-      <w:proofErr w:type="spellEnd"/>
-      <w:r>
-        <w:rPr>
-          <w:lang w:val="en-GB"/>
-        </w:rPr>
-        <w:t xml:space="preserve"> (</w:t>
-      </w:r>
-      <w:r>
-        <w:rPr>
-          <w:lang w:val="en-GB"/>
-        </w:rPr>
-        <w:t xml:space="preserve">get </w:t>
-      </w:r>
-      <w:r>
-        <w:rPr>
-          <w:lang w:val="en-GB"/>
-        </w:rPr>
-        <w:t>device properties</w:t>
-      </w:r>
-      <w:r>
-        <w:rPr>
-          <w:lang w:val="en-GB"/>
-        </w:rPr>
-        <w:t xml:space="preserve"> right</w:t>
+      <w:r>
+        <w:t>Andere 802.15.4 Simulationen aufzählen und b</w:t>
+      </w:r>
+      <w:r>
+        <w:t>ewerten</w:t>
+      </w:r>
+    </w:p>
+    <w:p>
+      <w:pPr>
+        <w:rPr>
+          <w:lang w:val="en-GB"/>
+        </w:rPr>
+      </w:pPr>
+      <w:r>
+        <w:rPr>
+          <w:lang w:val="en-GB"/>
+        </w:rPr>
+        <w:t>-</w:t>
+      </w:r>
+    </w:p>
+    <w:p>
+      <w:pPr>
+        <w:rPr>
+          <w:lang w:val="en-GB"/>
+        </w:rPr>
+      </w:pPr>
+    </w:p>
+    <w:p>
+      <w:pPr>
+        <w:rPr>
+          <w:lang w:val="en-GB"/>
+        </w:rPr>
+      </w:pPr>
+    </w:p>
+    <w:p>
+      <w:pPr>
+        <w:rPr>
+          <w:lang w:val="en-GB"/>
+        </w:rPr>
+      </w:pPr>
+      <w:r>
+        <w:rPr>
+          <w:lang w:val="en-GB"/>
+        </w:rPr>
+        <w:t>Notes:</w:t>
+      </w:r>
+    </w:p>
+    <w:p>
+      <w:pPr>
+        <w:rPr>
+          <w:lang w:val="en-GB"/>
+        </w:rPr>
+      </w:pPr>
+      <w:r>
+        <w:rPr>
+          <w:lang w:val="en-GB"/>
+        </w:rPr>
+        <w:t>-5.4.2 Data transfer model</w:t>
+      </w:r>
+    </w:p>
+    <w:p>
+      <w:pPr>
+        <w:rPr>
+          <w:lang w:val="en-GB"/>
+        </w:rPr>
+      </w:pPr>
+      <w:r>
+        <w:rPr>
+          <w:lang w:val="en-GB"/>
+        </w:rPr>
+        <w:t>-</w:t>
+      </w:r>
+      <w:r>
+        <w:rPr>
+          <w:lang w:val="en-GB"/>
+        </w:rPr>
+        <w:t>5.4.3 Frame structure</w:t>
+      </w:r>
+    </w:p>
+    <w:p>
+      <w:pPr>
+        <w:rPr>
+          <w:lang w:val="en-GB"/>
+        </w:rPr>
+      </w:pPr>
+      <w:r>
+        <w:rPr>
+          <w:lang w:val="en-GB"/>
+        </w:rPr>
+        <w:t>-</w:t>
+      </w:r>
+      <w:r>
+        <w:rPr>
+          <w:lang w:val="en-GB"/>
+        </w:rPr>
+        <w:t>5.4.4.1 CSMA-CA mechanism</w:t>
+      </w:r>
+    </w:p>
+    <w:p>
+      <w:pPr>
+        <w:rPr>
+          <w:lang w:val="en-GB"/>
+        </w:rPr>
+      </w:pPr>
+      <w:r>
+        <w:rPr>
+          <w:lang w:val="en-GB"/>
+        </w:rPr>
+        <w:t>-</w:t>
+      </w:r>
+      <w:r>
+        <w:rPr>
+          <w:lang w:val="en-GB"/>
+        </w:rPr>
+        <w:t>7.2.1.8 FCS field</w:t>
+      </w:r>
+      <w:r>
+        <w:rPr>
+          <w:lang w:val="en-GB"/>
+        </w:rPr>
+        <w:t xml:space="preserve"> (error detection</w:t>
+      </w:r>
+      <w:r>
+        <w:rPr>
+          <w:lang w:val="en-GB"/>
+        </w:rPr>
+        <w:t xml:space="preserve"> only</w:t>
       </w:r>
       <w:r>
         <w:rPr>
@@ -397,125 +562,13 @@
         <w:rPr>
           <w:lang w:val="en-GB"/>
         </w:rPr>
-        <w:t xml:space="preserve">-Throughput in </w:t>
-      </w:r>
-      <w:proofErr w:type="spellStart"/>
-      <w:r>
-        <w:rPr>
-          <w:lang w:val="en-GB"/>
-        </w:rPr>
-        <w:t>moongen</w:t>
-      </w:r>
-      <w:proofErr w:type="spellEnd"/>
-    </w:p>
-    <w:p>
-      <w:pPr>
-        <w:rPr>
-          <w:lang w:val="en-GB"/>
-        </w:rPr>
-      </w:pPr>
-      <w:r>
-        <w:rPr>
-          <w:lang w:val="en-GB"/>
-        </w:rPr>
-        <w:t xml:space="preserve">-Latency </w:t>
-      </w:r>
-      <w:r>
-        <w:rPr>
-          <w:lang w:val="en-GB"/>
-        </w:rPr>
-        <w:t>(</w:t>
-      </w:r>
-      <w:r>
-        <w:rPr>
-          <w:lang w:val="en-GB"/>
-        </w:rPr>
-        <w:t>of CSMA/CA</w:t>
-      </w:r>
-      <w:r>
-        <w:rPr>
-          <w:lang w:val="en-GB"/>
-        </w:rPr>
-        <w:t>, …)</w:t>
-      </w:r>
-    </w:p>
-    <w:p>
-      <w:pPr>
-        <w:rPr>
-          <w:lang w:val="en-GB"/>
-        </w:rPr>
-      </w:pPr>
-      <w:r>
-        <w:rPr>
-          <w:lang w:val="en-GB"/>
-        </w:rPr>
         <w:t>-</w:t>
       </w:r>
-    </w:p>
-    <w:p>
-      <w:pPr>
-        <w:rPr>
-          <w:lang w:val="en-GB"/>
-        </w:rPr>
-      </w:pPr>
-    </w:p>
-    <w:p>
-      <w:pPr>
-        <w:rPr>
-          <w:lang w:val="en-GB"/>
-        </w:rPr>
-      </w:pPr>
-      <w:r>
-        <w:rPr>
-          <w:lang w:val="en-GB"/>
-        </w:rPr>
-        <w:t>Advanced:</w:t>
-      </w:r>
-    </w:p>
-    <w:p>
-      <w:pPr>
-        <w:rPr>
-          <w:lang w:val="en-GB"/>
-        </w:rPr>
-      </w:pPr>
-      <w:r>
-        <w:rPr>
-          <w:lang w:val="en-GB"/>
-        </w:rPr>
-        <w:t>-Beacon mode</w:t>
-      </w:r>
-    </w:p>
-    <w:p>
-      <w:pPr>
-        <w:rPr>
-          <w:lang w:val="en-GB"/>
-        </w:rPr>
-      </w:pPr>
-      <w:r>
-        <w:rPr>
-          <w:lang w:val="en-GB"/>
-        </w:rPr>
-        <w:t>-Peer-to-peer</w:t>
-      </w:r>
-    </w:p>
-    <w:p>
-      <w:pPr>
-        <w:rPr>
-          <w:lang w:val="en-GB"/>
-        </w:rPr>
-      </w:pPr>
-    </w:p>
-    <w:p>
-      <w:pPr>
-        <w:rPr>
-          <w:lang w:val="en-GB"/>
-        </w:rPr>
-      </w:pPr>
-      <w:r>
-        <w:rPr>
-          <w:lang w:val="en-GB"/>
-        </w:rPr>
-        <w:t>Questions:</w:t>
+      <w:r>
+        <w:rPr>
+          <w:lang w:val="en-GB"/>
+        </w:rPr>
+        <w:t>7.5.6.4 Use of acknowledgments</w:t>
       </w:r>
     </w:p>
     <w:p>
@@ -530,234 +583,26 @@
         </w:rPr>
         <w:t>-</w:t>
       </w:r>
-      <w:proofErr w:type="spellStart"/>
-      <w:r>
-        <w:rPr>
-          <w:lang w:val="en-GB"/>
-        </w:rPr>
-        <w:t>O</w:t>
-      </w:r>
-      <w:r>
-        <w:rPr>
-          <w:lang w:val="en-GB"/>
-        </w:rPr>
-        <w:t>mnet</w:t>
-      </w:r>
-      <w:proofErr w:type="spellEnd"/>
-      <w:r>
-        <w:rPr>
-          <w:lang w:val="en-GB"/>
-        </w:rPr>
-        <w:t>++ not used at all?</w:t>
-      </w:r>
-    </w:p>
-    <w:p>
-      <w:pPr>
-        <w:rPr>
-          <w:lang w:val="en-GB"/>
-        </w:rPr>
-      </w:pPr>
-    </w:p>
-    <w:p>
-      <w:proofErr w:type="spellStart"/>
-      <w:r>
-        <w:t>To</w:t>
-      </w:r>
-      <w:proofErr w:type="spellEnd"/>
-      <w:r>
-        <w:t xml:space="preserve"> Do (schreiben):</w:t>
-      </w:r>
-    </w:p>
-    <w:p>
-      <w:r>
+      <w:r>
+        <w:rPr>
+          <w:lang w:val="en-GB"/>
+        </w:rPr>
+        <w:t>7.5.6.4.1 No acknowledgment</w:t>
+      </w:r>
+    </w:p>
+    <w:p>
+      <w:pPr>
+        <w:rPr>
+          <w:lang w:val="en-GB"/>
+        </w:rPr>
+      </w:pPr>
+      <w:r>
+        <w:rPr>
+          <w:lang w:val="en-GB"/>
+        </w:rPr>
         <w:t>-</w:t>
       </w:r>
       <w:r>
-        <w:t>Andere 802.15.4 Simulationen aufzählen und b</w:t>
-      </w:r>
-      <w:r>
-        <w:t>ewerten</w:t>
-      </w:r>
-    </w:p>
-    <w:p>
-      <w:pPr>
-        <w:rPr>
-          <w:lang w:val="en-GB"/>
-        </w:rPr>
-      </w:pPr>
-      <w:r>
-        <w:rPr>
-          <w:lang w:val="en-GB"/>
-        </w:rPr>
-        <w:t>-</w:t>
-      </w:r>
-    </w:p>
-    <w:p>
-      <w:pPr>
-        <w:rPr>
-          <w:lang w:val="en-GB"/>
-        </w:rPr>
-      </w:pPr>
-    </w:p>
-    <w:p>
-      <w:pPr>
-        <w:rPr>
-          <w:lang w:val="en-GB"/>
-        </w:rPr>
-      </w:pPr>
-    </w:p>
-    <w:p>
-      <w:pPr>
-        <w:rPr>
-          <w:lang w:val="en-GB"/>
-        </w:rPr>
-      </w:pPr>
-      <w:r>
-        <w:rPr>
-          <w:lang w:val="en-GB"/>
-        </w:rPr>
-        <w:t>Notes:</w:t>
-      </w:r>
-    </w:p>
-    <w:p>
-      <w:pPr>
-        <w:rPr>
-          <w:lang w:val="en-GB"/>
-        </w:rPr>
-      </w:pPr>
-      <w:r>
-        <w:rPr>
-          <w:lang w:val="en-GB"/>
-        </w:rPr>
-        <w:t>-5.4.2 Data transfer model</w:t>
-      </w:r>
-    </w:p>
-    <w:p>
-      <w:pPr>
-        <w:rPr>
-          <w:lang w:val="en-GB"/>
-        </w:rPr>
-      </w:pPr>
-      <w:r>
-        <w:rPr>
-          <w:lang w:val="en-GB"/>
-        </w:rPr>
-        <w:t>-</w:t>
-      </w:r>
-      <w:r>
-        <w:rPr>
-          <w:lang w:val="en-GB"/>
-        </w:rPr>
-        <w:t>5.4.3 Frame structure</w:t>
-      </w:r>
-    </w:p>
-    <w:p>
-      <w:pPr>
-        <w:rPr>
-          <w:lang w:val="en-GB"/>
-        </w:rPr>
-      </w:pPr>
-      <w:r>
-        <w:rPr>
-          <w:lang w:val="en-GB"/>
-        </w:rPr>
-        <w:t>-</w:t>
-      </w:r>
-      <w:r>
-        <w:rPr>
-          <w:lang w:val="en-GB"/>
-        </w:rPr>
-        <w:t>5.4.4.1 CSMA-CA mechanism</w:t>
-      </w:r>
-    </w:p>
-    <w:p>
-      <w:pPr>
-        <w:rPr>
-          <w:lang w:val="en-GB"/>
-        </w:rPr>
-      </w:pPr>
-      <w:r>
-        <w:rPr>
-          <w:lang w:val="en-GB"/>
-        </w:rPr>
-        <w:t>-</w:t>
-      </w:r>
-      <w:r>
-        <w:rPr>
-          <w:lang w:val="en-GB"/>
-        </w:rPr>
-        <w:t>7.2.1.8 FCS field</w:t>
-      </w:r>
-      <w:r>
-        <w:rPr>
-          <w:lang w:val="en-GB"/>
-        </w:rPr>
-        <w:t xml:space="preserve"> (error detection</w:t>
-      </w:r>
-      <w:r>
-        <w:rPr>
-          <w:lang w:val="en-GB"/>
-        </w:rPr>
-        <w:t xml:space="preserve"> only</w:t>
-      </w:r>
-      <w:r>
-        <w:rPr>
-          <w:lang w:val="en-GB"/>
-        </w:rPr>
-        <w:t>)</w:t>
-      </w:r>
-    </w:p>
-    <w:p>
-      <w:pPr>
-        <w:rPr>
-          <w:lang w:val="en-GB"/>
-        </w:rPr>
-      </w:pPr>
-      <w:r>
-        <w:rPr>
-          <w:lang w:val="en-GB"/>
-        </w:rPr>
-        <w:t>-</w:t>
-      </w:r>
-      <w:r>
-        <w:rPr>
-          <w:lang w:val="en-GB"/>
-        </w:rPr>
-        <w:t>7.5.6.4 Use of acknowledgments</w:t>
-      </w:r>
-    </w:p>
-    <w:p>
-      <w:pPr>
-        <w:rPr>
-          <w:lang w:val="en-GB"/>
-        </w:rPr>
-      </w:pPr>
-      <w:r>
-        <w:rPr>
-          <w:lang w:val="en-GB"/>
-        </w:rPr>
-        <w:t>-</w:t>
-      </w:r>
-      <w:r>
-        <w:rPr>
-          <w:lang w:val="en-GB"/>
-        </w:rPr>
-        <w:t>7.5.6.4.1 No acknowledgment</w:t>
-      </w:r>
-    </w:p>
-    <w:p>
-      <w:pPr>
-        <w:rPr>
-          <w:lang w:val="en-GB"/>
-        </w:rPr>
-      </w:pPr>
-      <w:r>
-        <w:rPr>
-          <w:lang w:val="en-GB"/>
-        </w:rPr>
-        <w:t>-</w:t>
-      </w:r>
-      <w:r>
         <w:rPr>
           <w:lang w:val="en-GB"/>
         </w:rPr>
@@ -787,49 +632,7 @@
         <w:rPr>
           <w:lang w:val="en-GB"/>
         </w:rPr>
-        <w:t xml:space="preserve">-set rate of </w:t>
-      </w:r>
-      <w:proofErr w:type="spellStart"/>
-      <w:r>
-        <w:rPr>
-          <w:lang w:val="en-GB"/>
-        </w:rPr>
-        <w:t>TXQueue</w:t>
-      </w:r>
-      <w:proofErr w:type="spellEnd"/>
-      <w:r>
-        <w:rPr>
-          <w:lang w:val="en-GB"/>
-        </w:rPr>
-        <w:t xml:space="preserve"> with </w:t>
-      </w:r>
-      <w:proofErr w:type="spellStart"/>
-      <w:r>
-        <w:rPr>
-          <w:lang w:val="en-GB"/>
-        </w:rPr>
-        <w:t>setRate</w:t>
-      </w:r>
-      <w:proofErr w:type="spellEnd"/>
-      <w:r>
-        <w:rPr>
-          <w:lang w:val="en-GB"/>
-        </w:rPr>
-        <w:t>() (</w:t>
-      </w:r>
-      <w:proofErr w:type="spellStart"/>
-      <w:r>
-        <w:rPr>
-          <w:lang w:val="en-GB"/>
-        </w:rPr>
-        <w:t>device.lua</w:t>
-      </w:r>
-      <w:proofErr w:type="spellEnd"/>
-      <w:r>
-        <w:rPr>
-          <w:lang w:val="en-GB"/>
-        </w:rPr>
-        <w:t>)</w:t>
+        <w:t>-set rate of TXQueue with setRate() (device.lua)</w:t>
       </w:r>
     </w:p>
     <w:p>
@@ -849,15 +652,7 @@
     <w:p/>
     <w:p>
       <w:r>
-        <w:t xml:space="preserve">-Ergebnisse am Ende mit NS-3 und </w:t>
-      </w:r>
-      <w:proofErr w:type="spellStart"/>
-      <w:r>
-        <w:t>Omnet</w:t>
-      </w:r>
-      <w:proofErr w:type="spellEnd"/>
-      <w:r>
-        <w:t>++ vergleichen</w:t>
+        <w:t>-Ergebnisse am Ende mit NS-3 und Omnet++ vergleichen</w:t>
       </w:r>
       <w:r>
         <w:t>?</w:t>
@@ -1063,6 +858,142 @@
           <w:lang w:val="en-GB"/>
         </w:rPr>
         <w:t>ACKs are send without using CSMA/CA</w:t>
+      </w:r>
+    </w:p>
+    <w:p>
+      <w:pPr>
+        <w:rPr>
+          <w:lang w:val="en-GB"/>
+        </w:rPr>
+      </w:pPr>
+    </w:p>
+    <w:p>
+      <w:pPr>
+        <w:rPr>
+          <w:lang w:val="en-GB"/>
+        </w:rPr>
+      </w:pPr>
+    </w:p>
+    <w:p>
+      <w:pPr>
+        <w:rPr>
+          <w:lang w:val="en-GB"/>
+        </w:rPr>
+      </w:pPr>
+    </w:p>
+    <w:p>
+      <w:pPr>
+        <w:rPr>
+          <w:lang w:val="en-GB"/>
+        </w:rPr>
+      </w:pPr>
+    </w:p>
+    <w:p>
+      <w:pPr>
+        <w:rPr>
+          <w:lang w:val="en-GB"/>
+        </w:rPr>
+      </w:pPr>
+    </w:p>
+    <w:p>
+      <w:pPr>
+        <w:rPr>
+          <w:lang w:val="en-GB"/>
+        </w:rPr>
+      </w:pPr>
+    </w:p>
+    <w:p>
+      <w:pPr>
+        <w:jc w:val="both"/>
+        <w:rPr>
+          <w:lang w:val="en-GB"/>
+        </w:rPr>
+      </w:pPr>
+      <w:r>
+        <w:rPr>
+          <w:lang w:val="en-GB"/>
+        </w:rPr>
+        <w:drawing>
+          <wp:anchor distT="0" distB="0" distL="114300" distR="114300" simplePos="0" relativeHeight="251661312" behindDoc="0" locked="0" layoutInCell="1" allowOverlap="1" wp14:anchorId="476074CE" wp14:editId="5A6DE584">
+            <wp:simplePos x="0" y="0"/>
+            <wp:positionH relativeFrom="column">
+              <wp:posOffset>0</wp:posOffset>
+            </wp:positionH>
+            <wp:positionV relativeFrom="paragraph">
+              <wp:posOffset>180340</wp:posOffset>
+            </wp:positionV>
+            <wp:extent cx="6840220" cy="1105535"/>
+            <wp:effectExtent l="0" t="0" r="0" b="0"/>
+            <wp:wrapSquare wrapText="bothSides"/>
+            <wp:docPr id="1975892252" name="Grafik 1"/>
+            <wp:cNvGraphicFramePr>
+              <a:graphicFrameLocks xmlns:a="http://schemas.openxmlformats.org/drawingml/2006/main" noChangeAspect="1"/>
+            </wp:cNvGraphicFramePr>
+            <a:graphic xmlns:a="http://schemas.openxmlformats.org/drawingml/2006/main">
+              <a:graphicData uri="http://schemas.openxmlformats.org/drawingml/2006/picture">
+                <pic:pic xmlns:pic="http://schemas.openxmlformats.org/drawingml/2006/picture">
+                  <pic:nvPicPr>
+                    <pic:cNvPr id="1975892252" name=""/>
+                    <pic:cNvPicPr/>
+                  </pic:nvPicPr>
+                  <pic:blipFill>
+                    <a:blip r:embed="rId6"/>
+                    <a:stretch>
+                      <a:fillRect/>
+                    </a:stretch>
+                  </pic:blipFill>
+                  <pic:spPr>
+                    <a:xfrm>
+                      <a:off x="0" y="0"/>
+                      <a:ext cx="6840220" cy="1105535"/>
+                    </a:xfrm>
+                    <a:prstGeom prst="rect">
+                      <a:avLst/>
+                    </a:prstGeom>
+                  </pic:spPr>
+                </pic:pic>
+              </a:graphicData>
+            </a:graphic>
+          </wp:anchor>
+        </w:drawing>
+      </w:r>
+      <w:r>
+        <w:rPr>
+          <w:lang w:val="en-GB"/>
+        </w:rPr>
+        <w:t>CSMA/CA Backoff</w:t>
+      </w:r>
+      <w:r>
+        <w:rPr>
+          <w:lang w:val="en-GB"/>
+        </w:rPr>
+        <w:t>, BE is 3 by default and in this case max backoff is 2240us</w:t>
+      </w:r>
+      <w:r>
+        <w:rPr>
+          <w:lang w:val="en-GB"/>
+        </w:rPr>
+        <w:t xml:space="preserve"> = 2,24ms</w:t>
+      </w:r>
+      <w:r>
+        <w:rPr>
+          <w:lang w:val="en-GB"/>
+        </w:rPr>
+        <w:t xml:space="preserve"> and min is 0</w:t>
+      </w:r>
+    </w:p>
+    <w:p>
+      <w:pPr>
+        <w:jc w:val="both"/>
+        <w:rPr>
+          <w:lang w:val="en-GB"/>
+        </w:rPr>
+      </w:pPr>
+      <w:r>
+        <w:rPr>
+          <w:lang w:val="en-GB"/>
+        </w:rPr>
+        <w:t>https://de.wikipedia.org/wiki/IEEE_802.15.4</w:t>
       </w:r>
     </w:p>
     <w:sectPr>

--- a/Notes.docx
+++ b/Notes.docx
@@ -129,34 +129,58 @@
         <w:rPr>
           <w:lang w:val="en-GB"/>
         </w:rPr>
-        <w:t>-change filepaths</w:t>
-      </w:r>
-    </w:p>
-    <w:p>
-      <w:pPr>
-        <w:rPr>
-          <w:lang w:val="en-GB"/>
-        </w:rPr>
-      </w:pPr>
-      <w:r>
-        <w:rPr>
-          <w:lang w:val="en-GB"/>
-        </w:rPr>
-        <w:t>-get BER Value to moongen</w:t>
-      </w:r>
-    </w:p>
-    <w:p>
-      <w:pPr>
-        <w:rPr>
-          <w:lang w:val="en-GB"/>
-        </w:rPr>
-      </w:pPr>
-      <w:r>
-        <w:rPr>
-          <w:lang w:val="en-GB"/>
-        </w:rPr>
-        <w:t>-tests with devices, install homeassistant</w:t>
-      </w:r>
+        <w:t xml:space="preserve">-change </w:t>
+      </w:r>
+      <w:proofErr w:type="spellStart"/>
+      <w:r>
+        <w:rPr>
+          <w:lang w:val="en-GB"/>
+        </w:rPr>
+        <w:t>filepaths</w:t>
+      </w:r>
+      <w:proofErr w:type="spellEnd"/>
+    </w:p>
+    <w:p>
+      <w:pPr>
+        <w:rPr>
+          <w:lang w:val="en-GB"/>
+        </w:rPr>
+      </w:pPr>
+      <w:r>
+        <w:rPr>
+          <w:lang w:val="en-GB"/>
+        </w:rPr>
+        <w:t xml:space="preserve">-get BER Value to </w:t>
+      </w:r>
+      <w:proofErr w:type="spellStart"/>
+      <w:r>
+        <w:rPr>
+          <w:lang w:val="en-GB"/>
+        </w:rPr>
+        <w:t>moongen</w:t>
+      </w:r>
+      <w:proofErr w:type="spellEnd"/>
+    </w:p>
+    <w:p>
+      <w:pPr>
+        <w:rPr>
+          <w:lang w:val="en-GB"/>
+        </w:rPr>
+      </w:pPr>
+      <w:r>
+        <w:rPr>
+          <w:lang w:val="en-GB"/>
+        </w:rPr>
+        <w:t xml:space="preserve">-tests with devices, install </w:t>
+      </w:r>
+      <w:proofErr w:type="spellStart"/>
+      <w:r>
+        <w:rPr>
+          <w:lang w:val="en-GB"/>
+        </w:rPr>
+        <w:t>homeassistant</w:t>
+      </w:r>
+      <w:proofErr w:type="spellEnd"/>
     </w:p>
     <w:p>
       <w:pPr>
@@ -262,7 +286,21 @@
         <w:rPr>
           <w:lang w:val="en-GB"/>
         </w:rPr>
-        <w:t>-add iperf to tools in paper</w:t>
+        <w:t xml:space="preserve">-add </w:t>
+      </w:r>
+      <w:proofErr w:type="spellStart"/>
+      <w:r>
+        <w:rPr>
+          <w:lang w:val="en-GB"/>
+        </w:rPr>
+        <w:t>iperf</w:t>
+      </w:r>
+      <w:proofErr w:type="spellEnd"/>
+      <w:r>
+        <w:rPr>
+          <w:lang w:val="en-GB"/>
+        </w:rPr>
+        <w:t xml:space="preserve"> to tools in paper</w:t>
       </w:r>
     </w:p>
     <w:p>
@@ -281,26 +319,7 @@
         <w:rPr>
           <w:lang w:val="en-GB"/>
         </w:rPr>
-        <w:t>implement latency of csma/ca, remove harq latency</w:t>
-      </w:r>
-      <w:r>
-        <w:rPr>
-          <w:lang w:val="en-GB"/>
-        </w:rPr>
-        <w:t xml:space="preserve"> (done?)</w:t>
-      </w:r>
-    </w:p>
-    <w:p>
-      <w:pPr>
-        <w:rPr>
-          <w:lang w:val="en-GB"/>
-        </w:rPr>
-      </w:pPr>
-      <w:r>
-        <w:rPr>
-          <w:lang w:val="en-GB"/>
-        </w:rPr>
-        <w:t>-Iperf server doesn’t receive packets</w:t>
+        <w:t>remove latency</w:t>
       </w:r>
     </w:p>
     <w:p>
@@ -388,6 +407,7 @@
         </w:rPr>
         <w:t>-</w:t>
       </w:r>
+      <w:proofErr w:type="spellStart"/>
       <w:r>
         <w:rPr>
           <w:lang w:val="en-GB"/>
@@ -398,19 +418,31 @@
         <w:rPr>
           <w:lang w:val="en-GB"/>
         </w:rPr>
-        <w:t>mnet++ not used at all?</w:t>
-      </w:r>
-    </w:p>
-    <w:p>
-      <w:pPr>
-        <w:rPr>
-          <w:lang w:val="en-GB"/>
-        </w:rPr>
-      </w:pPr>
-    </w:p>
-    <w:p>
-      <w:r>
-        <w:t>To Do (schreiben):</w:t>
+        <w:t>mnet</w:t>
+      </w:r>
+      <w:proofErr w:type="spellEnd"/>
+      <w:r>
+        <w:rPr>
+          <w:lang w:val="en-GB"/>
+        </w:rPr>
+        <w:t>++ not used at all?</w:t>
+      </w:r>
+    </w:p>
+    <w:p>
+      <w:pPr>
+        <w:rPr>
+          <w:lang w:val="en-GB"/>
+        </w:rPr>
+      </w:pPr>
+    </w:p>
+    <w:p>
+      <w:proofErr w:type="spellStart"/>
+      <w:r>
+        <w:t>To</w:t>
+      </w:r>
+      <w:proofErr w:type="spellEnd"/>
+      <w:r>
+        <w:t xml:space="preserve"> Do (schreiben):</w:t>
       </w:r>
     </w:p>
     <w:p>
@@ -632,7 +664,57 @@
         <w:rPr>
           <w:lang w:val="en-GB"/>
         </w:rPr>
-        <w:t>-set rate of TXQueue with setRate() (device.lua)</w:t>
+        <w:t xml:space="preserve">-set rate of </w:t>
+      </w:r>
+      <w:proofErr w:type="spellStart"/>
+      <w:r>
+        <w:rPr>
+          <w:lang w:val="en-GB"/>
+        </w:rPr>
+        <w:t>TXQueue</w:t>
+      </w:r>
+      <w:proofErr w:type="spellEnd"/>
+      <w:r>
+        <w:rPr>
+          <w:lang w:val="en-GB"/>
+        </w:rPr>
+        <w:t xml:space="preserve"> with </w:t>
+      </w:r>
+      <w:proofErr w:type="spellStart"/>
+      <w:proofErr w:type="gramStart"/>
+      <w:r>
+        <w:rPr>
+          <w:lang w:val="en-GB"/>
+        </w:rPr>
+        <w:t>setRate</w:t>
+      </w:r>
+      <w:proofErr w:type="spellEnd"/>
+      <w:r>
+        <w:rPr>
+          <w:lang w:val="en-GB"/>
+        </w:rPr>
+        <w:t>(</w:t>
+      </w:r>
+      <w:proofErr w:type="gramEnd"/>
+      <w:r>
+        <w:rPr>
+          <w:lang w:val="en-GB"/>
+        </w:rPr>
+        <w:t>) (</w:t>
+      </w:r>
+      <w:proofErr w:type="spellStart"/>
+      <w:r>
+        <w:rPr>
+          <w:lang w:val="en-GB"/>
+        </w:rPr>
+        <w:t>device.lua</w:t>
+      </w:r>
+      <w:proofErr w:type="spellEnd"/>
+      <w:r>
+        <w:rPr>
+          <w:lang w:val="en-GB"/>
+        </w:rPr>
+        <w:t>)</w:t>
       </w:r>
     </w:p>
     <w:p>
@@ -652,7 +734,15 @@
     <w:p/>
     <w:p>
       <w:r>
-        <w:t>-Ergebnisse am Ende mit NS-3 und Omnet++ vergleichen</w:t>
+        <w:t xml:space="preserve">-Ergebnisse am Ende mit NS-3 und </w:t>
+      </w:r>
+      <w:proofErr w:type="spellStart"/>
+      <w:r>
+        <w:t>Omnet</w:t>
+      </w:r>
+      <w:proofErr w:type="spellEnd"/>
+      <w:r>
+        <w:t>++ vergleichen</w:t>
       </w:r>
       <w:r>
         <w:t>?</w:t>
@@ -824,7 +914,21 @@
         <w:rPr>
           <w:lang w:val="en-GB"/>
         </w:rPr>
-        <w:t>(3.waits for acknowledgement and resents if there is none)</w:t>
+        <w:t>(</w:t>
+      </w:r>
+      <w:proofErr w:type="gramStart"/>
+      <w:r>
+        <w:rPr>
+          <w:lang w:val="en-GB"/>
+        </w:rPr>
+        <w:t>3.waits</w:t>
+      </w:r>
+      <w:proofErr w:type="gramEnd"/>
+      <w:r>
+        <w:rPr>
+          <w:lang w:val="en-GB"/>
+        </w:rPr>
+        <w:t xml:space="preserve"> for acknowledgement and resents if there is none)</w:t>
       </w:r>
     </w:p>
     <w:p>
@@ -911,6 +1015,7 @@
       </w:pPr>
       <w:r>
         <w:rPr>
+          <w:noProof/>
           <w:lang w:val="en-GB"/>
         </w:rPr>
         <w:drawing>

--- a/Notes.docx
+++ b/Notes.docx
@@ -214,19 +214,6 @@
           <w:lang w:val="en-GB"/>
         </w:rPr>
       </w:pPr>
-      <w:r>
-        <w:rPr>
-          <w:lang w:val="en-GB"/>
-        </w:rPr>
-        <w:t>-Latency (of CSMA/CA, …)</w:t>
-      </w:r>
-    </w:p>
-    <w:p>
-      <w:pPr>
-        <w:rPr>
-          <w:lang w:val="en-GB"/>
-        </w:rPr>
-      </w:pPr>
     </w:p>
     <w:p>
       <w:pPr>
@@ -286,40 +273,40 @@
         <w:rPr>
           <w:lang w:val="en-GB"/>
         </w:rPr>
-        <w:t xml:space="preserve">-add </w:t>
+        <w:t>-</w:t>
+      </w:r>
+      <w:r>
+        <w:rPr>
+          <w:lang w:val="en-GB"/>
+        </w:rPr>
+        <w:t xml:space="preserve">add UE Movement to </w:t>
       </w:r>
       <w:proofErr w:type="spellStart"/>
       <w:r>
         <w:rPr>
           <w:lang w:val="en-GB"/>
         </w:rPr>
-        <w:t>iperf</w:t>
+        <w:t>bNode</w:t>
       </w:r>
       <w:proofErr w:type="spellEnd"/>
-      <w:r>
-        <w:rPr>
-          <w:lang w:val="en-GB"/>
-        </w:rPr>
-        <w:t xml:space="preserve"> to tools in paper</w:t>
-      </w:r>
-    </w:p>
-    <w:p>
-      <w:pPr>
-        <w:rPr>
-          <w:lang w:val="en-GB"/>
-        </w:rPr>
-      </w:pPr>
-      <w:r>
-        <w:rPr>
-          <w:lang w:val="en-GB"/>
-        </w:rPr>
-        <w:t>-</w:t>
-      </w:r>
-      <w:r>
-        <w:rPr>
-          <w:lang w:val="en-GB"/>
-        </w:rPr>
-        <w:t>remove latency</w:t>
+    </w:p>
+    <w:p>
+      <w:pPr>
+        <w:rPr>
+          <w:lang w:val="en-GB"/>
+        </w:rPr>
+      </w:pPr>
+      <w:r>
+        <w:rPr>
+          <w:lang w:val="en-GB"/>
+        </w:rPr>
+        <w:t>-implement throughput curve</w:t>
+      </w:r>
+      <w:r>
+        <w:rPr>
+          <w:lang w:val="en-GB"/>
+        </w:rPr>
+        <w:t xml:space="preserve"> -2,8X² - 3,5X + 38</w:t>
       </w:r>
     </w:p>
     <w:p>

--- a/Notes.docx
+++ b/Notes.docx
@@ -129,58 +129,34 @@
         <w:rPr>
           <w:lang w:val="en-GB"/>
         </w:rPr>
-        <w:t xml:space="preserve">-change </w:t>
-      </w:r>
-      <w:proofErr w:type="spellStart"/>
-      <w:r>
-        <w:rPr>
-          <w:lang w:val="en-GB"/>
-        </w:rPr>
-        <w:t>filepaths</w:t>
-      </w:r>
-      <w:proofErr w:type="spellEnd"/>
-    </w:p>
-    <w:p>
-      <w:pPr>
-        <w:rPr>
-          <w:lang w:val="en-GB"/>
-        </w:rPr>
-      </w:pPr>
-      <w:r>
-        <w:rPr>
-          <w:lang w:val="en-GB"/>
-        </w:rPr>
-        <w:t xml:space="preserve">-get BER Value to </w:t>
-      </w:r>
-      <w:proofErr w:type="spellStart"/>
-      <w:r>
-        <w:rPr>
-          <w:lang w:val="en-GB"/>
-        </w:rPr>
-        <w:t>moongen</w:t>
-      </w:r>
-      <w:proofErr w:type="spellEnd"/>
-    </w:p>
-    <w:p>
-      <w:pPr>
-        <w:rPr>
-          <w:lang w:val="en-GB"/>
-        </w:rPr>
-      </w:pPr>
-      <w:r>
-        <w:rPr>
-          <w:lang w:val="en-GB"/>
-        </w:rPr>
-        <w:t xml:space="preserve">-tests with devices, install </w:t>
-      </w:r>
-      <w:proofErr w:type="spellStart"/>
-      <w:r>
-        <w:rPr>
-          <w:lang w:val="en-GB"/>
-        </w:rPr>
-        <w:t>homeassistant</w:t>
-      </w:r>
-      <w:proofErr w:type="spellEnd"/>
+        <w:t>-change filepaths</w:t>
+      </w:r>
+    </w:p>
+    <w:p>
+      <w:pPr>
+        <w:rPr>
+          <w:lang w:val="en-GB"/>
+        </w:rPr>
+      </w:pPr>
+      <w:r>
+        <w:rPr>
+          <w:lang w:val="en-GB"/>
+        </w:rPr>
+        <w:t>-get BER Value to moongen</w:t>
+      </w:r>
+    </w:p>
+    <w:p>
+      <w:pPr>
+        <w:rPr>
+          <w:lang w:val="en-GB"/>
+        </w:rPr>
+      </w:pPr>
+      <w:r>
+        <w:rPr>
+          <w:lang w:val="en-GB"/>
+        </w:rPr>
+        <w:t>-tests with devices, install homeassistant</w:t>
+      </w:r>
     </w:p>
     <w:p>
       <w:pPr>
@@ -273,22 +249,27 @@
         <w:rPr>
           <w:lang w:val="en-GB"/>
         </w:rPr>
+        <w:t>-DIE GERÄTE WIEDER MITNEHEMEN</w:t>
+      </w:r>
+    </w:p>
+    <w:p>
+      <w:pPr>
+        <w:rPr>
+          <w:lang w:val="en-GB"/>
+        </w:rPr>
+      </w:pPr>
+      <w:r>
+        <w:rPr>
+          <w:lang w:val="en-GB"/>
+        </w:rPr>
         <w:t>-</w:t>
       </w:r>
       <w:r>
         <w:rPr>
           <w:lang w:val="en-GB"/>
         </w:rPr>
-        <w:t xml:space="preserve">add UE Movement to </w:t>
-      </w:r>
-      <w:proofErr w:type="spellStart"/>
-      <w:r>
-        <w:rPr>
-          <w:lang w:val="en-GB"/>
-        </w:rPr>
-        <w:t>bNode</w:t>
-      </w:r>
-      <w:proofErr w:type="spellEnd"/>
+        <w:t>add UE Movement to bNode</w:t>
+      </w:r>
     </w:p>
     <w:p>
       <w:pPr>
@@ -394,42 +375,17 @@
         </w:rPr>
         <w:t>-</w:t>
       </w:r>
-      <w:proofErr w:type="spellStart"/>
-      <w:r>
-        <w:rPr>
-          <w:lang w:val="en-GB"/>
-        </w:rPr>
-        <w:t>O</w:t>
-      </w:r>
-      <w:r>
-        <w:rPr>
-          <w:lang w:val="en-GB"/>
-        </w:rPr>
-        <w:t>mnet</w:t>
-      </w:r>
-      <w:proofErr w:type="spellEnd"/>
-      <w:r>
-        <w:rPr>
-          <w:lang w:val="en-GB"/>
-        </w:rPr>
-        <w:t>++ not used at all?</w:t>
-      </w:r>
-    </w:p>
-    <w:p>
-      <w:pPr>
-        <w:rPr>
-          <w:lang w:val="en-GB"/>
-        </w:rPr>
-      </w:pPr>
-    </w:p>
-    <w:p>
-      <w:proofErr w:type="spellStart"/>
-      <w:r>
-        <w:t>To</w:t>
-      </w:r>
-      <w:proofErr w:type="spellEnd"/>
-      <w:r>
-        <w:t xml:space="preserve"> Do (schreiben):</w:t>
+    </w:p>
+    <w:p>
+      <w:pPr>
+        <w:rPr>
+          <w:lang w:val="en-GB"/>
+        </w:rPr>
+      </w:pPr>
+    </w:p>
+    <w:p>
+      <w:r>
+        <w:t>To Do (schreiben):</w:t>
       </w:r>
     </w:p>
     <w:p>
@@ -651,57 +607,7 @@
         <w:rPr>
           <w:lang w:val="en-GB"/>
         </w:rPr>
-        <w:t xml:space="preserve">-set rate of </w:t>
-      </w:r>
-      <w:proofErr w:type="spellStart"/>
-      <w:r>
-        <w:rPr>
-          <w:lang w:val="en-GB"/>
-        </w:rPr>
-        <w:t>TXQueue</w:t>
-      </w:r>
-      <w:proofErr w:type="spellEnd"/>
-      <w:r>
-        <w:rPr>
-          <w:lang w:val="en-GB"/>
-        </w:rPr>
-        <w:t xml:space="preserve"> with </w:t>
-      </w:r>
-      <w:proofErr w:type="spellStart"/>
-      <w:proofErr w:type="gramStart"/>
-      <w:r>
-        <w:rPr>
-          <w:lang w:val="en-GB"/>
-        </w:rPr>
-        <w:t>setRate</w:t>
-      </w:r>
-      <w:proofErr w:type="spellEnd"/>
-      <w:r>
-        <w:rPr>
-          <w:lang w:val="en-GB"/>
-        </w:rPr>
-        <w:t>(</w:t>
-      </w:r>
-      <w:proofErr w:type="gramEnd"/>
-      <w:r>
-        <w:rPr>
-          <w:lang w:val="en-GB"/>
-        </w:rPr>
-        <w:t>) (</w:t>
-      </w:r>
-      <w:proofErr w:type="spellStart"/>
-      <w:r>
-        <w:rPr>
-          <w:lang w:val="en-GB"/>
-        </w:rPr>
-        <w:t>device.lua</w:t>
-      </w:r>
-      <w:proofErr w:type="spellEnd"/>
-      <w:r>
-        <w:rPr>
-          <w:lang w:val="en-GB"/>
-        </w:rPr>
-        <w:t>)</w:t>
+        <w:t>-set rate of TXQueue with setRate() (device.lua)</w:t>
       </w:r>
     </w:p>
     <w:p>
@@ -721,15 +627,7 @@
     <w:p/>
     <w:p>
       <w:r>
-        <w:t xml:space="preserve">-Ergebnisse am Ende mit NS-3 und </w:t>
-      </w:r>
-      <w:proofErr w:type="spellStart"/>
-      <w:r>
-        <w:t>Omnet</w:t>
-      </w:r>
-      <w:proofErr w:type="spellEnd"/>
-      <w:r>
-        <w:t>++ vergleichen</w:t>
+        <w:t>-Ergebnisse am Ende mit NS-3 und Omnet++ vergleichen</w:t>
       </w:r>
       <w:r>
         <w:t>?</w:t>
@@ -901,21 +799,7 @@
         <w:rPr>
           <w:lang w:val="en-GB"/>
         </w:rPr>
-        <w:t>(</w:t>
-      </w:r>
-      <w:proofErr w:type="gramStart"/>
-      <w:r>
-        <w:rPr>
-          <w:lang w:val="en-GB"/>
-        </w:rPr>
-        <w:t>3.waits</w:t>
-      </w:r>
-      <w:proofErr w:type="gramEnd"/>
-      <w:r>
-        <w:rPr>
-          <w:lang w:val="en-GB"/>
-        </w:rPr>
-        <w:t xml:space="preserve"> for acknowledgement and resents if there is none)</w:t>
+        <w:t>(3.waits for acknowledgement and resents if there is none)</w:t>
       </w:r>
     </w:p>
     <w:p>

--- a/Notes.docx
+++ b/Notes.docx
@@ -227,15 +227,7 @@
       </w:pPr>
     </w:p>
     <w:p>
-      <w:pPr>
-        <w:rPr>
-          <w:lang w:val="en-GB"/>
-        </w:rPr>
-      </w:pPr>
-      <w:r>
-        <w:rPr>
-          <w:lang w:val="en-GB"/>
-        </w:rPr>
+      <w:r>
         <w:t>To Do:</w:t>
       </w:r>
     </w:p>
@@ -249,19 +241,6 @@
         <w:rPr>
           <w:lang w:val="en-GB"/>
         </w:rPr>
-        <w:t>-DIE GERÄTE WIEDER MITNEHEMEN</w:t>
-      </w:r>
-    </w:p>
-    <w:p>
-      <w:pPr>
-        <w:rPr>
-          <w:lang w:val="en-GB"/>
-        </w:rPr>
-      </w:pPr>
-      <w:r>
-        <w:rPr>
-          <w:lang w:val="en-GB"/>
-        </w:rPr>
         <w:t>-</w:t>
       </w:r>
       <w:r>
@@ -351,38 +330,16 @@
       </w:pPr>
     </w:p>
     <w:p>
-      <w:pPr>
-        <w:rPr>
-          <w:lang w:val="en-GB"/>
-        </w:rPr>
-      </w:pPr>
-      <w:r>
-        <w:rPr>
-          <w:lang w:val="en-GB"/>
-        </w:rPr>
+      <w:r>
         <w:t>Questions:</w:t>
       </w:r>
     </w:p>
     <w:p>
-      <w:pPr>
-        <w:rPr>
-          <w:lang w:val="en-GB"/>
-        </w:rPr>
-      </w:pPr>
-      <w:r>
-        <w:rPr>
-          <w:lang w:val="en-GB"/>
-        </w:rPr>
+      <w:r>
         <w:t>-</w:t>
       </w:r>
     </w:p>
-    <w:p>
-      <w:pPr>
-        <w:rPr>
-          <w:lang w:val="en-GB"/>
-        </w:rPr>
-      </w:pPr>
-    </w:p>
+    <w:p/>
     <w:p>
       <w:r>
         <w:t>To Do (schreiben):</w:t>
@@ -400,32 +357,68 @@
       </w:r>
     </w:p>
     <w:p>
-      <w:pPr>
-        <w:rPr>
-          <w:lang w:val="en-GB"/>
-        </w:rPr>
-      </w:pPr>
-      <w:r>
-        <w:rPr>
-          <w:lang w:val="en-GB"/>
-        </w:rPr>
+      <w:r>
         <w:t>-</w:t>
       </w:r>
-    </w:p>
-    <w:p>
-      <w:pPr>
-        <w:rPr>
-          <w:lang w:val="en-GB"/>
-        </w:rPr>
-      </w:pPr>
-    </w:p>
-    <w:p>
-      <w:pPr>
-        <w:rPr>
-          <w:lang w:val="en-GB"/>
-        </w:rPr>
-      </w:pPr>
-    </w:p>
+      <w:r>
+        <w:t>OpenThread und Durchführung der M</w:t>
+      </w:r>
+      <w:r>
+        <w:t>essungen</w:t>
+      </w:r>
+    </w:p>
+    <w:p>
+      <w:r>
+        <w:t>-</w:t>
+      </w:r>
+      <w:r>
+        <w:t>Durchsatz erklären (kommt in die Bewertung der Messungen)</w:t>
+      </w:r>
+    </w:p>
+    <w:p>
+      <w:r>
+        <w:t>-</w:t>
+      </w:r>
+      <w:r>
+        <w:t>neighbor linkquality und scan energy 100 erklären/erwähne</w:t>
+      </w:r>
+      <w:r>
+        <w:t>n</w:t>
+      </w:r>
+    </w:p>
+    <w:p>
+      <w:r>
+        <w:t>-</w:t>
+      </w:r>
+      <w:r>
+        <w:t>iperf commands</w:t>
+      </w:r>
+    </w:p>
+    <w:p>
+      <w:r>
+        <w:t>-</w:t>
+      </w:r>
+      <w:r>
+        <w:t>etwas zu bluez und avahi-daemon schreiben</w:t>
+      </w:r>
+    </w:p>
+    <w:p>
+      <w:r>
+        <w:t>-warum baudrate?</w:t>
+      </w:r>
+    </w:p>
+    <w:p>
+      <w:r>
+        <w:t>-J01NME erklären</w:t>
+      </w:r>
+    </w:p>
+    <w:p>
+      <w:r>
+        <w:t>-genauer iPerf Befel für die Messungen</w:t>
+      </w:r>
+    </w:p>
+    <w:p/>
+    <w:p/>
     <w:p>
       <w:pPr>
         <w:rPr>
@@ -612,6 +605,7 @@
     </w:p>
     <w:p>
       <w:r>
+        <w:lastRenderedPageBreak/>
         <w:t>-</w:t>
       </w:r>
     </w:p>

--- a/Notes.docx
+++ b/Notes.docx
@@ -129,34 +129,58 @@
         <w:rPr>
           <w:lang w:val="en-GB"/>
         </w:rPr>
-        <w:t>-change filepaths</w:t>
-      </w:r>
-    </w:p>
-    <w:p>
-      <w:pPr>
-        <w:rPr>
-          <w:lang w:val="en-GB"/>
-        </w:rPr>
-      </w:pPr>
-      <w:r>
-        <w:rPr>
-          <w:lang w:val="en-GB"/>
-        </w:rPr>
-        <w:t>-get BER Value to moongen</w:t>
-      </w:r>
-    </w:p>
-    <w:p>
-      <w:pPr>
-        <w:rPr>
-          <w:lang w:val="en-GB"/>
-        </w:rPr>
-      </w:pPr>
-      <w:r>
-        <w:rPr>
-          <w:lang w:val="en-GB"/>
-        </w:rPr>
-        <w:t>-tests with devices, install homeassistant</w:t>
-      </w:r>
+        <w:t xml:space="preserve">-change </w:t>
+      </w:r>
+      <w:proofErr w:type="spellStart"/>
+      <w:r>
+        <w:rPr>
+          <w:lang w:val="en-GB"/>
+        </w:rPr>
+        <w:t>filepaths</w:t>
+      </w:r>
+      <w:proofErr w:type="spellEnd"/>
+    </w:p>
+    <w:p>
+      <w:pPr>
+        <w:rPr>
+          <w:lang w:val="en-GB"/>
+        </w:rPr>
+      </w:pPr>
+      <w:r>
+        <w:rPr>
+          <w:lang w:val="en-GB"/>
+        </w:rPr>
+        <w:t xml:space="preserve">-get BER Value to </w:t>
+      </w:r>
+      <w:proofErr w:type="spellStart"/>
+      <w:r>
+        <w:rPr>
+          <w:lang w:val="en-GB"/>
+        </w:rPr>
+        <w:t>moongen</w:t>
+      </w:r>
+      <w:proofErr w:type="spellEnd"/>
+    </w:p>
+    <w:p>
+      <w:pPr>
+        <w:rPr>
+          <w:lang w:val="en-GB"/>
+        </w:rPr>
+      </w:pPr>
+      <w:r>
+        <w:rPr>
+          <w:lang w:val="en-GB"/>
+        </w:rPr>
+        <w:t xml:space="preserve">-tests with devices, install </w:t>
+      </w:r>
+      <w:proofErr w:type="spellStart"/>
+      <w:r>
+        <w:rPr>
+          <w:lang w:val="en-GB"/>
+        </w:rPr>
+        <w:t>homeassistant</w:t>
+      </w:r>
+      <w:proofErr w:type="spellEnd"/>
     </w:p>
     <w:p>
       <w:pPr>
@@ -227,7 +251,15 @@
       </w:pPr>
     </w:p>
     <w:p>
-      <w:r>
+      <w:pPr>
+        <w:rPr>
+          <w:lang w:val="en-GB"/>
+        </w:rPr>
+      </w:pPr>
+      <w:r>
+        <w:rPr>
+          <w:lang w:val="en-GB"/>
+        </w:rPr>
         <w:t>To Do:</w:t>
       </w:r>
     </w:p>
@@ -247,8 +279,16 @@
         <w:rPr>
           <w:lang w:val="en-GB"/>
         </w:rPr>
-        <w:t>add UE Movement to bNode</w:t>
-      </w:r>
+        <w:t xml:space="preserve">add UE Movement to </w:t>
+      </w:r>
+      <w:proofErr w:type="spellStart"/>
+      <w:r>
+        <w:rPr>
+          <w:lang w:val="en-GB"/>
+        </w:rPr>
+        <w:t>bNode</w:t>
+      </w:r>
+      <w:proofErr w:type="spellEnd"/>
     </w:p>
     <w:p>
       <w:pPr>
@@ -335,14 +375,65 @@
       </w:r>
     </w:p>
     <w:p>
-      <w:r>
+      <w:pPr>
+        <w:rPr>
+          <w:lang w:val="en-GB"/>
+        </w:rPr>
+      </w:pPr>
+      <w:r>
+        <w:rPr>
+          <w:lang w:val="en-GB"/>
+        </w:rPr>
+        <w:t>(</w:t>
+      </w:r>
+      <w:r>
+        <w:rPr>
+          <w:lang w:val="en-GB"/>
+        </w:rPr>
         <w:t>-</w:t>
       </w:r>
-    </w:p>
-    <w:p/>
-    <w:p>
-      <w:r>
-        <w:t>To Do (schreiben):</w:t>
+      <w:r>
+        <w:rPr>
+          <w:lang w:val="en-GB"/>
+        </w:rPr>
+        <w:t>350kbit/s instead of 250k</w:t>
+      </w:r>
+      <w:r>
+        <w:rPr>
+          <w:lang w:val="en-GB"/>
+        </w:rPr>
+        <w:t xml:space="preserve">bit/s for 40kbit/s of max </w:t>
+      </w:r>
+      <w:proofErr w:type="spellStart"/>
+      <w:r>
+        <w:rPr>
+          <w:lang w:val="en-GB"/>
+        </w:rPr>
+        <w:t>tp</w:t>
+      </w:r>
+      <w:proofErr w:type="spellEnd"/>
+      <w:r>
+        <w:rPr>
+          <w:lang w:val="en-GB"/>
+        </w:rPr>
+        <w:t>)</w:t>
+      </w:r>
+    </w:p>
+    <w:p>
+      <w:pPr>
+        <w:rPr>
+          <w:lang w:val="en-GB"/>
+        </w:rPr>
+      </w:pPr>
+    </w:p>
+    <w:p>
+      <w:proofErr w:type="spellStart"/>
+      <w:r>
+        <w:t>To</w:t>
+      </w:r>
+      <w:proofErr w:type="spellEnd"/>
+      <w:r>
+        <w:t xml:space="preserve"> Do (schreiben):</w:t>
       </w:r>
     </w:p>
     <w:p>
@@ -360,8 +451,13 @@
       <w:r>
         <w:t>-</w:t>
       </w:r>
-      <w:r>
-        <w:t>OpenThread und Durchführung der M</w:t>
+      <w:proofErr w:type="spellStart"/>
+      <w:r>
+        <w:t>OpenThread</w:t>
+      </w:r>
+      <w:proofErr w:type="spellEnd"/>
+      <w:r>
+        <w:t xml:space="preserve"> und Durchführung der M</w:t>
       </w:r>
       <w:r>
         <w:t>essungen</w:t>
@@ -379,8 +475,37 @@
       <w:r>
         <w:t>-</w:t>
       </w:r>
-      <w:r>
-        <w:t>neighbor linkquality und scan energy 100 erklären/erwähne</w:t>
+      <w:proofErr w:type="spellStart"/>
+      <w:r>
+        <w:t>neighbor</w:t>
+      </w:r>
+      <w:proofErr w:type="spellEnd"/>
+      <w:r>
+        <w:t xml:space="preserve"> </w:t>
+      </w:r>
+      <w:proofErr w:type="spellStart"/>
+      <w:r>
+        <w:t>linkquality</w:t>
+      </w:r>
+      <w:proofErr w:type="spellEnd"/>
+      <w:r>
+        <w:t xml:space="preserve"> und </w:t>
+      </w:r>
+      <w:proofErr w:type="spellStart"/>
+      <w:r>
+        <w:t>scan</w:t>
+      </w:r>
+      <w:proofErr w:type="spellEnd"/>
+      <w:r>
+        <w:t xml:space="preserve"> </w:t>
+      </w:r>
+      <w:proofErr w:type="spellStart"/>
+      <w:r>
+        <w:t>energy</w:t>
+      </w:r>
+      <w:proofErr w:type="spellEnd"/>
+      <w:r>
+        <w:t xml:space="preserve"> 100 erklären/erwähne</w:t>
       </w:r>
       <w:r>
         <w:t>n</w:t>
@@ -390,21 +515,55 @@
       <w:r>
         <w:t>-</w:t>
       </w:r>
-      <w:r>
-        <w:t>iperf commands</w:t>
-      </w:r>
+      <w:proofErr w:type="spellStart"/>
+      <w:r>
+        <w:t>iperf</w:t>
+      </w:r>
+      <w:proofErr w:type="spellEnd"/>
+      <w:r>
+        <w:t xml:space="preserve"> </w:t>
+      </w:r>
+      <w:proofErr w:type="spellStart"/>
+      <w:r>
+        <w:t>commands</w:t>
+      </w:r>
+      <w:proofErr w:type="spellEnd"/>
     </w:p>
     <w:p>
       <w:r>
         <w:t>-</w:t>
       </w:r>
       <w:r>
-        <w:t>etwas zu bluez und avahi-daemon schreiben</w:t>
-      </w:r>
-    </w:p>
-    <w:p>
-      <w:r>
-        <w:t>-warum baudrate?</w:t>
+        <w:t xml:space="preserve">etwas zu </w:t>
+      </w:r>
+      <w:proofErr w:type="spellStart"/>
+      <w:r>
+        <w:t>bluez</w:t>
+      </w:r>
+      <w:proofErr w:type="spellEnd"/>
+      <w:r>
+        <w:t xml:space="preserve"> und </w:t>
+      </w:r>
+      <w:proofErr w:type="spellStart"/>
+      <w:r>
+        <w:t>avahi-daemon</w:t>
+      </w:r>
+      <w:proofErr w:type="spellEnd"/>
+      <w:r>
+        <w:t xml:space="preserve"> schreiben</w:t>
+      </w:r>
+    </w:p>
+    <w:p>
+      <w:r>
+        <w:t xml:space="preserve">-warum </w:t>
+      </w:r>
+      <w:proofErr w:type="spellStart"/>
+      <w:r>
+        <w:t>baudrate</w:t>
+      </w:r>
+      <w:proofErr w:type="spellEnd"/>
+      <w:r>
+        <w:t>?</w:t>
       </w:r>
     </w:p>
     <w:p>
@@ -414,7 +573,23 @@
     </w:p>
     <w:p>
       <w:r>
-        <w:t>-genauer iPerf Befel für die Messungen</w:t>
+        <w:t xml:space="preserve">-genauer </w:t>
+      </w:r>
+      <w:proofErr w:type="spellStart"/>
+      <w:r>
+        <w:t>iPerf</w:t>
+      </w:r>
+      <w:proofErr w:type="spellEnd"/>
+      <w:r>
+        <w:t xml:space="preserve"> </w:t>
+      </w:r>
+      <w:proofErr w:type="spellStart"/>
+      <w:r>
+        <w:t>Befel</w:t>
+      </w:r>
+      <w:proofErr w:type="spellEnd"/>
+      <w:r>
+        <w:t xml:space="preserve"> für die Messungen</w:t>
       </w:r>
     </w:p>
     <w:p/>
@@ -600,7 +775,57 @@
         <w:rPr>
           <w:lang w:val="en-GB"/>
         </w:rPr>
-        <w:t>-set rate of TXQueue with setRate() (device.lua)</w:t>
+        <w:t xml:space="preserve">-set rate of </w:t>
+      </w:r>
+      <w:proofErr w:type="spellStart"/>
+      <w:r>
+        <w:rPr>
+          <w:lang w:val="en-GB"/>
+        </w:rPr>
+        <w:t>TXQueue</w:t>
+      </w:r>
+      <w:proofErr w:type="spellEnd"/>
+      <w:r>
+        <w:rPr>
+          <w:lang w:val="en-GB"/>
+        </w:rPr>
+        <w:t xml:space="preserve"> with </w:t>
+      </w:r>
+      <w:proofErr w:type="spellStart"/>
+      <w:proofErr w:type="gramStart"/>
+      <w:r>
+        <w:rPr>
+          <w:lang w:val="en-GB"/>
+        </w:rPr>
+        <w:t>setRate</w:t>
+      </w:r>
+      <w:proofErr w:type="spellEnd"/>
+      <w:r>
+        <w:rPr>
+          <w:lang w:val="en-GB"/>
+        </w:rPr>
+        <w:t>(</w:t>
+      </w:r>
+      <w:proofErr w:type="gramEnd"/>
+      <w:r>
+        <w:rPr>
+          <w:lang w:val="en-GB"/>
+        </w:rPr>
+        <w:t>) (</w:t>
+      </w:r>
+      <w:proofErr w:type="spellStart"/>
+      <w:r>
+        <w:rPr>
+          <w:lang w:val="en-GB"/>
+        </w:rPr>
+        <w:t>device.lua</w:t>
+      </w:r>
+      <w:proofErr w:type="spellEnd"/>
+      <w:r>
+        <w:rPr>
+          <w:lang w:val="en-GB"/>
+        </w:rPr>
+        <w:t>)</w:t>
       </w:r>
     </w:p>
     <w:p>
@@ -621,7 +846,15 @@
     <w:p/>
     <w:p>
       <w:r>
-        <w:t>-Ergebnisse am Ende mit NS-3 und Omnet++ vergleichen</w:t>
+        <w:t xml:space="preserve">-Ergebnisse am Ende mit NS-3 und </w:t>
+      </w:r>
+      <w:proofErr w:type="spellStart"/>
+      <w:r>
+        <w:t>Omnet</w:t>
+      </w:r>
+      <w:proofErr w:type="spellEnd"/>
+      <w:r>
+        <w:t>++ vergleichen</w:t>
       </w:r>
       <w:r>
         <w:t>?</w:t>
@@ -793,7 +1026,21 @@
         <w:rPr>
           <w:lang w:val="en-GB"/>
         </w:rPr>
-        <w:t>(3.waits for acknowledgement and resents if there is none)</w:t>
+        <w:t>(</w:t>
+      </w:r>
+      <w:proofErr w:type="gramStart"/>
+      <w:r>
+        <w:rPr>
+          <w:lang w:val="en-GB"/>
+        </w:rPr>
+        <w:t>3.waits</w:t>
+      </w:r>
+      <w:proofErr w:type="gramEnd"/>
+      <w:r>
+        <w:rPr>
+          <w:lang w:val="en-GB"/>
+        </w:rPr>
+        <w:t xml:space="preserve"> for acknowledgement and resents if there is none)</w:t>
       </w:r>
     </w:p>
     <w:p>

--- a/Notes.docx
+++ b/Notes.docx
@@ -214,6 +214,33 @@
           <w:lang w:val="en-GB"/>
         </w:rPr>
       </w:pPr>
+      <w:r>
+        <w:rPr>
+          <w:lang w:val="en-GB"/>
+        </w:rPr>
+        <w:t xml:space="preserve">-add UE Movement to </w:t>
+      </w:r>
+      <w:proofErr w:type="spellStart"/>
+      <w:r>
+        <w:rPr>
+          <w:lang w:val="en-GB"/>
+        </w:rPr>
+        <w:t>bNode</w:t>
+      </w:r>
+      <w:proofErr w:type="spellEnd"/>
+    </w:p>
+    <w:p>
+      <w:pPr>
+        <w:rPr>
+          <w:lang w:val="en-GB"/>
+        </w:rPr>
+      </w:pPr>
+      <w:r>
+        <w:rPr>
+          <w:lang w:val="en-GB"/>
+        </w:rPr>
+        <w:t>-implement throughput curve -2,8X² - 3,5X + 38</w:t>
+      </w:r>
     </w:p>
     <w:p>
       <w:pPr>
@@ -273,167 +300,199 @@
         <w:rPr>
           <w:lang w:val="en-GB"/>
         </w:rPr>
+        <w:t>-note values for comparison</w:t>
+      </w:r>
+    </w:p>
+    <w:p>
+      <w:pPr>
+        <w:rPr>
+          <w:lang w:val="en-GB"/>
+        </w:rPr>
+      </w:pPr>
+    </w:p>
+    <w:p>
+      <w:pPr>
+        <w:rPr>
+          <w:lang w:val="en-GB"/>
+        </w:rPr>
+      </w:pPr>
+      <w:r>
+        <w:rPr>
+          <w:lang w:val="en-GB"/>
+        </w:rPr>
+        <w:t>Questions:</w:t>
+      </w:r>
+    </w:p>
+    <w:p>
+      <w:pPr>
+        <w:rPr>
+          <w:lang w:val="en-GB"/>
+        </w:rPr>
+      </w:pPr>
+      <w:r>
+        <w:rPr>
+          <w:lang w:val="en-GB"/>
+        </w:rPr>
+        <w:t>-Latex errors</w:t>
+      </w:r>
+    </w:p>
+    <w:p>
+      <w:pPr>
+        <w:rPr>
+          <w:lang w:val="en-GB"/>
+        </w:rPr>
+      </w:pPr>
+      <w:r>
+        <w:rPr>
+          <w:lang w:val="en-GB"/>
+        </w:rPr>
         <w:t>-</w:t>
       </w:r>
       <w:r>
         <w:rPr>
           <w:lang w:val="en-GB"/>
         </w:rPr>
-        <w:t xml:space="preserve">add UE Movement to </w:t>
+        <w:t>BER in the thesis</w:t>
+      </w:r>
+    </w:p>
+    <w:p>
+      <w:pPr>
+        <w:rPr>
+          <w:lang w:val="en-GB"/>
+        </w:rPr>
+      </w:pPr>
+    </w:p>
+    <w:p>
+      <w:r>
+        <w:rPr>
+          <w:lang w:val="en-GB"/>
+        </w:rPr>
+        <w:t>Thesis progress:</w:t>
+      </w:r>
+    </w:p>
+    <w:p>
+      <w:r>
+        <w:t xml:space="preserve">-genauer </w:t>
       </w:r>
       <w:proofErr w:type="spellStart"/>
       <w:r>
-        <w:rPr>
-          <w:lang w:val="en-GB"/>
-        </w:rPr>
-        <w:t>bNode</w:t>
+        <w:t>iPerf</w:t>
       </w:r>
       <w:proofErr w:type="spellEnd"/>
-    </w:p>
-    <w:p>
-      <w:pPr>
-        <w:rPr>
-          <w:lang w:val="en-GB"/>
-        </w:rPr>
-      </w:pPr>
-      <w:r>
-        <w:rPr>
-          <w:lang w:val="en-GB"/>
-        </w:rPr>
-        <w:t>-implement throughput curve</w:t>
-      </w:r>
-      <w:r>
-        <w:rPr>
-          <w:lang w:val="en-GB"/>
-        </w:rPr>
-        <w:t xml:space="preserve"> -2,8X² - 3,5X + 38</w:t>
-      </w:r>
-    </w:p>
-    <w:p>
-      <w:pPr>
-        <w:rPr>
-          <w:lang w:val="en-GB"/>
-        </w:rPr>
-      </w:pPr>
-    </w:p>
-    <w:p>
-      <w:pPr>
-        <w:rPr>
-          <w:lang w:val="en-GB"/>
-        </w:rPr>
-      </w:pPr>
-    </w:p>
-    <w:p>
-      <w:pPr>
-        <w:rPr>
-          <w:lang w:val="en-GB"/>
-        </w:rPr>
-      </w:pPr>
-      <w:r>
-        <w:rPr>
-          <w:lang w:val="en-GB"/>
-        </w:rPr>
-        <w:t>Advanced:</w:t>
-      </w:r>
-    </w:p>
-    <w:p>
-      <w:pPr>
-        <w:rPr>
-          <w:lang w:val="en-GB"/>
-        </w:rPr>
-      </w:pPr>
-      <w:r>
-        <w:rPr>
-          <w:lang w:val="en-GB"/>
-        </w:rPr>
-        <w:t>-Beacon mode</w:t>
-      </w:r>
-    </w:p>
-    <w:p>
-      <w:pPr>
-        <w:rPr>
-          <w:lang w:val="en-GB"/>
-        </w:rPr>
-      </w:pPr>
-      <w:r>
-        <w:rPr>
-          <w:lang w:val="en-GB"/>
-        </w:rPr>
-        <w:t>-Peer-to-peer</w:t>
-      </w:r>
-    </w:p>
-    <w:p>
-      <w:pPr>
-        <w:rPr>
-          <w:lang w:val="en-GB"/>
-        </w:rPr>
-      </w:pPr>
-    </w:p>
-    <w:p>
-      <w:r>
-        <w:t>Questions:</w:t>
-      </w:r>
-    </w:p>
-    <w:p>
-      <w:pPr>
-        <w:rPr>
-          <w:lang w:val="en-GB"/>
-        </w:rPr>
-      </w:pPr>
-      <w:r>
-        <w:rPr>
-          <w:lang w:val="en-GB"/>
-        </w:rPr>
-        <w:t>(</w:t>
-      </w:r>
-      <w:r>
-        <w:rPr>
-          <w:lang w:val="en-GB"/>
-        </w:rPr>
+      <w:r>
+        <w:t xml:space="preserve"> </w:t>
+      </w:r>
+      <w:proofErr w:type="spellStart"/>
+      <w:r>
+        <w:t>Befel</w:t>
+      </w:r>
+      <w:proofErr w:type="spellEnd"/>
+      <w:r>
+        <w:t xml:space="preserve"> für die Messungen</w:t>
+      </w:r>
+    </w:p>
+    <w:p>
+      <w:r>
         <w:t>-</w:t>
       </w:r>
-      <w:r>
-        <w:rPr>
-          <w:lang w:val="en-GB"/>
-        </w:rPr>
-        <w:t>350kbit/s instead of 250k</w:t>
-      </w:r>
-      <w:r>
-        <w:rPr>
-          <w:lang w:val="en-GB"/>
-        </w:rPr>
-        <w:t xml:space="preserve">bit/s for 40kbit/s of max </w:t>
-      </w:r>
       <w:proofErr w:type="spellStart"/>
       <w:r>
-        <w:rPr>
-          <w:lang w:val="en-GB"/>
-        </w:rPr>
-        <w:t>tp</w:t>
+        <w:t>OpenThread</w:t>
       </w:r>
       <w:proofErr w:type="spellEnd"/>
       <w:r>
-        <w:rPr>
-          <w:lang w:val="en-GB"/>
-        </w:rPr>
-        <w:t>)</w:t>
-      </w:r>
-    </w:p>
-    <w:p>
-      <w:pPr>
-        <w:rPr>
-          <w:lang w:val="en-GB"/>
-        </w:rPr>
-      </w:pPr>
-    </w:p>
-    <w:p>
+        <w:t xml:space="preserve"> und Durchführung der M</w:t>
+      </w:r>
+      <w:r>
+        <w:t>essungen</w:t>
+      </w:r>
+    </w:p>
+    <w:p>
+      <w:r>
+        <w:t>-</w:t>
+      </w:r>
       <w:proofErr w:type="spellStart"/>
       <w:r>
-        <w:t>To</w:t>
+        <w:t>neighbor</w:t>
       </w:r>
       <w:proofErr w:type="spellEnd"/>
       <w:r>
-        <w:t xml:space="preserve"> Do (schreiben):</w:t>
+        <w:t xml:space="preserve"> </w:t>
+      </w:r>
+      <w:proofErr w:type="spellStart"/>
+      <w:r>
+        <w:t>linkquality</w:t>
+      </w:r>
+      <w:proofErr w:type="spellEnd"/>
+      <w:r>
+        <w:t xml:space="preserve"> und </w:t>
+      </w:r>
+      <w:proofErr w:type="spellStart"/>
+      <w:r>
+        <w:t>scan</w:t>
+      </w:r>
+      <w:proofErr w:type="spellEnd"/>
+      <w:r>
+        <w:t xml:space="preserve"> </w:t>
+      </w:r>
+      <w:proofErr w:type="spellStart"/>
+      <w:r>
+        <w:t>energy</w:t>
+      </w:r>
+      <w:proofErr w:type="spellEnd"/>
+      <w:r>
+        <w:t xml:space="preserve"> 100 erklären/erwähne</w:t>
+      </w:r>
+      <w:r>
+        <w:t>n</w:t>
+      </w:r>
+    </w:p>
+    <w:p>
+      <w:pPr>
+        <w:rPr>
+          <w:lang w:val="en-GB"/>
+        </w:rPr>
+      </w:pPr>
+    </w:p>
+    <w:p>
+      <w:pPr>
+        <w:rPr>
+          <w:lang w:val="en-GB"/>
+        </w:rPr>
+      </w:pPr>
+    </w:p>
+    <w:p>
+      <w:pPr>
+        <w:rPr>
+          <w:lang w:val="en-GB"/>
+        </w:rPr>
+      </w:pPr>
+    </w:p>
+    <w:p>
+      <w:pPr>
+        <w:rPr>
+          <w:lang w:val="en-GB"/>
+        </w:rPr>
+      </w:pPr>
+      <w:r>
+        <w:rPr>
+          <w:lang w:val="en-GB"/>
+        </w:rPr>
+        <w:t>To Do (</w:t>
+      </w:r>
+      <w:proofErr w:type="spellStart"/>
+      <w:r>
+        <w:rPr>
+          <w:lang w:val="en-GB"/>
+        </w:rPr>
+        <w:t>schreiben</w:t>
+      </w:r>
+      <w:proofErr w:type="spellEnd"/>
+      <w:r>
+        <w:rPr>
+          <w:lang w:val="en-GB"/>
+        </w:rPr>
+        <w:t>):</w:t>
       </w:r>
     </w:p>
     <w:p>
@@ -451,145 +510,63 @@
       <w:r>
         <w:t>-</w:t>
       </w:r>
+      <w:r>
+        <w:t>Durchsatz erklären (kommt in die Bewertung der Messungen)</w:t>
+      </w:r>
+    </w:p>
+    <w:p>
+      <w:r>
+        <w:t>-</w:t>
+      </w:r>
+      <w:r>
+        <w:t xml:space="preserve">etwas zu </w:t>
+      </w:r>
       <w:proofErr w:type="spellStart"/>
       <w:r>
-        <w:t>OpenThread</w:t>
+        <w:t>bluez</w:t>
       </w:r>
       <w:proofErr w:type="spellEnd"/>
       <w:r>
-        <w:t xml:space="preserve"> und Durchführung der M</w:t>
-      </w:r>
-      <w:r>
-        <w:t>essungen</w:t>
+        <w:t xml:space="preserve"> und </w:t>
+      </w:r>
+      <w:proofErr w:type="spellStart"/>
+      <w:r>
+        <w:t>avahi-daemon</w:t>
+      </w:r>
+      <w:proofErr w:type="spellEnd"/>
+      <w:r>
+        <w:t xml:space="preserve"> schreiben</w:t>
+      </w:r>
+    </w:p>
+    <w:p>
+      <w:r>
+        <w:t xml:space="preserve">-warum </w:t>
+      </w:r>
+      <w:proofErr w:type="spellStart"/>
+      <w:r>
+        <w:t>baudrate</w:t>
+      </w:r>
+      <w:proofErr w:type="spellEnd"/>
+      <w:r>
+        <w:t>?</w:t>
+      </w:r>
+    </w:p>
+    <w:p>
+      <w:r>
+        <w:t>-J01NME erklären</w:t>
       </w:r>
     </w:p>
     <w:p>
       <w:r>
         <w:t>-</w:t>
       </w:r>
-      <w:r>
-        <w:t>Durchsatz erklären (kommt in die Bewertung der Messungen)</w:t>
-      </w:r>
-    </w:p>
-    <w:p>
-      <w:r>
-        <w:t>-</w:t>
-      </w:r>
       <w:proofErr w:type="spellStart"/>
       <w:r>
-        <w:t>neighbor</w:t>
+        <w:t>Sniffer</w:t>
       </w:r>
       <w:proofErr w:type="spellEnd"/>
       <w:r>
-        <w:t xml:space="preserve"> </w:t>
-      </w:r>
-      <w:proofErr w:type="spellStart"/>
-      <w:r>
-        <w:t>linkquality</w:t>
-      </w:r>
-      <w:proofErr w:type="spellEnd"/>
-      <w:r>
-        <w:t xml:space="preserve"> und </w:t>
-      </w:r>
-      <w:proofErr w:type="spellStart"/>
-      <w:r>
-        <w:t>scan</w:t>
-      </w:r>
-      <w:proofErr w:type="spellEnd"/>
-      <w:r>
-        <w:t xml:space="preserve"> </w:t>
-      </w:r>
-      <w:proofErr w:type="spellStart"/>
-      <w:r>
-        <w:t>energy</w:t>
-      </w:r>
-      <w:proofErr w:type="spellEnd"/>
-      <w:r>
-        <w:t xml:space="preserve"> 100 erklären/erwähne</w:t>
-      </w:r>
-      <w:r>
-        <w:t>n</w:t>
-      </w:r>
-    </w:p>
-    <w:p>
-      <w:r>
-        <w:t>-</w:t>
-      </w:r>
-      <w:proofErr w:type="spellStart"/>
-      <w:r>
-        <w:t>iperf</w:t>
-      </w:r>
-      <w:proofErr w:type="spellEnd"/>
-      <w:r>
-        <w:t xml:space="preserve"> </w:t>
-      </w:r>
-      <w:proofErr w:type="spellStart"/>
-      <w:r>
-        <w:t>commands</w:t>
-      </w:r>
-      <w:proofErr w:type="spellEnd"/>
-    </w:p>
-    <w:p>
-      <w:r>
-        <w:t>-</w:t>
-      </w:r>
-      <w:r>
-        <w:t xml:space="preserve">etwas zu </w:t>
-      </w:r>
-      <w:proofErr w:type="spellStart"/>
-      <w:r>
-        <w:t>bluez</w:t>
-      </w:r>
-      <w:proofErr w:type="spellEnd"/>
-      <w:r>
-        <w:t xml:space="preserve"> und </w:t>
-      </w:r>
-      <w:proofErr w:type="spellStart"/>
-      <w:r>
-        <w:t>avahi-daemon</w:t>
-      </w:r>
-      <w:proofErr w:type="spellEnd"/>
-      <w:r>
-        <w:t xml:space="preserve"> schreiben</w:t>
-      </w:r>
-    </w:p>
-    <w:p>
-      <w:r>
-        <w:t xml:space="preserve">-warum </w:t>
-      </w:r>
-      <w:proofErr w:type="spellStart"/>
-      <w:r>
-        <w:t>baudrate</w:t>
-      </w:r>
-      <w:proofErr w:type="spellEnd"/>
-      <w:r>
-        <w:t>?</w:t>
-      </w:r>
-    </w:p>
-    <w:p>
-      <w:r>
-        <w:t>-J01NME erklären</w:t>
-      </w:r>
-    </w:p>
-    <w:p>
-      <w:r>
-        <w:t xml:space="preserve">-genauer </w:t>
-      </w:r>
-      <w:proofErr w:type="spellStart"/>
-      <w:r>
-        <w:t>iPerf</w:t>
-      </w:r>
-      <w:proofErr w:type="spellEnd"/>
-      <w:r>
-        <w:t xml:space="preserve"> </w:t>
-      </w:r>
-      <w:proofErr w:type="spellStart"/>
-      <w:r>
-        <w:t>Befel</w:t>
-      </w:r>
-      <w:proofErr w:type="spellEnd"/>
-      <w:r>
-        <w:t xml:space="preserve"> für die Messungen</w:t>
+        <w:t xml:space="preserve"> erwähnen</w:t>
       </w:r>
     </w:p>
     <w:p/>

--- a/Notes.docx
+++ b/Notes.docx
@@ -309,6 +309,26 @@
           <w:lang w:val="en-GB"/>
         </w:rPr>
       </w:pPr>
+      <w:r>
+        <w:rPr>
+          <w:lang w:val="en-GB"/>
+        </w:rPr>
+        <w:t>-add movement on y axis</w:t>
+      </w:r>
+    </w:p>
+    <w:p>
+      <w:pPr>
+        <w:rPr>
+          <w:lang w:val="en-GB"/>
+        </w:rPr>
+      </w:pPr>
+    </w:p>
+    <w:p>
+      <w:pPr>
+        <w:rPr>
+          <w:lang w:val="en-GB"/>
+        </w:rPr>
+      </w:pPr>
     </w:p>
     <w:p>
       <w:pPr>
@@ -324,231 +344,65 @@
       </w:r>
     </w:p>
     <w:p>
-      <w:pPr>
-        <w:rPr>
-          <w:lang w:val="en-GB"/>
-        </w:rPr>
-      </w:pPr>
-      <w:r>
-        <w:rPr>
-          <w:lang w:val="en-GB"/>
-        </w:rPr>
-        <w:t>-Latex errors</w:t>
-      </w:r>
-    </w:p>
-    <w:p>
-      <w:pPr>
-        <w:rPr>
-          <w:lang w:val="en-GB"/>
-        </w:rPr>
-      </w:pPr>
       <w:r>
         <w:rPr>
           <w:lang w:val="en-GB"/>
         </w:rPr>
         <w:t>-</w:t>
       </w:r>
-      <w:r>
-        <w:rPr>
-          <w:lang w:val="en-GB"/>
-        </w:rPr>
-        <w:t>BER in the thesis</w:t>
-      </w:r>
-    </w:p>
-    <w:p>
-      <w:pPr>
-        <w:rPr>
-          <w:lang w:val="en-GB"/>
-        </w:rPr>
-      </w:pPr>
-    </w:p>
-    <w:p>
-      <w:r>
-        <w:rPr>
-          <w:lang w:val="en-GB"/>
-        </w:rPr>
-        <w:t>Thesis progress:</w:t>
-      </w:r>
-    </w:p>
-    <w:p>
-      <w:r>
-        <w:t xml:space="preserve">-genauer </w:t>
-      </w:r>
+    </w:p>
+    <w:p/>
+    <w:p>
       <w:proofErr w:type="spellStart"/>
       <w:r>
-        <w:t>iPerf</w:t>
+        <w:t>To</w:t>
       </w:r>
       <w:proofErr w:type="spellEnd"/>
       <w:r>
-        <w:t xml:space="preserve"> </w:t>
+        <w:t xml:space="preserve"> Do (schreiben):</w:t>
+      </w:r>
+    </w:p>
+    <w:p>
+      <w:r>
+        <w:t>-</w:t>
+      </w:r>
+      <w:r>
+        <w:t>Andere 802.15.4 Simulationen aufzählen und b</w:t>
+      </w:r>
+      <w:r>
+        <w:t>ewerten</w:t>
+      </w:r>
+    </w:p>
+    <w:p>
+      <w:r>
+        <w:t>-</w:t>
+      </w:r>
+      <w:r>
+        <w:t>Durchsatz erklären (kommt in die Bewertung der Messungen)</w:t>
+      </w:r>
+    </w:p>
+    <w:p>
+      <w:r>
+        <w:t>-</w:t>
+      </w:r>
+      <w:r>
+        <w:t xml:space="preserve">etwas zu </w:t>
       </w:r>
       <w:proofErr w:type="spellStart"/>
       <w:r>
-        <w:t>Befel</w:t>
+        <w:t>bluez</w:t>
       </w:r>
       <w:proofErr w:type="spellEnd"/>
       <w:r>
-        <w:t xml:space="preserve"> für die Messungen</w:t>
-      </w:r>
-    </w:p>
-    <w:p>
-      <w:r>
-        <w:t>-</w:t>
+        <w:t xml:space="preserve"> und </w:t>
       </w:r>
       <w:proofErr w:type="spellStart"/>
       <w:r>
-        <w:t>OpenThread</w:t>
+        <w:t>avahi-daemon</w:t>
       </w:r>
       <w:proofErr w:type="spellEnd"/>
       <w:r>
-        <w:t xml:space="preserve"> und Durchführung der M</w:t>
-      </w:r>
-      <w:r>
-        <w:t>essungen</w:t>
-      </w:r>
-    </w:p>
-    <w:p>
-      <w:r>
-        <w:t>-</w:t>
-      </w:r>
-      <w:proofErr w:type="spellStart"/>
-      <w:r>
-        <w:t>neighbor</w:t>
-      </w:r>
-      <w:proofErr w:type="spellEnd"/>
-      <w:r>
-        <w:t xml:space="preserve"> </w:t>
-      </w:r>
-      <w:proofErr w:type="spellStart"/>
-      <w:r>
-        <w:t>linkquality</w:t>
-      </w:r>
-      <w:proofErr w:type="spellEnd"/>
-      <w:r>
-        <w:t xml:space="preserve"> und </w:t>
-      </w:r>
-      <w:proofErr w:type="spellStart"/>
-      <w:r>
-        <w:t>scan</w:t>
-      </w:r>
-      <w:proofErr w:type="spellEnd"/>
-      <w:r>
-        <w:t xml:space="preserve"> </w:t>
-      </w:r>
-      <w:proofErr w:type="spellStart"/>
-      <w:r>
-        <w:t>energy</w:t>
-      </w:r>
-      <w:proofErr w:type="spellEnd"/>
-      <w:r>
-        <w:t xml:space="preserve"> 100 erklären/erwähne</w:t>
-      </w:r>
-      <w:r>
-        <w:t>n</w:t>
-      </w:r>
-    </w:p>
-    <w:p>
-      <w:pPr>
-        <w:rPr>
-          <w:lang w:val="en-GB"/>
-        </w:rPr>
-      </w:pPr>
-    </w:p>
-    <w:p>
-      <w:pPr>
-        <w:rPr>
-          <w:lang w:val="en-GB"/>
-        </w:rPr>
-      </w:pPr>
-    </w:p>
-    <w:p>
-      <w:pPr>
-        <w:rPr>
-          <w:lang w:val="en-GB"/>
-        </w:rPr>
-      </w:pPr>
-    </w:p>
-    <w:p>
-      <w:pPr>
-        <w:rPr>
-          <w:lang w:val="en-GB"/>
-        </w:rPr>
-      </w:pPr>
-      <w:r>
-        <w:rPr>
-          <w:lang w:val="en-GB"/>
-        </w:rPr>
-        <w:t>To Do (</w:t>
-      </w:r>
-      <w:proofErr w:type="spellStart"/>
-      <w:r>
-        <w:rPr>
-          <w:lang w:val="en-GB"/>
-        </w:rPr>
-        <w:t>schreiben</w:t>
-      </w:r>
-      <w:proofErr w:type="spellEnd"/>
-      <w:r>
-        <w:rPr>
-          <w:lang w:val="en-GB"/>
-        </w:rPr>
-        <w:t>):</w:t>
-      </w:r>
-    </w:p>
-    <w:p>
-      <w:r>
-        <w:t>-</w:t>
-      </w:r>
-      <w:r>
-        <w:t>Andere 802.15.4 Simulationen aufzählen und b</w:t>
-      </w:r>
-      <w:r>
-        <w:t>ewerten</w:t>
-      </w:r>
-    </w:p>
-    <w:p>
-      <w:r>
-        <w:t>-</w:t>
-      </w:r>
-      <w:r>
-        <w:t>Durchsatz erklären (kommt in die Bewertung der Messungen)</w:t>
-      </w:r>
-    </w:p>
-    <w:p>
-      <w:r>
-        <w:t>-</w:t>
-      </w:r>
-      <w:r>
-        <w:t xml:space="preserve">etwas zu </w:t>
-      </w:r>
-      <w:proofErr w:type="spellStart"/>
-      <w:r>
-        <w:t>bluez</w:t>
-      </w:r>
-      <w:proofErr w:type="spellEnd"/>
-      <w:r>
-        <w:t xml:space="preserve"> und </w:t>
-      </w:r>
-      <w:proofErr w:type="spellStart"/>
-      <w:r>
-        <w:t>avahi-daemon</w:t>
-      </w:r>
-      <w:proofErr w:type="spellEnd"/>
-      <w:r>
         <w:t xml:space="preserve"> schreiben</w:t>
-      </w:r>
-    </w:p>
-    <w:p>
-      <w:r>
-        <w:t xml:space="preserve">-warum </w:t>
-      </w:r>
-      <w:proofErr w:type="spellStart"/>
-      <w:r>
-        <w:t>baudrate</w:t>
-      </w:r>
-      <w:proofErr w:type="spellEnd"/>
-      <w:r>
-        <w:t>?</w:t>
       </w:r>
     </w:p>
     <w:p>
@@ -807,7 +661,6 @@
     </w:p>
     <w:p>
       <w:r>
-        <w:lastRenderedPageBreak/>
         <w:t>-</w:t>
       </w:r>
     </w:p>

--- a/Notes.docx
+++ b/Notes.docx
@@ -345,10 +345,13 @@
     </w:p>
     <w:p>
       <w:r>
-        <w:rPr>
-          <w:lang w:val="en-GB"/>
-        </w:rPr>
         <w:t>-</w:t>
+      </w:r>
+      <w:r>
+        <w:t>mü</w:t>
+      </w:r>
+      <w:r>
+        <w:t>ssen Begriffe erklärt werden deren Bedeutung aus dem Namen hervorgehen?</w:t>
       </w:r>
     </w:p>
     <w:p/>
@@ -426,15 +429,7 @@
     <w:p/>
     <w:p/>
     <w:p>
-      <w:pPr>
-        <w:rPr>
-          <w:lang w:val="en-GB"/>
-        </w:rPr>
-      </w:pPr>
-      <w:r>
-        <w:rPr>
-          <w:lang w:val="en-GB"/>
-        </w:rPr>
+      <w:r>
         <w:t>Notes:</w:t>
       </w:r>
     </w:p>

--- a/Notes.docx
+++ b/Notes.docx
@@ -129,58 +129,34 @@
         <w:rPr>
           <w:lang w:val="en-GB"/>
         </w:rPr>
-        <w:t xml:space="preserve">-change </w:t>
-      </w:r>
-      <w:proofErr w:type="spellStart"/>
-      <w:r>
-        <w:rPr>
-          <w:lang w:val="en-GB"/>
-        </w:rPr>
-        <w:t>filepaths</w:t>
-      </w:r>
-      <w:proofErr w:type="spellEnd"/>
-    </w:p>
-    <w:p>
-      <w:pPr>
-        <w:rPr>
-          <w:lang w:val="en-GB"/>
-        </w:rPr>
-      </w:pPr>
-      <w:r>
-        <w:rPr>
-          <w:lang w:val="en-GB"/>
-        </w:rPr>
-        <w:t xml:space="preserve">-get BER Value to </w:t>
-      </w:r>
-      <w:proofErr w:type="spellStart"/>
-      <w:r>
-        <w:rPr>
-          <w:lang w:val="en-GB"/>
-        </w:rPr>
-        <w:t>moongen</w:t>
-      </w:r>
-      <w:proofErr w:type="spellEnd"/>
-    </w:p>
-    <w:p>
-      <w:pPr>
-        <w:rPr>
-          <w:lang w:val="en-GB"/>
-        </w:rPr>
-      </w:pPr>
-      <w:r>
-        <w:rPr>
-          <w:lang w:val="en-GB"/>
-        </w:rPr>
-        <w:t xml:space="preserve">-tests with devices, install </w:t>
-      </w:r>
-      <w:proofErr w:type="spellStart"/>
-      <w:r>
-        <w:rPr>
-          <w:lang w:val="en-GB"/>
-        </w:rPr>
-        <w:t>homeassistant</w:t>
-      </w:r>
-      <w:proofErr w:type="spellEnd"/>
+        <w:t>-change filepaths</w:t>
+      </w:r>
+    </w:p>
+    <w:p>
+      <w:pPr>
+        <w:rPr>
+          <w:lang w:val="en-GB"/>
+        </w:rPr>
+      </w:pPr>
+      <w:r>
+        <w:rPr>
+          <w:lang w:val="en-GB"/>
+        </w:rPr>
+        <w:t>-get BER Value to moongen</w:t>
+      </w:r>
+    </w:p>
+    <w:p>
+      <w:pPr>
+        <w:rPr>
+          <w:lang w:val="en-GB"/>
+        </w:rPr>
+      </w:pPr>
+      <w:r>
+        <w:rPr>
+          <w:lang w:val="en-GB"/>
+        </w:rPr>
+        <w:t>-tests with devices, install homeassistant</w:t>
+      </w:r>
     </w:p>
     <w:p>
       <w:pPr>
@@ -218,16 +194,8 @@
         <w:rPr>
           <w:lang w:val="en-GB"/>
         </w:rPr>
-        <w:t xml:space="preserve">-add UE Movement to </w:t>
-      </w:r>
-      <w:proofErr w:type="spellStart"/>
-      <w:r>
-        <w:rPr>
-          <w:lang w:val="en-GB"/>
-        </w:rPr>
-        <w:t>bNode</w:t>
-      </w:r>
-      <w:proofErr w:type="spellEnd"/>
+        <w:t>-add UE Movement to bNode</w:t>
+      </w:r>
     </w:p>
     <w:p>
       <w:pPr>
@@ -354,15 +322,20 @@
         <w:t>ssen Begriffe erklärt werden deren Bedeutung aus dem Namen hervorgehen?</w:t>
       </w:r>
     </w:p>
+    <w:p>
+      <w:r>
+        <w:t>-Arbeit gedruckt abgeben: wie viele Exemplare? Gebunden oder nicht?</w:t>
+      </w:r>
+    </w:p>
+    <w:p>
+      <w:r>
+        <w:t>-</w:t>
+      </w:r>
+    </w:p>
     <w:p/>
     <w:p>
-      <w:proofErr w:type="spellStart"/>
-      <w:r>
-        <w:t>To</w:t>
-      </w:r>
-      <w:proofErr w:type="spellEnd"/>
-      <w:r>
-        <w:t xml:space="preserve"> Do (schreiben):</w:t>
+      <w:r>
+        <w:t>To Do (schreiben):</w:t>
       </w:r>
     </w:p>
     <w:p>
@@ -389,23 +362,7 @@
         <w:t>-</w:t>
       </w:r>
       <w:r>
-        <w:t xml:space="preserve">etwas zu </w:t>
-      </w:r>
-      <w:proofErr w:type="spellStart"/>
-      <w:r>
-        <w:t>bluez</w:t>
-      </w:r>
-      <w:proofErr w:type="spellEnd"/>
-      <w:r>
-        <w:t xml:space="preserve"> und </w:t>
-      </w:r>
-      <w:proofErr w:type="spellStart"/>
-      <w:r>
-        <w:t>avahi-daemon</w:t>
-      </w:r>
-      <w:proofErr w:type="spellEnd"/>
-      <w:r>
-        <w:t xml:space="preserve"> schreiben</w:t>
+        <w:t>etwas zu bluez und avahi-daemon schreiben</w:t>
       </w:r>
     </w:p>
     <w:p>
@@ -415,15 +372,7 @@
     </w:p>
     <w:p>
       <w:r>
-        <w:t>-</w:t>
-      </w:r>
-      <w:proofErr w:type="spellStart"/>
-      <w:r>
-        <w:t>Sniffer</w:t>
-      </w:r>
-      <w:proofErr w:type="spellEnd"/>
-      <w:r>
-        <w:t xml:space="preserve"> erwähnen</w:t>
+        <w:t>-Sniffer erwähnen</w:t>
       </w:r>
     </w:p>
     <w:p/>
@@ -601,57 +550,7 @@
         <w:rPr>
           <w:lang w:val="en-GB"/>
         </w:rPr>
-        <w:t xml:space="preserve">-set rate of </w:t>
-      </w:r>
-      <w:proofErr w:type="spellStart"/>
-      <w:r>
-        <w:rPr>
-          <w:lang w:val="en-GB"/>
-        </w:rPr>
-        <w:t>TXQueue</w:t>
-      </w:r>
-      <w:proofErr w:type="spellEnd"/>
-      <w:r>
-        <w:rPr>
-          <w:lang w:val="en-GB"/>
-        </w:rPr>
-        <w:t xml:space="preserve"> with </w:t>
-      </w:r>
-      <w:proofErr w:type="spellStart"/>
-      <w:proofErr w:type="gramStart"/>
-      <w:r>
-        <w:rPr>
-          <w:lang w:val="en-GB"/>
-        </w:rPr>
-        <w:t>setRate</w:t>
-      </w:r>
-      <w:proofErr w:type="spellEnd"/>
-      <w:r>
-        <w:rPr>
-          <w:lang w:val="en-GB"/>
-        </w:rPr>
-        <w:t>(</w:t>
-      </w:r>
-      <w:proofErr w:type="gramEnd"/>
-      <w:r>
-        <w:rPr>
-          <w:lang w:val="en-GB"/>
-        </w:rPr>
-        <w:t>) (</w:t>
-      </w:r>
-      <w:proofErr w:type="spellStart"/>
-      <w:r>
-        <w:rPr>
-          <w:lang w:val="en-GB"/>
-        </w:rPr>
-        <w:t>device.lua</w:t>
-      </w:r>
-      <w:proofErr w:type="spellEnd"/>
-      <w:r>
-        <w:rPr>
-          <w:lang w:val="en-GB"/>
-        </w:rPr>
-        <w:t>)</w:t>
+        <w:t>-set rate of TXQueue with setRate() (device.lua)</w:t>
       </w:r>
     </w:p>
     <w:p>
@@ -671,15 +570,7 @@
     <w:p/>
     <w:p>
       <w:r>
-        <w:t xml:space="preserve">-Ergebnisse am Ende mit NS-3 und </w:t>
-      </w:r>
-      <w:proofErr w:type="spellStart"/>
-      <w:r>
-        <w:t>Omnet</w:t>
-      </w:r>
-      <w:proofErr w:type="spellEnd"/>
-      <w:r>
-        <w:t>++ vergleichen</w:t>
+        <w:t>-Ergebnisse am Ende mit NS-3 und Omnet++ vergleichen</w:t>
       </w:r>
       <w:r>
         <w:t>?</w:t>
@@ -851,21 +742,7 @@
         <w:rPr>
           <w:lang w:val="en-GB"/>
         </w:rPr>
-        <w:t>(</w:t>
-      </w:r>
-      <w:proofErr w:type="gramStart"/>
-      <w:r>
-        <w:rPr>
-          <w:lang w:val="en-GB"/>
-        </w:rPr>
-        <w:t>3.waits</w:t>
-      </w:r>
-      <w:proofErr w:type="gramEnd"/>
-      <w:r>
-        <w:rPr>
-          <w:lang w:val="en-GB"/>
-        </w:rPr>
-        <w:t xml:space="preserve"> for acknowledgement and resents if there is none)</w:t>
+        <w:t>(3.waits for acknowledgement and resents if there is none)</w:t>
       </w:r>
     </w:p>
     <w:p>

--- a/Notes.docx
+++ b/Notes.docx
@@ -373,6 +373,25 @@
     <w:p>
       <w:r>
         <w:t>-Sniffer erwähnen</w:t>
+      </w:r>
+    </w:p>
+    <w:p>
+      <w:r>
+        <w:t xml:space="preserve">-Einbauen dass BER sich </w:t>
+      </w:r>
+      <w:r>
+        <w:t>etwa mit RSS gedeckt hat</w:t>
+      </w:r>
+    </w:p>
+    <w:p>
+      <w:r>
+        <w:t>-siehe online Dokument</w:t>
+      </w:r>
+      <w:r>
+        <w:t xml:space="preserve"> </w:t>
+      </w:r>
+      <w:r>
+        <w:t>https://docs.google.com/document/d/1b3BYoqWrCAF6KWtdhI5FYrhYu8JYUh9DCPU0joEeZ4Y/edit?tab=t.0#heading=h.mo86ag2ahowb</w:t>
       </w:r>
     </w:p>
     <w:p/>

--- a/Notes.docx
+++ b/Notes.docx
@@ -129,34 +129,58 @@
         <w:rPr>
           <w:lang w:val="en-GB"/>
         </w:rPr>
-        <w:t>-change filepaths</w:t>
-      </w:r>
-    </w:p>
-    <w:p>
-      <w:pPr>
-        <w:rPr>
-          <w:lang w:val="en-GB"/>
-        </w:rPr>
-      </w:pPr>
-      <w:r>
-        <w:rPr>
-          <w:lang w:val="en-GB"/>
-        </w:rPr>
-        <w:t>-get BER Value to moongen</w:t>
-      </w:r>
-    </w:p>
-    <w:p>
-      <w:pPr>
-        <w:rPr>
-          <w:lang w:val="en-GB"/>
-        </w:rPr>
-      </w:pPr>
-      <w:r>
-        <w:rPr>
-          <w:lang w:val="en-GB"/>
-        </w:rPr>
-        <w:t>-tests with devices, install homeassistant</w:t>
-      </w:r>
+        <w:t xml:space="preserve">-change </w:t>
+      </w:r>
+      <w:proofErr w:type="spellStart"/>
+      <w:r>
+        <w:rPr>
+          <w:lang w:val="en-GB"/>
+        </w:rPr>
+        <w:t>filepaths</w:t>
+      </w:r>
+      <w:proofErr w:type="spellEnd"/>
+    </w:p>
+    <w:p>
+      <w:pPr>
+        <w:rPr>
+          <w:lang w:val="en-GB"/>
+        </w:rPr>
+      </w:pPr>
+      <w:r>
+        <w:rPr>
+          <w:lang w:val="en-GB"/>
+        </w:rPr>
+        <w:t xml:space="preserve">-get BER Value to </w:t>
+      </w:r>
+      <w:proofErr w:type="spellStart"/>
+      <w:r>
+        <w:rPr>
+          <w:lang w:val="en-GB"/>
+        </w:rPr>
+        <w:t>moongen</w:t>
+      </w:r>
+      <w:proofErr w:type="spellEnd"/>
+    </w:p>
+    <w:p>
+      <w:pPr>
+        <w:rPr>
+          <w:lang w:val="en-GB"/>
+        </w:rPr>
+      </w:pPr>
+      <w:r>
+        <w:rPr>
+          <w:lang w:val="en-GB"/>
+        </w:rPr>
+        <w:t xml:space="preserve">-tests with devices, install </w:t>
+      </w:r>
+      <w:proofErr w:type="spellStart"/>
+      <w:r>
+        <w:rPr>
+          <w:lang w:val="en-GB"/>
+        </w:rPr>
+        <w:t>homeassistant</w:t>
+      </w:r>
+      <w:proofErr w:type="spellEnd"/>
     </w:p>
     <w:p>
       <w:pPr>
@@ -194,8 +218,16 @@
         <w:rPr>
           <w:lang w:val="en-GB"/>
         </w:rPr>
-        <w:t>-add UE Movement to bNode</w:t>
-      </w:r>
+        <w:t xml:space="preserve">-add UE Movement to </w:t>
+      </w:r>
+      <w:proofErr w:type="spellStart"/>
+      <w:r>
+        <w:rPr>
+          <w:lang w:val="en-GB"/>
+        </w:rPr>
+        <w:t>bNode</w:t>
+      </w:r>
+      <w:proofErr w:type="spellEnd"/>
     </w:p>
     <w:p>
       <w:pPr>
@@ -321,6 +353,9 @@
       <w:r>
         <w:t>ssen Begriffe erklärt werden deren Bedeutung aus dem Namen hervorgehen?</w:t>
       </w:r>
+      <w:r>
+        <w:t xml:space="preserve"> -Nein</w:t>
+      </w:r>
     </w:p>
     <w:p>
       <w:r>
@@ -334,8 +369,13 @@
     </w:p>
     <w:p/>
     <w:p>
-      <w:r>
-        <w:t>To Do (schreiben):</w:t>
+      <w:proofErr w:type="spellStart"/>
+      <w:r>
+        <w:t>To</w:t>
+      </w:r>
+      <w:proofErr w:type="spellEnd"/>
+      <w:r>
+        <w:t xml:space="preserve"> Do (schreiben):</w:t>
       </w:r>
     </w:p>
     <w:p>
@@ -362,7 +402,23 @@
         <w:t>-</w:t>
       </w:r>
       <w:r>
-        <w:t>etwas zu bluez und avahi-daemon schreiben</w:t>
+        <w:t xml:space="preserve">etwas zu </w:t>
+      </w:r>
+      <w:proofErr w:type="spellStart"/>
+      <w:r>
+        <w:t>bluez</w:t>
+      </w:r>
+      <w:proofErr w:type="spellEnd"/>
+      <w:r>
+        <w:t xml:space="preserve"> und </w:t>
+      </w:r>
+      <w:proofErr w:type="spellStart"/>
+      <w:r>
+        <w:t>avahi-daemon</w:t>
+      </w:r>
+      <w:proofErr w:type="spellEnd"/>
+      <w:r>
+        <w:t xml:space="preserve"> schreiben</w:t>
       </w:r>
     </w:p>
     <w:p>
@@ -372,12 +428,28 @@
     </w:p>
     <w:p>
       <w:r>
-        <w:t>-Sniffer erwähnen</w:t>
-      </w:r>
-    </w:p>
-    <w:p>
-      <w:r>
-        <w:t xml:space="preserve">-Einbauen dass BER sich </w:t>
+        <w:t>-</w:t>
+      </w:r>
+      <w:proofErr w:type="spellStart"/>
+      <w:r>
+        <w:t>Sniffer</w:t>
+      </w:r>
+      <w:proofErr w:type="spellEnd"/>
+      <w:r>
+        <w:t xml:space="preserve"> erwähnen</w:t>
+      </w:r>
+    </w:p>
+    <w:p>
+      <w:r>
+        <w:t>-</w:t>
+      </w:r>
+      <w:proofErr w:type="gramStart"/>
+      <w:r>
+        <w:t>Einbauen</w:t>
+      </w:r>
+      <w:proofErr w:type="gramEnd"/>
+      <w:r>
+        <w:t xml:space="preserve"> dass BER sich </w:t>
       </w:r>
       <w:r>
         <w:t>etwa mit RSS gedeckt hat</w:t>
@@ -390,8 +462,55 @@
       <w:r>
         <w:t xml:space="preserve"> </w:t>
       </w:r>
-      <w:r>
-        <w:t>https://docs.google.com/document/d/1b3BYoqWrCAF6KWtdhI5FYrhYu8JYUh9DCPU0joEeZ4Y/edit?tab=t.0#heading=h.mo86ag2ahowb</w:t>
+      <w:hyperlink r:id="rId5" w:history="1">
+        <w:r>
+          <w:rPr>
+            <w:rStyle w:val="Hyperlink"/>
+          </w:rPr>
+          <w:t>https://docs.google.com/document/d/1b3BYoqWrCAF6KWtdhI5FYrhYu8JYUh9DCPU0joEeZ4Y/edit?tab=t.0#heading=h.mo86ag2ahowb</w:t>
+        </w:r>
+      </w:hyperlink>
+    </w:p>
+    <w:p>
+      <w:r>
+        <w:t xml:space="preserve">-Unterschied zwischen Lius und meiner Verwendung von </w:t>
+      </w:r>
+      <w:proofErr w:type="spellStart"/>
+      <w:r>
+        <w:t>MoonLynq</w:t>
+      </w:r>
+      <w:proofErr w:type="spellEnd"/>
+      <w:r>
+        <w:t xml:space="preserve"> offene Fläche/Stadt </w:t>
+      </w:r>
+      <w:proofErr w:type="spellStart"/>
+      <w:r>
+        <w:t>vs</w:t>
+      </w:r>
+      <w:proofErr w:type="spellEnd"/>
+      <w:r>
+        <w:t xml:space="preserve"> kleiner Raum</w:t>
+      </w:r>
+    </w:p>
+    <w:p>
+      <w:r>
+        <w:t>-in Änderungen: drei statt zwei Geräte um den Einfluss der Interferenz besser zu simulieren</w:t>
+      </w:r>
+    </w:p>
+    <w:p>
+      <w:r>
+        <w:t xml:space="preserve">-Änderungen in Unity hauptsächlich Anpassung der Parameter und Änderung der Verbindungsrelevanten Dinge </w:t>
+      </w:r>
+    </w:p>
+    <w:p>
+      <w:r>
+        <w:t>-</w:t>
+      </w:r>
+      <w:r>
+        <w:t>In Messungen die überstehende Zeile ändern</w:t>
+      </w:r>
+      <w:r>
+        <w:t xml:space="preserve"> (mit \\)</w:t>
       </w:r>
     </w:p>
     <w:p/>
@@ -537,6 +656,7 @@
         <w:rPr>
           <w:lang w:val="en-GB"/>
         </w:rPr>
+        <w:lastRenderedPageBreak/>
         <w:t>-</w:t>
       </w:r>
       <w:r>
@@ -569,7 +689,57 @@
         <w:rPr>
           <w:lang w:val="en-GB"/>
         </w:rPr>
-        <w:t>-set rate of TXQueue with setRate() (device.lua)</w:t>
+        <w:t xml:space="preserve">-set rate of </w:t>
+      </w:r>
+      <w:proofErr w:type="spellStart"/>
+      <w:r>
+        <w:rPr>
+          <w:lang w:val="en-GB"/>
+        </w:rPr>
+        <w:t>TXQueue</w:t>
+      </w:r>
+      <w:proofErr w:type="spellEnd"/>
+      <w:r>
+        <w:rPr>
+          <w:lang w:val="en-GB"/>
+        </w:rPr>
+        <w:t xml:space="preserve"> with </w:t>
+      </w:r>
+      <w:proofErr w:type="spellStart"/>
+      <w:proofErr w:type="gramStart"/>
+      <w:r>
+        <w:rPr>
+          <w:lang w:val="en-GB"/>
+        </w:rPr>
+        <w:t>setRate</w:t>
+      </w:r>
+      <w:proofErr w:type="spellEnd"/>
+      <w:r>
+        <w:rPr>
+          <w:lang w:val="en-GB"/>
+        </w:rPr>
+        <w:t>(</w:t>
+      </w:r>
+      <w:proofErr w:type="gramEnd"/>
+      <w:r>
+        <w:rPr>
+          <w:lang w:val="en-GB"/>
+        </w:rPr>
+        <w:t>) (</w:t>
+      </w:r>
+      <w:proofErr w:type="spellStart"/>
+      <w:r>
+        <w:rPr>
+          <w:lang w:val="en-GB"/>
+        </w:rPr>
+        <w:t>device.lua</w:t>
+      </w:r>
+      <w:proofErr w:type="spellEnd"/>
+      <w:r>
+        <w:rPr>
+          <w:lang w:val="en-GB"/>
+        </w:rPr>
+        <w:t>)</w:t>
       </w:r>
     </w:p>
     <w:p>
@@ -589,7 +759,15 @@
     <w:p/>
     <w:p>
       <w:r>
-        <w:t>-Ergebnisse am Ende mit NS-3 und Omnet++ vergleichen</w:t>
+        <w:t xml:space="preserve">-Ergebnisse am Ende mit NS-3 und </w:t>
+      </w:r>
+      <w:proofErr w:type="spellStart"/>
+      <w:r>
+        <w:t>Omnet</w:t>
+      </w:r>
+      <w:proofErr w:type="spellEnd"/>
+      <w:r>
+        <w:t>++ vergleichen</w:t>
       </w:r>
       <w:r>
         <w:t>?</w:t>
@@ -666,7 +844,7 @@
                     <pic:cNvPicPr/>
                   </pic:nvPicPr>
                   <pic:blipFill>
-                    <a:blip r:embed="rId5"/>
+                    <a:blip r:embed="rId6"/>
                     <a:stretch>
                       <a:fillRect/>
                     </a:stretch>
@@ -761,7 +939,21 @@
         <w:rPr>
           <w:lang w:val="en-GB"/>
         </w:rPr>
-        <w:t>(3.waits for acknowledgement and resents if there is none)</w:t>
+        <w:t>(</w:t>
+      </w:r>
+      <w:proofErr w:type="gramStart"/>
+      <w:r>
+        <w:rPr>
+          <w:lang w:val="en-GB"/>
+        </w:rPr>
+        <w:t>3.waits</w:t>
+      </w:r>
+      <w:proofErr w:type="gramEnd"/>
+      <w:r>
+        <w:rPr>
+          <w:lang w:val="en-GB"/>
+        </w:rPr>
+        <w:t xml:space="preserve"> for acknowledgement and resents if there is none)</w:t>
       </w:r>
     </w:p>
     <w:p>
@@ -875,7 +1067,7 @@
                     <pic:cNvPicPr/>
                   </pic:nvPicPr>
                   <pic:blipFill>
-                    <a:blip r:embed="rId6"/>
+                    <a:blip r:embed="rId7"/>
                     <a:stretch>
                       <a:fillRect/>
                     </a:stretch>
@@ -1859,6 +2051,29 @@
       <w:spacing w:val="5"/>
     </w:rPr>
   </w:style>
+  <w:style w:type="character" w:styleId="Hyperlink">
+    <w:name w:val="Hyperlink"/>
+    <w:basedOn w:val="Absatz-Standardschriftart"/>
+    <w:uiPriority w:val="99"/>
+    <w:unhideWhenUsed/>
+    <w:rsid w:val="004F185F"/>
+    <w:rPr>
+      <w:color w:val="0563C1" w:themeColor="hyperlink"/>
+      <w:u w:val="single"/>
+    </w:rPr>
+  </w:style>
+  <w:style w:type="character" w:styleId="NichtaufgelsteErwhnung">
+    <w:name w:val="Unresolved Mention"/>
+    <w:basedOn w:val="Absatz-Standardschriftart"/>
+    <w:uiPriority w:val="99"/>
+    <w:semiHidden/>
+    <w:unhideWhenUsed/>
+    <w:rsid w:val="004F185F"/>
+    <w:rPr>
+      <w:color w:val="605E5C"/>
+      <w:shd w:val="clear" w:color="auto" w:fill="E1DFDD"/>
+    </w:rPr>
+  </w:style>
 </w:styles>
 </file>
 

--- a/Notes.docx
+++ b/Notes.docx
@@ -347,19 +347,13 @@
       <w:r>
         <w:t>-</w:t>
       </w:r>
-      <w:r>
-        <w:t>mü</w:t>
-      </w:r>
-      <w:r>
-        <w:t>ssen Begriffe erklärt werden deren Bedeutung aus dem Namen hervorgehen?</w:t>
-      </w:r>
-      <w:r>
-        <w:t xml:space="preserve"> -Nein</w:t>
-      </w:r>
-    </w:p>
-    <w:p>
-      <w:r>
-        <w:t>-Arbeit gedruckt abgeben: wie viele Exemplare? Gebunden oder nicht?</w:t>
+      <w:proofErr w:type="spellStart"/>
+      <w:r>
+        <w:t>Colophon</w:t>
+      </w:r>
+      <w:proofErr w:type="spellEnd"/>
+      <w:r>
+        <w:t xml:space="preserve"> drin lassen?</w:t>
       </w:r>
     </w:p>
     <w:p>
@@ -462,7 +456,7 @@
       <w:r>
         <w:t xml:space="preserve"> </w:t>
       </w:r>
-      <w:hyperlink r:id="rId5" w:history="1">
+      <w:hyperlink r:id="rId6" w:anchor="heading=h.mo86ag2ahowb" w:history="1">
         <w:r>
           <w:rPr>
             <w:rStyle w:val="Hyperlink"/>
@@ -516,7 +510,15 @@
     <w:p/>
     <w:p/>
     <w:p>
-      <w:r>
+      <w:pPr>
+        <w:rPr>
+          <w:lang w:val="en-GB"/>
+        </w:rPr>
+      </w:pPr>
+      <w:r>
+        <w:rPr>
+          <w:lang w:val="en-GB"/>
+        </w:rPr>
         <w:t>Notes:</w:t>
       </w:r>
     </w:p>
@@ -656,26 +658,26 @@
         <w:rPr>
           <w:lang w:val="en-GB"/>
         </w:rPr>
+        <w:t>-</w:t>
+      </w:r>
+      <w:r>
+        <w:rPr>
+          <w:lang w:val="en-GB"/>
+        </w:rPr>
+        <w:t>Table 70—MAC sublayer constants</w:t>
+      </w:r>
+    </w:p>
+    <w:p>
+      <w:pPr>
+        <w:rPr>
+          <w:lang w:val="en-GB"/>
+        </w:rPr>
+      </w:pPr>
+      <w:r>
+        <w:rPr>
+          <w:lang w:val="en-GB"/>
+        </w:rPr>
         <w:lastRenderedPageBreak/>
-        <w:t>-</w:t>
-      </w:r>
-      <w:r>
-        <w:rPr>
-          <w:lang w:val="en-GB"/>
-        </w:rPr>
-        <w:t>Table 70—MAC sublayer constants</w:t>
-      </w:r>
-    </w:p>
-    <w:p>
-      <w:pPr>
-        <w:rPr>
-          <w:lang w:val="en-GB"/>
-        </w:rPr>
-      </w:pPr>
-      <w:r>
-        <w:rPr>
-          <w:lang w:val="en-GB"/>
-        </w:rPr>
         <w:t>-max. transmission power S. 668 des Standards</w:t>
       </w:r>
     </w:p>
@@ -844,7 +846,7 @@
                     <pic:cNvPicPr/>
                   </pic:nvPicPr>
                   <pic:blipFill>
-                    <a:blip r:embed="rId6"/>
+                    <a:blip r:embed="rId7"/>
                     <a:stretch>
                       <a:fillRect/>
                     </a:stretch>
@@ -1067,7 +1069,7 @@
                     <pic:cNvPicPr/>
                   </pic:nvPicPr>
                   <pic:blipFill>
-                    <a:blip r:embed="rId7"/>
+                    <a:blip r:embed="rId8"/>
                     <a:stretch>
                       <a:fillRect/>
                     </a:stretch>
@@ -1119,12 +1121,802 @@
           <w:lang w:val="en-GB"/>
         </w:rPr>
       </w:pPr>
-      <w:r>
-        <w:rPr>
-          <w:lang w:val="en-GB"/>
-        </w:rPr>
-        <w:t>https://de.wikipedia.org/wiki/IEEE_802.15.4</w:t>
-      </w:r>
+      <w:hyperlink r:id="rId9" w:history="1">
+        <w:r>
+          <w:rPr>
+            <w:rStyle w:val="Hyperlink"/>
+            <w:lang w:val="en-GB"/>
+          </w:rPr>
+          <w:t>https://de.wikipedia.org/wiki/IEEE_802.15.4</w:t>
+        </w:r>
+      </w:hyperlink>
+    </w:p>
+    <w:p>
+      <w:pPr>
+        <w:jc w:val="both"/>
+        <w:rPr>
+          <w:lang w:val="en-GB"/>
+        </w:rPr>
+      </w:pPr>
+    </w:p>
+    <w:p>
+      <w:pPr>
+        <w:jc w:val="both"/>
+        <w:rPr>
+          <w:lang w:val="en-GB"/>
+        </w:rPr>
+      </w:pPr>
+    </w:p>
+    <w:p>
+      <w:pPr>
+        <w:jc w:val="both"/>
+        <w:rPr>
+          <w:lang w:val="en-GB"/>
+        </w:rPr>
+      </w:pPr>
+    </w:p>
+    <w:p>
+      <w:pPr>
+        <w:jc w:val="both"/>
+        <w:rPr>
+          <w:lang w:val="en-GB"/>
+        </w:rPr>
+      </w:pPr>
+    </w:p>
+    <w:p>
+      <w:pPr>
+        <w:jc w:val="both"/>
+        <w:rPr>
+          <w:lang w:val="en-GB"/>
+        </w:rPr>
+      </w:pPr>
+    </w:p>
+    <w:p>
+      <w:pPr>
+        <w:jc w:val="both"/>
+        <w:rPr>
+          <w:lang w:val="en-GB"/>
+        </w:rPr>
+      </w:pPr>
+    </w:p>
+    <w:p>
+      <w:pPr>
+        <w:jc w:val="both"/>
+        <w:rPr>
+          <w:lang w:val="en-GB"/>
+        </w:rPr>
+      </w:pPr>
+    </w:p>
+    <w:p>
+      <w:pPr>
+        <w:jc w:val="both"/>
+        <w:rPr>
+          <w:lang w:val="en-GB"/>
+        </w:rPr>
+      </w:pPr>
+    </w:p>
+    <w:p>
+      <w:pPr>
+        <w:jc w:val="both"/>
+        <w:rPr>
+          <w:lang w:val="en-GB"/>
+        </w:rPr>
+      </w:pPr>
+    </w:p>
+    <w:p>
+      <w:pPr>
+        <w:jc w:val="both"/>
+        <w:rPr>
+          <w:lang w:val="en-GB"/>
+        </w:rPr>
+      </w:pPr>
+    </w:p>
+    <w:p>
+      <w:pPr>
+        <w:jc w:val="both"/>
+        <w:rPr>
+          <w:b/>
+          <w:bCs/>
+        </w:rPr>
+      </w:pPr>
+      <w:proofErr w:type="spellStart"/>
+      <w:r>
+        <w:t>To</w:t>
+      </w:r>
+      <w:proofErr w:type="spellEnd"/>
+      <w:r>
+        <w:t xml:space="preserve"> Do:</w:t>
+      </w:r>
+    </w:p>
+    <w:p>
+      <w:pPr>
+        <w:jc w:val="both"/>
+        <w:rPr>
+          <w:b/>
+          <w:bCs/>
+        </w:rPr>
+      </w:pPr>
+      <w:r>
+        <w:lastRenderedPageBreak/>
+        <w:t>Plots</w:t>
+      </w:r>
+    </w:p>
+    <w:p>
+      <w:pPr>
+        <w:numPr>
+          <w:ilvl w:val="0"/>
+          <w:numId w:val="1"/>
+        </w:numPr>
+        <w:jc w:val="both"/>
+        <w:rPr>
+          <w:lang w:val="en-GB"/>
+        </w:rPr>
+      </w:pPr>
+      <w:r>
+        <w:rPr>
+          <w:lang w:val="en-GB"/>
+        </w:rPr>
+        <w:t>Plot of predicted and measured RSS per location</w:t>
+      </w:r>
+      <w:r>
+        <w:rPr>
+          <w:lang w:val="en-GB"/>
+        </w:rPr>
+        <w:t xml:space="preserve"> </w:t>
+      </w:r>
+      <w:r>
+        <w:rPr>
+          <w:lang w:val="en-GB"/>
+        </w:rPr>
+        <w:sym w:font="Wingdings 2" w:char="F050"/>
+      </w:r>
+    </w:p>
+    <w:p>
+      <w:pPr>
+        <w:numPr>
+          <w:ilvl w:val="0"/>
+          <w:numId w:val="1"/>
+        </w:numPr>
+        <w:jc w:val="both"/>
+        <w:rPr>
+          <w:lang w:val="en-GB"/>
+        </w:rPr>
+      </w:pPr>
+      <w:r>
+        <w:rPr>
+          <w:lang w:val="en-GB"/>
+        </w:rPr>
+        <w:t xml:space="preserve">Plot of </w:t>
+      </w:r>
+      <w:proofErr w:type="spellStart"/>
+      <w:r>
+        <w:rPr>
+          <w:lang w:val="en-GB"/>
+        </w:rPr>
+        <w:t>Durchsatz</w:t>
+      </w:r>
+      <w:proofErr w:type="spellEnd"/>
+      <w:r>
+        <w:rPr>
+          <w:lang w:val="en-GB"/>
+        </w:rPr>
+        <w:t xml:space="preserve"> vs interference at 4 locations</w:t>
+      </w:r>
+      <w:r>
+        <w:rPr>
+          <w:lang w:val="en-GB"/>
+        </w:rPr>
+        <w:sym w:font="Wingdings 2" w:char="F050"/>
+      </w:r>
+    </w:p>
+    <w:p>
+      <w:pPr>
+        <w:jc w:val="both"/>
+        <w:rPr>
+          <w:lang w:val="en-GB"/>
+        </w:rPr>
+      </w:pPr>
+    </w:p>
+    <w:p>
+      <w:pPr>
+        <w:jc w:val="both"/>
+        <w:rPr>
+          <w:b/>
+          <w:bCs/>
+        </w:rPr>
+      </w:pPr>
+      <w:r>
+        <w:t>Work</w:t>
+      </w:r>
+    </w:p>
+    <w:p>
+      <w:pPr>
+        <w:numPr>
+          <w:ilvl w:val="0"/>
+          <w:numId w:val="2"/>
+        </w:numPr>
+        <w:jc w:val="both"/>
+        <w:rPr>
+          <w:lang w:val="en-GB"/>
+        </w:rPr>
+      </w:pPr>
+      <w:r>
+        <w:rPr>
+          <w:lang w:val="en-GB"/>
+        </w:rPr>
+        <w:t>Experiment with Unity throughput vs interference to match the last measurement we did</w:t>
+      </w:r>
+    </w:p>
+    <w:p>
+      <w:pPr>
+        <w:numPr>
+          <w:ilvl w:val="0"/>
+          <w:numId w:val="2"/>
+        </w:numPr>
+        <w:jc w:val="both"/>
+      </w:pPr>
+      <w:r>
+        <w:t xml:space="preserve">(and </w:t>
+      </w:r>
+      <w:proofErr w:type="spellStart"/>
+      <w:r>
+        <w:t>then</w:t>
+      </w:r>
+      <w:proofErr w:type="spellEnd"/>
+      <w:r>
+        <w:t xml:space="preserve"> </w:t>
+      </w:r>
+      <w:proofErr w:type="spellStart"/>
+      <w:r>
+        <w:t>plot</w:t>
+      </w:r>
+      <w:proofErr w:type="spellEnd"/>
+      <w:r>
+        <w:t xml:space="preserve"> </w:t>
+      </w:r>
+      <w:proofErr w:type="spellStart"/>
+      <w:r>
+        <w:t>results</w:t>
+      </w:r>
+      <w:proofErr w:type="spellEnd"/>
+      <w:r>
+        <w:t>)</w:t>
+      </w:r>
+    </w:p>
+    <w:p>
+      <w:pPr>
+        <w:jc w:val="both"/>
+      </w:pPr>
+    </w:p>
+    <w:p>
+      <w:pPr>
+        <w:jc w:val="both"/>
+        <w:rPr>
+          <w:b/>
+          <w:bCs/>
+        </w:rPr>
+      </w:pPr>
+      <w:r>
+        <w:t>Writing</w:t>
+      </w:r>
+    </w:p>
+    <w:p>
+      <w:pPr>
+        <w:numPr>
+          <w:ilvl w:val="0"/>
+          <w:numId w:val="3"/>
+        </w:numPr>
+        <w:jc w:val="both"/>
+        <w:rPr>
+          <w:lang w:val="en-GB"/>
+        </w:rPr>
+      </w:pPr>
+      <w:r>
+        <w:rPr>
+          <w:lang w:val="en-GB"/>
+        </w:rPr>
+        <w:t>Remove Latin gibberish and filler stuff</w:t>
+      </w:r>
+      <w:r>
+        <w:rPr>
+          <w:lang w:val="en-GB"/>
+        </w:rPr>
+        <w:sym w:font="Wingdings 2" w:char="F050"/>
+      </w:r>
+    </w:p>
+    <w:p>
+      <w:pPr>
+        <w:numPr>
+          <w:ilvl w:val="0"/>
+          <w:numId w:val="3"/>
+        </w:numPr>
+        <w:jc w:val="both"/>
+      </w:pPr>
+      <w:r>
+        <w:t>Motivation:</w:t>
+      </w:r>
+    </w:p>
+    <w:p>
+      <w:pPr>
+        <w:numPr>
+          <w:ilvl w:val="1"/>
+          <w:numId w:val="3"/>
+        </w:numPr>
+        <w:jc w:val="both"/>
+        <w:rPr>
+          <w:lang w:val="en-GB"/>
+        </w:rPr>
+      </w:pPr>
+      <w:r>
+        <w:rPr>
+          <w:lang w:val="en-GB"/>
+        </w:rPr>
+        <w:t>Doing real experiments is time consuming and expensive</w:t>
+      </w:r>
+    </w:p>
+    <w:p>
+      <w:pPr>
+        <w:numPr>
+          <w:ilvl w:val="1"/>
+          <w:numId w:val="3"/>
+        </w:numPr>
+        <w:jc w:val="both"/>
+        <w:rPr>
+          <w:lang w:val="en-GB"/>
+        </w:rPr>
+      </w:pPr>
+      <w:r>
+        <w:rPr>
+          <w:lang w:val="en-GB"/>
+        </w:rPr>
+        <w:t>Testbeds make development and experimentation easy and cheaper</w:t>
+      </w:r>
+    </w:p>
+    <w:p>
+      <w:pPr>
+        <w:numPr>
+          <w:ilvl w:val="1"/>
+          <w:numId w:val="3"/>
+        </w:numPr>
+        <w:jc w:val="both"/>
+        <w:rPr>
+          <w:lang w:val="en-GB"/>
+        </w:rPr>
+      </w:pPr>
+      <w:r>
+        <w:rPr>
+          <w:lang w:val="en-GB"/>
+        </w:rPr>
+        <w:t>But testbeds must be realistic.  Especially when they are for something so specialized as 802.15.4.</w:t>
+      </w:r>
+    </w:p>
+    <w:p>
+      <w:pPr>
+        <w:numPr>
+          <w:ilvl w:val="0"/>
+          <w:numId w:val="3"/>
+        </w:numPr>
+        <w:jc w:val="both"/>
+      </w:pPr>
+      <w:r>
+        <w:t>Grundlagen</w:t>
+      </w:r>
+    </w:p>
+    <w:p>
+      <w:pPr>
+        <w:numPr>
+          <w:ilvl w:val="1"/>
+          <w:numId w:val="3"/>
+        </w:numPr>
+        <w:jc w:val="both"/>
+      </w:pPr>
+      <w:proofErr w:type="spellStart"/>
+      <w:r>
+        <w:t>Moonlynq</w:t>
+      </w:r>
+      <w:proofErr w:type="spellEnd"/>
+    </w:p>
+    <w:p>
+      <w:pPr>
+        <w:numPr>
+          <w:ilvl w:val="2"/>
+          <w:numId w:val="3"/>
+        </w:numPr>
+        <w:jc w:val="both"/>
+      </w:pPr>
+      <w:r>
+        <w:t xml:space="preserve">2 </w:t>
+      </w:r>
+      <w:proofErr w:type="spellStart"/>
+      <w:r>
+        <w:t>main</w:t>
+      </w:r>
+      <w:proofErr w:type="spellEnd"/>
+      <w:r>
+        <w:t xml:space="preserve"> </w:t>
+      </w:r>
+      <w:proofErr w:type="spellStart"/>
+      <w:r>
+        <w:t>parts</w:t>
+      </w:r>
+      <w:proofErr w:type="spellEnd"/>
+    </w:p>
+    <w:p>
+      <w:pPr>
+        <w:numPr>
+          <w:ilvl w:val="2"/>
+          <w:numId w:val="3"/>
+        </w:numPr>
+        <w:jc w:val="both"/>
+      </w:pPr>
+      <w:proofErr w:type="spellStart"/>
+      <w:r>
+        <w:t>realistic</w:t>
+      </w:r>
+      <w:proofErr w:type="spellEnd"/>
+      <w:r>
+        <w:t xml:space="preserve"> </w:t>
+      </w:r>
+      <w:proofErr w:type="spellStart"/>
+      <w:r>
+        <w:t>model</w:t>
+      </w:r>
+      <w:proofErr w:type="spellEnd"/>
+      <w:r>
+        <w:t xml:space="preserve"> </w:t>
+      </w:r>
+      <w:proofErr w:type="spellStart"/>
+      <w:r>
+        <w:t>of</w:t>
+      </w:r>
+      <w:proofErr w:type="spellEnd"/>
+      <w:r>
+        <w:t xml:space="preserve"> </w:t>
+      </w:r>
+      <w:proofErr w:type="spellStart"/>
+      <w:r>
+        <w:t>the</w:t>
+      </w:r>
+      <w:proofErr w:type="spellEnd"/>
+      <w:r>
+        <w:t xml:space="preserve"> </w:t>
+      </w:r>
+      <w:proofErr w:type="spellStart"/>
+      <w:r>
+        <w:t>worlsd</w:t>
+      </w:r>
+      <w:proofErr w:type="spellEnd"/>
+    </w:p>
+    <w:p>
+      <w:pPr>
+        <w:numPr>
+          <w:ilvl w:val="2"/>
+          <w:numId w:val="3"/>
+        </w:numPr>
+        <w:jc w:val="both"/>
+      </w:pPr>
+      <w:proofErr w:type="spellStart"/>
+      <w:r>
+        <w:t>Worldmodel</w:t>
+      </w:r>
+      <w:proofErr w:type="spellEnd"/>
+      <w:r>
+        <w:t xml:space="preserve"> --&gt; SNR/RSS --&gt; CQI --&gt; MCS --&gt;</w:t>
+      </w:r>
+      <w:proofErr w:type="spellStart"/>
+      <w:r>
+        <w:t>durchsatz</w:t>
+      </w:r>
+      <w:proofErr w:type="spellEnd"/>
+    </w:p>
+    <w:p>
+      <w:pPr>
+        <w:numPr>
+          <w:ilvl w:val="2"/>
+          <w:numId w:val="3"/>
+        </w:numPr>
+        <w:jc w:val="both"/>
+        <w:rPr>
+          <w:lang w:val="en-GB"/>
+        </w:rPr>
+      </w:pPr>
+      <w:r>
+        <w:rPr>
+          <w:lang w:val="en-GB"/>
+        </w:rPr>
+        <w:t>MCS + SNR/RSS --&gt; loss rate etc</w:t>
+      </w:r>
+    </w:p>
+    <w:p>
+      <w:pPr>
+        <w:numPr>
+          <w:ilvl w:val="2"/>
+          <w:numId w:val="3"/>
+        </w:numPr>
+        <w:jc w:val="both"/>
+      </w:pPr>
+      <w:r>
+        <w:t xml:space="preserve">HARQ </w:t>
+      </w:r>
+      <w:proofErr w:type="spellStart"/>
+      <w:r>
+        <w:t>implementation</w:t>
+      </w:r>
+      <w:proofErr w:type="spellEnd"/>
+    </w:p>
+    <w:p>
+      <w:pPr>
+        <w:numPr>
+          <w:ilvl w:val="2"/>
+          <w:numId w:val="3"/>
+        </w:numPr>
+        <w:jc w:val="both"/>
+      </w:pPr>
+      <w:r>
+        <w:t xml:space="preserve">Include a </w:t>
+      </w:r>
+      <w:proofErr w:type="spellStart"/>
+      <w:r>
+        <w:t>picture</w:t>
+      </w:r>
+      <w:proofErr w:type="spellEnd"/>
+    </w:p>
+    <w:p>
+      <w:pPr>
+        <w:numPr>
+          <w:ilvl w:val="1"/>
+          <w:numId w:val="3"/>
+        </w:numPr>
+        <w:jc w:val="both"/>
+      </w:pPr>
+      <w:proofErr w:type="spellStart"/>
+      <w:r>
+        <w:t>Openthread</w:t>
+      </w:r>
+      <w:proofErr w:type="spellEnd"/>
+    </w:p>
+    <w:p>
+      <w:pPr>
+        <w:numPr>
+          <w:ilvl w:val="1"/>
+          <w:numId w:val="3"/>
+        </w:numPr>
+        <w:jc w:val="both"/>
+      </w:pPr>
+      <w:proofErr w:type="spellStart"/>
+      <w:r>
+        <w:t>Emulab</w:t>
+      </w:r>
+      <w:proofErr w:type="spellEnd"/>
+    </w:p>
+    <w:p>
+      <w:pPr>
+        <w:numPr>
+          <w:ilvl w:val="0"/>
+          <w:numId w:val="3"/>
+        </w:numPr>
+        <w:jc w:val="both"/>
+      </w:pPr>
+      <w:proofErr w:type="spellStart"/>
+      <w:r>
+        <w:t>Related</w:t>
+      </w:r>
+      <w:proofErr w:type="spellEnd"/>
+      <w:r>
+        <w:t xml:space="preserve"> </w:t>
+      </w:r>
+      <w:proofErr w:type="spellStart"/>
+      <w:r>
+        <w:t>work</w:t>
+      </w:r>
+      <w:proofErr w:type="spellEnd"/>
+      <w:r>
+        <w:t>?</w:t>
+      </w:r>
+    </w:p>
+    <w:p>
+      <w:pPr>
+        <w:numPr>
+          <w:ilvl w:val="1"/>
+          <w:numId w:val="3"/>
+        </w:numPr>
+        <w:jc w:val="both"/>
+        <w:rPr>
+          <w:lang w:val="en-GB"/>
+        </w:rPr>
+      </w:pPr>
+      <w:r>
+        <w:rPr>
+          <w:lang w:val="en-GB"/>
+        </w:rPr>
+        <w:t>Other 802.15.4 emulators/simulators (refs above)</w:t>
+      </w:r>
+    </w:p>
+    <w:p>
+      <w:pPr>
+        <w:numPr>
+          <w:ilvl w:val="1"/>
+          <w:numId w:val="3"/>
+        </w:numPr>
+        <w:jc w:val="both"/>
+        <w:rPr>
+          <w:lang w:val="en-GB"/>
+        </w:rPr>
+      </w:pPr>
+      <w:r>
+        <w:rPr>
+          <w:lang w:val="en-GB"/>
+        </w:rPr>
+        <w:t>estimates and measurement of 802.15.4 throughput (refs above)</w:t>
+      </w:r>
+    </w:p>
+    <w:p>
+      <w:pPr>
+        <w:numPr>
+          <w:ilvl w:val="1"/>
+          <w:numId w:val="3"/>
+        </w:numPr>
+        <w:jc w:val="both"/>
+      </w:pPr>
+      <w:r>
+        <w:t xml:space="preserve">Liu </w:t>
+      </w:r>
+      <w:proofErr w:type="spellStart"/>
+      <w:r>
+        <w:t>section</w:t>
+      </w:r>
+      <w:proofErr w:type="spellEnd"/>
+      <w:r>
+        <w:t xml:space="preserve"> 1.1</w:t>
+      </w:r>
+    </w:p>
+    <w:p>
+      <w:pPr>
+        <w:numPr>
+          <w:ilvl w:val="0"/>
+          <w:numId w:val="3"/>
+        </w:numPr>
+        <w:jc w:val="both"/>
+      </w:pPr>
+      <w:r>
+        <w:t>Messungen</w:t>
+      </w:r>
+    </w:p>
+    <w:p>
+      <w:pPr>
+        <w:numPr>
+          <w:ilvl w:val="1"/>
+          <w:numId w:val="3"/>
+        </w:numPr>
+        <w:jc w:val="both"/>
+      </w:pPr>
+      <w:r>
+        <w:t xml:space="preserve">More </w:t>
+      </w:r>
+      <w:proofErr w:type="spellStart"/>
+      <w:r>
+        <w:t>with</w:t>
+      </w:r>
+      <w:proofErr w:type="spellEnd"/>
+      <w:r>
+        <w:t xml:space="preserve"> last </w:t>
+      </w:r>
+      <w:proofErr w:type="spellStart"/>
+      <w:r>
+        <w:t>experiment</w:t>
+      </w:r>
+      <w:proofErr w:type="spellEnd"/>
+    </w:p>
+    <w:p>
+      <w:pPr>
+        <w:numPr>
+          <w:ilvl w:val="2"/>
+          <w:numId w:val="3"/>
+        </w:numPr>
+        <w:jc w:val="both"/>
+      </w:pPr>
+      <w:r>
+        <w:t xml:space="preserve">Plot </w:t>
+      </w:r>
+      <w:proofErr w:type="spellStart"/>
+      <w:r>
+        <w:t>results</w:t>
+      </w:r>
+      <w:proofErr w:type="spellEnd"/>
+    </w:p>
+    <w:p>
+      <w:pPr>
+        <w:numPr>
+          <w:ilvl w:val="1"/>
+          <w:numId w:val="3"/>
+        </w:numPr>
+        <w:jc w:val="both"/>
+      </w:pPr>
+      <w:r>
+        <w:t>Ergebnisse</w:t>
+      </w:r>
+    </w:p>
+    <w:p>
+      <w:pPr>
+        <w:numPr>
+          <w:ilvl w:val="2"/>
+          <w:numId w:val="3"/>
+        </w:numPr>
+        <w:jc w:val="both"/>
+      </w:pPr>
+      <w:r>
+        <w:t xml:space="preserve">Plot </w:t>
+      </w:r>
+      <w:proofErr w:type="spellStart"/>
+      <w:r>
+        <w:t>results</w:t>
+      </w:r>
+      <w:proofErr w:type="spellEnd"/>
+    </w:p>
+    <w:p>
+      <w:pPr>
+        <w:numPr>
+          <w:ilvl w:val="1"/>
+          <w:numId w:val="3"/>
+        </w:numPr>
+        <w:jc w:val="both"/>
+      </w:pPr>
+      <w:r>
+        <w:t xml:space="preserve">Plots &amp; </w:t>
+      </w:r>
+      <w:proofErr w:type="spellStart"/>
+      <w:r>
+        <w:t>pictures</w:t>
+      </w:r>
+      <w:proofErr w:type="spellEnd"/>
+    </w:p>
+    <w:p>
+      <w:pPr>
+        <w:numPr>
+          <w:ilvl w:val="0"/>
+          <w:numId w:val="3"/>
+        </w:numPr>
+        <w:jc w:val="both"/>
+      </w:pPr>
+      <w:r>
+        <w:t xml:space="preserve">Future </w:t>
+      </w:r>
+      <w:proofErr w:type="spellStart"/>
+      <w:r>
+        <w:t>work</w:t>
+      </w:r>
+      <w:proofErr w:type="spellEnd"/>
+    </w:p>
+    <w:p>
+      <w:pPr>
+        <w:numPr>
+          <w:ilvl w:val="0"/>
+          <w:numId w:val="3"/>
+        </w:numPr>
+        <w:jc w:val="both"/>
+      </w:pPr>
+      <w:proofErr w:type="spellStart"/>
+      <w:r>
+        <w:t>Conclusion</w:t>
+      </w:r>
+      <w:proofErr w:type="spellEnd"/>
+    </w:p>
+    <w:p>
+      <w:pPr>
+        <w:numPr>
+          <w:ilvl w:val="0"/>
+          <w:numId w:val="3"/>
+        </w:numPr>
+        <w:jc w:val="both"/>
+      </w:pPr>
+    </w:p>
+    <w:p>
+      <w:pPr>
+        <w:jc w:val="both"/>
+        <w:rPr>
+          <w:lang w:val="en-GB"/>
+        </w:rPr>
+      </w:pPr>
     </w:p>
     <w:sectPr>
       <w:pgSz w:w="11906" w:h="16838"/>
@@ -1134,6 +1926,467 @@
     </w:sectPr>
   </w:body>
 </w:document>
+</file>
+
+<file path=word/numbering.xml><?xml version="1.0" encoding="utf-8"?>
+<w:numbering xmlns:wpc="http://schemas.microsoft.com/office/word/2010/wordprocessingCanvas" xmlns:cx="http://schemas.microsoft.com/office/drawing/2014/chartex" xmlns:cx1="http://schemas.microsoft.com/office/drawing/2015/9/8/chartex" xmlns:cx2="http://schemas.microsoft.com/office/drawing/2015/10/21/chartex" xmlns:cx3="http://schemas.microsoft.com/office/drawing/2016/5/9/chartex" xmlns:cx4="http://schemas.microsoft.com/office/drawing/2016/5/10/chartex" xmlns:cx5="http://schemas.microsoft.com/office/drawing/2016/5/11/chartex" xmlns:cx6="http://schemas.microsoft.com/office/drawing/2016/5/12/chartex" xmlns:cx7="http://schemas.microsoft.com/office/drawing/2016/5/13/chartex" xmlns:cx8="http://schemas.microsoft.com/office/drawing/2016/5/14/chartex" xmlns:mc="http://schemas.openxmlformats.org/markup-compatibility/2006" xmlns:aink="http://schemas.microsoft.com/office/drawing/2016/ink" xmlns:am3d="http://schemas.microsoft.com/office/drawing/2017/model3d" xmlns:o="urn:schemas-microsoft-com:office:office" xmlns:oel="http://schemas.microsoft.com/office/2019/extlst" xmlns:r="http://schemas.openxmlformats.org/officeDocument/2006/relationships" xmlns:m="http://schemas.openxmlformats.org/officeDocument/2006/math" xmlns:v="urn:schemas-microsoft-com:vml" xmlns:wp14="http://schemas.microsoft.com/office/word/2010/wordprocessingDrawing" xmlns:wp="http://schemas.openxmlformats.org/drawingml/2006/wordprocessingDrawing" xmlns:w10="urn:schemas-microsoft-com:office:word" xmlns:w="http://schemas.openxmlformats.org/wordprocessingml/2006/main" xmlns:w14="http://schemas.microsoft.com/office/word/2010/wordml" xmlns:w15="http://schemas.microsoft.com/office/word/2012/wordml" xmlns:w16cex="http://schemas.microsoft.com/office/word/2018/wordml/cex" xmlns:w16cid="http://schemas.microsoft.com/office/word/2016/wordml/cid" xmlns:w16="http://schemas.microsoft.com/office/word/2018/wordml" xmlns:w16du="http://schemas.microsoft.com/office/word/2023/wordml/word16du" xmlns:w16sdtdh="http://schemas.microsoft.com/office/word/2020/wordml/sdtdatahash" xmlns:w16sdtfl="http://schemas.microsoft.com/office/word/2024/wordml/sdtformatlock" xmlns:w16se="http://schemas.microsoft.com/office/word/2015/wordml/symex" xmlns:wpg="http://schemas.microsoft.com/office/word/2010/wordprocessingGroup" xmlns:wpi="http://schemas.microsoft.com/office/word/2010/wordprocessingInk" xmlns:wne="http://schemas.microsoft.com/office/word/2006/wordml" xmlns:wps="http://schemas.microsoft.com/office/word/2010/wordprocessingShape" mc:Ignorable="w14 w15 w16se w16cid w16 w16cex w16sdtdh w16sdtfl w16du wp14">
+  <w:abstractNum w:abstractNumId="0" w15:restartNumberingAfterBreak="0">
+    <w:nsid w:val="2C572EF8"/>
+    <w:multiLevelType w:val="multilevel"/>
+    <w:tmpl w:val="27C29656"/>
+    <w:lvl w:ilvl="0">
+      <w:start w:val="1"/>
+      <w:numFmt w:val="bullet"/>
+      <w:lvlText w:val=""/>
+      <w:lvlJc w:val="left"/>
+      <w:pPr>
+        <w:tabs>
+          <w:tab w:val="num" w:pos="720"/>
+        </w:tabs>
+        <w:ind w:left="720" w:hanging="360"/>
+      </w:pPr>
+      <w:rPr>
+        <w:rFonts w:ascii="Symbol" w:hAnsi="Symbol" w:hint="default"/>
+        <w:sz w:val="20"/>
+      </w:rPr>
+    </w:lvl>
+    <w:lvl w:ilvl="1" w:tentative="1">
+      <w:start w:val="1"/>
+      <w:numFmt w:val="bullet"/>
+      <w:lvlText w:val="o"/>
+      <w:lvlJc w:val="left"/>
+      <w:pPr>
+        <w:tabs>
+          <w:tab w:val="num" w:pos="1440"/>
+        </w:tabs>
+        <w:ind w:left="1440" w:hanging="360"/>
+      </w:pPr>
+      <w:rPr>
+        <w:rFonts w:ascii="Courier New" w:hAnsi="Courier New" w:hint="default"/>
+        <w:sz w:val="20"/>
+      </w:rPr>
+    </w:lvl>
+    <w:lvl w:ilvl="2" w:tentative="1">
+      <w:start w:val="1"/>
+      <w:numFmt w:val="bullet"/>
+      <w:lvlText w:val=""/>
+      <w:lvlJc w:val="left"/>
+      <w:pPr>
+        <w:tabs>
+          <w:tab w:val="num" w:pos="2160"/>
+        </w:tabs>
+        <w:ind w:left="2160" w:hanging="360"/>
+      </w:pPr>
+      <w:rPr>
+        <w:rFonts w:ascii="Wingdings" w:hAnsi="Wingdings" w:hint="default"/>
+        <w:sz w:val="20"/>
+      </w:rPr>
+    </w:lvl>
+    <w:lvl w:ilvl="3" w:tentative="1">
+      <w:start w:val="1"/>
+      <w:numFmt w:val="bullet"/>
+      <w:lvlText w:val=""/>
+      <w:lvlJc w:val="left"/>
+      <w:pPr>
+        <w:tabs>
+          <w:tab w:val="num" w:pos="2880"/>
+        </w:tabs>
+        <w:ind w:left="2880" w:hanging="360"/>
+      </w:pPr>
+      <w:rPr>
+        <w:rFonts w:ascii="Wingdings" w:hAnsi="Wingdings" w:hint="default"/>
+        <w:sz w:val="20"/>
+      </w:rPr>
+    </w:lvl>
+    <w:lvl w:ilvl="4" w:tentative="1">
+      <w:start w:val="1"/>
+      <w:numFmt w:val="bullet"/>
+      <w:lvlText w:val=""/>
+      <w:lvlJc w:val="left"/>
+      <w:pPr>
+        <w:tabs>
+          <w:tab w:val="num" w:pos="3600"/>
+        </w:tabs>
+        <w:ind w:left="3600" w:hanging="360"/>
+      </w:pPr>
+      <w:rPr>
+        <w:rFonts w:ascii="Wingdings" w:hAnsi="Wingdings" w:hint="default"/>
+        <w:sz w:val="20"/>
+      </w:rPr>
+    </w:lvl>
+    <w:lvl w:ilvl="5" w:tentative="1">
+      <w:start w:val="1"/>
+      <w:numFmt w:val="bullet"/>
+      <w:lvlText w:val=""/>
+      <w:lvlJc w:val="left"/>
+      <w:pPr>
+        <w:tabs>
+          <w:tab w:val="num" w:pos="4320"/>
+        </w:tabs>
+        <w:ind w:left="4320" w:hanging="360"/>
+      </w:pPr>
+      <w:rPr>
+        <w:rFonts w:ascii="Wingdings" w:hAnsi="Wingdings" w:hint="default"/>
+        <w:sz w:val="20"/>
+      </w:rPr>
+    </w:lvl>
+    <w:lvl w:ilvl="6" w:tentative="1">
+      <w:start w:val="1"/>
+      <w:numFmt w:val="bullet"/>
+      <w:lvlText w:val=""/>
+      <w:lvlJc w:val="left"/>
+      <w:pPr>
+        <w:tabs>
+          <w:tab w:val="num" w:pos="5040"/>
+        </w:tabs>
+        <w:ind w:left="5040" w:hanging="360"/>
+      </w:pPr>
+      <w:rPr>
+        <w:rFonts w:ascii="Wingdings" w:hAnsi="Wingdings" w:hint="default"/>
+        <w:sz w:val="20"/>
+      </w:rPr>
+    </w:lvl>
+    <w:lvl w:ilvl="7" w:tentative="1">
+      <w:start w:val="1"/>
+      <w:numFmt w:val="bullet"/>
+      <w:lvlText w:val=""/>
+      <w:lvlJc w:val="left"/>
+      <w:pPr>
+        <w:tabs>
+          <w:tab w:val="num" w:pos="5760"/>
+        </w:tabs>
+        <w:ind w:left="5760" w:hanging="360"/>
+      </w:pPr>
+      <w:rPr>
+        <w:rFonts w:ascii="Wingdings" w:hAnsi="Wingdings" w:hint="default"/>
+        <w:sz w:val="20"/>
+      </w:rPr>
+    </w:lvl>
+    <w:lvl w:ilvl="8" w:tentative="1">
+      <w:start w:val="1"/>
+      <w:numFmt w:val="bullet"/>
+      <w:lvlText w:val=""/>
+      <w:lvlJc w:val="left"/>
+      <w:pPr>
+        <w:tabs>
+          <w:tab w:val="num" w:pos="6480"/>
+        </w:tabs>
+        <w:ind w:left="6480" w:hanging="360"/>
+      </w:pPr>
+      <w:rPr>
+        <w:rFonts w:ascii="Wingdings" w:hAnsi="Wingdings" w:hint="default"/>
+        <w:sz w:val="20"/>
+      </w:rPr>
+    </w:lvl>
+  </w:abstractNum>
+  <w:abstractNum w:abstractNumId="1" w15:restartNumberingAfterBreak="0">
+    <w:nsid w:val="32A77ECB"/>
+    <w:multiLevelType w:val="multilevel"/>
+    <w:tmpl w:val="F01C20A8"/>
+    <w:lvl w:ilvl="0">
+      <w:start w:val="1"/>
+      <w:numFmt w:val="bullet"/>
+      <w:lvlText w:val=""/>
+      <w:lvlJc w:val="left"/>
+      <w:pPr>
+        <w:tabs>
+          <w:tab w:val="num" w:pos="720"/>
+        </w:tabs>
+        <w:ind w:left="720" w:hanging="360"/>
+      </w:pPr>
+      <w:rPr>
+        <w:rFonts w:ascii="Symbol" w:hAnsi="Symbol" w:hint="default"/>
+        <w:sz w:val="20"/>
+      </w:rPr>
+    </w:lvl>
+    <w:lvl w:ilvl="1">
+      <w:start w:val="1"/>
+      <w:numFmt w:val="bullet"/>
+      <w:lvlText w:val="o"/>
+      <w:lvlJc w:val="left"/>
+      <w:pPr>
+        <w:tabs>
+          <w:tab w:val="num" w:pos="1440"/>
+        </w:tabs>
+        <w:ind w:left="1440" w:hanging="360"/>
+      </w:pPr>
+      <w:rPr>
+        <w:rFonts w:ascii="Courier New" w:hAnsi="Courier New" w:hint="default"/>
+        <w:sz w:val="20"/>
+      </w:rPr>
+    </w:lvl>
+    <w:lvl w:ilvl="2">
+      <w:start w:val="1"/>
+      <w:numFmt w:val="bullet"/>
+      <w:lvlText w:val=""/>
+      <w:lvlJc w:val="left"/>
+      <w:pPr>
+        <w:tabs>
+          <w:tab w:val="num" w:pos="2160"/>
+        </w:tabs>
+        <w:ind w:left="2160" w:hanging="360"/>
+      </w:pPr>
+      <w:rPr>
+        <w:rFonts w:ascii="Wingdings" w:hAnsi="Wingdings" w:hint="default"/>
+        <w:sz w:val="20"/>
+      </w:rPr>
+    </w:lvl>
+    <w:lvl w:ilvl="3" w:tentative="1">
+      <w:start w:val="1"/>
+      <w:numFmt w:val="bullet"/>
+      <w:lvlText w:val=""/>
+      <w:lvlJc w:val="left"/>
+      <w:pPr>
+        <w:tabs>
+          <w:tab w:val="num" w:pos="2880"/>
+        </w:tabs>
+        <w:ind w:left="2880" w:hanging="360"/>
+      </w:pPr>
+      <w:rPr>
+        <w:rFonts w:ascii="Wingdings" w:hAnsi="Wingdings" w:hint="default"/>
+        <w:sz w:val="20"/>
+      </w:rPr>
+    </w:lvl>
+    <w:lvl w:ilvl="4" w:tentative="1">
+      <w:start w:val="1"/>
+      <w:numFmt w:val="bullet"/>
+      <w:lvlText w:val=""/>
+      <w:lvlJc w:val="left"/>
+      <w:pPr>
+        <w:tabs>
+          <w:tab w:val="num" w:pos="3600"/>
+        </w:tabs>
+        <w:ind w:left="3600" w:hanging="360"/>
+      </w:pPr>
+      <w:rPr>
+        <w:rFonts w:ascii="Wingdings" w:hAnsi="Wingdings" w:hint="default"/>
+        <w:sz w:val="20"/>
+      </w:rPr>
+    </w:lvl>
+    <w:lvl w:ilvl="5" w:tentative="1">
+      <w:start w:val="1"/>
+      <w:numFmt w:val="bullet"/>
+      <w:lvlText w:val=""/>
+      <w:lvlJc w:val="left"/>
+      <w:pPr>
+        <w:tabs>
+          <w:tab w:val="num" w:pos="4320"/>
+        </w:tabs>
+        <w:ind w:left="4320" w:hanging="360"/>
+      </w:pPr>
+      <w:rPr>
+        <w:rFonts w:ascii="Wingdings" w:hAnsi="Wingdings" w:hint="default"/>
+        <w:sz w:val="20"/>
+      </w:rPr>
+    </w:lvl>
+    <w:lvl w:ilvl="6" w:tentative="1">
+      <w:start w:val="1"/>
+      <w:numFmt w:val="bullet"/>
+      <w:lvlText w:val=""/>
+      <w:lvlJc w:val="left"/>
+      <w:pPr>
+        <w:tabs>
+          <w:tab w:val="num" w:pos="5040"/>
+        </w:tabs>
+        <w:ind w:left="5040" w:hanging="360"/>
+      </w:pPr>
+      <w:rPr>
+        <w:rFonts w:ascii="Wingdings" w:hAnsi="Wingdings" w:hint="default"/>
+        <w:sz w:val="20"/>
+      </w:rPr>
+    </w:lvl>
+    <w:lvl w:ilvl="7" w:tentative="1">
+      <w:start w:val="1"/>
+      <w:numFmt w:val="bullet"/>
+      <w:lvlText w:val=""/>
+      <w:lvlJc w:val="left"/>
+      <w:pPr>
+        <w:tabs>
+          <w:tab w:val="num" w:pos="5760"/>
+        </w:tabs>
+        <w:ind w:left="5760" w:hanging="360"/>
+      </w:pPr>
+      <w:rPr>
+        <w:rFonts w:ascii="Wingdings" w:hAnsi="Wingdings" w:hint="default"/>
+        <w:sz w:val="20"/>
+      </w:rPr>
+    </w:lvl>
+    <w:lvl w:ilvl="8" w:tentative="1">
+      <w:start w:val="1"/>
+      <w:numFmt w:val="bullet"/>
+      <w:lvlText w:val=""/>
+      <w:lvlJc w:val="left"/>
+      <w:pPr>
+        <w:tabs>
+          <w:tab w:val="num" w:pos="6480"/>
+        </w:tabs>
+        <w:ind w:left="6480" w:hanging="360"/>
+      </w:pPr>
+      <w:rPr>
+        <w:rFonts w:ascii="Wingdings" w:hAnsi="Wingdings" w:hint="default"/>
+        <w:sz w:val="20"/>
+      </w:rPr>
+    </w:lvl>
+  </w:abstractNum>
+  <w:abstractNum w:abstractNumId="2" w15:restartNumberingAfterBreak="0">
+    <w:nsid w:val="4CF35C2E"/>
+    <w:multiLevelType w:val="multilevel"/>
+    <w:tmpl w:val="51F247F0"/>
+    <w:lvl w:ilvl="0">
+      <w:start w:val="1"/>
+      <w:numFmt w:val="bullet"/>
+      <w:lvlText w:val=""/>
+      <w:lvlJc w:val="left"/>
+      <w:pPr>
+        <w:tabs>
+          <w:tab w:val="num" w:pos="720"/>
+        </w:tabs>
+        <w:ind w:left="720" w:hanging="360"/>
+      </w:pPr>
+      <w:rPr>
+        <w:rFonts w:ascii="Symbol" w:hAnsi="Symbol" w:hint="default"/>
+        <w:sz w:val="20"/>
+      </w:rPr>
+    </w:lvl>
+    <w:lvl w:ilvl="1" w:tentative="1">
+      <w:start w:val="1"/>
+      <w:numFmt w:val="bullet"/>
+      <w:lvlText w:val="o"/>
+      <w:lvlJc w:val="left"/>
+      <w:pPr>
+        <w:tabs>
+          <w:tab w:val="num" w:pos="1440"/>
+        </w:tabs>
+        <w:ind w:left="1440" w:hanging="360"/>
+      </w:pPr>
+      <w:rPr>
+        <w:rFonts w:ascii="Courier New" w:hAnsi="Courier New" w:hint="default"/>
+        <w:sz w:val="20"/>
+      </w:rPr>
+    </w:lvl>
+    <w:lvl w:ilvl="2" w:tentative="1">
+      <w:start w:val="1"/>
+      <w:numFmt w:val="bullet"/>
+      <w:lvlText w:val=""/>
+      <w:lvlJc w:val="left"/>
+      <w:pPr>
+        <w:tabs>
+          <w:tab w:val="num" w:pos="2160"/>
+        </w:tabs>
+        <w:ind w:left="2160" w:hanging="360"/>
+      </w:pPr>
+      <w:rPr>
+        <w:rFonts w:ascii="Wingdings" w:hAnsi="Wingdings" w:hint="default"/>
+        <w:sz w:val="20"/>
+      </w:rPr>
+    </w:lvl>
+    <w:lvl w:ilvl="3" w:tentative="1">
+      <w:start w:val="1"/>
+      <w:numFmt w:val="bullet"/>
+      <w:lvlText w:val=""/>
+      <w:lvlJc w:val="left"/>
+      <w:pPr>
+        <w:tabs>
+          <w:tab w:val="num" w:pos="2880"/>
+        </w:tabs>
+        <w:ind w:left="2880" w:hanging="360"/>
+      </w:pPr>
+      <w:rPr>
+        <w:rFonts w:ascii="Wingdings" w:hAnsi="Wingdings" w:hint="default"/>
+        <w:sz w:val="20"/>
+      </w:rPr>
+    </w:lvl>
+    <w:lvl w:ilvl="4" w:tentative="1">
+      <w:start w:val="1"/>
+      <w:numFmt w:val="bullet"/>
+      <w:lvlText w:val=""/>
+      <w:lvlJc w:val="left"/>
+      <w:pPr>
+        <w:tabs>
+          <w:tab w:val="num" w:pos="3600"/>
+        </w:tabs>
+        <w:ind w:left="3600" w:hanging="360"/>
+      </w:pPr>
+      <w:rPr>
+        <w:rFonts w:ascii="Wingdings" w:hAnsi="Wingdings" w:hint="default"/>
+        <w:sz w:val="20"/>
+      </w:rPr>
+    </w:lvl>
+    <w:lvl w:ilvl="5" w:tentative="1">
+      <w:start w:val="1"/>
+      <w:numFmt w:val="bullet"/>
+      <w:lvlText w:val=""/>
+      <w:lvlJc w:val="left"/>
+      <w:pPr>
+        <w:tabs>
+          <w:tab w:val="num" w:pos="4320"/>
+        </w:tabs>
+        <w:ind w:left="4320" w:hanging="360"/>
+      </w:pPr>
+      <w:rPr>
+        <w:rFonts w:ascii="Wingdings" w:hAnsi="Wingdings" w:hint="default"/>
+        <w:sz w:val="20"/>
+      </w:rPr>
+    </w:lvl>
+    <w:lvl w:ilvl="6" w:tentative="1">
+      <w:start w:val="1"/>
+      <w:numFmt w:val="bullet"/>
+      <w:lvlText w:val=""/>
+      <w:lvlJc w:val="left"/>
+      <w:pPr>
+        <w:tabs>
+          <w:tab w:val="num" w:pos="5040"/>
+        </w:tabs>
+        <w:ind w:left="5040" w:hanging="360"/>
+      </w:pPr>
+      <w:rPr>
+        <w:rFonts w:ascii="Wingdings" w:hAnsi="Wingdings" w:hint="default"/>
+        <w:sz w:val="20"/>
+      </w:rPr>
+    </w:lvl>
+    <w:lvl w:ilvl="7" w:tentative="1">
+      <w:start w:val="1"/>
+      <w:numFmt w:val="bullet"/>
+      <w:lvlText w:val=""/>
+      <w:lvlJc w:val="left"/>
+      <w:pPr>
+        <w:tabs>
+          <w:tab w:val="num" w:pos="5760"/>
+        </w:tabs>
+        <w:ind w:left="5760" w:hanging="360"/>
+      </w:pPr>
+      <w:rPr>
+        <w:rFonts w:ascii="Wingdings" w:hAnsi="Wingdings" w:hint="default"/>
+        <w:sz w:val="20"/>
+      </w:rPr>
+    </w:lvl>
+    <w:lvl w:ilvl="8" w:tentative="1">
+      <w:start w:val="1"/>
+      <w:numFmt w:val="bullet"/>
+      <w:lvlText w:val=""/>
+      <w:lvlJc w:val="left"/>
+      <w:pPr>
+        <w:tabs>
+          <w:tab w:val="num" w:pos="6480"/>
+        </w:tabs>
+        <w:ind w:left="6480" w:hanging="360"/>
+      </w:pPr>
+      <w:rPr>
+        <w:rFonts w:ascii="Wingdings" w:hAnsi="Wingdings" w:hint="default"/>
+        <w:sz w:val="20"/>
+      </w:rPr>
+    </w:lvl>
+  </w:abstractNum>
+  <w:num w:numId="1" w16cid:durableId="57485879">
+    <w:abstractNumId w:val="0"/>
+  </w:num>
+  <w:num w:numId="2" w16cid:durableId="553666625">
+    <w:abstractNumId w:val="2"/>
+  </w:num>
+  <w:num w:numId="3" w16cid:durableId="668681539">
+    <w:abstractNumId w:val="1"/>
+  </w:num>
+</w:numbering>
 </file>
 
 <file path=word/styles.xml><?xml version="1.0" encoding="utf-8"?>
@@ -1737,7 +2990,6 @@
   <w:style w:type="character" w:default="1" w:styleId="Absatz-Standardschriftart">
     <w:name w:val="Default Paragraph Font"/>
     <w:uiPriority w:val="1"/>
-    <w:semiHidden/>
     <w:unhideWhenUsed/>
   </w:style>
   <w:style w:type="table" w:default="1" w:styleId="NormaleTabelle">

--- a/Notes.docx
+++ b/Notes.docx
@@ -360,6 +360,9 @@
       <w:r>
         <w:t>-</w:t>
       </w:r>
+      <w:r>
+        <w:t>LTE oder 5G</w:t>
+      </w:r>
     </w:p>
     <w:p/>
     <w:p>
@@ -418,35 +421,6 @@
     <w:p>
       <w:r>
         <w:t>-J01NME erklären</w:t>
-      </w:r>
-    </w:p>
-    <w:p>
-      <w:r>
-        <w:t>-</w:t>
-      </w:r>
-      <w:proofErr w:type="spellStart"/>
-      <w:r>
-        <w:t>Sniffer</w:t>
-      </w:r>
-      <w:proofErr w:type="spellEnd"/>
-      <w:r>
-        <w:t xml:space="preserve"> erwähnen</w:t>
-      </w:r>
-    </w:p>
-    <w:p>
-      <w:r>
-        <w:t>-</w:t>
-      </w:r>
-      <w:proofErr w:type="gramStart"/>
-      <w:r>
-        <w:t>Einbauen</w:t>
-      </w:r>
-      <w:proofErr w:type="gramEnd"/>
-      <w:r>
-        <w:t xml:space="preserve"> dass BER sich </w:t>
-      </w:r>
-      <w:r>
-        <w:t>etwa mit RSS gedeckt hat</w:t>
       </w:r>
     </w:p>
     <w:p>
@@ -677,75 +651,67 @@
         <w:rPr>
           <w:lang w:val="en-GB"/>
         </w:rPr>
+        <w:t>-max. transmission power S. 668 des Standards</w:t>
+      </w:r>
+    </w:p>
+    <w:p>
+      <w:pPr>
+        <w:rPr>
+          <w:lang w:val="en-GB"/>
+        </w:rPr>
+      </w:pPr>
+      <w:r>
+        <w:rPr>
+          <w:lang w:val="en-GB"/>
+        </w:rPr>
+        <w:t xml:space="preserve">-set rate of </w:t>
+      </w:r>
+      <w:proofErr w:type="spellStart"/>
+      <w:r>
+        <w:rPr>
+          <w:lang w:val="en-GB"/>
+        </w:rPr>
+        <w:t>TXQueue</w:t>
+      </w:r>
+      <w:proofErr w:type="spellEnd"/>
+      <w:r>
+        <w:rPr>
+          <w:lang w:val="en-GB"/>
+        </w:rPr>
+        <w:t xml:space="preserve"> with </w:t>
+      </w:r>
+      <w:proofErr w:type="spellStart"/>
+      <w:r>
+        <w:rPr>
+          <w:lang w:val="en-GB"/>
+        </w:rPr>
+        <w:t>setRate</w:t>
+      </w:r>
+      <w:proofErr w:type="spellEnd"/>
+      <w:r>
+        <w:rPr>
+          <w:lang w:val="en-GB"/>
+        </w:rPr>
+        <w:t>() (</w:t>
+      </w:r>
+      <w:proofErr w:type="spellStart"/>
+      <w:r>
+        <w:rPr>
+          <w:lang w:val="en-GB"/>
+        </w:rPr>
+        <w:t>device.lua</w:t>
+      </w:r>
+      <w:proofErr w:type="spellEnd"/>
+      <w:r>
+        <w:rPr>
+          <w:lang w:val="en-GB"/>
+        </w:rPr>
+        <w:t>)</w:t>
+      </w:r>
+    </w:p>
+    <w:p>
+      <w:r>
         <w:lastRenderedPageBreak/>
-        <w:t>-max. transmission power S. 668 des Standards</w:t>
-      </w:r>
-    </w:p>
-    <w:p>
-      <w:pPr>
-        <w:rPr>
-          <w:lang w:val="en-GB"/>
-        </w:rPr>
-      </w:pPr>
-      <w:r>
-        <w:rPr>
-          <w:lang w:val="en-GB"/>
-        </w:rPr>
-        <w:t xml:space="preserve">-set rate of </w:t>
-      </w:r>
-      <w:proofErr w:type="spellStart"/>
-      <w:r>
-        <w:rPr>
-          <w:lang w:val="en-GB"/>
-        </w:rPr>
-        <w:t>TXQueue</w:t>
-      </w:r>
-      <w:proofErr w:type="spellEnd"/>
-      <w:r>
-        <w:rPr>
-          <w:lang w:val="en-GB"/>
-        </w:rPr>
-        <w:t xml:space="preserve"> with </w:t>
-      </w:r>
-      <w:proofErr w:type="spellStart"/>
-      <w:proofErr w:type="gramStart"/>
-      <w:r>
-        <w:rPr>
-          <w:lang w:val="en-GB"/>
-        </w:rPr>
-        <w:t>setRate</w:t>
-      </w:r>
-      <w:proofErr w:type="spellEnd"/>
-      <w:r>
-        <w:rPr>
-          <w:lang w:val="en-GB"/>
-        </w:rPr>
-        <w:t>(</w:t>
-      </w:r>
-      <w:proofErr w:type="gramEnd"/>
-      <w:r>
-        <w:rPr>
-          <w:lang w:val="en-GB"/>
-        </w:rPr>
-        <w:t>) (</w:t>
-      </w:r>
-      <w:proofErr w:type="spellStart"/>
-      <w:r>
-        <w:rPr>
-          <w:lang w:val="en-GB"/>
-        </w:rPr>
-        <w:t>device.lua</w:t>
-      </w:r>
-      <w:proofErr w:type="spellEnd"/>
-      <w:r>
-        <w:rPr>
-          <w:lang w:val="en-GB"/>
-        </w:rPr>
-        <w:t>)</w:t>
-      </w:r>
-    </w:p>
-    <w:p>
-      <w:r>
         <w:t>-</w:t>
       </w:r>
     </w:p>
@@ -941,21 +907,7 @@
         <w:rPr>
           <w:lang w:val="en-GB"/>
         </w:rPr>
-        <w:t>(</w:t>
-      </w:r>
-      <w:proofErr w:type="gramStart"/>
-      <w:r>
-        <w:rPr>
-          <w:lang w:val="en-GB"/>
-        </w:rPr>
-        <w:t>3.waits</w:t>
-      </w:r>
-      <w:proofErr w:type="gramEnd"/>
-      <w:r>
-        <w:rPr>
-          <w:lang w:val="en-GB"/>
-        </w:rPr>
-        <w:t xml:space="preserve"> for acknowledgement and resents if there is none)</w:t>
+        <w:t>(3.waits for acknowledgement and resents if there is none)</w:t>
       </w:r>
     </w:p>
     <w:p>
@@ -1237,7 +1189,6 @@
         </w:rPr>
       </w:pPr>
       <w:r>
-        <w:lastRenderedPageBreak/>
         <w:t>Plots</w:t>
       </w:r>
     </w:p>
@@ -1286,6 +1237,7 @@
         <w:rPr>
           <w:lang w:val="en-GB"/>
         </w:rPr>
+        <w:lastRenderedPageBreak/>
         <w:t xml:space="preserve">Plot of </w:t>
       </w:r>
       <w:proofErr w:type="spellStart"/>
@@ -1346,6 +1298,12 @@
         </w:rPr>
         <w:t>Experiment with Unity throughput vs interference to match the last measurement we did</w:t>
       </w:r>
+      <w:r>
+        <w:rPr>
+          <w:lang w:val="en-GB"/>
+        </w:rPr>
+        <w:sym w:font="Wingdings 2" w:char="F050"/>
+      </w:r>
     </w:p>
     <w:p>
       <w:pPr>
@@ -1382,6 +1340,9 @@
       <w:r>
         <w:t>)</w:t>
       </w:r>
+      <w:r>
+        <w:sym w:font="Wingdings 2" w:char="F050"/>
+      </w:r>
     </w:p>
     <w:p>
       <w:pPr>
@@ -1435,6 +1396,9 @@
       <w:r>
         <w:t>Motivation:</w:t>
       </w:r>
+      <w:r>
+        <w:sym w:font="Wingdings 2" w:char="F050"/>
+      </w:r>
     </w:p>
     <w:p>
       <w:pPr>
@@ -1453,6 +1417,12 @@
         </w:rPr>
         <w:t>Doing real experiments is time consuming and expensive</w:t>
       </w:r>
+      <w:r>
+        <w:rPr>
+          <w:lang w:val="en-GB"/>
+        </w:rPr>
+        <w:sym w:font="Wingdings 2" w:char="F050"/>
+      </w:r>
     </w:p>
     <w:p>
       <w:pPr>
@@ -1471,6 +1441,12 @@
         </w:rPr>
         <w:t>Testbeds make development and experimentation easy and cheaper</w:t>
       </w:r>
+      <w:r>
+        <w:rPr>
+          <w:lang w:val="en-GB"/>
+        </w:rPr>
+        <w:sym w:font="Wingdings 2" w:char="F050"/>
+      </w:r>
     </w:p>
     <w:p>
       <w:pPr>
@@ -1489,6 +1465,12 @@
         </w:rPr>
         <w:t>But testbeds must be realistic.  Especially when they are for something so specialized as 802.15.4.</w:t>
       </w:r>
+      <w:r>
+        <w:rPr>
+          <w:lang w:val="en-GB"/>
+        </w:rPr>
+        <w:sym w:font="Wingdings 2" w:char="F050"/>
+      </w:r>
     </w:p>
     <w:p>
       <w:pPr>
@@ -1497,6 +1479,24 @@
           <w:numId w:val="3"/>
         </w:numPr>
         <w:jc w:val="both"/>
+        <w:rPr>
+          <w:lang w:val="en-GB"/>
+        </w:rPr>
+      </w:pPr>
+      <w:r>
+        <w:rPr>
+          <w:lang w:val="en-GB"/>
+        </w:rPr>
+        <w:t>Ansatz</w:t>
+      </w:r>
+    </w:p>
+    <w:p>
+      <w:pPr>
+        <w:numPr>
+          <w:ilvl w:val="0"/>
+          <w:numId w:val="3"/>
+        </w:numPr>
+        <w:jc w:val="both"/>
       </w:pPr>
       <w:r>
         <w:t>Grundlagen</w:t>
@@ -1674,6 +1674,9 @@
         <w:t>Openthread</w:t>
       </w:r>
       <w:proofErr w:type="spellEnd"/>
+      <w:r>
+        <w:sym w:font="Wingdings 2" w:char="F050"/>
+      </w:r>
     </w:p>
     <w:p>
       <w:pPr>
@@ -1688,6 +1691,9 @@
         <w:t>Emulab</w:t>
       </w:r>
       <w:proofErr w:type="spellEnd"/>
+      <w:r>
+        <w:sym w:font="Wingdings 2" w:char="F050"/>
+      </w:r>
     </w:p>
     <w:p>
       <w:pPr>
@@ -1806,6 +1812,9 @@
         <w:t>experiment</w:t>
       </w:r>
       <w:proofErr w:type="spellEnd"/>
+      <w:r>
+        <w:sym w:font="Wingdings 2" w:char="F050"/>
+      </w:r>
     </w:p>
     <w:p>
       <w:pPr>
@@ -1823,6 +1832,9 @@
         <w:t>results</w:t>
       </w:r>
       <w:proofErr w:type="spellEnd"/>
+      <w:r>
+        <w:sym w:font="Wingdings 2" w:char="F050"/>
+      </w:r>
     </w:p>
     <w:p>
       <w:pPr>
@@ -1852,6 +1864,9 @@
         <w:t>results</w:t>
       </w:r>
       <w:proofErr w:type="spellEnd"/>
+      <w:r>
+        <w:sym w:font="Wingdings 2" w:char="F050"/>
+      </w:r>
     </w:p>
     <w:p>
       <w:pPr>
@@ -1862,13 +1877,22 @@
         <w:jc w:val="both"/>
       </w:pPr>
       <w:r>
-        <w:t xml:space="preserve">Plots &amp; </w:t>
+        <w:t xml:space="preserve">Plots </w:t>
+      </w:r>
+      <w:r>
+        <w:t>(</w:t>
+      </w:r>
+      <w:r>
+        <w:t xml:space="preserve">&amp; </w:t>
       </w:r>
       <w:proofErr w:type="spellStart"/>
       <w:r>
         <w:t>pictures</w:t>
       </w:r>
       <w:proofErr w:type="spellEnd"/>
+      <w:r>
+        <w:t>) einfügen</w:t>
+      </w:r>
     </w:p>
     <w:p>
       <w:pPr>
@@ -1886,6 +1910,9 @@
         <w:t>work</w:t>
       </w:r>
       <w:proofErr w:type="spellEnd"/>
+      <w:r>
+        <w:t xml:space="preserve"> (Ausblick)</w:t>
+      </w:r>
     </w:p>
     <w:p>
       <w:pPr>
@@ -2990,6 +3017,7 @@
   <w:style w:type="character" w:default="1" w:styleId="Absatz-Standardschriftart">
     <w:name w:val="Default Paragraph Font"/>
     <w:uiPriority w:val="1"/>
+    <w:semiHidden/>
     <w:unhideWhenUsed/>
   </w:style>
   <w:style w:type="table" w:default="1" w:styleId="NormaleTabelle">

--- a/Notes.docx
+++ b/Notes.docx
@@ -681,6 +681,7 @@
         <w:t xml:space="preserve"> with </w:t>
       </w:r>
       <w:proofErr w:type="spellStart"/>
+      <w:proofErr w:type="gramStart"/>
       <w:r>
         <w:rPr>
           <w:lang w:val="en-GB"/>
@@ -692,7 +693,14 @@
         <w:rPr>
           <w:lang w:val="en-GB"/>
         </w:rPr>
-        <w:t>() (</w:t>
+        <w:t>(</w:t>
+      </w:r>
+      <w:proofErr w:type="gramEnd"/>
+      <w:r>
+        <w:rPr>
+          <w:lang w:val="en-GB"/>
+        </w:rPr>
+        <w:t>) (</w:t>
       </w:r>
       <w:proofErr w:type="spellStart"/>
       <w:r>
@@ -907,7 +915,21 @@
         <w:rPr>
           <w:lang w:val="en-GB"/>
         </w:rPr>
-        <w:t>(3.waits for acknowledgement and resents if there is none)</w:t>
+        <w:t>(</w:t>
+      </w:r>
+      <w:proofErr w:type="gramStart"/>
+      <w:r>
+        <w:rPr>
+          <w:lang w:val="en-GB"/>
+        </w:rPr>
+        <w:t>3.waits</w:t>
+      </w:r>
+      <w:proofErr w:type="gramEnd"/>
+      <w:r>
+        <w:rPr>
+          <w:lang w:val="en-GB"/>
+        </w:rPr>
+        <w:t xml:space="preserve"> for acknowledgement and resents if there is none)</w:t>
       </w:r>
     </w:p>
     <w:p>
@@ -1787,6 +1809,9 @@
       <w:r>
         <w:t>Messungen</w:t>
       </w:r>
+      <w:r>
+        <w:sym w:font="Wingdings 2" w:char="F050"/>
+      </w:r>
     </w:p>
     <w:p>
       <w:pPr>
@@ -1847,6 +1872,9 @@
       <w:r>
         <w:t>Ergebnisse</w:t>
       </w:r>
+      <w:r>
+        <w:sym w:font="Wingdings 2" w:char="F050"/>
+      </w:r>
     </w:p>
     <w:p>
       <w:pPr>
@@ -1893,6 +1921,9 @@
       <w:r>
         <w:t>) einfügen</w:t>
       </w:r>
+      <w:r>
+        <w:sym w:font="Wingdings 2" w:char="F050"/>
+      </w:r>
     </w:p>
     <w:p>
       <w:pPr>
@@ -1913,6 +1944,9 @@
       <w:r>
         <w:t xml:space="preserve"> (Ausblick)</w:t>
       </w:r>
+      <w:r>
+        <w:sym w:font="Wingdings 2" w:char="F050"/>
+      </w:r>
     </w:p>
     <w:p>
       <w:pPr>
@@ -1927,6 +1961,9 @@
         <w:t>Conclusion</w:t>
       </w:r>
       <w:proofErr w:type="spellEnd"/>
+      <w:r>
+        <w:sym w:font="Wingdings 2" w:char="F050"/>
+      </w:r>
     </w:p>
     <w:p>
       <w:pPr>
@@ -1944,6 +1981,271 @@
           <w:lang w:val="en-GB"/>
         </w:rPr>
       </w:pPr>
+    </w:p>
+    <w:p>
+      <w:pPr>
+        <w:jc w:val="both"/>
+        <w:rPr>
+          <w:lang w:val="en-GB"/>
+        </w:rPr>
+      </w:pPr>
+    </w:p>
+    <w:p>
+      <w:pPr>
+        <w:jc w:val="both"/>
+        <w:rPr>
+          <w:lang w:val="en-GB"/>
+        </w:rPr>
+      </w:pPr>
+    </w:p>
+    <w:p>
+      <w:pPr>
+        <w:jc w:val="both"/>
+        <w:rPr>
+          <w:lang w:val="en-GB"/>
+        </w:rPr>
+      </w:pPr>
+      <w:r>
+        <w:rPr>
+          <w:lang w:val="en-GB"/>
+        </w:rPr>
+        <w:t>Dedication</w:t>
+      </w:r>
+    </w:p>
+    <w:p>
+      <w:pPr>
+        <w:jc w:val="both"/>
+        <w:rPr>
+          <w:lang w:val="en-GB"/>
+        </w:rPr>
+      </w:pPr>
+      <w:r>
+        <w:rPr>
+          <w:lang w:val="en-GB"/>
+        </w:rPr>
+        <w:t>Abstract/</w:t>
+      </w:r>
+      <w:proofErr w:type="spellStart"/>
+      <w:r>
+        <w:rPr>
+          <w:lang w:val="en-GB"/>
+        </w:rPr>
+        <w:t>Zusammenfassung</w:t>
+      </w:r>
+      <w:proofErr w:type="spellEnd"/>
+      <w:r>
+        <w:rPr>
+          <w:lang w:val="en-GB"/>
+        </w:rPr>
+        <w:t>?</w:t>
+      </w:r>
+    </w:p>
+    <w:p>
+      <w:pPr>
+        <w:jc w:val="both"/>
+        <w:rPr>
+          <w:lang w:val="en-GB"/>
+        </w:rPr>
+      </w:pPr>
+      <w:r>
+        <w:rPr>
+          <w:lang w:val="en-GB"/>
+        </w:rPr>
+        <w:t>Acknowledgements</w:t>
+      </w:r>
+    </w:p>
+    <w:p>
+      <w:pPr>
+        <w:jc w:val="both"/>
+        <w:rPr>
+          <w:lang w:val="en-GB"/>
+        </w:rPr>
+      </w:pPr>
+      <w:r>
+        <w:rPr>
+          <w:lang w:val="en-GB"/>
+        </w:rPr>
+        <w:t xml:space="preserve">Appendix </w:t>
+      </w:r>
+      <w:proofErr w:type="spellStart"/>
+      <w:r>
+        <w:rPr>
+          <w:lang w:val="en-GB"/>
+        </w:rPr>
+        <w:t>kann</w:t>
+      </w:r>
+      <w:proofErr w:type="spellEnd"/>
+      <w:r>
+        <w:rPr>
+          <w:lang w:val="en-GB"/>
+        </w:rPr>
+        <w:t xml:space="preserve"> </w:t>
+      </w:r>
+      <w:proofErr w:type="spellStart"/>
+      <w:r>
+        <w:rPr>
+          <w:lang w:val="en-GB"/>
+        </w:rPr>
+        <w:t>weg</w:t>
+      </w:r>
+      <w:proofErr w:type="spellEnd"/>
+    </w:p>
+    <w:p>
+      <w:pPr>
+        <w:jc w:val="both"/>
+        <w:rPr>
+          <w:lang w:val="en-GB"/>
+        </w:rPr>
+      </w:pPr>
+      <w:proofErr w:type="spellStart"/>
+      <w:r>
+        <w:rPr>
+          <w:lang w:val="en-GB"/>
+        </w:rPr>
+        <w:t>Tabellenverzeichnis</w:t>
+      </w:r>
+      <w:proofErr w:type="spellEnd"/>
+      <w:r>
+        <w:rPr>
+          <w:lang w:val="en-GB"/>
+        </w:rPr>
+        <w:t xml:space="preserve"> </w:t>
+      </w:r>
+      <w:proofErr w:type="spellStart"/>
+      <w:r>
+        <w:rPr>
+          <w:lang w:val="en-GB"/>
+        </w:rPr>
+        <w:t>kann</w:t>
+      </w:r>
+      <w:proofErr w:type="spellEnd"/>
+      <w:r>
+        <w:rPr>
+          <w:lang w:val="en-GB"/>
+        </w:rPr>
+        <w:t xml:space="preserve"> </w:t>
+      </w:r>
+      <w:proofErr w:type="spellStart"/>
+      <w:r>
+        <w:rPr>
+          <w:lang w:val="en-GB"/>
+        </w:rPr>
+        <w:t>weg</w:t>
+      </w:r>
+      <w:proofErr w:type="spellEnd"/>
+    </w:p>
+    <w:p>
+      <w:pPr>
+        <w:jc w:val="both"/>
+        <w:rPr>
+          <w:lang w:val="en-GB"/>
+        </w:rPr>
+      </w:pPr>
+      <w:r>
+        <w:rPr>
+          <w:lang w:val="en-GB"/>
+        </w:rPr>
+        <w:t xml:space="preserve">Listings </w:t>
+      </w:r>
+      <w:proofErr w:type="spellStart"/>
+      <w:r>
+        <w:rPr>
+          <w:lang w:val="en-GB"/>
+        </w:rPr>
+        <w:t>kann</w:t>
+      </w:r>
+      <w:proofErr w:type="spellEnd"/>
+      <w:r>
+        <w:rPr>
+          <w:lang w:val="en-GB"/>
+        </w:rPr>
+        <w:t xml:space="preserve"> </w:t>
+      </w:r>
+      <w:proofErr w:type="spellStart"/>
+      <w:r>
+        <w:rPr>
+          <w:lang w:val="en-GB"/>
+        </w:rPr>
+        <w:t>weg</w:t>
+      </w:r>
+      <w:proofErr w:type="spellEnd"/>
+    </w:p>
+    <w:p>
+      <w:pPr>
+        <w:jc w:val="both"/>
+        <w:rPr>
+          <w:lang w:val="en-GB"/>
+        </w:rPr>
+      </w:pPr>
+      <w:r>
+        <w:rPr>
+          <w:lang w:val="en-GB"/>
+        </w:rPr>
+        <w:t xml:space="preserve">Acronyms </w:t>
+      </w:r>
+      <w:proofErr w:type="spellStart"/>
+      <w:r>
+        <w:rPr>
+          <w:lang w:val="en-GB"/>
+        </w:rPr>
+        <w:t>ausfüllen</w:t>
+      </w:r>
+      <w:proofErr w:type="spellEnd"/>
+    </w:p>
+    <w:p>
+      <w:pPr>
+        <w:jc w:val="both"/>
+        <w:rPr>
+          <w:lang w:val="en-GB"/>
+        </w:rPr>
+      </w:pPr>
+      <w:proofErr w:type="spellStart"/>
+      <w:r>
+        <w:rPr>
+          <w:lang w:val="en-GB"/>
+        </w:rPr>
+        <w:t>Fußnote</w:t>
+      </w:r>
+      <w:proofErr w:type="spellEnd"/>
+      <w:r>
+        <w:rPr>
+          <w:lang w:val="en-GB"/>
+        </w:rPr>
+        <w:t xml:space="preserve"> für Dongles </w:t>
+      </w:r>
+      <w:proofErr w:type="spellStart"/>
+      <w:r>
+        <w:rPr>
+          <w:lang w:val="en-GB"/>
+        </w:rPr>
+        <w:t>behalten</w:t>
+      </w:r>
+      <w:proofErr w:type="spellEnd"/>
+      <w:r>
+        <w:rPr>
+          <w:lang w:val="en-GB"/>
+        </w:rPr>
+        <w:t>?</w:t>
+      </w:r>
+    </w:p>
+    <w:p>
+      <w:pPr>
+        <w:jc w:val="both"/>
+      </w:pPr>
+      <w:r>
+        <w:t>Grund für Durchsatz (Papers)</w:t>
+      </w:r>
+    </w:p>
+    <w:p>
+      <w:pPr>
+        <w:jc w:val="both"/>
+      </w:pPr>
+      <w:r>
+        <w:t>Fazit z</w:t>
+      </w:r>
+      <w:r>
+        <w:t>u Ende schreiben</w:t>
+      </w:r>
     </w:p>
     <w:sectPr>
       <w:pgSz w:w="11906" w:h="16838"/>

--- a/Notes.docx
+++ b/Notes.docx
@@ -129,58 +129,34 @@
         <w:rPr>
           <w:lang w:val="en-GB"/>
         </w:rPr>
-        <w:t xml:space="preserve">-change </w:t>
-      </w:r>
-      <w:proofErr w:type="spellStart"/>
-      <w:r>
-        <w:rPr>
-          <w:lang w:val="en-GB"/>
-        </w:rPr>
-        <w:t>filepaths</w:t>
-      </w:r>
-      <w:proofErr w:type="spellEnd"/>
-    </w:p>
-    <w:p>
-      <w:pPr>
-        <w:rPr>
-          <w:lang w:val="en-GB"/>
-        </w:rPr>
-      </w:pPr>
-      <w:r>
-        <w:rPr>
-          <w:lang w:val="en-GB"/>
-        </w:rPr>
-        <w:t xml:space="preserve">-get BER Value to </w:t>
-      </w:r>
-      <w:proofErr w:type="spellStart"/>
-      <w:r>
-        <w:rPr>
-          <w:lang w:val="en-GB"/>
-        </w:rPr>
-        <w:t>moongen</w:t>
-      </w:r>
-      <w:proofErr w:type="spellEnd"/>
-    </w:p>
-    <w:p>
-      <w:pPr>
-        <w:rPr>
-          <w:lang w:val="en-GB"/>
-        </w:rPr>
-      </w:pPr>
-      <w:r>
-        <w:rPr>
-          <w:lang w:val="en-GB"/>
-        </w:rPr>
-        <w:t xml:space="preserve">-tests with devices, install </w:t>
-      </w:r>
-      <w:proofErr w:type="spellStart"/>
-      <w:r>
-        <w:rPr>
-          <w:lang w:val="en-GB"/>
-        </w:rPr>
-        <w:t>homeassistant</w:t>
-      </w:r>
-      <w:proofErr w:type="spellEnd"/>
+        <w:t>-change filepaths</w:t>
+      </w:r>
+    </w:p>
+    <w:p>
+      <w:pPr>
+        <w:rPr>
+          <w:lang w:val="en-GB"/>
+        </w:rPr>
+      </w:pPr>
+      <w:r>
+        <w:rPr>
+          <w:lang w:val="en-GB"/>
+        </w:rPr>
+        <w:t>-get BER Value to moongen</w:t>
+      </w:r>
+    </w:p>
+    <w:p>
+      <w:pPr>
+        <w:rPr>
+          <w:lang w:val="en-GB"/>
+        </w:rPr>
+      </w:pPr>
+      <w:r>
+        <w:rPr>
+          <w:lang w:val="en-GB"/>
+        </w:rPr>
+        <w:t>-tests with devices, install homeassistant</w:t>
+      </w:r>
     </w:p>
     <w:p>
       <w:pPr>
@@ -218,16 +194,8 @@
         <w:rPr>
           <w:lang w:val="en-GB"/>
         </w:rPr>
-        <w:t xml:space="preserve">-add UE Movement to </w:t>
-      </w:r>
-      <w:proofErr w:type="spellStart"/>
-      <w:r>
-        <w:rPr>
-          <w:lang w:val="en-GB"/>
-        </w:rPr>
-        <w:t>bNode</w:t>
-      </w:r>
-      <w:proofErr w:type="spellEnd"/>
+        <w:t>-add UE Movement to bNode</w:t>
+      </w:r>
     </w:p>
     <w:p>
       <w:pPr>
@@ -347,13 +315,8 @@
       <w:r>
         <w:t>-</w:t>
       </w:r>
-      <w:proofErr w:type="spellStart"/>
-      <w:r>
-        <w:t>Colophon</w:t>
-      </w:r>
-      <w:proofErr w:type="spellEnd"/>
-      <w:r>
-        <w:t xml:space="preserve"> drin lassen?</w:t>
+      <w:r>
+        <w:t>Colophon drin lassen?</w:t>
       </w:r>
     </w:p>
     <w:p>
@@ -366,13 +329,8 @@
     </w:p>
     <w:p/>
     <w:p>
-      <w:proofErr w:type="spellStart"/>
-      <w:r>
-        <w:t>To</w:t>
-      </w:r>
-      <w:proofErr w:type="spellEnd"/>
-      <w:r>
-        <w:t xml:space="preserve"> Do (schreiben):</w:t>
+      <w:r>
+        <w:t>To Do (schreiben):</w:t>
       </w:r>
     </w:p>
     <w:p>
@@ -385,6 +343,9 @@
       <w:r>
         <w:t>ewerten</w:t>
       </w:r>
+      <w:r>
+        <w:t xml:space="preserve"> -</w:t>
+      </w:r>
     </w:p>
     <w:p>
       <w:r>
@@ -393,29 +354,16 @@
       <w:r>
         <w:t>Durchsatz erklären (kommt in die Bewertung der Messungen)</w:t>
       </w:r>
+      <w:r>
+        <w:t xml:space="preserve"> -</w:t>
+      </w:r>
     </w:p>
     <w:p>
       <w:r>
         <w:t>-</w:t>
       </w:r>
       <w:r>
-        <w:t xml:space="preserve">etwas zu </w:t>
-      </w:r>
-      <w:proofErr w:type="spellStart"/>
-      <w:r>
-        <w:t>bluez</w:t>
-      </w:r>
-      <w:proofErr w:type="spellEnd"/>
-      <w:r>
-        <w:t xml:space="preserve"> und </w:t>
-      </w:r>
-      <w:proofErr w:type="spellStart"/>
-      <w:r>
-        <w:t>avahi-daemon</w:t>
-      </w:r>
-      <w:proofErr w:type="spellEnd"/>
-      <w:r>
-        <w:t xml:space="preserve"> schreiben</w:t>
+        <w:t>etwas zu bluez und avahi-daemon schreiben</w:t>
       </w:r>
     </w:p>
     <w:p>
@@ -438,37 +386,33 @@
           <w:t>https://docs.google.com/document/d/1b3BYoqWrCAF6KWtdhI5FYrhYu8JYUh9DCPU0joEeZ4Y/edit?tab=t.0#heading=h.mo86ag2ahowb</w:t>
         </w:r>
       </w:hyperlink>
-    </w:p>
-    <w:p>
-      <w:r>
-        <w:t xml:space="preserve">-Unterschied zwischen Lius und meiner Verwendung von </w:t>
-      </w:r>
-      <w:proofErr w:type="spellStart"/>
-      <w:r>
-        <w:t>MoonLynq</w:t>
-      </w:r>
-      <w:proofErr w:type="spellEnd"/>
-      <w:r>
-        <w:t xml:space="preserve"> offene Fläche/Stadt </w:t>
-      </w:r>
-      <w:proofErr w:type="spellStart"/>
-      <w:r>
-        <w:t>vs</w:t>
-      </w:r>
-      <w:proofErr w:type="spellEnd"/>
-      <w:r>
-        <w:t xml:space="preserve"> kleiner Raum</w:t>
+      <w:r>
+        <w:t xml:space="preserve"> -</w:t>
+      </w:r>
+    </w:p>
+    <w:p>
+      <w:r>
+        <w:t>-Unterschied zwischen Lius und meiner Verwendung von MoonLynq offene Fläche/Stadt vs kleiner Raum</w:t>
+      </w:r>
+      <w:r>
+        <w:t xml:space="preserve"> -</w:t>
       </w:r>
     </w:p>
     <w:p>
       <w:r>
         <w:t>-in Änderungen: drei statt zwei Geräte um den Einfluss der Interferenz besser zu simulieren</w:t>
       </w:r>
+      <w:r>
+        <w:t xml:space="preserve"> -</w:t>
+      </w:r>
     </w:p>
     <w:p>
       <w:r>
         <w:t xml:space="preserve">-Änderungen in Unity hauptsächlich Anpassung der Parameter und Änderung der Verbindungsrelevanten Dinge </w:t>
       </w:r>
+      <w:r>
+        <w:t xml:space="preserve"> -</w:t>
+      </w:r>
     </w:p>
     <w:p>
       <w:r>
@@ -479,6 +423,9 @@
       </w:r>
       <w:r>
         <w:t xml:space="preserve"> (mit \\)</w:t>
+      </w:r>
+      <w:r>
+        <w:t xml:space="preserve"> -</w:t>
       </w:r>
     </w:p>
     <w:p/>
@@ -664,57 +611,7 @@
         <w:rPr>
           <w:lang w:val="en-GB"/>
         </w:rPr>
-        <w:t xml:space="preserve">-set rate of </w:t>
-      </w:r>
-      <w:proofErr w:type="spellStart"/>
-      <w:r>
-        <w:rPr>
-          <w:lang w:val="en-GB"/>
-        </w:rPr>
-        <w:t>TXQueue</w:t>
-      </w:r>
-      <w:proofErr w:type="spellEnd"/>
-      <w:r>
-        <w:rPr>
-          <w:lang w:val="en-GB"/>
-        </w:rPr>
-        <w:t xml:space="preserve"> with </w:t>
-      </w:r>
-      <w:proofErr w:type="spellStart"/>
-      <w:proofErr w:type="gramStart"/>
-      <w:r>
-        <w:rPr>
-          <w:lang w:val="en-GB"/>
-        </w:rPr>
-        <w:t>setRate</w:t>
-      </w:r>
-      <w:proofErr w:type="spellEnd"/>
-      <w:r>
-        <w:rPr>
-          <w:lang w:val="en-GB"/>
-        </w:rPr>
-        <w:t>(</w:t>
-      </w:r>
-      <w:proofErr w:type="gramEnd"/>
-      <w:r>
-        <w:rPr>
-          <w:lang w:val="en-GB"/>
-        </w:rPr>
-        <w:t>) (</w:t>
-      </w:r>
-      <w:proofErr w:type="spellStart"/>
-      <w:r>
-        <w:rPr>
-          <w:lang w:val="en-GB"/>
-        </w:rPr>
-        <w:t>device.lua</w:t>
-      </w:r>
-      <w:proofErr w:type="spellEnd"/>
-      <w:r>
-        <w:rPr>
-          <w:lang w:val="en-GB"/>
-        </w:rPr>
-        <w:t>)</w:t>
+        <w:t>-set rate of TXQueue with setRate() (device.lua)</w:t>
       </w:r>
     </w:p>
     <w:p>
@@ -735,15 +632,7 @@
     <w:p/>
     <w:p>
       <w:r>
-        <w:t xml:space="preserve">-Ergebnisse am Ende mit NS-3 und </w:t>
-      </w:r>
-      <w:proofErr w:type="spellStart"/>
-      <w:r>
-        <w:t>Omnet</w:t>
-      </w:r>
-      <w:proofErr w:type="spellEnd"/>
-      <w:r>
-        <w:t>++ vergleichen</w:t>
+        <w:t>-Ergebnisse am Ende mit NS-3 und Omnet++ vergleichen</w:t>
       </w:r>
       <w:r>
         <w:t>?</w:t>
@@ -915,21 +804,7 @@
         <w:rPr>
           <w:lang w:val="en-GB"/>
         </w:rPr>
-        <w:t>(</w:t>
-      </w:r>
-      <w:proofErr w:type="gramStart"/>
-      <w:r>
-        <w:rPr>
-          <w:lang w:val="en-GB"/>
-        </w:rPr>
-        <w:t>3.waits</w:t>
-      </w:r>
-      <w:proofErr w:type="gramEnd"/>
-      <w:r>
-        <w:rPr>
-          <w:lang w:val="en-GB"/>
-        </w:rPr>
-        <w:t xml:space="preserve"> for acknowledgement and resents if there is none)</w:t>
+        <w:t>(3.waits for acknowledgement and resents if there is none)</w:t>
       </w:r>
     </w:p>
     <w:p>
@@ -1193,13 +1068,8 @@
           <w:bCs/>
         </w:rPr>
       </w:pPr>
-      <w:proofErr w:type="spellStart"/>
-      <w:r>
-        <w:t>To</w:t>
-      </w:r>
-      <w:proofErr w:type="spellEnd"/>
-      <w:r>
-        <w:t xml:space="preserve"> Do:</w:t>
+      <w:r>
+        <w:t>To Do:</w:t>
       </w:r>
     </w:p>
     <w:p>
@@ -1260,21 +1130,7 @@
           <w:lang w:val="en-GB"/>
         </w:rPr>
         <w:lastRenderedPageBreak/>
-        <w:t xml:space="preserve">Plot of </w:t>
-      </w:r>
-      <w:proofErr w:type="spellStart"/>
-      <w:r>
-        <w:rPr>
-          <w:lang w:val="en-GB"/>
-        </w:rPr>
-        <w:t>Durchsatz</w:t>
-      </w:r>
-      <w:proofErr w:type="spellEnd"/>
-      <w:r>
-        <w:rPr>
-          <w:lang w:val="en-GB"/>
-        </w:rPr>
-        <w:t xml:space="preserve"> vs interference at 4 locations</w:t>
+        <w:t>Plot of Durchsatz vs interference at 4 locations</w:t>
       </w:r>
       <w:r>
         <w:rPr>
@@ -1336,31 +1192,7 @@
         <w:jc w:val="both"/>
       </w:pPr>
       <w:r>
-        <w:t xml:space="preserve">(and </w:t>
-      </w:r>
-      <w:proofErr w:type="spellStart"/>
-      <w:r>
-        <w:t>then</w:t>
-      </w:r>
-      <w:proofErr w:type="spellEnd"/>
-      <w:r>
-        <w:t xml:space="preserve"> </w:t>
-      </w:r>
-      <w:proofErr w:type="spellStart"/>
-      <w:r>
-        <w:t>plot</w:t>
-      </w:r>
-      <w:proofErr w:type="spellEnd"/>
-      <w:r>
-        <w:t xml:space="preserve"> </w:t>
-      </w:r>
-      <w:proofErr w:type="spellStart"/>
-      <w:r>
-        <w:t>results</w:t>
-      </w:r>
-      <w:proofErr w:type="spellEnd"/>
-      <w:r>
-        <w:t>)</w:t>
+        <w:t>(and then plot results)</w:t>
       </w:r>
       <w:r>
         <w:sym w:font="Wingdings 2" w:char="F050"/>
@@ -1532,11 +1364,9 @@
         </w:numPr>
         <w:jc w:val="both"/>
       </w:pPr>
-      <w:proofErr w:type="spellStart"/>
       <w:r>
         <w:t>Moonlynq</w:t>
       </w:r>
-      <w:proofErr w:type="spellEnd"/>
     </w:p>
     <w:p>
       <w:pPr>
@@ -1547,21 +1377,8 @@
         <w:jc w:val="both"/>
       </w:pPr>
       <w:r>
-        <w:t xml:space="preserve">2 </w:t>
-      </w:r>
-      <w:proofErr w:type="spellStart"/>
-      <w:r>
-        <w:t>main</w:t>
-      </w:r>
-      <w:proofErr w:type="spellEnd"/>
-      <w:r>
-        <w:t xml:space="preserve"> </w:t>
-      </w:r>
-      <w:proofErr w:type="spellStart"/>
-      <w:r>
-        <w:t>parts</w:t>
-      </w:r>
-      <w:proofErr w:type="spellEnd"/>
+        <w:t>2 main parts</w:t>
+      </w:r>
     </w:p>
     <w:p>
       <w:pPr>
@@ -1571,43 +1388,9 @@
         </w:numPr>
         <w:jc w:val="both"/>
       </w:pPr>
-      <w:proofErr w:type="spellStart"/>
-      <w:r>
-        <w:t>realistic</w:t>
-      </w:r>
-      <w:proofErr w:type="spellEnd"/>
-      <w:r>
-        <w:t xml:space="preserve"> </w:t>
-      </w:r>
-      <w:proofErr w:type="spellStart"/>
-      <w:r>
-        <w:t>model</w:t>
-      </w:r>
-      <w:proofErr w:type="spellEnd"/>
-      <w:r>
-        <w:t xml:space="preserve"> </w:t>
-      </w:r>
-      <w:proofErr w:type="spellStart"/>
-      <w:r>
-        <w:t>of</w:t>
-      </w:r>
-      <w:proofErr w:type="spellEnd"/>
-      <w:r>
-        <w:t xml:space="preserve"> </w:t>
-      </w:r>
-      <w:proofErr w:type="spellStart"/>
-      <w:r>
-        <w:t>the</w:t>
-      </w:r>
-      <w:proofErr w:type="spellEnd"/>
-      <w:r>
-        <w:t xml:space="preserve"> </w:t>
-      </w:r>
-      <w:proofErr w:type="spellStart"/>
-      <w:r>
-        <w:t>worlsd</w:t>
-      </w:r>
-      <w:proofErr w:type="spellEnd"/>
+      <w:r>
+        <w:t>realistic model of the worlsd</w:t>
+      </w:r>
     </w:p>
     <w:p>
       <w:pPr>
@@ -1617,19 +1400,9 @@
         </w:numPr>
         <w:jc w:val="both"/>
       </w:pPr>
-      <w:proofErr w:type="spellStart"/>
-      <w:r>
-        <w:t>Worldmodel</w:t>
-      </w:r>
-      <w:proofErr w:type="spellEnd"/>
-      <w:r>
-        <w:t xml:space="preserve"> --&gt; SNR/RSS --&gt; CQI --&gt; MCS --&gt;</w:t>
-      </w:r>
-      <w:proofErr w:type="spellStart"/>
-      <w:r>
-        <w:t>durchsatz</w:t>
-      </w:r>
-      <w:proofErr w:type="spellEnd"/>
+      <w:r>
+        <w:t>Worldmodel --&gt; SNR/RSS --&gt; CQI --&gt; MCS --&gt;durchsatz</w:t>
+      </w:r>
     </w:p>
     <w:p>
       <w:pPr>
@@ -1658,13 +1431,8 @@
         <w:jc w:val="both"/>
       </w:pPr>
       <w:r>
-        <w:t xml:space="preserve">HARQ </w:t>
-      </w:r>
-      <w:proofErr w:type="spellStart"/>
-      <w:r>
-        <w:t>implementation</w:t>
-      </w:r>
-      <w:proofErr w:type="spellEnd"/>
+        <w:t>HARQ implementation</w:t>
+      </w:r>
     </w:p>
     <w:p>
       <w:pPr>
@@ -1675,13 +1443,8 @@
         <w:jc w:val="both"/>
       </w:pPr>
       <w:r>
-        <w:t xml:space="preserve">Include a </w:t>
-      </w:r>
-      <w:proofErr w:type="spellStart"/>
-      <w:r>
-        <w:t>picture</w:t>
-      </w:r>
-      <w:proofErr w:type="spellEnd"/>
+        <w:t>Include a picture</w:t>
+      </w:r>
     </w:p>
     <w:p>
       <w:pPr>
@@ -1691,11 +1454,9 @@
         </w:numPr>
         <w:jc w:val="both"/>
       </w:pPr>
-      <w:proofErr w:type="spellStart"/>
       <w:r>
         <w:t>Openthread</w:t>
       </w:r>
-      <w:proofErr w:type="spellEnd"/>
       <w:r>
         <w:sym w:font="Wingdings 2" w:char="F050"/>
       </w:r>
@@ -1708,11 +1469,9 @@
         </w:numPr>
         <w:jc w:val="both"/>
       </w:pPr>
-      <w:proofErr w:type="spellStart"/>
       <w:r>
         <w:t>Emulab</w:t>
       </w:r>
-      <w:proofErr w:type="spellEnd"/>
       <w:r>
         <w:sym w:font="Wingdings 2" w:char="F050"/>
       </w:r>
@@ -1725,21 +1484,8 @@
         </w:numPr>
         <w:jc w:val="both"/>
       </w:pPr>
-      <w:proofErr w:type="spellStart"/>
-      <w:r>
-        <w:t>Related</w:t>
-      </w:r>
-      <w:proofErr w:type="spellEnd"/>
-      <w:r>
-        <w:t xml:space="preserve"> </w:t>
-      </w:r>
-      <w:proofErr w:type="spellStart"/>
-      <w:r>
-        <w:t>work</w:t>
-      </w:r>
-      <w:proofErr w:type="spellEnd"/>
-      <w:r>
-        <w:t>?</w:t>
+      <w:r>
+        <w:t>Related work?</w:t>
       </w:r>
     </w:p>
     <w:p>
@@ -1787,15 +1533,7 @@
         <w:jc w:val="both"/>
       </w:pPr>
       <w:r>
-        <w:t xml:space="preserve">Liu </w:t>
-      </w:r>
-      <w:proofErr w:type="spellStart"/>
-      <w:r>
-        <w:t>section</w:t>
-      </w:r>
-      <w:proofErr w:type="spellEnd"/>
-      <w:r>
-        <w:t xml:space="preserve"> 1.1</w:t>
+        <w:t>Liu section 1.1</w:t>
       </w:r>
     </w:p>
     <w:p>
@@ -1822,21 +1560,8 @@
         <w:jc w:val="both"/>
       </w:pPr>
       <w:r>
-        <w:t xml:space="preserve">More </w:t>
-      </w:r>
-      <w:proofErr w:type="spellStart"/>
-      <w:r>
-        <w:t>with</w:t>
-      </w:r>
-      <w:proofErr w:type="spellEnd"/>
-      <w:r>
-        <w:t xml:space="preserve"> last </w:t>
-      </w:r>
-      <w:proofErr w:type="spellStart"/>
-      <w:r>
-        <w:t>experiment</w:t>
-      </w:r>
-      <w:proofErr w:type="spellEnd"/>
+        <w:t>More with last experiment</w:t>
+      </w:r>
       <w:r>
         <w:sym w:font="Wingdings 2" w:char="F050"/>
       </w:r>
@@ -1850,13 +1575,8 @@
         <w:jc w:val="both"/>
       </w:pPr>
       <w:r>
-        <w:t xml:space="preserve">Plot </w:t>
-      </w:r>
-      <w:proofErr w:type="spellStart"/>
-      <w:r>
-        <w:t>results</w:t>
-      </w:r>
-      <w:proofErr w:type="spellEnd"/>
+        <w:t>Plot results</w:t>
+      </w:r>
       <w:r>
         <w:sym w:font="Wingdings 2" w:char="F050"/>
       </w:r>
@@ -1885,13 +1605,8 @@
         <w:jc w:val="both"/>
       </w:pPr>
       <w:r>
-        <w:t xml:space="preserve">Plot </w:t>
-      </w:r>
-      <w:proofErr w:type="spellStart"/>
-      <w:r>
-        <w:t>results</w:t>
-      </w:r>
-      <w:proofErr w:type="spellEnd"/>
+        <w:t>Plot results</w:t>
+      </w:r>
       <w:r>
         <w:sym w:font="Wingdings 2" w:char="F050"/>
       </w:r>
@@ -1911,13 +1626,8 @@
         <w:t>(</w:t>
       </w:r>
       <w:r>
-        <w:t xml:space="preserve">&amp; </w:t>
-      </w:r>
-      <w:proofErr w:type="spellStart"/>
-      <w:r>
-        <w:t>pictures</w:t>
-      </w:r>
-      <w:proofErr w:type="spellEnd"/>
+        <w:t>&amp; pictures</w:t>
+      </w:r>
       <w:r>
         <w:t>) einfügen</w:t>
       </w:r>
@@ -1934,13 +1644,8 @@
         <w:jc w:val="both"/>
       </w:pPr>
       <w:r>
-        <w:t xml:space="preserve">Future </w:t>
-      </w:r>
-      <w:proofErr w:type="spellStart"/>
-      <w:r>
-        <w:t>work</w:t>
-      </w:r>
-      <w:proofErr w:type="spellEnd"/>
+        <w:t>Future work</w:t>
+      </w:r>
       <w:r>
         <w:t xml:space="preserve"> (Ausblick)</w:t>
       </w:r>
@@ -1956,11 +1661,9 @@
         </w:numPr>
         <w:jc w:val="both"/>
       </w:pPr>
-      <w:proofErr w:type="spellStart"/>
       <w:r>
         <w:t>Conclusion</w:t>
       </w:r>
-      <w:proofErr w:type="spellEnd"/>
       <w:r>
         <w:sym w:font="Wingdings 2" w:char="F050"/>
       </w:r>
@@ -2023,21 +1726,7 @@
         <w:rPr>
           <w:lang w:val="en-GB"/>
         </w:rPr>
-        <w:t>Abstract/</w:t>
-      </w:r>
-      <w:proofErr w:type="spellStart"/>
-      <w:r>
-        <w:rPr>
-          <w:lang w:val="en-GB"/>
-        </w:rPr>
-        <w:t>Zusammenfassung</w:t>
-      </w:r>
-      <w:proofErr w:type="spellEnd"/>
-      <w:r>
-        <w:rPr>
-          <w:lang w:val="en-GB"/>
-        </w:rPr>
-        <w:t>?</w:t>
+        <w:t>Abstract/Zusammenfassung?</w:t>
       </w:r>
     </w:p>
     <w:p>
@@ -2065,167 +1754,63 @@
         <w:rPr>
           <w:lang w:val="en-GB"/>
         </w:rPr>
-        <w:t xml:space="preserve">Appendix </w:t>
-      </w:r>
-      <w:proofErr w:type="spellStart"/>
-      <w:r>
-        <w:rPr>
-          <w:lang w:val="en-GB"/>
-        </w:rPr>
-        <w:t>kann</w:t>
-      </w:r>
-      <w:proofErr w:type="spellEnd"/>
-      <w:r>
-        <w:rPr>
-          <w:lang w:val="en-GB"/>
-        </w:rPr>
-        <w:t xml:space="preserve"> </w:t>
-      </w:r>
-      <w:proofErr w:type="spellStart"/>
-      <w:r>
-        <w:rPr>
-          <w:lang w:val="en-GB"/>
-        </w:rPr>
-        <w:t>weg</w:t>
-      </w:r>
-      <w:proofErr w:type="spellEnd"/>
-    </w:p>
-    <w:p>
-      <w:pPr>
-        <w:jc w:val="both"/>
-        <w:rPr>
-          <w:lang w:val="en-GB"/>
-        </w:rPr>
-      </w:pPr>
-      <w:proofErr w:type="spellStart"/>
-      <w:r>
-        <w:rPr>
-          <w:lang w:val="en-GB"/>
-        </w:rPr>
-        <w:t>Tabellenverzeichnis</w:t>
-      </w:r>
-      <w:proofErr w:type="spellEnd"/>
-      <w:r>
-        <w:rPr>
-          <w:lang w:val="en-GB"/>
-        </w:rPr>
-        <w:t xml:space="preserve"> </w:t>
-      </w:r>
-      <w:proofErr w:type="spellStart"/>
-      <w:r>
-        <w:rPr>
-          <w:lang w:val="en-GB"/>
-        </w:rPr>
-        <w:t>kann</w:t>
-      </w:r>
-      <w:proofErr w:type="spellEnd"/>
-      <w:r>
-        <w:rPr>
-          <w:lang w:val="en-GB"/>
-        </w:rPr>
-        <w:t xml:space="preserve"> </w:t>
-      </w:r>
-      <w:proofErr w:type="spellStart"/>
-      <w:r>
-        <w:rPr>
-          <w:lang w:val="en-GB"/>
-        </w:rPr>
-        <w:t>weg</w:t>
-      </w:r>
-      <w:proofErr w:type="spellEnd"/>
-    </w:p>
-    <w:p>
-      <w:pPr>
-        <w:jc w:val="both"/>
-        <w:rPr>
-          <w:lang w:val="en-GB"/>
-        </w:rPr>
-      </w:pPr>
-      <w:r>
-        <w:rPr>
-          <w:lang w:val="en-GB"/>
-        </w:rPr>
-        <w:t xml:space="preserve">Listings </w:t>
-      </w:r>
-      <w:proofErr w:type="spellStart"/>
-      <w:r>
-        <w:rPr>
-          <w:lang w:val="en-GB"/>
-        </w:rPr>
-        <w:t>kann</w:t>
-      </w:r>
-      <w:proofErr w:type="spellEnd"/>
-      <w:r>
-        <w:rPr>
-          <w:lang w:val="en-GB"/>
-        </w:rPr>
-        <w:t xml:space="preserve"> </w:t>
-      </w:r>
-      <w:proofErr w:type="spellStart"/>
-      <w:r>
-        <w:rPr>
-          <w:lang w:val="en-GB"/>
-        </w:rPr>
-        <w:t>weg</w:t>
-      </w:r>
-      <w:proofErr w:type="spellEnd"/>
-    </w:p>
-    <w:p>
-      <w:pPr>
-        <w:jc w:val="both"/>
-        <w:rPr>
-          <w:lang w:val="en-GB"/>
-        </w:rPr>
-      </w:pPr>
-      <w:r>
-        <w:rPr>
-          <w:lang w:val="en-GB"/>
-        </w:rPr>
-        <w:t xml:space="preserve">Acronyms </w:t>
-      </w:r>
-      <w:proofErr w:type="spellStart"/>
-      <w:r>
-        <w:rPr>
-          <w:lang w:val="en-GB"/>
-        </w:rPr>
-        <w:t>ausfüllen</w:t>
-      </w:r>
-      <w:proofErr w:type="spellEnd"/>
-    </w:p>
-    <w:p>
-      <w:pPr>
-        <w:jc w:val="both"/>
-        <w:rPr>
-          <w:lang w:val="en-GB"/>
-        </w:rPr>
-      </w:pPr>
-      <w:proofErr w:type="spellStart"/>
-      <w:r>
-        <w:rPr>
-          <w:lang w:val="en-GB"/>
-        </w:rPr>
-        <w:t>Fußnote</w:t>
-      </w:r>
-      <w:proofErr w:type="spellEnd"/>
-      <w:r>
-        <w:rPr>
-          <w:lang w:val="en-GB"/>
-        </w:rPr>
-        <w:t xml:space="preserve"> für Dongles </w:t>
-      </w:r>
-      <w:proofErr w:type="spellStart"/>
-      <w:r>
-        <w:rPr>
-          <w:lang w:val="en-GB"/>
-        </w:rPr>
-        <w:t>behalten</w:t>
-      </w:r>
-      <w:proofErr w:type="spellEnd"/>
-      <w:r>
-        <w:rPr>
-          <w:lang w:val="en-GB"/>
-        </w:rPr>
-        <w:t>?</w:t>
+        <w:t>Appendix kann weg</w:t>
+      </w:r>
+    </w:p>
+    <w:p>
+      <w:pPr>
+        <w:jc w:val="both"/>
+        <w:rPr>
+          <w:lang w:val="en-GB"/>
+        </w:rPr>
+      </w:pPr>
+      <w:r>
+        <w:rPr>
+          <w:lang w:val="en-GB"/>
+        </w:rPr>
+        <w:t>Tabellenverzeichnis kann weg</w:t>
+      </w:r>
+    </w:p>
+    <w:p>
+      <w:pPr>
+        <w:jc w:val="both"/>
+        <w:rPr>
+          <w:lang w:val="en-GB"/>
+        </w:rPr>
+      </w:pPr>
+      <w:r>
+        <w:rPr>
+          <w:lang w:val="en-GB"/>
+        </w:rPr>
+        <w:t>Listings kann weg</w:t>
+      </w:r>
+    </w:p>
+    <w:p>
+      <w:pPr>
+        <w:jc w:val="both"/>
+        <w:rPr>
+          <w:lang w:val="en-GB"/>
+        </w:rPr>
+      </w:pPr>
+      <w:r>
+        <w:rPr>
+          <w:lang w:val="en-GB"/>
+        </w:rPr>
+        <w:t>Acronyms ausfüllen</w:t>
+      </w:r>
+    </w:p>
+    <w:p>
+      <w:pPr>
+        <w:jc w:val="both"/>
+        <w:rPr>
+          <w:lang w:val="en-GB"/>
+        </w:rPr>
+      </w:pPr>
+      <w:r>
+        <w:rPr>
+          <w:lang w:val="en-GB"/>
+        </w:rPr>
+        <w:t>Fußnote für Dongles behalten?</w:t>
       </w:r>
     </w:p>
     <w:p>
@@ -2245,6 +1830,22 @@
       </w:r>
       <w:r>
         <w:t>u Ende schreiben</w:t>
+      </w:r>
+    </w:p>
+    <w:p>
+      <w:pPr>
+        <w:jc w:val="both"/>
+      </w:pPr>
+      <w:r>
+        <w:t>Farbe im Druck? Bei Abkürzungen oder urls?</w:t>
+      </w:r>
+    </w:p>
+    <w:p>
+      <w:pPr>
+        <w:jc w:val="both"/>
+      </w:pPr>
+      <w:r>
+        <w:t>Zu lange Zeilen in verbatim, wie behandeln?</w:t>
       </w:r>
     </w:p>
     <w:sectPr>

--- a/Notes.docx
+++ b/Notes.docx
@@ -129,34 +129,58 @@
         <w:rPr>
           <w:lang w:val="en-GB"/>
         </w:rPr>
-        <w:t>-change filepaths</w:t>
-      </w:r>
-    </w:p>
-    <w:p>
-      <w:pPr>
-        <w:rPr>
-          <w:lang w:val="en-GB"/>
-        </w:rPr>
-      </w:pPr>
-      <w:r>
-        <w:rPr>
-          <w:lang w:val="en-GB"/>
-        </w:rPr>
-        <w:t>-get BER Value to moongen</w:t>
-      </w:r>
-    </w:p>
-    <w:p>
-      <w:pPr>
-        <w:rPr>
-          <w:lang w:val="en-GB"/>
-        </w:rPr>
-      </w:pPr>
-      <w:r>
-        <w:rPr>
-          <w:lang w:val="en-GB"/>
-        </w:rPr>
-        <w:t>-tests with devices, install homeassistant</w:t>
-      </w:r>
+        <w:t xml:space="preserve">-change </w:t>
+      </w:r>
+      <w:proofErr w:type="spellStart"/>
+      <w:r>
+        <w:rPr>
+          <w:lang w:val="en-GB"/>
+        </w:rPr>
+        <w:t>filepaths</w:t>
+      </w:r>
+      <w:proofErr w:type="spellEnd"/>
+    </w:p>
+    <w:p>
+      <w:pPr>
+        <w:rPr>
+          <w:lang w:val="en-GB"/>
+        </w:rPr>
+      </w:pPr>
+      <w:r>
+        <w:rPr>
+          <w:lang w:val="en-GB"/>
+        </w:rPr>
+        <w:t xml:space="preserve">-get BER Value to </w:t>
+      </w:r>
+      <w:proofErr w:type="spellStart"/>
+      <w:r>
+        <w:rPr>
+          <w:lang w:val="en-GB"/>
+        </w:rPr>
+        <w:t>moongen</w:t>
+      </w:r>
+      <w:proofErr w:type="spellEnd"/>
+    </w:p>
+    <w:p>
+      <w:pPr>
+        <w:rPr>
+          <w:lang w:val="en-GB"/>
+        </w:rPr>
+      </w:pPr>
+      <w:r>
+        <w:rPr>
+          <w:lang w:val="en-GB"/>
+        </w:rPr>
+        <w:t xml:space="preserve">-tests with devices, install </w:t>
+      </w:r>
+      <w:proofErr w:type="spellStart"/>
+      <w:r>
+        <w:rPr>
+          <w:lang w:val="en-GB"/>
+        </w:rPr>
+        <w:t>homeassistant</w:t>
+      </w:r>
+      <w:proofErr w:type="spellEnd"/>
     </w:p>
     <w:p>
       <w:pPr>
@@ -194,8 +218,16 @@
         <w:rPr>
           <w:lang w:val="en-GB"/>
         </w:rPr>
-        <w:t>-add UE Movement to bNode</w:t>
-      </w:r>
+        <w:t xml:space="preserve">-add UE Movement to </w:t>
+      </w:r>
+      <w:proofErr w:type="spellStart"/>
+      <w:r>
+        <w:rPr>
+          <w:lang w:val="en-GB"/>
+        </w:rPr>
+        <w:t>bNode</w:t>
+      </w:r>
+      <w:proofErr w:type="spellEnd"/>
     </w:p>
     <w:p>
       <w:pPr>
@@ -315,8 +347,13 @@
       <w:r>
         <w:t>-</w:t>
       </w:r>
-      <w:r>
-        <w:t>Colophon drin lassen?</w:t>
+      <w:proofErr w:type="spellStart"/>
+      <w:r>
+        <w:t>Colophon</w:t>
+      </w:r>
+      <w:proofErr w:type="spellEnd"/>
+      <w:r>
+        <w:t xml:space="preserve"> drin lassen?</w:t>
       </w:r>
     </w:p>
     <w:p>
@@ -329,8 +366,13 @@
     </w:p>
     <w:p/>
     <w:p>
-      <w:r>
-        <w:t>To Do (schreiben):</w:t>
+      <w:proofErr w:type="spellStart"/>
+      <w:r>
+        <w:t>To</w:t>
+      </w:r>
+      <w:proofErr w:type="spellEnd"/>
+      <w:r>
+        <w:t xml:space="preserve"> Do (schreiben):</w:t>
       </w:r>
     </w:p>
     <w:p>
@@ -363,7 +405,23 @@
         <w:t>-</w:t>
       </w:r>
       <w:r>
-        <w:t>etwas zu bluez und avahi-daemon schreiben</w:t>
+        <w:t xml:space="preserve">etwas zu </w:t>
+      </w:r>
+      <w:proofErr w:type="spellStart"/>
+      <w:r>
+        <w:t>bluez</w:t>
+      </w:r>
+      <w:proofErr w:type="spellEnd"/>
+      <w:r>
+        <w:t xml:space="preserve"> und </w:t>
+      </w:r>
+      <w:proofErr w:type="spellStart"/>
+      <w:r>
+        <w:t>avahi-daemon</w:t>
+      </w:r>
+      <w:proofErr w:type="spellEnd"/>
+      <w:r>
+        <w:t xml:space="preserve"> schreiben</w:t>
       </w:r>
     </w:p>
     <w:p>
@@ -392,7 +450,23 @@
     </w:p>
     <w:p>
       <w:r>
-        <w:t>-Unterschied zwischen Lius und meiner Verwendung von MoonLynq offene Fläche/Stadt vs kleiner Raum</w:t>
+        <w:t xml:space="preserve">-Unterschied zwischen Lius und meiner Verwendung von </w:t>
+      </w:r>
+      <w:proofErr w:type="spellStart"/>
+      <w:r>
+        <w:t>MoonLynq</w:t>
+      </w:r>
+      <w:proofErr w:type="spellEnd"/>
+      <w:r>
+        <w:t xml:space="preserve"> offene Fläche/Stadt </w:t>
+      </w:r>
+      <w:proofErr w:type="spellStart"/>
+      <w:r>
+        <w:t>vs</w:t>
+      </w:r>
+      <w:proofErr w:type="spellEnd"/>
+      <w:r>
+        <w:t xml:space="preserve"> kleiner Raum</w:t>
       </w:r>
       <w:r>
         <w:t xml:space="preserve"> -</w:t>
@@ -408,11 +482,16 @@
     </w:p>
     <w:p>
       <w:r>
-        <w:t xml:space="preserve">-Änderungen in Unity hauptsächlich Anpassung der Parameter und Änderung der Verbindungsrelevanten Dinge </w:t>
+        <w:t xml:space="preserve">-Änderungen in Unity hauptsächlich Anpassung der Parameter und Änderung der Verbindungsrelevanten </w:t>
+      </w:r>
+      <w:proofErr w:type="gramStart"/>
+      <w:r>
+        <w:t xml:space="preserve">Dinge </w:t>
       </w:r>
       <w:r>
         <w:t xml:space="preserve"> -</w:t>
       </w:r>
+      <w:proofErr w:type="gramEnd"/>
     </w:p>
     <w:p>
       <w:r>
@@ -611,7 +690,57 @@
         <w:rPr>
           <w:lang w:val="en-GB"/>
         </w:rPr>
-        <w:t>-set rate of TXQueue with setRate() (device.lua)</w:t>
+        <w:t xml:space="preserve">-set rate of </w:t>
+      </w:r>
+      <w:proofErr w:type="spellStart"/>
+      <w:r>
+        <w:rPr>
+          <w:lang w:val="en-GB"/>
+        </w:rPr>
+        <w:t>TXQueue</w:t>
+      </w:r>
+      <w:proofErr w:type="spellEnd"/>
+      <w:r>
+        <w:rPr>
+          <w:lang w:val="en-GB"/>
+        </w:rPr>
+        <w:t xml:space="preserve"> with </w:t>
+      </w:r>
+      <w:proofErr w:type="spellStart"/>
+      <w:proofErr w:type="gramStart"/>
+      <w:r>
+        <w:rPr>
+          <w:lang w:val="en-GB"/>
+        </w:rPr>
+        <w:t>setRate</w:t>
+      </w:r>
+      <w:proofErr w:type="spellEnd"/>
+      <w:r>
+        <w:rPr>
+          <w:lang w:val="en-GB"/>
+        </w:rPr>
+        <w:t>(</w:t>
+      </w:r>
+      <w:proofErr w:type="gramEnd"/>
+      <w:r>
+        <w:rPr>
+          <w:lang w:val="en-GB"/>
+        </w:rPr>
+        <w:t>) (</w:t>
+      </w:r>
+      <w:proofErr w:type="spellStart"/>
+      <w:r>
+        <w:rPr>
+          <w:lang w:val="en-GB"/>
+        </w:rPr>
+        <w:t>device.lua</w:t>
+      </w:r>
+      <w:proofErr w:type="spellEnd"/>
+      <w:r>
+        <w:rPr>
+          <w:lang w:val="en-GB"/>
+        </w:rPr>
+        <w:t>)</w:t>
       </w:r>
     </w:p>
     <w:p>
@@ -632,7 +761,15 @@
     <w:p/>
     <w:p>
       <w:r>
-        <w:t>-Ergebnisse am Ende mit NS-3 und Omnet++ vergleichen</w:t>
+        <w:t xml:space="preserve">-Ergebnisse am Ende mit NS-3 und </w:t>
+      </w:r>
+      <w:proofErr w:type="spellStart"/>
+      <w:r>
+        <w:t>Omnet</w:t>
+      </w:r>
+      <w:proofErr w:type="spellEnd"/>
+      <w:r>
+        <w:t>++ vergleichen</w:t>
       </w:r>
       <w:r>
         <w:t>?</w:t>
@@ -804,7 +941,21 @@
         <w:rPr>
           <w:lang w:val="en-GB"/>
         </w:rPr>
-        <w:t>(3.waits for acknowledgement and resents if there is none)</w:t>
+        <w:t>(</w:t>
+      </w:r>
+      <w:proofErr w:type="gramStart"/>
+      <w:r>
+        <w:rPr>
+          <w:lang w:val="en-GB"/>
+        </w:rPr>
+        <w:t>3.waits</w:t>
+      </w:r>
+      <w:proofErr w:type="gramEnd"/>
+      <w:r>
+        <w:rPr>
+          <w:lang w:val="en-GB"/>
+        </w:rPr>
+        <w:t xml:space="preserve"> for acknowledgement and resents if there is none)</w:t>
       </w:r>
     </w:p>
     <w:p>
@@ -1068,8 +1219,13 @@
           <w:bCs/>
         </w:rPr>
       </w:pPr>
-      <w:r>
-        <w:t>To Do:</w:t>
+      <w:proofErr w:type="spellStart"/>
+      <w:r>
+        <w:t>To</w:t>
+      </w:r>
+      <w:proofErr w:type="spellEnd"/>
+      <w:r>
+        <w:t xml:space="preserve"> Do:</w:t>
       </w:r>
     </w:p>
     <w:p>
@@ -1130,7 +1286,21 @@
           <w:lang w:val="en-GB"/>
         </w:rPr>
         <w:lastRenderedPageBreak/>
-        <w:t>Plot of Durchsatz vs interference at 4 locations</w:t>
+        <w:t xml:space="preserve">Plot of </w:t>
+      </w:r>
+      <w:proofErr w:type="spellStart"/>
+      <w:r>
+        <w:rPr>
+          <w:lang w:val="en-GB"/>
+        </w:rPr>
+        <w:t>Durchsatz</w:t>
+      </w:r>
+      <w:proofErr w:type="spellEnd"/>
+      <w:r>
+        <w:rPr>
+          <w:lang w:val="en-GB"/>
+        </w:rPr>
+        <w:t xml:space="preserve"> vs interference at 4 locations</w:t>
       </w:r>
       <w:r>
         <w:rPr>
@@ -1192,7 +1362,31 @@
         <w:jc w:val="both"/>
       </w:pPr>
       <w:r>
-        <w:t>(and then plot results)</w:t>
+        <w:t xml:space="preserve">(and </w:t>
+      </w:r>
+      <w:proofErr w:type="spellStart"/>
+      <w:r>
+        <w:t>then</w:t>
+      </w:r>
+      <w:proofErr w:type="spellEnd"/>
+      <w:r>
+        <w:t xml:space="preserve"> </w:t>
+      </w:r>
+      <w:proofErr w:type="spellStart"/>
+      <w:r>
+        <w:t>plot</w:t>
+      </w:r>
+      <w:proofErr w:type="spellEnd"/>
+      <w:r>
+        <w:t xml:space="preserve"> </w:t>
+      </w:r>
+      <w:proofErr w:type="spellStart"/>
+      <w:r>
+        <w:t>results</w:t>
+      </w:r>
+      <w:proofErr w:type="spellEnd"/>
+      <w:r>
+        <w:t>)</w:t>
       </w:r>
       <w:r>
         <w:sym w:font="Wingdings 2" w:char="F050"/>
@@ -1364,9 +1558,11 @@
         </w:numPr>
         <w:jc w:val="both"/>
       </w:pPr>
+      <w:proofErr w:type="spellStart"/>
       <w:r>
         <w:t>Moonlynq</w:t>
       </w:r>
+      <w:proofErr w:type="spellEnd"/>
     </w:p>
     <w:p>
       <w:pPr>
@@ -1377,8 +1573,21 @@
         <w:jc w:val="both"/>
       </w:pPr>
       <w:r>
-        <w:t>2 main parts</w:t>
-      </w:r>
+        <w:t xml:space="preserve">2 </w:t>
+      </w:r>
+      <w:proofErr w:type="spellStart"/>
+      <w:r>
+        <w:t>main</w:t>
+      </w:r>
+      <w:proofErr w:type="spellEnd"/>
+      <w:r>
+        <w:t xml:space="preserve"> </w:t>
+      </w:r>
+      <w:proofErr w:type="spellStart"/>
+      <w:r>
+        <w:t>parts</w:t>
+      </w:r>
+      <w:proofErr w:type="spellEnd"/>
     </w:p>
     <w:p>
       <w:pPr>
@@ -1388,9 +1597,43 @@
         </w:numPr>
         <w:jc w:val="both"/>
       </w:pPr>
-      <w:r>
-        <w:t>realistic model of the worlsd</w:t>
-      </w:r>
+      <w:proofErr w:type="spellStart"/>
+      <w:r>
+        <w:t>realistic</w:t>
+      </w:r>
+      <w:proofErr w:type="spellEnd"/>
+      <w:r>
+        <w:t xml:space="preserve"> </w:t>
+      </w:r>
+      <w:proofErr w:type="spellStart"/>
+      <w:r>
+        <w:t>model</w:t>
+      </w:r>
+      <w:proofErr w:type="spellEnd"/>
+      <w:r>
+        <w:t xml:space="preserve"> </w:t>
+      </w:r>
+      <w:proofErr w:type="spellStart"/>
+      <w:r>
+        <w:t>of</w:t>
+      </w:r>
+      <w:proofErr w:type="spellEnd"/>
+      <w:r>
+        <w:t xml:space="preserve"> </w:t>
+      </w:r>
+      <w:proofErr w:type="spellStart"/>
+      <w:r>
+        <w:t>the</w:t>
+      </w:r>
+      <w:proofErr w:type="spellEnd"/>
+      <w:r>
+        <w:t xml:space="preserve"> </w:t>
+      </w:r>
+      <w:proofErr w:type="spellStart"/>
+      <w:r>
+        <w:t>worlsd</w:t>
+      </w:r>
+      <w:proofErr w:type="spellEnd"/>
     </w:p>
     <w:p>
       <w:pPr>
@@ -1400,9 +1643,19 @@
         </w:numPr>
         <w:jc w:val="both"/>
       </w:pPr>
-      <w:r>
-        <w:t>Worldmodel --&gt; SNR/RSS --&gt; CQI --&gt; MCS --&gt;durchsatz</w:t>
-      </w:r>
+      <w:proofErr w:type="spellStart"/>
+      <w:r>
+        <w:t>Worldmodel</w:t>
+      </w:r>
+      <w:proofErr w:type="spellEnd"/>
+      <w:r>
+        <w:t xml:space="preserve"> --&gt; SNR/RSS --&gt; CQI --&gt; MCS --&gt;</w:t>
+      </w:r>
+      <w:proofErr w:type="spellStart"/>
+      <w:r>
+        <w:t>durchsatz</w:t>
+      </w:r>
+      <w:proofErr w:type="spellEnd"/>
     </w:p>
     <w:p>
       <w:pPr>
@@ -1431,8 +1684,13 @@
         <w:jc w:val="both"/>
       </w:pPr>
       <w:r>
-        <w:t>HARQ implementation</w:t>
-      </w:r>
+        <w:t xml:space="preserve">HARQ </w:t>
+      </w:r>
+      <w:proofErr w:type="spellStart"/>
+      <w:r>
+        <w:t>implementation</w:t>
+      </w:r>
+      <w:proofErr w:type="spellEnd"/>
     </w:p>
     <w:p>
       <w:pPr>
@@ -1443,8 +1701,13 @@
         <w:jc w:val="both"/>
       </w:pPr>
       <w:r>
-        <w:t>Include a picture</w:t>
-      </w:r>
+        <w:t xml:space="preserve">Include a </w:t>
+      </w:r>
+      <w:proofErr w:type="spellStart"/>
+      <w:r>
+        <w:t>picture</w:t>
+      </w:r>
+      <w:proofErr w:type="spellEnd"/>
     </w:p>
     <w:p>
       <w:pPr>
@@ -1454,9 +1717,11 @@
         </w:numPr>
         <w:jc w:val="both"/>
       </w:pPr>
+      <w:proofErr w:type="spellStart"/>
       <w:r>
         <w:t>Openthread</w:t>
       </w:r>
+      <w:proofErr w:type="spellEnd"/>
       <w:r>
         <w:sym w:font="Wingdings 2" w:char="F050"/>
       </w:r>
@@ -1469,9 +1734,11 @@
         </w:numPr>
         <w:jc w:val="both"/>
       </w:pPr>
+      <w:proofErr w:type="spellStart"/>
       <w:r>
         <w:t>Emulab</w:t>
       </w:r>
+      <w:proofErr w:type="spellEnd"/>
       <w:r>
         <w:sym w:font="Wingdings 2" w:char="F050"/>
       </w:r>
@@ -1484,8 +1751,21 @@
         </w:numPr>
         <w:jc w:val="both"/>
       </w:pPr>
-      <w:r>
-        <w:t>Related work?</w:t>
+      <w:proofErr w:type="spellStart"/>
+      <w:r>
+        <w:t>Related</w:t>
+      </w:r>
+      <w:proofErr w:type="spellEnd"/>
+      <w:r>
+        <w:t xml:space="preserve"> </w:t>
+      </w:r>
+      <w:proofErr w:type="spellStart"/>
+      <w:r>
+        <w:t>work</w:t>
+      </w:r>
+      <w:proofErr w:type="spellEnd"/>
+      <w:r>
+        <w:t>?</w:t>
       </w:r>
     </w:p>
     <w:p>
@@ -1533,7 +1813,15 @@
         <w:jc w:val="both"/>
       </w:pPr>
       <w:r>
-        <w:t>Liu section 1.1</w:t>
+        <w:t xml:space="preserve">Liu </w:t>
+      </w:r>
+      <w:proofErr w:type="spellStart"/>
+      <w:r>
+        <w:t>section</w:t>
+      </w:r>
+      <w:proofErr w:type="spellEnd"/>
+      <w:r>
+        <w:t xml:space="preserve"> 1.1</w:t>
       </w:r>
     </w:p>
     <w:p>
@@ -1560,8 +1848,21 @@
         <w:jc w:val="both"/>
       </w:pPr>
       <w:r>
-        <w:t>More with last experiment</w:t>
-      </w:r>
+        <w:t xml:space="preserve">More </w:t>
+      </w:r>
+      <w:proofErr w:type="spellStart"/>
+      <w:r>
+        <w:t>with</w:t>
+      </w:r>
+      <w:proofErr w:type="spellEnd"/>
+      <w:r>
+        <w:t xml:space="preserve"> last </w:t>
+      </w:r>
+      <w:proofErr w:type="spellStart"/>
+      <w:r>
+        <w:t>experiment</w:t>
+      </w:r>
+      <w:proofErr w:type="spellEnd"/>
       <w:r>
         <w:sym w:font="Wingdings 2" w:char="F050"/>
       </w:r>
@@ -1575,8 +1876,13 @@
         <w:jc w:val="both"/>
       </w:pPr>
       <w:r>
-        <w:t>Plot results</w:t>
-      </w:r>
+        <w:t xml:space="preserve">Plot </w:t>
+      </w:r>
+      <w:proofErr w:type="spellStart"/>
+      <w:r>
+        <w:t>results</w:t>
+      </w:r>
+      <w:proofErr w:type="spellEnd"/>
       <w:r>
         <w:sym w:font="Wingdings 2" w:char="F050"/>
       </w:r>
@@ -1605,8 +1911,13 @@
         <w:jc w:val="both"/>
       </w:pPr>
       <w:r>
-        <w:t>Plot results</w:t>
-      </w:r>
+        <w:t xml:space="preserve">Plot </w:t>
+      </w:r>
+      <w:proofErr w:type="spellStart"/>
+      <w:r>
+        <w:t>results</w:t>
+      </w:r>
+      <w:proofErr w:type="spellEnd"/>
       <w:r>
         <w:sym w:font="Wingdings 2" w:char="F050"/>
       </w:r>
@@ -1626,8 +1937,13 @@
         <w:t>(</w:t>
       </w:r>
       <w:r>
-        <w:t>&amp; pictures</w:t>
-      </w:r>
+        <w:t xml:space="preserve">&amp; </w:t>
+      </w:r>
+      <w:proofErr w:type="spellStart"/>
+      <w:r>
+        <w:t>pictures</w:t>
+      </w:r>
+      <w:proofErr w:type="spellEnd"/>
       <w:r>
         <w:t>) einfügen</w:t>
       </w:r>
@@ -1644,8 +1960,13 @@
         <w:jc w:val="both"/>
       </w:pPr>
       <w:r>
-        <w:t>Future work</w:t>
-      </w:r>
+        <w:t xml:space="preserve">Future </w:t>
+      </w:r>
+      <w:proofErr w:type="spellStart"/>
+      <w:r>
+        <w:t>work</w:t>
+      </w:r>
+      <w:proofErr w:type="spellEnd"/>
       <w:r>
         <w:t xml:space="preserve"> (Ausblick)</w:t>
       </w:r>
@@ -1661,9 +1982,11 @@
         </w:numPr>
         <w:jc w:val="both"/>
       </w:pPr>
+      <w:proofErr w:type="spellStart"/>
       <w:r>
         <w:t>Conclusion</w:t>
       </w:r>
+      <w:proofErr w:type="spellEnd"/>
       <w:r>
         <w:sym w:font="Wingdings 2" w:char="F050"/>
       </w:r>
@@ -1714,19 +2037,81 @@
         </w:rPr>
         <w:t>Dedication</w:t>
       </w:r>
-    </w:p>
-    <w:p>
-      <w:pPr>
-        <w:jc w:val="both"/>
-        <w:rPr>
-          <w:lang w:val="en-GB"/>
-        </w:rPr>
-      </w:pPr>
-      <w:r>
-        <w:rPr>
-          <w:lang w:val="en-GB"/>
-        </w:rPr>
-        <w:t>Abstract/Zusammenfassung?</w:t>
+      <w:r>
+        <w:rPr>
+          <w:lang w:val="en-GB"/>
+        </w:rPr>
+        <w:t xml:space="preserve"> -&gt; </w:t>
+      </w:r>
+      <w:proofErr w:type="spellStart"/>
+      <w:r>
+        <w:rPr>
+          <w:lang w:val="en-GB"/>
+        </w:rPr>
+        <w:t>kann</w:t>
+      </w:r>
+      <w:proofErr w:type="spellEnd"/>
+      <w:r>
+        <w:rPr>
+          <w:lang w:val="en-GB"/>
+        </w:rPr>
+        <w:t xml:space="preserve"> </w:t>
+      </w:r>
+      <w:proofErr w:type="spellStart"/>
+      <w:r>
+        <w:rPr>
+          <w:lang w:val="en-GB"/>
+        </w:rPr>
+        <w:t>weg</w:t>
+      </w:r>
+      <w:proofErr w:type="spellEnd"/>
+    </w:p>
+    <w:p>
+      <w:pPr>
+        <w:jc w:val="both"/>
+        <w:rPr>
+          <w:lang w:val="en-GB"/>
+        </w:rPr>
+      </w:pPr>
+      <w:r>
+        <w:rPr>
+          <w:lang w:val="en-GB"/>
+        </w:rPr>
+        <w:t>Abstract/</w:t>
+      </w:r>
+      <w:proofErr w:type="spellStart"/>
+      <w:r>
+        <w:rPr>
+          <w:lang w:val="en-GB"/>
+        </w:rPr>
+        <w:t>Zusammenfassung</w:t>
+      </w:r>
+      <w:proofErr w:type="spellEnd"/>
+      <w:r>
+        <w:rPr>
+          <w:lang w:val="en-GB"/>
+        </w:rPr>
+        <w:t>?</w:t>
+      </w:r>
+      <w:r>
+        <w:rPr>
+          <w:lang w:val="en-GB"/>
+        </w:rPr>
+        <w:t xml:space="preserve"> -&gt; </w:t>
+      </w:r>
+      <w:proofErr w:type="spellStart"/>
+      <w:r>
+        <w:rPr>
+          <w:lang w:val="en-GB"/>
+        </w:rPr>
+        <w:t>Nötig</w:t>
+      </w:r>
+      <w:proofErr w:type="spellEnd"/>
+      <w:r>
+        <w:rPr>
+          <w:lang w:val="en-GB"/>
+        </w:rPr>
+        <w:t>!!!</w:t>
       </w:r>
     </w:p>
     <w:p>
@@ -1742,75 +2127,231 @@
         </w:rPr>
         <w:t>Acknowledgements</w:t>
       </w:r>
-    </w:p>
-    <w:p>
-      <w:pPr>
-        <w:jc w:val="both"/>
-        <w:rPr>
-          <w:lang w:val="en-GB"/>
-        </w:rPr>
-      </w:pPr>
-      <w:r>
-        <w:rPr>
-          <w:lang w:val="en-GB"/>
-        </w:rPr>
-        <w:t>Appendix kann weg</w:t>
-      </w:r>
-    </w:p>
-    <w:p>
-      <w:pPr>
-        <w:jc w:val="both"/>
-        <w:rPr>
-          <w:lang w:val="en-GB"/>
-        </w:rPr>
-      </w:pPr>
-      <w:r>
-        <w:rPr>
-          <w:lang w:val="en-GB"/>
-        </w:rPr>
-        <w:t>Tabellenverzeichnis kann weg</w:t>
-      </w:r>
-    </w:p>
-    <w:p>
-      <w:pPr>
-        <w:jc w:val="both"/>
-        <w:rPr>
-          <w:lang w:val="en-GB"/>
-        </w:rPr>
-      </w:pPr>
-      <w:r>
-        <w:rPr>
-          <w:lang w:val="en-GB"/>
-        </w:rPr>
-        <w:t>Listings kann weg</w:t>
-      </w:r>
-    </w:p>
-    <w:p>
-      <w:pPr>
-        <w:jc w:val="both"/>
-        <w:rPr>
-          <w:lang w:val="en-GB"/>
-        </w:rPr>
-      </w:pPr>
-      <w:r>
-        <w:rPr>
-          <w:lang w:val="en-GB"/>
-        </w:rPr>
-        <w:t>Acronyms ausfüllen</w:t>
-      </w:r>
-    </w:p>
-    <w:p>
-      <w:pPr>
-        <w:jc w:val="both"/>
-        <w:rPr>
-          <w:lang w:val="en-GB"/>
-        </w:rPr>
-      </w:pPr>
-      <w:r>
-        <w:rPr>
-          <w:lang w:val="en-GB"/>
-        </w:rPr>
-        <w:t>Fußnote für Dongles behalten?</w:t>
+      <w:r>
+        <w:rPr>
+          <w:lang w:val="en-GB"/>
+        </w:rPr>
+        <w:t xml:space="preserve"> -&gt; </w:t>
+      </w:r>
+      <w:proofErr w:type="spellStart"/>
+      <w:r>
+        <w:rPr>
+          <w:lang w:val="en-GB"/>
+        </w:rPr>
+        <w:t>kann</w:t>
+      </w:r>
+      <w:proofErr w:type="spellEnd"/>
+      <w:r>
+        <w:rPr>
+          <w:lang w:val="en-GB"/>
+        </w:rPr>
+        <w:t xml:space="preserve"> </w:t>
+      </w:r>
+      <w:proofErr w:type="spellStart"/>
+      <w:r>
+        <w:rPr>
+          <w:lang w:val="en-GB"/>
+        </w:rPr>
+        <w:t>weg</w:t>
+      </w:r>
+      <w:proofErr w:type="spellEnd"/>
+    </w:p>
+    <w:p>
+      <w:pPr>
+        <w:jc w:val="both"/>
+        <w:rPr>
+          <w:lang w:val="en-GB"/>
+        </w:rPr>
+      </w:pPr>
+      <w:r>
+        <w:rPr>
+          <w:lang w:val="en-GB"/>
+        </w:rPr>
+        <w:t xml:space="preserve">Appendix </w:t>
+      </w:r>
+      <w:r>
+        <w:rPr>
+          <w:lang w:val="en-GB"/>
+        </w:rPr>
+        <w:t xml:space="preserve">-&gt; </w:t>
+      </w:r>
+      <w:proofErr w:type="spellStart"/>
+      <w:r>
+        <w:rPr>
+          <w:lang w:val="en-GB"/>
+        </w:rPr>
+        <w:t>kann</w:t>
+      </w:r>
+      <w:proofErr w:type="spellEnd"/>
+      <w:r>
+        <w:rPr>
+          <w:lang w:val="en-GB"/>
+        </w:rPr>
+        <w:t xml:space="preserve"> </w:t>
+      </w:r>
+      <w:proofErr w:type="spellStart"/>
+      <w:r>
+        <w:rPr>
+          <w:lang w:val="en-GB"/>
+        </w:rPr>
+        <w:t>weg</w:t>
+      </w:r>
+      <w:proofErr w:type="spellEnd"/>
+    </w:p>
+    <w:p>
+      <w:pPr>
+        <w:jc w:val="both"/>
+        <w:rPr>
+          <w:lang w:val="en-GB"/>
+        </w:rPr>
+      </w:pPr>
+      <w:proofErr w:type="spellStart"/>
+      <w:r>
+        <w:rPr>
+          <w:lang w:val="en-GB"/>
+        </w:rPr>
+        <w:t>Tabellenverzeichnis</w:t>
+      </w:r>
+      <w:proofErr w:type="spellEnd"/>
+      <w:r>
+        <w:rPr>
+          <w:lang w:val="en-GB"/>
+        </w:rPr>
+        <w:t xml:space="preserve"> </w:t>
+      </w:r>
+      <w:r>
+        <w:rPr>
+          <w:lang w:val="en-GB"/>
+        </w:rPr>
+        <w:t xml:space="preserve">-&gt; </w:t>
+      </w:r>
+      <w:proofErr w:type="spellStart"/>
+      <w:r>
+        <w:rPr>
+          <w:lang w:val="en-GB"/>
+        </w:rPr>
+        <w:t>kann</w:t>
+      </w:r>
+      <w:proofErr w:type="spellEnd"/>
+      <w:r>
+        <w:rPr>
+          <w:lang w:val="en-GB"/>
+        </w:rPr>
+        <w:t xml:space="preserve"> </w:t>
+      </w:r>
+      <w:proofErr w:type="spellStart"/>
+      <w:r>
+        <w:rPr>
+          <w:lang w:val="en-GB"/>
+        </w:rPr>
+        <w:t>weg</w:t>
+      </w:r>
+      <w:proofErr w:type="spellEnd"/>
+    </w:p>
+    <w:p>
+      <w:pPr>
+        <w:jc w:val="both"/>
+        <w:rPr>
+          <w:lang w:val="en-GB"/>
+        </w:rPr>
+      </w:pPr>
+      <w:r>
+        <w:rPr>
+          <w:lang w:val="en-GB"/>
+        </w:rPr>
+        <w:t xml:space="preserve">Listings </w:t>
+      </w:r>
+      <w:r>
+        <w:rPr>
+          <w:lang w:val="en-GB"/>
+        </w:rPr>
+        <w:t xml:space="preserve">-&gt; </w:t>
+      </w:r>
+      <w:proofErr w:type="spellStart"/>
+      <w:r>
+        <w:rPr>
+          <w:lang w:val="en-GB"/>
+        </w:rPr>
+        <w:t>kann</w:t>
+      </w:r>
+      <w:proofErr w:type="spellEnd"/>
+      <w:r>
+        <w:rPr>
+          <w:lang w:val="en-GB"/>
+        </w:rPr>
+        <w:t xml:space="preserve"> </w:t>
+      </w:r>
+      <w:proofErr w:type="spellStart"/>
+      <w:r>
+        <w:rPr>
+          <w:lang w:val="en-GB"/>
+        </w:rPr>
+        <w:t>weg</w:t>
+      </w:r>
+      <w:proofErr w:type="spellEnd"/>
+    </w:p>
+    <w:p>
+      <w:pPr>
+        <w:jc w:val="both"/>
+        <w:rPr>
+          <w:lang w:val="en-GB"/>
+        </w:rPr>
+      </w:pPr>
+      <w:r>
+        <w:rPr>
+          <w:lang w:val="en-GB"/>
+        </w:rPr>
+        <w:t xml:space="preserve">Acronyms </w:t>
+      </w:r>
+      <w:proofErr w:type="spellStart"/>
+      <w:r>
+        <w:rPr>
+          <w:lang w:val="en-GB"/>
+        </w:rPr>
+        <w:t>ausfüllen</w:t>
+      </w:r>
+      <w:proofErr w:type="spellEnd"/>
+      <w:r>
+        <w:rPr>
+          <w:lang w:val="en-GB"/>
+        </w:rPr>
+        <w:t xml:space="preserve"> -done</w:t>
+      </w:r>
+    </w:p>
+    <w:p>
+      <w:pPr>
+        <w:jc w:val="both"/>
+        <w:rPr>
+          <w:lang w:val="en-GB"/>
+        </w:rPr>
+      </w:pPr>
+      <w:proofErr w:type="spellStart"/>
+      <w:r>
+        <w:rPr>
+          <w:lang w:val="en-GB"/>
+        </w:rPr>
+        <w:t>Fußnote</w:t>
+      </w:r>
+      <w:proofErr w:type="spellEnd"/>
+      <w:r>
+        <w:rPr>
+          <w:lang w:val="en-GB"/>
+        </w:rPr>
+        <w:t xml:space="preserve"> für Dongles </w:t>
+      </w:r>
+      <w:proofErr w:type="spellStart"/>
+      <w:r>
+        <w:rPr>
+          <w:lang w:val="en-GB"/>
+        </w:rPr>
+        <w:t>behalten</w:t>
+      </w:r>
+      <w:proofErr w:type="spellEnd"/>
+      <w:r>
+        <w:rPr>
+          <w:lang w:val="en-GB"/>
+        </w:rPr>
+        <w:t>?</w:t>
       </w:r>
     </w:p>
     <w:p>
@@ -1820,6 +2361,14 @@
       <w:r>
         <w:t>Grund für Durchsatz (Papers)</w:t>
       </w:r>
+      <w:r>
+        <w:t xml:space="preserve"> -</w:t>
+      </w:r>
+      <w:proofErr w:type="spellStart"/>
+      <w:r>
+        <w:t>done</w:t>
+      </w:r>
+      <w:proofErr w:type="spellEnd"/>
     </w:p>
     <w:p>
       <w:pPr>
@@ -1831,21 +2380,270 @@
       <w:r>
         <w:t>u Ende schreiben</w:t>
       </w:r>
-    </w:p>
-    <w:p>
-      <w:pPr>
-        <w:jc w:val="both"/>
-      </w:pPr>
-      <w:r>
-        <w:t>Farbe im Druck? Bei Abkürzungen oder urls?</w:t>
-      </w:r>
-    </w:p>
-    <w:p>
-      <w:pPr>
-        <w:jc w:val="both"/>
-      </w:pPr>
-      <w:r>
-        <w:t>Zu lange Zeilen in verbatim, wie behandeln?</w:t>
+      <w:r>
+        <w:t xml:space="preserve"> -</w:t>
+      </w:r>
+      <w:proofErr w:type="spellStart"/>
+      <w:r>
+        <w:t>done</w:t>
+      </w:r>
+      <w:proofErr w:type="spellEnd"/>
+      <w:r>
+        <w:t>?</w:t>
+      </w:r>
+    </w:p>
+    <w:p>
+      <w:pPr>
+        <w:jc w:val="both"/>
+      </w:pPr>
+      <w:r>
+        <w:t xml:space="preserve">Farbe im Druck? Bei Abkürzungen oder </w:t>
+      </w:r>
+      <w:proofErr w:type="spellStart"/>
+      <w:r>
+        <w:t>urls</w:t>
+      </w:r>
+      <w:proofErr w:type="spellEnd"/>
+      <w:r>
+        <w:t>?</w:t>
+      </w:r>
+      <w:r>
+        <w:t xml:space="preserve"> So lassen </w:t>
+      </w:r>
+    </w:p>
+    <w:p>
+      <w:pPr>
+        <w:jc w:val="both"/>
+      </w:pPr>
+      <w:r>
+        <w:t xml:space="preserve">Zu lange Zeilen in </w:t>
+      </w:r>
+      <w:proofErr w:type="spellStart"/>
+      <w:r>
+        <w:t>verbatim</w:t>
+      </w:r>
+      <w:proofErr w:type="spellEnd"/>
+      <w:r>
+        <w:t>, wie behandeln?</w:t>
+      </w:r>
+    </w:p>
+    <w:p>
+      <w:pPr>
+        <w:jc w:val="both"/>
+      </w:pPr>
+    </w:p>
+    <w:p>
+      <w:pPr>
+        <w:jc w:val="both"/>
+      </w:pPr>
+    </w:p>
+    <w:p>
+      <w:pPr>
+        <w:jc w:val="both"/>
+      </w:pPr>
+    </w:p>
+    <w:p>
+      <w:pPr>
+        <w:jc w:val="both"/>
+      </w:pPr>
+      <w:r>
+        <w:lastRenderedPageBreak/>
+        <w:t>Sektion Scripts bei Implementierung entfernen</w:t>
+      </w:r>
+    </w:p>
+    <w:p>
+      <w:pPr>
+        <w:jc w:val="both"/>
+      </w:pPr>
+      <w:proofErr w:type="spellStart"/>
+      <w:r>
+        <w:t>Acronyms</w:t>
+      </w:r>
+      <w:proofErr w:type="spellEnd"/>
+      <w:r>
+        <w:t xml:space="preserve"> nochmal angucken, teilweise in Abbildungsverzeichnis voll ausgeschrieben -&gt; im Text nie voll ausgeschrieben</w:t>
+      </w:r>
+    </w:p>
+    <w:p>
+      <w:pPr>
+        <w:jc w:val="both"/>
+      </w:pPr>
+      <w:r>
+        <w:t>Quelle für das DPDK</w:t>
+      </w:r>
+      <w:r>
+        <w:t>-</w:t>
+      </w:r>
+      <w:r>
+        <w:t>Bild angeben!</w:t>
+      </w:r>
+    </w:p>
+    <w:p>
+      <w:pPr>
+        <w:jc w:val="both"/>
+      </w:pPr>
+      <w:r>
+        <w:t>Messungen und Messreihen nochmal angucken!</w:t>
+      </w:r>
+    </w:p>
+    <w:p>
+      <w:pPr>
+        <w:jc w:val="both"/>
+      </w:pPr>
+      <w:r>
+        <w:t xml:space="preserve">Diagramme: </w:t>
+      </w:r>
+    </w:p>
+    <w:p>
+      <w:pPr>
+        <w:ind w:firstLine="708"/>
+        <w:jc w:val="both"/>
+      </w:pPr>
+      <w:r>
+        <w:t>gleiche Farbe für Punkte</w:t>
+      </w:r>
+      <w:r>
+        <w:t xml:space="preserve"> Abbildung Messung 1 keine Interferenz</w:t>
+      </w:r>
+    </w:p>
+    <w:p>
+      <w:pPr>
+        <w:ind w:firstLine="708"/>
+        <w:jc w:val="both"/>
+      </w:pPr>
+      <w:r>
+        <w:t>verschiedene Formen in Abbildung Messung 2</w:t>
+      </w:r>
+    </w:p>
+    <w:p>
+      <w:pPr>
+        <w:jc w:val="both"/>
+      </w:pPr>
+      <w:r>
+        <w:t xml:space="preserve">Nochmal wegen Papers zu </w:t>
+      </w:r>
+      <w:proofErr w:type="spellStart"/>
+      <w:r>
+        <w:t>Throughput</w:t>
+      </w:r>
+      <w:proofErr w:type="spellEnd"/>
+      <w:r>
+        <w:t>!</w:t>
+      </w:r>
+    </w:p>
+    <w:p>
+      <w:pPr>
+        <w:jc w:val="both"/>
+      </w:pPr>
+      <w:r>
+        <w:t xml:space="preserve">Thread kein Funkprotokoll -&gt; siehe </w:t>
+      </w:r>
+      <w:proofErr w:type="spellStart"/>
+      <w:r>
+        <w:t>Brentons</w:t>
+      </w:r>
+      <w:proofErr w:type="spellEnd"/>
+      <w:r>
+        <w:t xml:space="preserve"> Kommentare</w:t>
+      </w:r>
+    </w:p>
+    <w:p>
+      <w:pPr>
+        <w:jc w:val="both"/>
+      </w:pPr>
+      <w:r>
+        <w:t>Bilder zu den drei Geräten in Unity und das näher beschreiben</w:t>
+      </w:r>
+    </w:p>
+    <w:p>
+      <w:pPr>
+        <w:jc w:val="both"/>
+      </w:pPr>
+      <w:r>
+        <w:t xml:space="preserve">In </w:t>
+      </w:r>
+      <w:proofErr w:type="spellStart"/>
+      <w:r>
+        <w:t>Moongen</w:t>
+      </w:r>
+      <w:proofErr w:type="spellEnd"/>
+      <w:r>
+        <w:t xml:space="preserve"> das \^2 korrigieren zu ^2</w:t>
+      </w:r>
+    </w:p>
+    <w:p>
+      <w:pPr>
+        <w:jc w:val="both"/>
+      </w:pPr>
+      <w:r>
+        <w:t xml:space="preserve">Man bei Messungen </w:t>
+      </w:r>
+      <w:proofErr w:type="gramStart"/>
+      <w:r>
+        <w:t>korrigieren</w:t>
+      </w:r>
+      <w:proofErr w:type="gramEnd"/>
+    </w:p>
+    <w:p>
+      <w:pPr>
+        <w:jc w:val="both"/>
+      </w:pPr>
+      <w:r>
+        <w:t>Abbildung Messung 4 bei Änderungen einfügen mit Messreihe für Positionen 2-4 und 7, Punkt für die anderen Positionen einfügen, beides mit anderen Farben und Formen für die Punkte</w:t>
+      </w:r>
+    </w:p>
+    <w:p>
+      <w:pPr>
+        <w:jc w:val="both"/>
+      </w:pPr>
+      <w:r>
+        <w:t>Warum den ZB-Dongle? Welche Firmware wird verwendet?</w:t>
+      </w:r>
+    </w:p>
+    <w:p>
+      <w:pPr>
+        <w:jc w:val="both"/>
+      </w:pPr>
+      <w:r>
+        <w:t>Abstract</w:t>
+      </w:r>
+      <w:r>
+        <w:t xml:space="preserve">/Zusammenfassung </w:t>
+      </w:r>
+      <w:r>
+        <w:t>und Fazit schreiben</w:t>
+      </w:r>
+      <w:r>
+        <w:t xml:space="preserve"> (Kommentar von </w:t>
+      </w:r>
+      <w:proofErr w:type="spellStart"/>
+      <w:r>
+        <w:t>Brenton</w:t>
+      </w:r>
+      <w:proofErr w:type="spellEnd"/>
+      <w:r>
+        <w:t>)</w:t>
+      </w:r>
+    </w:p>
+    <w:p>
+      <w:pPr>
+        <w:jc w:val="both"/>
+      </w:pPr>
+      <w:r>
+        <w:t>Das am Ende entfernen</w:t>
+      </w:r>
+    </w:p>
+    <w:p>
+      <w:pPr>
+        <w:jc w:val="both"/>
+      </w:pPr>
+    </w:p>
+    <w:p>
+      <w:pPr>
+        <w:jc w:val="both"/>
+      </w:pPr>
+      <w:r>
+        <w:t>Arbeit im Sekretariat abgeben</w:t>
       </w:r>
     </w:p>
     <w:sectPr>

--- a/Notes.docx
+++ b/Notes.docx
@@ -2450,6 +2450,14 @@
         <w:lastRenderedPageBreak/>
         <w:t>Sektion Scripts bei Implementierung entfernen</w:t>
       </w:r>
+      <w:r>
+        <w:t xml:space="preserve"> -</w:t>
+      </w:r>
+      <w:proofErr w:type="spellStart"/>
+      <w:r>
+        <w:t>done</w:t>
+      </w:r>
+      <w:proofErr w:type="spellEnd"/>
     </w:p>
     <w:p>
       <w:pPr>
@@ -2463,6 +2471,19 @@
       <w:r>
         <w:t xml:space="preserve"> nochmal angucken, teilweise in Abbildungsverzeichnis voll ausgeschrieben -&gt; im Text nie voll ausgeschrieben</w:t>
       </w:r>
+      <w:r>
+        <w:t xml:space="preserve"> -</w:t>
+      </w:r>
+      <w:proofErr w:type="spellStart"/>
+      <w:r>
+        <w:t>done</w:t>
+      </w:r>
+      <w:proofErr w:type="spellEnd"/>
+    </w:p>
+    <w:p>
+      <w:pPr>
+        <w:jc w:val="both"/>
+      </w:pPr>
     </w:p>
     <w:p>
       <w:pPr>
@@ -2477,6 +2498,14 @@
       <w:r>
         <w:t>Bild angeben!</w:t>
       </w:r>
+      <w:r>
+        <w:t xml:space="preserve"> -</w:t>
+      </w:r>
+      <w:proofErr w:type="spellStart"/>
+      <w:r>
+        <w:t>done</w:t>
+      </w:r>
+      <w:proofErr w:type="spellEnd"/>
     </w:p>
     <w:p>
       <w:pPr>
@@ -2485,6 +2514,14 @@
       <w:r>
         <w:t>Messungen und Messreihen nochmal angucken!</w:t>
       </w:r>
+      <w:r>
+        <w:t xml:space="preserve"> -</w:t>
+      </w:r>
+      <w:proofErr w:type="spellStart"/>
+      <w:r>
+        <w:t>done</w:t>
+      </w:r>
+      <w:proofErr w:type="spellEnd"/>
     </w:p>
     <w:p>
       <w:pPr>
@@ -2530,6 +2567,14 @@
       <w:r>
         <w:t>!</w:t>
       </w:r>
+      <w:r>
+        <w:t xml:space="preserve"> -</w:t>
+      </w:r>
+      <w:proofErr w:type="spellStart"/>
+      <w:r>
+        <w:t>done</w:t>
+      </w:r>
+      <w:proofErr w:type="spellEnd"/>
     </w:p>
     <w:p>
       <w:pPr>
